--- a/6-Algorithim/14-SELECTIVE PREDICTION FRAMEWORK/New Microsoft Word Document.docx
+++ b/6-Algorithim/14-SELECTIVE PREDICTION FRAMEWORK/New Microsoft Word Document.docx
@@ -930,12 +930,35 @@
       <w:r>
         <w:rPr>
           <w:rStyle w:val="Strong"/>
+          <w:color w:val="FF0000"/>
         </w:rPr>
         <w:t>y_proba</w:t>
       </w:r>
       <w:r>
-        <w:rPr/>
+        <w:rPr>
+          <w:color w:val="FF0000"/>
+        </w:rPr>
         <w:t xml:space="preserve"> </w:t>
+      </w:r>
+      <w:r>
+        <w:rPr>
+          <w:b/>
+          <w:bCs/>
+          <w:color w:val="2A6099"/>
+        </w:rPr>
+        <w:t>or</w:t>
+      </w:r>
+      <w:r>
+        <w:rPr>
+          <w:color w:val="2A6099"/>
+        </w:rPr>
+        <w:t xml:space="preserve"> </w:t>
+      </w:r>
+      <w:r>
+        <w:rPr>
+          <w:color w:val="FF4000"/>
+        </w:rPr>
+        <w:t>P(Default)</w:t>
       </w:r>
     </w:p>
     <w:p>
@@ -2037,19 +2060,3575 @@
     </w:tbl>
     <w:p>
       <w:pPr>
+        <w:pStyle w:val="Normal"/>
+        <w:bidi w:val="0"/>
+        <w:spacing w:before="0" w:after="283"/>
+        <w:jc w:val="end"/>
+        <w:rPr>
+          <w:rFonts w:ascii="2  Mitra_1 (MRT)" w:hAnsi="2  Mitra_1 (MRT)" w:cs="2  Mitra_1 (MRT)"/>
+          <w:color w:val="FF0000"/>
+        </w:rPr>
+      </w:pPr>
+      <w:r>
+        <w:rPr>
+          <w:rFonts w:ascii="2  Mitra_1 (MRT)" w:hAnsi="2  Mitra_1 (MRT)" w:cs="2  Mitra_1 (MRT)"/>
+          <w:color w:val="FF0000"/>
+          <w:rtl w:val="true"/>
+        </w:rPr>
+        <w:t>سوال اینحاست</w:t>
+      </w:r>
+      <w:r>
+        <w:rPr>
+          <w:rFonts w:ascii="2  Mitra_1 (MRT)" w:hAnsi="2  Mitra_1 (MRT)" w:cs="2  Mitra_1 (MRT)"/>
+          <w:color w:val="FF0000"/>
+        </w:rPr>
+        <w:t xml:space="preserve"> </w:t>
+      </w:r>
+      <w:r>
+        <w:rPr>
+          <w:rFonts w:cs="2  Mitra_1 (MRT)" w:ascii="2  Mitra_1 (MRT)" w:hAnsi="2  Mitra_1 (MRT)"/>
+          <w:color w:val="FF0000"/>
+        </w:rPr>
+        <w:t xml:space="preserve">t1 and t2 </w:t>
+      </w:r>
+      <w:r>
+        <w:rPr>
+          <w:rFonts w:ascii="2  Mitra_1 (MRT)" w:hAnsi="2  Mitra_1 (MRT)" w:cs="2  Mitra_1 (MRT)"/>
+          <w:color w:val="FF0000"/>
+          <w:rtl w:val="true"/>
+        </w:rPr>
+        <w:t>رو بر چه اساسی بدست اورده ایم</w:t>
+      </w:r>
+    </w:p>
+    <w:p>
+      <w:pPr>
+        <w:pStyle w:val="BodyText"/>
+        <w:bidi w:val="0"/>
+        <w:jc w:val="end"/>
+        <w:rPr>
+          <w:rFonts w:ascii="2  Mitra_1 (MRT)" w:hAnsi="2  Mitra_1 (MRT)" w:cs="2  Mitra_1 (MRT)"/>
+        </w:rPr>
+      </w:pPr>
+      <w:r>
+        <w:rPr>
+          <w:rFonts w:ascii="2  Mitra_1 (MRT)" w:hAnsi="2  Mitra_1 (MRT)" w:cs="2  Mitra_1 (MRT)"/>
+          <w:rtl w:val="true"/>
+        </w:rPr>
+        <w:t>این دقیقاً مهم‌ترین سؤال این بخش است و اگر در جلسه دفاع از پایان‌نامه از شما بپرسند، باید بتوانید به آن پاسخ دهید</w:t>
+      </w:r>
+      <w:r>
+        <w:rPr>
+          <w:rFonts w:cs="2  Mitra_1 (MRT)" w:ascii="2  Mitra_1 (MRT)" w:hAnsi="2  Mitra_1 (MRT)"/>
+        </w:rPr>
+        <w:t>.</w:t>
+      </w:r>
+    </w:p>
+    <w:p>
+      <w:pPr>
+        <w:pStyle w:val="BodyText"/>
+        <w:bidi w:val="0"/>
+        <w:jc w:val="end"/>
+        <w:rPr/>
+      </w:pPr>
+      <w:r>
+        <w:rPr>
+          <w:rStyle w:val="Strong"/>
+          <w:rFonts w:ascii="2  Mitra_1 (MRT)" w:hAnsi="2  Mitra_1 (MRT)" w:cs="2  Mitra_1 (MRT)"/>
+          <w:rtl w:val="true"/>
+        </w:rPr>
+        <w:t>پاسخ کوتاه</w:t>
+      </w:r>
+      <w:r>
+        <w:rPr>
+          <w:rStyle w:val="Strong"/>
+          <w:rFonts w:cs="2  Mitra_1 (MRT)" w:ascii="2  Mitra_1 (MRT)" w:hAnsi="2  Mitra_1 (MRT)"/>
+        </w:rPr>
+        <w:t>:</w:t>
+      </w:r>
+    </w:p>
+    <w:p>
+      <w:pPr>
+        <w:pStyle w:val="BodyText"/>
+        <w:bidi w:val="0"/>
+        <w:jc w:val="end"/>
+        <w:rPr/>
+      </w:pPr>
+      <w:r>
+        <w:rPr>
+          <w:rStyle w:val="Strong"/>
+          <w:rFonts w:cs="2  Mitra_1 (MRT)" w:ascii="2  Mitra_1 (MRT)" w:hAnsi="2  Mitra_1 (MRT)"/>
+          <w:color w:val="FF0000"/>
+        </w:rPr>
+        <w:t xml:space="preserve">t1 </w:t>
+      </w:r>
+      <w:r>
+        <w:rPr>
+          <w:rStyle w:val="Strong"/>
+          <w:rFonts w:ascii="2  Mitra_1 (MRT)" w:hAnsi="2  Mitra_1 (MRT)" w:cs="2  Mitra_1 (MRT)"/>
+          <w:color w:val="FF0000"/>
+          <w:rtl w:val="true"/>
+        </w:rPr>
+        <w:t>و</w:t>
+      </w:r>
+      <w:r>
+        <w:rPr>
+          <w:rStyle w:val="Strong"/>
+          <w:rFonts w:ascii="2  Mitra_1 (MRT)" w:hAnsi="2  Mitra_1 (MRT)" w:cs="2  Mitra_1 (MRT)"/>
+          <w:color w:val="FF0000"/>
+        </w:rPr>
+        <w:t xml:space="preserve"> </w:t>
+      </w:r>
+      <w:r>
+        <w:rPr>
+          <w:rStyle w:val="Strong"/>
+          <w:rFonts w:cs="2  Mitra_1 (MRT)" w:ascii="2  Mitra_1 (MRT)" w:hAnsi="2  Mitra_1 (MRT)"/>
+          <w:color w:val="FF0000"/>
+        </w:rPr>
+        <w:t xml:space="preserve">t2 </w:t>
+      </w:r>
+      <w:r>
+        <w:rPr>
+          <w:rStyle w:val="Strong"/>
+          <w:rFonts w:ascii="2  Mitra_1 (MRT)" w:hAnsi="2  Mitra_1 (MRT)" w:cs="2  Mitra_1 (MRT)"/>
+          <w:color w:val="FF0000"/>
+          <w:rtl w:val="true"/>
+        </w:rPr>
+        <w:t>به صورت دلخواه انتخاب نشده‌اند، بلکه با استفاده از یک فرآیند بهینه‌سازی</w:t>
+      </w:r>
+      <w:r>
+        <w:rPr>
+          <w:rStyle w:val="Strong"/>
+          <w:rFonts w:ascii="2  Mitra_1 (MRT)" w:hAnsi="2  Mitra_1 (MRT)" w:cs="2  Mitra_1 (MRT)"/>
+          <w:color w:val="FF0000"/>
+        </w:rPr>
+        <w:t xml:space="preserve"> </w:t>
+      </w:r>
+      <w:r>
+        <w:rPr>
+          <w:rStyle w:val="Strong"/>
+          <w:rFonts w:cs="2  Mitra_1 (MRT)" w:ascii="2  Mitra_1 (MRT)" w:hAnsi="2  Mitra_1 (MRT)"/>
+          <w:color w:val="FF0000"/>
+        </w:rPr>
+        <w:t xml:space="preserve">(Grid Search) </w:t>
+      </w:r>
+      <w:r>
+        <w:rPr>
+          <w:rStyle w:val="Strong"/>
+          <w:rFonts w:ascii="2  Mitra_1 (MRT)" w:hAnsi="2  Mitra_1 (MRT)" w:cs="2  Mitra_1 (MRT)"/>
+          <w:color w:val="FF0000"/>
+          <w:rtl w:val="true"/>
+        </w:rPr>
+        <w:t>روی مجموعه</w:t>
+      </w:r>
+      <w:r>
+        <w:rPr>
+          <w:rStyle w:val="Strong"/>
+          <w:rFonts w:ascii="2  Mitra_1 (MRT)" w:hAnsi="2  Mitra_1 (MRT)" w:cs="2  Mitra_1 (MRT)"/>
+          <w:color w:val="FF0000"/>
+        </w:rPr>
+        <w:t xml:space="preserve"> </w:t>
+      </w:r>
+      <w:r>
+        <w:rPr>
+          <w:rStyle w:val="Strong"/>
+          <w:rFonts w:cs="2  Mitra_1 (MRT)" w:ascii="2  Mitra_1 (MRT)" w:hAnsi="2  Mitra_1 (MRT)"/>
+          <w:color w:val="FF0000"/>
+        </w:rPr>
+        <w:t xml:space="preserve">Validation </w:t>
+      </w:r>
+      <w:r>
+        <w:rPr>
+          <w:rStyle w:val="Strong"/>
+          <w:rFonts w:ascii="2  Mitra_1 (MRT)" w:hAnsi="2  Mitra_1 (MRT)" w:cs="2  Mitra_1 (MRT)"/>
+          <w:color w:val="FF0000"/>
+          <w:rtl w:val="true"/>
+        </w:rPr>
+        <w:t>به دست آمده‌اند</w:t>
+      </w:r>
+      <w:r>
+        <w:rPr>
+          <w:rStyle w:val="Strong"/>
+          <w:rFonts w:cs="2  Mitra_1 (MRT)" w:ascii="2  Mitra_1 (MRT)" w:hAnsi="2  Mitra_1 (MRT)"/>
+          <w:color w:val="FF0000"/>
+        </w:rPr>
+        <w:t>.</w:t>
+      </w:r>
+    </w:p>
+    <w:p>
+      <w:pPr>
+        <w:pStyle w:val="BodyText"/>
+        <w:bidi w:val="0"/>
+        <w:jc w:val="end"/>
+        <w:rPr>
+          <w:rFonts w:ascii="2  Mitra_1 (MRT)" w:hAnsi="2  Mitra_1 (MRT)" w:cs="2  Mitra_1 (MRT)"/>
+        </w:rPr>
+      </w:pPr>
+      <w:r>
+        <w:rPr>
+          <w:rFonts w:ascii="2  Mitra_1 (MRT)" w:hAnsi="2  Mitra_1 (MRT)" w:cs="2  Mitra_1 (MRT)"/>
+          <w:rtl w:val="true"/>
+        </w:rPr>
+        <w:t>حالا قدم به قدم توضیح می‌دهم</w:t>
+      </w:r>
+      <w:r>
+        <w:rPr>
+          <w:rFonts w:cs="2  Mitra_1 (MRT)" w:ascii="2  Mitra_1 (MRT)" w:hAnsi="2  Mitra_1 (MRT)"/>
+        </w:rPr>
+        <w:t>.</w:t>
+      </w:r>
+    </w:p>
+    <w:p>
+      <w:pPr>
         <w:pStyle w:val="HorizontalLine"/>
         <w:bidi w:val="0"/>
-        <w:jc w:val="start"/>
-        <w:rPr/>
-      </w:pPr>
-      <w:r>
-        <w:rPr/>
+        <w:spacing w:lineRule="auto" w:line="276" w:before="0" w:after="140"/>
+        <w:jc w:val="end"/>
+        <w:rPr>
+          <w:rFonts w:ascii="2  Mitra_1 (MRT)" w:hAnsi="2  Mitra_1 (MRT)" w:cs="2  Mitra_1 (MRT)"/>
+          <w:color w:val="FF0000"/>
+        </w:rPr>
+      </w:pPr>
+      <w:r>
+        <w:rPr>
+          <w:rFonts w:cs="2  Mitra_1 (MRT)" w:ascii="2  Mitra_1 (MRT)" w:hAnsi="2  Mitra_1 (MRT)"/>
+          <w:color w:val="FF0000"/>
+        </w:rPr>
       </w:r>
     </w:p>
     <w:p>
       <w:pPr>
         <w:pStyle w:val="Heading1"/>
         <w:bidi w:val="0"/>
+        <w:spacing w:lineRule="auto" w:line="276" w:before="0" w:after="140"/>
+        <w:jc w:val="end"/>
+        <w:rPr>
+          <w:rFonts w:ascii="2  Mitra_1 (MRT)" w:hAnsi="2  Mitra_1 (MRT)" w:cs="2  Mitra_1 (MRT)"/>
+          <w:color w:val="FF0000"/>
+        </w:rPr>
+      </w:pPr>
+      <w:r>
+        <w:rPr>
+          <w:rFonts w:ascii="2  Mitra_1 (MRT)" w:hAnsi="2  Mitra_1 (MRT)" w:cs="2  Mitra_1 (MRT)"/>
+          <w:color w:val="FF0000"/>
+          <w:rtl w:val="true"/>
+        </w:rPr>
+        <w:t>ایده اصلی</w:t>
+      </w:r>
+    </w:p>
+    <w:p>
+      <w:pPr>
+        <w:pStyle w:val="BodyText"/>
+        <w:bidi w:val="0"/>
+        <w:jc w:val="end"/>
+        <w:rPr>
+          <w:rFonts w:ascii="2  Mitra_1 (MRT)" w:hAnsi="2  Mitra_1 (MRT)" w:cs="2  Mitra_1 (MRT)"/>
+          <w:color w:val="FF0000"/>
+        </w:rPr>
+      </w:pPr>
+      <w:r>
+        <w:rPr>
+          <w:rFonts w:ascii="2  Mitra_1 (MRT)" w:hAnsi="2  Mitra_1 (MRT)" w:cs="2  Mitra_1 (MRT)"/>
+          <w:color w:val="FF0000"/>
+          <w:rtl w:val="true"/>
+        </w:rPr>
+        <w:t>فرض کنید اصلاً نمی‌دانیم</w:t>
+      </w:r>
+      <w:r>
+        <w:rPr>
+          <w:rFonts w:ascii="2  Mitra_1 (MRT)" w:hAnsi="2  Mitra_1 (MRT)" w:cs="2  Mitra_1 (MRT)"/>
+          <w:color w:val="FF0000"/>
+        </w:rPr>
+        <w:t xml:space="preserve"> </w:t>
+      </w:r>
+      <w:r>
+        <w:rPr>
+          <w:rFonts w:cs="2  Mitra_1 (MRT)" w:ascii="2  Mitra_1 (MRT)" w:hAnsi="2  Mitra_1 (MRT)"/>
+          <w:color w:val="FF0000"/>
+        </w:rPr>
+        <w:t xml:space="preserve">t1 </w:t>
+      </w:r>
+      <w:r>
+        <w:rPr>
+          <w:rFonts w:ascii="2  Mitra_1 (MRT)" w:hAnsi="2  Mitra_1 (MRT)" w:cs="2  Mitra_1 (MRT)"/>
+          <w:color w:val="FF0000"/>
+          <w:rtl w:val="true"/>
+        </w:rPr>
+        <w:t>و</w:t>
+      </w:r>
+      <w:r>
+        <w:rPr>
+          <w:rFonts w:ascii="2  Mitra_1 (MRT)" w:hAnsi="2  Mitra_1 (MRT)" w:cs="2  Mitra_1 (MRT)"/>
+          <w:color w:val="FF0000"/>
+        </w:rPr>
+        <w:t xml:space="preserve"> </w:t>
+      </w:r>
+      <w:r>
+        <w:rPr>
+          <w:rFonts w:cs="2  Mitra_1 (MRT)" w:ascii="2  Mitra_1 (MRT)" w:hAnsi="2  Mitra_1 (MRT)"/>
+          <w:color w:val="FF0000"/>
+        </w:rPr>
+        <w:t xml:space="preserve">t2 </w:t>
+      </w:r>
+      <w:r>
+        <w:rPr>
+          <w:rFonts w:ascii="2  Mitra_1 (MRT)" w:hAnsi="2  Mitra_1 (MRT)" w:cs="2  Mitra_1 (MRT)"/>
+          <w:color w:val="FF0000"/>
+          <w:rtl w:val="true"/>
+        </w:rPr>
+        <w:t>چه مقداری باید باشند</w:t>
+      </w:r>
+      <w:r>
+        <w:rPr>
+          <w:rFonts w:cs="2  Mitra_1 (MRT)" w:ascii="2  Mitra_1 (MRT)" w:hAnsi="2  Mitra_1 (MRT)"/>
+          <w:color w:val="FF0000"/>
+        </w:rPr>
+        <w:t>.</w:t>
+      </w:r>
+    </w:p>
+    <w:p>
+      <w:pPr>
+        <w:pStyle w:val="BodyText"/>
+        <w:bidi w:val="0"/>
+        <w:jc w:val="end"/>
+        <w:rPr>
+          <w:rFonts w:ascii="2  Mitra_1 (MRT)" w:hAnsi="2  Mitra_1 (MRT)" w:cs="2  Mitra_1 (MRT)"/>
+          <w:color w:val="FF0000"/>
+        </w:rPr>
+      </w:pPr>
+      <w:r>
+        <w:rPr>
+          <w:rFonts w:ascii="2  Mitra_1 (MRT)" w:hAnsi="2  Mitra_1 (MRT)" w:cs="2  Mitra_1 (MRT)"/>
+          <w:color w:val="FF0000"/>
+          <w:rtl w:val="true"/>
+        </w:rPr>
+        <w:t>ممکن است این‌ها باشند</w:t>
+      </w:r>
+      <w:r>
+        <w:rPr>
+          <w:rFonts w:cs="2  Mitra_1 (MRT)" w:ascii="2  Mitra_1 (MRT)" w:hAnsi="2  Mitra_1 (MRT)"/>
+          <w:color w:val="FF0000"/>
+        </w:rPr>
+        <w:t>:</w:t>
+      </w:r>
+    </w:p>
+    <w:p>
+      <w:pPr>
+        <w:sectPr>
+          <w:type w:val="continuous"/>
+          <w:pgSz w:w="11906" w:h="16838"/>
+          <w:pgMar w:left="1134" w:right="1134" w:gutter="0" w:header="0" w:top="1134" w:footer="0" w:bottom="1134"/>
+          <w:pgNumType w:fmt="decimal"/>
+          <w:formProt w:val="false"/>
+          <w:textDirection w:val="lrTb"/>
+        </w:sectPr>
+      </w:pPr>
+    </w:p>
+    <w:p>
+      <w:pPr>
+        <w:pStyle w:val="PreformattedText"/>
+        <w:bidi w:val="0"/>
+        <w:spacing w:lineRule="auto" w:line="276" w:before="0" w:after="140"/>
+        <w:ind w:hanging="0" w:start="0" w:end="0"/>
+        <w:jc w:val="end"/>
+        <w:rPr/>
+      </w:pPr>
+      <w:bookmarkStart w:id="8" w:name="code-block-viewer_Copy_37"/>
+      <w:bookmarkEnd w:id="8"/>
+      <w:r>
+        <w:rPr>
+          <w:rStyle w:val="SourceText"/>
+          <w:rFonts w:cs="2  Mitra_1 (MRT)" w:ascii="2  Mitra_1 (MRT)" w:hAnsi="2  Mitra_1 (MRT)"/>
+          <w:color w:val="FF0000"/>
+        </w:rPr>
+        <w:t>t1 = 0.20</w:t>
+      </w:r>
+    </w:p>
+    <w:p>
+      <w:pPr>
+        <w:pStyle w:val="PreformattedText"/>
+        <w:bidi w:val="0"/>
+        <w:spacing w:lineRule="auto" w:line="276" w:before="0" w:after="140"/>
+        <w:jc w:val="end"/>
+        <w:rPr/>
+      </w:pPr>
+      <w:r>
+        <w:rPr>
+          <w:rStyle w:val="SourceText"/>
+          <w:rFonts w:cs="2  Mitra_1 (MRT)" w:ascii="2  Mitra_1 (MRT)" w:hAnsi="2  Mitra_1 (MRT)"/>
+          <w:color w:val="FF0000"/>
+        </w:rPr>
+        <w:t>t2 = 0.45</w:t>
+      </w:r>
+    </w:p>
+    <w:p>
+      <w:pPr>
+        <w:sectPr>
+          <w:type w:val="continuous"/>
+          <w:pgSz w:w="11906" w:h="16838"/>
+          <w:pgMar w:left="1134" w:right="1134" w:gutter="0" w:header="0" w:top="1134" w:footer="0" w:bottom="1134"/>
+          <w:formProt w:val="false"/>
+          <w:textDirection w:val="lrTb"/>
+        </w:sectPr>
+      </w:pPr>
+    </w:p>
+    <w:p>
+      <w:pPr>
+        <w:pStyle w:val="BodyText"/>
+        <w:bidi w:val="0"/>
+        <w:jc w:val="end"/>
+        <w:rPr>
+          <w:rFonts w:ascii="2  Mitra_1 (MRT)" w:hAnsi="2  Mitra_1 (MRT)" w:cs="2  Mitra_1 (MRT)"/>
+          <w:color w:val="FF0000"/>
+        </w:rPr>
+      </w:pPr>
+      <w:r>
+        <w:rPr>
+          <w:rFonts w:ascii="2  Mitra_1 (MRT)" w:hAnsi="2  Mitra_1 (MRT)" w:cs="2  Mitra_1 (MRT)"/>
+          <w:color w:val="FF0000"/>
+          <w:rtl w:val="true"/>
+        </w:rPr>
+        <w:t>یا</w:t>
+      </w:r>
+    </w:p>
+    <w:p>
+      <w:pPr>
+        <w:sectPr>
+          <w:type w:val="continuous"/>
+          <w:pgSz w:w="11906" w:h="16838"/>
+          <w:pgMar w:left="1134" w:right="1134" w:gutter="0" w:header="0" w:top="1134" w:footer="0" w:bottom="1134"/>
+          <w:pgNumType w:fmt="decimal"/>
+          <w:formProt w:val="false"/>
+          <w:textDirection w:val="lrTb"/>
+        </w:sectPr>
+      </w:pPr>
+    </w:p>
+    <w:p>
+      <w:pPr>
+        <w:pStyle w:val="PreformattedText"/>
+        <w:bidi w:val="0"/>
+        <w:spacing w:lineRule="auto" w:line="276" w:before="0" w:after="140"/>
+        <w:ind w:hanging="0" w:start="0" w:end="0"/>
+        <w:jc w:val="end"/>
+        <w:rPr/>
+      </w:pPr>
+      <w:bookmarkStart w:id="9" w:name="code-block-viewer_Copy_38"/>
+      <w:bookmarkEnd w:id="9"/>
+      <w:r>
+        <w:rPr>
+          <w:rStyle w:val="SourceText"/>
+          <w:rFonts w:cs="2  Mitra_1 (MRT)" w:ascii="2  Mitra_1 (MRT)" w:hAnsi="2  Mitra_1 (MRT)"/>
+          <w:color w:val="FF0000"/>
+        </w:rPr>
+        <w:t>t1 = 0.25</w:t>
+      </w:r>
+    </w:p>
+    <w:p>
+      <w:pPr>
+        <w:pStyle w:val="PreformattedText"/>
+        <w:bidi w:val="0"/>
+        <w:spacing w:lineRule="auto" w:line="276" w:before="0" w:after="140"/>
+        <w:jc w:val="end"/>
+        <w:rPr/>
+      </w:pPr>
+      <w:r>
+        <w:rPr>
+          <w:rStyle w:val="SourceText"/>
+          <w:rFonts w:cs="2  Mitra_1 (MRT)" w:ascii="2  Mitra_1 (MRT)" w:hAnsi="2  Mitra_1 (MRT)"/>
+          <w:color w:val="FF0000"/>
+        </w:rPr>
+        <w:t>t2 = 0.60</w:t>
+      </w:r>
+    </w:p>
+    <w:p>
+      <w:pPr>
+        <w:sectPr>
+          <w:type w:val="continuous"/>
+          <w:pgSz w:w="11906" w:h="16838"/>
+          <w:pgMar w:left="1134" w:right="1134" w:gutter="0" w:header="0" w:top="1134" w:footer="0" w:bottom="1134"/>
+          <w:formProt w:val="false"/>
+          <w:textDirection w:val="lrTb"/>
+        </w:sectPr>
+      </w:pPr>
+    </w:p>
+    <w:p>
+      <w:pPr>
+        <w:pStyle w:val="BodyText"/>
+        <w:bidi w:val="0"/>
+        <w:jc w:val="end"/>
+        <w:rPr>
+          <w:rFonts w:ascii="2  Mitra_1 (MRT)" w:hAnsi="2  Mitra_1 (MRT)" w:cs="2  Mitra_1 (MRT)"/>
+          <w:color w:val="FF0000"/>
+        </w:rPr>
+      </w:pPr>
+      <w:r>
+        <w:rPr>
+          <w:rFonts w:ascii="2  Mitra_1 (MRT)" w:hAnsi="2  Mitra_1 (MRT)" w:cs="2  Mitra_1 (MRT)"/>
+          <w:color w:val="FF0000"/>
+          <w:rtl w:val="true"/>
+        </w:rPr>
+        <w:t>یا</w:t>
+      </w:r>
+    </w:p>
+    <w:p>
+      <w:pPr>
+        <w:sectPr>
+          <w:type w:val="continuous"/>
+          <w:pgSz w:w="11906" w:h="16838"/>
+          <w:pgMar w:left="1134" w:right="1134" w:gutter="0" w:header="0" w:top="1134" w:footer="0" w:bottom="1134"/>
+          <w:pgNumType w:fmt="decimal"/>
+          <w:formProt w:val="false"/>
+          <w:textDirection w:val="lrTb"/>
+        </w:sectPr>
+      </w:pPr>
+    </w:p>
+    <w:p>
+      <w:pPr>
+        <w:pStyle w:val="PreformattedText"/>
+        <w:bidi w:val="0"/>
+        <w:spacing w:lineRule="auto" w:line="276" w:before="0" w:after="140"/>
+        <w:ind w:hanging="0" w:start="0" w:end="0"/>
+        <w:jc w:val="end"/>
+        <w:rPr/>
+      </w:pPr>
+      <w:bookmarkStart w:id="10" w:name="code-block-viewer_Copy_39"/>
+      <w:bookmarkEnd w:id="10"/>
+      <w:r>
+        <w:rPr>
+          <w:rStyle w:val="SourceText"/>
+          <w:rFonts w:cs="2  Mitra_1 (MRT)" w:ascii="2  Mitra_1 (MRT)" w:hAnsi="2  Mitra_1 (MRT)"/>
+          <w:color w:val="FF0000"/>
+        </w:rPr>
+        <w:t>t1 = 0.35</w:t>
+      </w:r>
+    </w:p>
+    <w:p>
+      <w:pPr>
+        <w:pStyle w:val="PreformattedText"/>
+        <w:bidi w:val="0"/>
+        <w:spacing w:lineRule="auto" w:line="276" w:before="0" w:after="140"/>
+        <w:jc w:val="end"/>
+        <w:rPr/>
+      </w:pPr>
+      <w:r>
+        <w:rPr>
+          <w:rStyle w:val="SourceText"/>
+          <w:rFonts w:cs="2  Mitra_1 (MRT)" w:ascii="2  Mitra_1 (MRT)" w:hAnsi="2  Mitra_1 (MRT)"/>
+          <w:color w:val="FF0000"/>
+        </w:rPr>
+        <w:t>t2 = 0.65</w:t>
+      </w:r>
+    </w:p>
+    <w:p>
+      <w:pPr>
+        <w:sectPr>
+          <w:type w:val="continuous"/>
+          <w:pgSz w:w="11906" w:h="16838"/>
+          <w:pgMar w:left="1134" w:right="1134" w:gutter="0" w:header="0" w:top="1134" w:footer="0" w:bottom="1134"/>
+          <w:formProt w:val="false"/>
+          <w:textDirection w:val="lrTb"/>
+        </w:sectPr>
+      </w:pPr>
+    </w:p>
+    <w:p>
+      <w:pPr>
+        <w:pStyle w:val="BodyText"/>
+        <w:bidi w:val="0"/>
+        <w:jc w:val="end"/>
+        <w:rPr>
+          <w:rFonts w:ascii="2  Mitra_1 (MRT)" w:hAnsi="2  Mitra_1 (MRT)" w:cs="2  Mitra_1 (MRT)"/>
+          <w:color w:val="FF0000"/>
+        </w:rPr>
+      </w:pPr>
+      <w:r>
+        <w:rPr>
+          <w:rFonts w:ascii="2  Mitra_1 (MRT)" w:hAnsi="2  Mitra_1 (MRT)" w:cs="2  Mitra_1 (MRT)"/>
+          <w:color w:val="FF0000"/>
+          <w:rtl w:val="true"/>
+        </w:rPr>
+        <w:t>کدام بهتر است؟</w:t>
+      </w:r>
+    </w:p>
+    <w:p>
+      <w:pPr>
+        <w:pStyle w:val="BodyText"/>
+        <w:bidi w:val="0"/>
+        <w:jc w:val="end"/>
+        <w:rPr>
+          <w:rFonts w:ascii="2  Mitra_1 (MRT)" w:hAnsi="2  Mitra_1 (MRT)" w:cs="2  Mitra_1 (MRT)"/>
+          <w:color w:val="FF0000"/>
+        </w:rPr>
+      </w:pPr>
+      <w:r>
+        <w:rPr>
+          <w:rFonts w:ascii="2  Mitra_1 (MRT)" w:hAnsi="2  Mitra_1 (MRT)" w:cs="2  Mitra_1 (MRT)"/>
+          <w:color w:val="FF0000"/>
+          <w:rtl w:val="true"/>
+        </w:rPr>
+        <w:t>ما نمی‌دانیم</w:t>
+      </w:r>
+      <w:r>
+        <w:rPr>
+          <w:rFonts w:cs="2  Mitra_1 (MRT)" w:ascii="2  Mitra_1 (MRT)" w:hAnsi="2  Mitra_1 (MRT)"/>
+          <w:color w:val="FF0000"/>
+        </w:rPr>
+        <w:t>.</w:t>
+      </w:r>
+    </w:p>
+    <w:p>
+      <w:pPr>
+        <w:pStyle w:val="BodyText"/>
+        <w:bidi w:val="0"/>
+        <w:jc w:val="end"/>
+        <w:rPr/>
+      </w:pPr>
+      <w:r>
+        <w:rPr>
+          <w:rFonts w:ascii="2  Mitra_1 (MRT)" w:hAnsi="2  Mitra_1 (MRT)" w:cs="2  Mitra_1 (MRT)"/>
+          <w:color w:val="FF0000"/>
+          <w:rtl w:val="true"/>
+        </w:rPr>
+        <w:t xml:space="preserve">بنابراین برنامه </w:t>
+      </w:r>
+      <w:r>
+        <w:rPr>
+          <w:rStyle w:val="Strong"/>
+          <w:rFonts w:ascii="2  Mitra_1 (MRT)" w:hAnsi="2  Mitra_1 (MRT)" w:cs="2  Mitra_1 (MRT)"/>
+          <w:color w:val="FF0000"/>
+          <w:rtl w:val="true"/>
+        </w:rPr>
+        <w:t>همه ترکیب‌های ممکن</w:t>
+      </w:r>
+      <w:r>
+        <w:rPr>
+          <w:rFonts w:ascii="2  Mitra_1 (MRT)" w:hAnsi="2  Mitra_1 (MRT)" w:cs="2  Mitra_1 (MRT)"/>
+          <w:color w:val="FF0000"/>
+          <w:rtl w:val="true"/>
+        </w:rPr>
+        <w:t xml:space="preserve"> را امتحان می‌کند</w:t>
+      </w:r>
+      <w:r>
+        <w:rPr>
+          <w:rFonts w:cs="2  Mitra_1 (MRT)" w:ascii="2  Mitra_1 (MRT)" w:hAnsi="2  Mitra_1 (MRT)"/>
+          <w:color w:val="FF0000"/>
+        </w:rPr>
+        <w:t>.</w:t>
+      </w:r>
+    </w:p>
+    <w:p>
+      <w:pPr>
+        <w:pStyle w:val="HorizontalLine"/>
+        <w:bidi w:val="0"/>
+        <w:spacing w:lineRule="auto" w:line="276" w:before="0" w:after="140"/>
+        <w:jc w:val="end"/>
+        <w:rPr>
+          <w:rFonts w:ascii="2  Mitra_1 (MRT)" w:hAnsi="2  Mitra_1 (MRT)" w:cs="2  Mitra_1 (MRT)"/>
+          <w:color w:val="FF0000"/>
+        </w:rPr>
+      </w:pPr>
+      <w:r>
+        <w:rPr>
+          <w:rFonts w:cs="2  Mitra_1 (MRT)" w:ascii="2  Mitra_1 (MRT)" w:hAnsi="2  Mitra_1 (MRT)"/>
+          <w:color w:val="FF0000"/>
+        </w:rPr>
+      </w:r>
+    </w:p>
+    <w:p>
+      <w:pPr>
+        <w:pStyle w:val="Heading1"/>
+        <w:bidi w:val="0"/>
+        <w:spacing w:lineRule="auto" w:line="276" w:before="0" w:after="140"/>
+        <w:jc w:val="end"/>
+        <w:rPr>
+          <w:rFonts w:ascii="2  Mitra_1 (MRT)" w:hAnsi="2  Mitra_1 (MRT)" w:cs="2  Mitra_1 (MRT)"/>
+          <w:color w:val="FF0000"/>
+        </w:rPr>
+      </w:pPr>
+      <w:r>
+        <w:rPr>
+          <w:rFonts w:ascii="2  Mitra_1 (MRT)" w:hAnsi="2  Mitra_1 (MRT)" w:cs="2  Mitra_1 (MRT)"/>
+          <w:color w:val="FF0000"/>
+          <w:rtl w:val="true"/>
+        </w:rPr>
+        <w:t>در کد</w:t>
+      </w:r>
+    </w:p>
+    <w:p>
+      <w:pPr>
+        <w:pStyle w:val="BodyText"/>
+        <w:bidi w:val="0"/>
+        <w:jc w:val="end"/>
+        <w:rPr>
+          <w:rFonts w:ascii="2  Mitra_1 (MRT)" w:hAnsi="2  Mitra_1 (MRT)" w:cs="2  Mitra_1 (MRT)"/>
+          <w:color w:val="FF0000"/>
+        </w:rPr>
+      </w:pPr>
+      <w:r>
+        <w:rPr>
+          <w:rFonts w:ascii="2  Mitra_1 (MRT)" w:hAnsi="2  Mitra_1 (MRT)" w:cs="2  Mitra_1 (MRT)"/>
+          <w:color w:val="FF0000"/>
+          <w:rtl w:val="true"/>
+        </w:rPr>
+        <w:t>ابتدا این قسمت نوشته شده است</w:t>
+      </w:r>
+      <w:r>
+        <w:rPr>
+          <w:rFonts w:cs="2  Mitra_1 (MRT)" w:ascii="2  Mitra_1 (MRT)" w:hAnsi="2  Mitra_1 (MRT)"/>
+          <w:color w:val="FF0000"/>
+        </w:rPr>
+        <w:t>:</w:t>
+      </w:r>
+    </w:p>
+    <w:p>
+      <w:pPr>
+        <w:sectPr>
+          <w:type w:val="continuous"/>
+          <w:pgSz w:w="11906" w:h="16838"/>
+          <w:pgMar w:left="1134" w:right="1134" w:gutter="0" w:header="0" w:top="1134" w:footer="0" w:bottom="1134"/>
+          <w:pgNumType w:fmt="decimal"/>
+          <w:formProt w:val="false"/>
+          <w:textDirection w:val="lrTb"/>
+        </w:sectPr>
+      </w:pPr>
+    </w:p>
+    <w:p>
+      <w:pPr>
+        <w:pStyle w:val="PreformattedText"/>
+        <w:bidi w:val="0"/>
+        <w:spacing w:lineRule="auto" w:line="276" w:before="0" w:after="140"/>
+        <w:ind w:hanging="0" w:start="0" w:end="0"/>
+        <w:jc w:val="end"/>
+        <w:rPr/>
+      </w:pPr>
+      <w:bookmarkStart w:id="11" w:name="code-block-viewer_Copy_40"/>
+      <w:bookmarkEnd w:id="11"/>
+      <w:r>
+        <w:rPr>
+          <w:rStyle w:val="SourceText"/>
+          <w:rFonts w:cs="2  Mitra_1 (MRT)" w:ascii="2  Mitra_1 (MRT)" w:hAnsi="2  Mitra_1 (MRT)"/>
+          <w:color w:val="FF0000"/>
+        </w:rPr>
+        <w:t>t1_range = np.arange(0.20, 0.45, 0.05)</w:t>
+      </w:r>
+    </w:p>
+    <w:p>
+      <w:pPr>
+        <w:sectPr>
+          <w:type w:val="continuous"/>
+          <w:pgSz w:w="11906" w:h="16838"/>
+          <w:pgMar w:left="1134" w:right="1134" w:gutter="0" w:header="0" w:top="1134" w:footer="0" w:bottom="1134"/>
+          <w:formProt w:val="false"/>
+          <w:textDirection w:val="lrTb"/>
+        </w:sectPr>
+      </w:pPr>
+    </w:p>
+    <w:p>
+      <w:pPr>
+        <w:pStyle w:val="BodyText"/>
+        <w:bidi w:val="0"/>
+        <w:jc w:val="end"/>
+        <w:rPr>
+          <w:rFonts w:ascii="2  Mitra_1 (MRT)" w:hAnsi="2  Mitra_1 (MRT)" w:cs="2  Mitra_1 (MRT)"/>
+          <w:color w:val="FF0000"/>
+        </w:rPr>
+      </w:pPr>
+      <w:r>
+        <w:rPr>
+          <w:rFonts w:ascii="2  Mitra_1 (MRT)" w:hAnsi="2  Mitra_1 (MRT)" w:cs="2  Mitra_1 (MRT)"/>
+          <w:color w:val="FF0000"/>
+          <w:rtl w:val="true"/>
+        </w:rPr>
+        <w:t>یعنی فقط این مقادیر را برای</w:t>
+      </w:r>
+      <w:r>
+        <w:rPr>
+          <w:rFonts w:ascii="2  Mitra_1 (MRT)" w:hAnsi="2  Mitra_1 (MRT)" w:cs="2  Mitra_1 (MRT)"/>
+          <w:color w:val="FF0000"/>
+        </w:rPr>
+        <w:t xml:space="preserve"> </w:t>
+      </w:r>
+      <w:r>
+        <w:rPr>
+          <w:rFonts w:cs="2  Mitra_1 (MRT)" w:ascii="2  Mitra_1 (MRT)" w:hAnsi="2  Mitra_1 (MRT)"/>
+          <w:color w:val="FF0000"/>
+        </w:rPr>
+        <w:t xml:space="preserve">t1 </w:t>
+      </w:r>
+      <w:r>
+        <w:rPr>
+          <w:rFonts w:ascii="2  Mitra_1 (MRT)" w:hAnsi="2  Mitra_1 (MRT)" w:cs="2  Mitra_1 (MRT)"/>
+          <w:color w:val="FF0000"/>
+          <w:rtl w:val="true"/>
+        </w:rPr>
+        <w:t>امتحان کن</w:t>
+      </w:r>
+      <w:r>
+        <w:rPr>
+          <w:rFonts w:cs="2  Mitra_1 (MRT)" w:ascii="2  Mitra_1 (MRT)" w:hAnsi="2  Mitra_1 (MRT)"/>
+          <w:color w:val="FF0000"/>
+        </w:rPr>
+        <w:t>:</w:t>
+      </w:r>
+    </w:p>
+    <w:p>
+      <w:pPr>
+        <w:sectPr>
+          <w:type w:val="continuous"/>
+          <w:pgSz w:w="11906" w:h="16838"/>
+          <w:pgMar w:left="1134" w:right="1134" w:gutter="0" w:header="0" w:top="1134" w:footer="0" w:bottom="1134"/>
+          <w:pgNumType w:fmt="decimal"/>
+          <w:formProt w:val="false"/>
+          <w:textDirection w:val="lrTb"/>
+        </w:sectPr>
+      </w:pPr>
+    </w:p>
+    <w:p>
+      <w:pPr>
+        <w:pStyle w:val="PreformattedText"/>
+        <w:bidi w:val="0"/>
+        <w:spacing w:lineRule="auto" w:line="276" w:before="0" w:after="140"/>
+        <w:ind w:hanging="0" w:start="0" w:end="0"/>
+        <w:jc w:val="end"/>
+        <w:rPr/>
+      </w:pPr>
+      <w:bookmarkStart w:id="12" w:name="code-block-viewer_Copy_41"/>
+      <w:bookmarkEnd w:id="12"/>
+      <w:r>
+        <w:rPr>
+          <w:rStyle w:val="SourceText"/>
+          <w:rFonts w:cs="2  Mitra_1 (MRT)" w:ascii="2  Mitra_1 (MRT)" w:hAnsi="2  Mitra_1 (MRT)"/>
+          <w:color w:val="FF0000"/>
+        </w:rPr>
+        <w:t>0.20</w:t>
+      </w:r>
+    </w:p>
+    <w:p>
+      <w:pPr>
+        <w:pStyle w:val="PreformattedText"/>
+        <w:bidi w:val="0"/>
+        <w:spacing w:lineRule="auto" w:line="276" w:before="0" w:after="140"/>
+        <w:jc w:val="end"/>
+        <w:rPr/>
+      </w:pPr>
+      <w:r>
+        <w:rPr>
+          <w:rStyle w:val="SourceText"/>
+          <w:rFonts w:cs="2  Mitra_1 (MRT)" w:ascii="2  Mitra_1 (MRT)" w:hAnsi="2  Mitra_1 (MRT)"/>
+          <w:color w:val="FF0000"/>
+        </w:rPr>
+        <w:t>0.25</w:t>
+      </w:r>
+    </w:p>
+    <w:p>
+      <w:pPr>
+        <w:pStyle w:val="PreformattedText"/>
+        <w:bidi w:val="0"/>
+        <w:spacing w:lineRule="auto" w:line="276" w:before="0" w:after="140"/>
+        <w:jc w:val="end"/>
+        <w:rPr/>
+      </w:pPr>
+      <w:r>
+        <w:rPr>
+          <w:rStyle w:val="SourceText"/>
+          <w:rFonts w:cs="2  Mitra_1 (MRT)" w:ascii="2  Mitra_1 (MRT)" w:hAnsi="2  Mitra_1 (MRT)"/>
+          <w:color w:val="FF0000"/>
+        </w:rPr>
+        <w:t>0.30</w:t>
+      </w:r>
+    </w:p>
+    <w:p>
+      <w:pPr>
+        <w:pStyle w:val="PreformattedText"/>
+        <w:bidi w:val="0"/>
+        <w:spacing w:lineRule="auto" w:line="276" w:before="0" w:after="140"/>
+        <w:jc w:val="end"/>
+        <w:rPr/>
+      </w:pPr>
+      <w:r>
+        <w:rPr>
+          <w:rStyle w:val="SourceText"/>
+          <w:rFonts w:cs="2  Mitra_1 (MRT)" w:ascii="2  Mitra_1 (MRT)" w:hAnsi="2  Mitra_1 (MRT)"/>
+          <w:color w:val="FF0000"/>
+        </w:rPr>
+        <w:t>0.35</w:t>
+      </w:r>
+    </w:p>
+    <w:p>
+      <w:pPr>
+        <w:pStyle w:val="PreformattedText"/>
+        <w:bidi w:val="0"/>
+        <w:spacing w:lineRule="auto" w:line="276" w:before="0" w:after="140"/>
+        <w:jc w:val="end"/>
+        <w:rPr/>
+      </w:pPr>
+      <w:r>
+        <w:rPr>
+          <w:rStyle w:val="SourceText"/>
+          <w:rFonts w:cs="2  Mitra_1 (MRT)" w:ascii="2  Mitra_1 (MRT)" w:hAnsi="2  Mitra_1 (MRT)"/>
+          <w:color w:val="FF0000"/>
+        </w:rPr>
+        <w:t>0.40</w:t>
+      </w:r>
+    </w:p>
+    <w:p>
+      <w:pPr>
+        <w:sectPr>
+          <w:type w:val="continuous"/>
+          <w:pgSz w:w="11906" w:h="16838"/>
+          <w:pgMar w:left="1134" w:right="1134" w:gutter="0" w:header="0" w:top="1134" w:footer="0" w:bottom="1134"/>
+          <w:formProt w:val="false"/>
+          <w:textDirection w:val="lrTb"/>
+        </w:sectPr>
+      </w:pPr>
+    </w:p>
+    <w:p>
+      <w:pPr>
+        <w:pStyle w:val="HorizontalLine"/>
+        <w:bidi w:val="0"/>
+        <w:spacing w:lineRule="auto" w:line="276" w:before="0" w:after="140"/>
+        <w:jc w:val="end"/>
+        <w:rPr>
+          <w:rFonts w:ascii="2  Mitra_1 (MRT)" w:hAnsi="2  Mitra_1 (MRT)" w:cs="2  Mitra_1 (MRT)"/>
+          <w:color w:val="FF0000"/>
+        </w:rPr>
+      </w:pPr>
+      <w:r>
+        <w:rPr>
+          <w:rFonts w:cs="2  Mitra_1 (MRT)" w:ascii="2  Mitra_1 (MRT)" w:hAnsi="2  Mitra_1 (MRT)"/>
+          <w:color w:val="FF0000"/>
+        </w:rPr>
+      </w:r>
+    </w:p>
+    <w:p>
+      <w:pPr>
+        <w:pStyle w:val="BodyText"/>
+        <w:bidi w:val="0"/>
+        <w:jc w:val="end"/>
+        <w:rPr>
+          <w:rFonts w:ascii="2  Mitra_1 (MRT)" w:hAnsi="2  Mitra_1 (MRT)" w:cs="2  Mitra_1 (MRT)"/>
+          <w:color w:val="FF0000"/>
+        </w:rPr>
+      </w:pPr>
+      <w:r>
+        <w:rPr>
+          <w:rFonts w:ascii="2  Mitra_1 (MRT)" w:hAnsi="2  Mitra_1 (MRT)" w:cs="2  Mitra_1 (MRT)"/>
+          <w:color w:val="FF0000"/>
+          <w:rtl w:val="true"/>
+        </w:rPr>
+        <w:t>بعد</w:t>
+      </w:r>
+    </w:p>
+    <w:p>
+      <w:pPr>
+        <w:sectPr>
+          <w:type w:val="continuous"/>
+          <w:pgSz w:w="11906" w:h="16838"/>
+          <w:pgMar w:left="1134" w:right="1134" w:gutter="0" w:header="0" w:top="1134" w:footer="0" w:bottom="1134"/>
+          <w:pgNumType w:fmt="decimal"/>
+          <w:formProt w:val="false"/>
+          <w:textDirection w:val="lrTb"/>
+        </w:sectPr>
+      </w:pPr>
+    </w:p>
+    <w:p>
+      <w:pPr>
+        <w:pStyle w:val="PreformattedText"/>
+        <w:bidi w:val="0"/>
+        <w:spacing w:lineRule="auto" w:line="276" w:before="0" w:after="140"/>
+        <w:ind w:hanging="0" w:start="0" w:end="0"/>
+        <w:jc w:val="end"/>
+        <w:rPr/>
+      </w:pPr>
+      <w:bookmarkStart w:id="13" w:name="code-block-viewer_Copy_42"/>
+      <w:bookmarkEnd w:id="13"/>
+      <w:r>
+        <w:rPr>
+          <w:rStyle w:val="SourceText"/>
+          <w:rFonts w:cs="2  Mitra_1 (MRT)" w:ascii="2  Mitra_1 (MRT)" w:hAnsi="2  Mitra_1 (MRT)"/>
+          <w:color w:val="FF0000"/>
+        </w:rPr>
+        <w:t>t2_range = np.arange(0.45, 0.70, 0.05)</w:t>
+      </w:r>
+    </w:p>
+    <w:p>
+      <w:pPr>
+        <w:sectPr>
+          <w:type w:val="continuous"/>
+          <w:pgSz w:w="11906" w:h="16838"/>
+          <w:pgMar w:left="1134" w:right="1134" w:gutter="0" w:header="0" w:top="1134" w:footer="0" w:bottom="1134"/>
+          <w:formProt w:val="false"/>
+          <w:textDirection w:val="lrTb"/>
+        </w:sectPr>
+      </w:pPr>
+    </w:p>
+    <w:p>
+      <w:pPr>
+        <w:pStyle w:val="BodyText"/>
+        <w:bidi w:val="0"/>
+        <w:jc w:val="end"/>
+        <w:rPr>
+          <w:rFonts w:ascii="2  Mitra_1 (MRT)" w:hAnsi="2  Mitra_1 (MRT)" w:cs="2  Mitra_1 (MRT)"/>
+          <w:color w:val="FF0000"/>
+        </w:rPr>
+      </w:pPr>
+      <w:r>
+        <w:rPr>
+          <w:rFonts w:ascii="2  Mitra_1 (MRT)" w:hAnsi="2  Mitra_1 (MRT)" w:cs="2  Mitra_1 (MRT)"/>
+          <w:color w:val="FF0000"/>
+          <w:rtl w:val="true"/>
+        </w:rPr>
+        <w:t>یعنی</w:t>
+      </w:r>
+    </w:p>
+    <w:p>
+      <w:pPr>
+        <w:sectPr>
+          <w:type w:val="continuous"/>
+          <w:pgSz w:w="11906" w:h="16838"/>
+          <w:pgMar w:left="1134" w:right="1134" w:gutter="0" w:header="0" w:top="1134" w:footer="0" w:bottom="1134"/>
+          <w:pgNumType w:fmt="decimal"/>
+          <w:formProt w:val="false"/>
+          <w:textDirection w:val="lrTb"/>
+        </w:sectPr>
+      </w:pPr>
+    </w:p>
+    <w:p>
+      <w:pPr>
+        <w:pStyle w:val="PreformattedText"/>
+        <w:bidi w:val="0"/>
+        <w:spacing w:lineRule="auto" w:line="276" w:before="0" w:after="140"/>
+        <w:ind w:hanging="0" w:start="0" w:end="0"/>
+        <w:jc w:val="end"/>
+        <w:rPr/>
+      </w:pPr>
+      <w:bookmarkStart w:id="14" w:name="code-block-viewer_Copy_43"/>
+      <w:bookmarkEnd w:id="14"/>
+      <w:r>
+        <w:rPr>
+          <w:rStyle w:val="SourceText"/>
+          <w:rFonts w:cs="2  Mitra_1 (MRT)" w:ascii="2  Mitra_1 (MRT)" w:hAnsi="2  Mitra_1 (MRT)"/>
+          <w:color w:val="FF0000"/>
+        </w:rPr>
+        <w:t>0.45</w:t>
+      </w:r>
+    </w:p>
+    <w:p>
+      <w:pPr>
+        <w:pStyle w:val="PreformattedText"/>
+        <w:bidi w:val="0"/>
+        <w:spacing w:lineRule="auto" w:line="276" w:before="0" w:after="140"/>
+        <w:jc w:val="end"/>
+        <w:rPr/>
+      </w:pPr>
+      <w:r>
+        <w:rPr>
+          <w:rStyle w:val="SourceText"/>
+          <w:rFonts w:cs="2  Mitra_1 (MRT)" w:ascii="2  Mitra_1 (MRT)" w:hAnsi="2  Mitra_1 (MRT)"/>
+          <w:color w:val="FF0000"/>
+        </w:rPr>
+        <w:t>0.50</w:t>
+      </w:r>
+    </w:p>
+    <w:p>
+      <w:pPr>
+        <w:pStyle w:val="PreformattedText"/>
+        <w:bidi w:val="0"/>
+        <w:spacing w:lineRule="auto" w:line="276" w:before="0" w:after="140"/>
+        <w:jc w:val="end"/>
+        <w:rPr/>
+      </w:pPr>
+      <w:r>
+        <w:rPr>
+          <w:rStyle w:val="SourceText"/>
+          <w:rFonts w:cs="2  Mitra_1 (MRT)" w:ascii="2  Mitra_1 (MRT)" w:hAnsi="2  Mitra_1 (MRT)"/>
+          <w:color w:val="FF0000"/>
+        </w:rPr>
+        <w:t>0.55</w:t>
+      </w:r>
+    </w:p>
+    <w:p>
+      <w:pPr>
+        <w:pStyle w:val="PreformattedText"/>
+        <w:bidi w:val="0"/>
+        <w:spacing w:lineRule="auto" w:line="276" w:before="0" w:after="140"/>
+        <w:jc w:val="end"/>
+        <w:rPr/>
+      </w:pPr>
+      <w:r>
+        <w:rPr>
+          <w:rStyle w:val="SourceText"/>
+          <w:rFonts w:cs="2  Mitra_1 (MRT)" w:ascii="2  Mitra_1 (MRT)" w:hAnsi="2  Mitra_1 (MRT)"/>
+          <w:color w:val="FF0000"/>
+        </w:rPr>
+        <w:t>0.60</w:t>
+      </w:r>
+    </w:p>
+    <w:p>
+      <w:pPr>
+        <w:pStyle w:val="PreformattedText"/>
+        <w:bidi w:val="0"/>
+        <w:spacing w:lineRule="auto" w:line="276" w:before="0" w:after="140"/>
+        <w:jc w:val="end"/>
+        <w:rPr/>
+      </w:pPr>
+      <w:r>
+        <w:rPr>
+          <w:rStyle w:val="SourceText"/>
+          <w:rFonts w:cs="2  Mitra_1 (MRT)" w:ascii="2  Mitra_1 (MRT)" w:hAnsi="2  Mitra_1 (MRT)"/>
+          <w:color w:val="FF0000"/>
+        </w:rPr>
+        <w:t>0.65</w:t>
+      </w:r>
+    </w:p>
+    <w:p>
+      <w:pPr>
+        <w:sectPr>
+          <w:type w:val="continuous"/>
+          <w:pgSz w:w="11906" w:h="16838"/>
+          <w:pgMar w:left="1134" w:right="1134" w:gutter="0" w:header="0" w:top="1134" w:footer="0" w:bottom="1134"/>
+          <w:formProt w:val="false"/>
+          <w:textDirection w:val="lrTb"/>
+        </w:sectPr>
+      </w:pPr>
+    </w:p>
+    <w:p>
+      <w:pPr>
+        <w:pStyle w:val="HorizontalLine"/>
+        <w:bidi w:val="0"/>
+        <w:spacing w:lineRule="auto" w:line="276" w:before="0" w:after="140"/>
+        <w:jc w:val="end"/>
+        <w:rPr>
+          <w:rFonts w:ascii="2  Mitra_1 (MRT)" w:hAnsi="2  Mitra_1 (MRT)" w:cs="2  Mitra_1 (MRT)"/>
+          <w:color w:val="FF0000"/>
+        </w:rPr>
+      </w:pPr>
+      <w:r>
+        <w:rPr>
+          <w:rFonts w:cs="2  Mitra_1 (MRT)" w:ascii="2  Mitra_1 (MRT)" w:hAnsi="2  Mitra_1 (MRT)"/>
+          <w:color w:val="FF0000"/>
+        </w:rPr>
+      </w:r>
+    </w:p>
+    <w:p>
+      <w:pPr>
+        <w:pStyle w:val="Heading1"/>
+        <w:bidi w:val="0"/>
+        <w:spacing w:lineRule="auto" w:line="276" w:before="0" w:after="140"/>
+        <w:jc w:val="end"/>
+        <w:rPr>
+          <w:rFonts w:ascii="2  Mitra_1 (MRT)" w:hAnsi="2  Mitra_1 (MRT)" w:cs="2  Mitra_1 (MRT)"/>
+          <w:color w:val="FF0000"/>
+        </w:rPr>
+      </w:pPr>
+      <w:r>
+        <w:rPr>
+          <w:rFonts w:ascii="2  Mitra_1 (MRT)" w:hAnsi="2  Mitra_1 (MRT)" w:cs="2  Mitra_1 (MRT)"/>
+          <w:color w:val="FF0000"/>
+          <w:rtl w:val="true"/>
+        </w:rPr>
+        <w:t>حالا چه اتفاقی می‌افتد؟</w:t>
+      </w:r>
+    </w:p>
+    <w:p>
+      <w:pPr>
+        <w:pStyle w:val="BodyText"/>
+        <w:bidi w:val="0"/>
+        <w:jc w:val="end"/>
+        <w:rPr>
+          <w:rFonts w:ascii="2  Mitra_1 (MRT)" w:hAnsi="2  Mitra_1 (MRT)" w:cs="2  Mitra_1 (MRT)"/>
+          <w:color w:val="FF0000"/>
+        </w:rPr>
+      </w:pPr>
+      <w:r>
+        <w:rPr>
+          <w:rFonts w:ascii="2  Mitra_1 (MRT)" w:hAnsi="2  Mitra_1 (MRT)" w:cs="2  Mitra_1 (MRT)"/>
+          <w:color w:val="FF0000"/>
+          <w:rtl w:val="true"/>
+        </w:rPr>
+        <w:t>برنامه همه ترکیب‌ها را امتحان می‌کند</w:t>
+      </w:r>
+      <w:r>
+        <w:rPr>
+          <w:rFonts w:cs="2  Mitra_1 (MRT)" w:ascii="2  Mitra_1 (MRT)" w:hAnsi="2  Mitra_1 (MRT)"/>
+          <w:color w:val="FF0000"/>
+        </w:rPr>
+        <w:t>.</w:t>
+      </w:r>
+    </w:p>
+    <w:p>
+      <w:pPr>
+        <w:pStyle w:val="BodyText"/>
+        <w:bidi w:val="0"/>
+        <w:jc w:val="end"/>
+        <w:rPr>
+          <w:rFonts w:ascii="2  Mitra_1 (MRT)" w:hAnsi="2  Mitra_1 (MRT)" w:cs="2  Mitra_1 (MRT)"/>
+          <w:color w:val="FF0000"/>
+        </w:rPr>
+      </w:pPr>
+      <w:r>
+        <w:rPr>
+          <w:rFonts w:ascii="2  Mitra_1 (MRT)" w:hAnsi="2  Mitra_1 (MRT)" w:cs="2  Mitra_1 (MRT)"/>
+          <w:color w:val="FF0000"/>
+          <w:rtl w:val="true"/>
+        </w:rPr>
+        <w:t>مثلاً</w:t>
+      </w:r>
+    </w:p>
+    <w:tbl>
+      <w:tblPr>
+        <w:tblW w:w="1112" w:type="dxa"/>
+        <w:jc w:val="start"/>
+        <w:tblInd w:w="0" w:type="dxa"/>
+        <w:tblLayout w:type="fixed"/>
+        <w:tblCellMar>
+          <w:top w:w="28" w:type="dxa"/>
+          <w:start w:w="28" w:type="dxa"/>
+          <w:bottom w:w="28" w:type="dxa"/>
+          <w:end w:w="28" w:type="dxa"/>
+        </w:tblCellMar>
+      </w:tblPr>
+      <w:tblGrid>
+        <w:gridCol w:w="541"/>
+        <w:gridCol w:w="571"/>
+      </w:tblGrid>
+      <w:tr>
+        <w:trPr>
+          <w:tblHeader w:val="true"/>
+        </w:trPr>
+        <w:tc>
+          <w:tcPr>
+            <w:tcW w:w="541" w:type="dxa"/>
+            <w:tcBorders/>
+            <w:vAlign w:val="center"/>
+          </w:tcPr>
+          <w:p>
+            <w:pPr>
+              <w:pStyle w:val="TableHeading"/>
+              <w:bidi w:val="0"/>
+              <w:jc w:val="end"/>
+              <w:rPr>
+                <w:rFonts w:ascii="2  Mitra_1 (MRT)" w:hAnsi="2  Mitra_1 (MRT)" w:cs="2  Mitra_1 (MRT)"/>
+                <w:color w:val="FF0000"/>
+              </w:rPr>
+            </w:pPr>
+            <w:r>
+              <w:rPr>
+                <w:rFonts w:cs="2  Mitra_1 (MRT)" w:ascii="2  Mitra_1 (MRT)" w:hAnsi="2  Mitra_1 (MRT)"/>
+                <w:color w:val="FF0000"/>
+              </w:rPr>
+              <w:t>t1</w:t>
+            </w:r>
+          </w:p>
+        </w:tc>
+        <w:tc>
+          <w:tcPr>
+            <w:tcW w:w="571" w:type="dxa"/>
+            <w:tcBorders/>
+            <w:vAlign w:val="center"/>
+          </w:tcPr>
+          <w:p>
+            <w:pPr>
+              <w:pStyle w:val="TableHeading"/>
+              <w:bidi w:val="0"/>
+              <w:jc w:val="end"/>
+              <w:rPr>
+                <w:rFonts w:ascii="2  Mitra_1 (MRT)" w:hAnsi="2  Mitra_1 (MRT)" w:cs="2  Mitra_1 (MRT)"/>
+                <w:color w:val="FF0000"/>
+              </w:rPr>
+            </w:pPr>
+            <w:r>
+              <w:rPr>
+                <w:rFonts w:cs="2  Mitra_1 (MRT)" w:ascii="2  Mitra_1 (MRT)" w:hAnsi="2  Mitra_1 (MRT)"/>
+                <w:color w:val="FF0000"/>
+              </w:rPr>
+              <w:t>t2</w:t>
+            </w:r>
+          </w:p>
+        </w:tc>
+      </w:tr>
+      <w:tr>
+        <w:trPr/>
+        <w:tc>
+          <w:tcPr>
+            <w:tcW w:w="541" w:type="dxa"/>
+            <w:tcBorders/>
+            <w:vAlign w:val="center"/>
+          </w:tcPr>
+          <w:p>
+            <w:pPr>
+              <w:pStyle w:val="TableContents"/>
+              <w:bidi w:val="0"/>
+              <w:jc w:val="end"/>
+              <w:rPr>
+                <w:rFonts w:ascii="2  Mitra_1 (MRT)" w:hAnsi="2  Mitra_1 (MRT)" w:cs="2  Mitra_1 (MRT)"/>
+                <w:color w:val="FF0000"/>
+              </w:rPr>
+            </w:pPr>
+            <w:r>
+              <w:rPr>
+                <w:rFonts w:cs="2  Mitra_1 (MRT)" w:ascii="2  Mitra_1 (MRT)" w:hAnsi="2  Mitra_1 (MRT)"/>
+                <w:color w:val="FF0000"/>
+              </w:rPr>
+              <w:t>0.20</w:t>
+            </w:r>
+          </w:p>
+        </w:tc>
+        <w:tc>
+          <w:tcPr>
+            <w:tcW w:w="571" w:type="dxa"/>
+            <w:tcBorders/>
+            <w:vAlign w:val="center"/>
+          </w:tcPr>
+          <w:p>
+            <w:pPr>
+              <w:pStyle w:val="TableContents"/>
+              <w:bidi w:val="0"/>
+              <w:jc w:val="end"/>
+              <w:rPr>
+                <w:rFonts w:ascii="2  Mitra_1 (MRT)" w:hAnsi="2  Mitra_1 (MRT)" w:cs="2  Mitra_1 (MRT)"/>
+                <w:color w:val="FF0000"/>
+              </w:rPr>
+            </w:pPr>
+            <w:r>
+              <w:rPr>
+                <w:rFonts w:cs="2  Mitra_1 (MRT)" w:ascii="2  Mitra_1 (MRT)" w:hAnsi="2  Mitra_1 (MRT)"/>
+                <w:color w:val="FF0000"/>
+              </w:rPr>
+              <w:t>0.45</w:t>
+            </w:r>
+          </w:p>
+        </w:tc>
+      </w:tr>
+      <w:tr>
+        <w:trPr/>
+        <w:tc>
+          <w:tcPr>
+            <w:tcW w:w="541" w:type="dxa"/>
+            <w:tcBorders/>
+            <w:vAlign w:val="center"/>
+          </w:tcPr>
+          <w:p>
+            <w:pPr>
+              <w:pStyle w:val="TableContents"/>
+              <w:bidi w:val="0"/>
+              <w:jc w:val="end"/>
+              <w:rPr>
+                <w:rFonts w:ascii="2  Mitra_1 (MRT)" w:hAnsi="2  Mitra_1 (MRT)" w:cs="2  Mitra_1 (MRT)"/>
+                <w:color w:val="FF0000"/>
+              </w:rPr>
+            </w:pPr>
+            <w:r>
+              <w:rPr>
+                <w:rFonts w:cs="2  Mitra_1 (MRT)" w:ascii="2  Mitra_1 (MRT)" w:hAnsi="2  Mitra_1 (MRT)"/>
+                <w:color w:val="FF0000"/>
+              </w:rPr>
+              <w:t>0.20</w:t>
+            </w:r>
+          </w:p>
+        </w:tc>
+        <w:tc>
+          <w:tcPr>
+            <w:tcW w:w="571" w:type="dxa"/>
+            <w:tcBorders/>
+            <w:vAlign w:val="center"/>
+          </w:tcPr>
+          <w:p>
+            <w:pPr>
+              <w:pStyle w:val="TableContents"/>
+              <w:bidi w:val="0"/>
+              <w:jc w:val="end"/>
+              <w:rPr>
+                <w:rFonts w:ascii="2  Mitra_1 (MRT)" w:hAnsi="2  Mitra_1 (MRT)" w:cs="2  Mitra_1 (MRT)"/>
+                <w:color w:val="FF0000"/>
+              </w:rPr>
+            </w:pPr>
+            <w:r>
+              <w:rPr>
+                <w:rFonts w:cs="2  Mitra_1 (MRT)" w:ascii="2  Mitra_1 (MRT)" w:hAnsi="2  Mitra_1 (MRT)"/>
+                <w:color w:val="FF0000"/>
+              </w:rPr>
+              <w:t>0.50</w:t>
+            </w:r>
+          </w:p>
+        </w:tc>
+      </w:tr>
+      <w:tr>
+        <w:trPr/>
+        <w:tc>
+          <w:tcPr>
+            <w:tcW w:w="541" w:type="dxa"/>
+            <w:tcBorders/>
+            <w:vAlign w:val="center"/>
+          </w:tcPr>
+          <w:p>
+            <w:pPr>
+              <w:pStyle w:val="TableContents"/>
+              <w:bidi w:val="0"/>
+              <w:jc w:val="end"/>
+              <w:rPr>
+                <w:rFonts w:ascii="2  Mitra_1 (MRT)" w:hAnsi="2  Mitra_1 (MRT)" w:cs="2  Mitra_1 (MRT)"/>
+                <w:color w:val="FF0000"/>
+              </w:rPr>
+            </w:pPr>
+            <w:r>
+              <w:rPr>
+                <w:rFonts w:cs="2  Mitra_1 (MRT)" w:ascii="2  Mitra_1 (MRT)" w:hAnsi="2  Mitra_1 (MRT)"/>
+                <w:color w:val="FF0000"/>
+              </w:rPr>
+              <w:t>0.20</w:t>
+            </w:r>
+          </w:p>
+        </w:tc>
+        <w:tc>
+          <w:tcPr>
+            <w:tcW w:w="571" w:type="dxa"/>
+            <w:tcBorders/>
+            <w:vAlign w:val="center"/>
+          </w:tcPr>
+          <w:p>
+            <w:pPr>
+              <w:pStyle w:val="TableContents"/>
+              <w:bidi w:val="0"/>
+              <w:jc w:val="end"/>
+              <w:rPr>
+                <w:rFonts w:ascii="2  Mitra_1 (MRT)" w:hAnsi="2  Mitra_1 (MRT)" w:cs="2  Mitra_1 (MRT)"/>
+                <w:color w:val="FF0000"/>
+              </w:rPr>
+            </w:pPr>
+            <w:r>
+              <w:rPr>
+                <w:rFonts w:cs="2  Mitra_1 (MRT)" w:ascii="2  Mitra_1 (MRT)" w:hAnsi="2  Mitra_1 (MRT)"/>
+                <w:color w:val="FF0000"/>
+              </w:rPr>
+              <w:t>0.55</w:t>
+            </w:r>
+          </w:p>
+        </w:tc>
+      </w:tr>
+      <w:tr>
+        <w:trPr/>
+        <w:tc>
+          <w:tcPr>
+            <w:tcW w:w="541" w:type="dxa"/>
+            <w:tcBorders/>
+            <w:vAlign w:val="center"/>
+          </w:tcPr>
+          <w:p>
+            <w:pPr>
+              <w:pStyle w:val="TableContents"/>
+              <w:bidi w:val="0"/>
+              <w:jc w:val="end"/>
+              <w:rPr>
+                <w:rFonts w:ascii="2  Mitra_1 (MRT)" w:hAnsi="2  Mitra_1 (MRT)" w:cs="2  Mitra_1 (MRT)"/>
+                <w:color w:val="FF0000"/>
+              </w:rPr>
+            </w:pPr>
+            <w:r>
+              <w:rPr>
+                <w:rFonts w:cs="2  Mitra_1 (MRT)" w:ascii="2  Mitra_1 (MRT)" w:hAnsi="2  Mitra_1 (MRT)"/>
+                <w:color w:val="FF0000"/>
+              </w:rPr>
+              <w:t>0.20</w:t>
+            </w:r>
+          </w:p>
+        </w:tc>
+        <w:tc>
+          <w:tcPr>
+            <w:tcW w:w="571" w:type="dxa"/>
+            <w:tcBorders/>
+            <w:vAlign w:val="center"/>
+          </w:tcPr>
+          <w:p>
+            <w:pPr>
+              <w:pStyle w:val="TableContents"/>
+              <w:bidi w:val="0"/>
+              <w:jc w:val="end"/>
+              <w:rPr>
+                <w:rFonts w:ascii="2  Mitra_1 (MRT)" w:hAnsi="2  Mitra_1 (MRT)" w:cs="2  Mitra_1 (MRT)"/>
+                <w:color w:val="FF0000"/>
+              </w:rPr>
+            </w:pPr>
+            <w:r>
+              <w:rPr>
+                <w:rFonts w:cs="2  Mitra_1 (MRT)" w:ascii="2  Mitra_1 (MRT)" w:hAnsi="2  Mitra_1 (MRT)"/>
+                <w:color w:val="FF0000"/>
+              </w:rPr>
+              <w:t>0.60</w:t>
+            </w:r>
+          </w:p>
+        </w:tc>
+      </w:tr>
+      <w:tr>
+        <w:trPr/>
+        <w:tc>
+          <w:tcPr>
+            <w:tcW w:w="541" w:type="dxa"/>
+            <w:tcBorders/>
+            <w:vAlign w:val="center"/>
+          </w:tcPr>
+          <w:p>
+            <w:pPr>
+              <w:pStyle w:val="TableContents"/>
+              <w:bidi w:val="0"/>
+              <w:jc w:val="end"/>
+              <w:rPr>
+                <w:rFonts w:ascii="2  Mitra_1 (MRT)" w:hAnsi="2  Mitra_1 (MRT)" w:cs="2  Mitra_1 (MRT)"/>
+                <w:color w:val="FF0000"/>
+              </w:rPr>
+            </w:pPr>
+            <w:r>
+              <w:rPr>
+                <w:rFonts w:cs="2  Mitra_1 (MRT)" w:ascii="2  Mitra_1 (MRT)" w:hAnsi="2  Mitra_1 (MRT)"/>
+                <w:color w:val="FF0000"/>
+              </w:rPr>
+              <w:t>0.20</w:t>
+            </w:r>
+          </w:p>
+        </w:tc>
+        <w:tc>
+          <w:tcPr>
+            <w:tcW w:w="571" w:type="dxa"/>
+            <w:tcBorders/>
+            <w:vAlign w:val="center"/>
+          </w:tcPr>
+          <w:p>
+            <w:pPr>
+              <w:pStyle w:val="TableContents"/>
+              <w:bidi w:val="0"/>
+              <w:jc w:val="end"/>
+              <w:rPr>
+                <w:rFonts w:ascii="2  Mitra_1 (MRT)" w:hAnsi="2  Mitra_1 (MRT)" w:cs="2  Mitra_1 (MRT)"/>
+                <w:color w:val="FF0000"/>
+              </w:rPr>
+            </w:pPr>
+            <w:r>
+              <w:rPr>
+                <w:rFonts w:cs="2  Mitra_1 (MRT)" w:ascii="2  Mitra_1 (MRT)" w:hAnsi="2  Mitra_1 (MRT)"/>
+                <w:color w:val="FF0000"/>
+              </w:rPr>
+              <w:t>0.65</w:t>
+            </w:r>
+          </w:p>
+        </w:tc>
+      </w:tr>
+      <w:tr>
+        <w:trPr/>
+        <w:tc>
+          <w:tcPr>
+            <w:tcW w:w="541" w:type="dxa"/>
+            <w:tcBorders/>
+            <w:vAlign w:val="center"/>
+          </w:tcPr>
+          <w:p>
+            <w:pPr>
+              <w:pStyle w:val="TableContents"/>
+              <w:bidi w:val="0"/>
+              <w:jc w:val="end"/>
+              <w:rPr>
+                <w:rFonts w:ascii="2  Mitra_1 (MRT)" w:hAnsi="2  Mitra_1 (MRT)" w:cs="2  Mitra_1 (MRT)"/>
+                <w:color w:val="FF0000"/>
+              </w:rPr>
+            </w:pPr>
+            <w:r>
+              <w:rPr>
+                <w:rFonts w:cs="2  Mitra_1 (MRT)" w:ascii="2  Mitra_1 (MRT)" w:hAnsi="2  Mitra_1 (MRT)"/>
+                <w:color w:val="FF0000"/>
+              </w:rPr>
+              <w:t>0.25</w:t>
+            </w:r>
+          </w:p>
+        </w:tc>
+        <w:tc>
+          <w:tcPr>
+            <w:tcW w:w="571" w:type="dxa"/>
+            <w:tcBorders/>
+            <w:vAlign w:val="center"/>
+          </w:tcPr>
+          <w:p>
+            <w:pPr>
+              <w:pStyle w:val="TableContents"/>
+              <w:bidi w:val="0"/>
+              <w:jc w:val="end"/>
+              <w:rPr>
+                <w:rFonts w:ascii="2  Mitra_1 (MRT)" w:hAnsi="2  Mitra_1 (MRT)" w:cs="2  Mitra_1 (MRT)"/>
+                <w:color w:val="FF0000"/>
+              </w:rPr>
+            </w:pPr>
+            <w:r>
+              <w:rPr>
+                <w:rFonts w:cs="2  Mitra_1 (MRT)" w:ascii="2  Mitra_1 (MRT)" w:hAnsi="2  Mitra_1 (MRT)"/>
+                <w:color w:val="FF0000"/>
+              </w:rPr>
+              <w:t>0.45</w:t>
+            </w:r>
+          </w:p>
+        </w:tc>
+      </w:tr>
+      <w:tr>
+        <w:trPr/>
+        <w:tc>
+          <w:tcPr>
+            <w:tcW w:w="541" w:type="dxa"/>
+            <w:tcBorders/>
+            <w:vAlign w:val="center"/>
+          </w:tcPr>
+          <w:p>
+            <w:pPr>
+              <w:pStyle w:val="TableContents"/>
+              <w:bidi w:val="0"/>
+              <w:jc w:val="end"/>
+              <w:rPr>
+                <w:rFonts w:ascii="2  Mitra_1 (MRT)" w:hAnsi="2  Mitra_1 (MRT)" w:cs="2  Mitra_1 (MRT)"/>
+                <w:color w:val="FF0000"/>
+              </w:rPr>
+            </w:pPr>
+            <w:r>
+              <w:rPr>
+                <w:rFonts w:cs="2  Mitra_1 (MRT)" w:ascii="2  Mitra_1 (MRT)" w:hAnsi="2  Mitra_1 (MRT)"/>
+                <w:color w:val="FF0000"/>
+              </w:rPr>
+              <w:t>0.25</w:t>
+            </w:r>
+          </w:p>
+        </w:tc>
+        <w:tc>
+          <w:tcPr>
+            <w:tcW w:w="571" w:type="dxa"/>
+            <w:tcBorders/>
+            <w:vAlign w:val="center"/>
+          </w:tcPr>
+          <w:p>
+            <w:pPr>
+              <w:pStyle w:val="TableContents"/>
+              <w:bidi w:val="0"/>
+              <w:jc w:val="end"/>
+              <w:rPr>
+                <w:rFonts w:ascii="2  Mitra_1 (MRT)" w:hAnsi="2  Mitra_1 (MRT)" w:cs="2  Mitra_1 (MRT)"/>
+                <w:color w:val="FF0000"/>
+              </w:rPr>
+            </w:pPr>
+            <w:r>
+              <w:rPr>
+                <w:rFonts w:cs="2  Mitra_1 (MRT)" w:ascii="2  Mitra_1 (MRT)" w:hAnsi="2  Mitra_1 (MRT)"/>
+                <w:color w:val="FF0000"/>
+              </w:rPr>
+              <w:t>0.50</w:t>
+            </w:r>
+          </w:p>
+        </w:tc>
+      </w:tr>
+      <w:tr>
+        <w:trPr/>
+        <w:tc>
+          <w:tcPr>
+            <w:tcW w:w="541" w:type="dxa"/>
+            <w:tcBorders/>
+            <w:vAlign w:val="center"/>
+          </w:tcPr>
+          <w:p>
+            <w:pPr>
+              <w:pStyle w:val="TableContents"/>
+              <w:bidi w:val="0"/>
+              <w:jc w:val="end"/>
+              <w:rPr>
+                <w:rFonts w:ascii="2  Mitra_1 (MRT)" w:hAnsi="2  Mitra_1 (MRT)" w:cs="2  Mitra_1 (MRT)"/>
+                <w:color w:val="FF0000"/>
+              </w:rPr>
+            </w:pPr>
+            <w:r>
+              <w:rPr>
+                <w:rFonts w:cs="2  Mitra_1 (MRT)" w:ascii="2  Mitra_1 (MRT)" w:hAnsi="2  Mitra_1 (MRT)"/>
+                <w:color w:val="FF0000"/>
+              </w:rPr>
+              <w:t>...</w:t>
+            </w:r>
+          </w:p>
+        </w:tc>
+        <w:tc>
+          <w:tcPr>
+            <w:tcW w:w="571" w:type="dxa"/>
+            <w:tcBorders/>
+            <w:vAlign w:val="center"/>
+          </w:tcPr>
+          <w:p>
+            <w:pPr>
+              <w:pStyle w:val="TableContents"/>
+              <w:bidi w:val="0"/>
+              <w:jc w:val="end"/>
+              <w:rPr>
+                <w:rFonts w:ascii="2  Mitra_1 (MRT)" w:hAnsi="2  Mitra_1 (MRT)" w:cs="2  Mitra_1 (MRT)"/>
+                <w:color w:val="FF0000"/>
+              </w:rPr>
+            </w:pPr>
+            <w:r>
+              <w:rPr>
+                <w:rFonts w:cs="2  Mitra_1 (MRT)" w:ascii="2  Mitra_1 (MRT)" w:hAnsi="2  Mitra_1 (MRT)"/>
+                <w:color w:val="FF0000"/>
+              </w:rPr>
+              <w:t>...</w:t>
+            </w:r>
+          </w:p>
+        </w:tc>
+      </w:tr>
+    </w:tbl>
+    <w:p>
+      <w:pPr>
+        <w:pStyle w:val="BodyText"/>
+        <w:bidi w:val="0"/>
+        <w:jc w:val="end"/>
+        <w:rPr/>
+      </w:pPr>
+      <w:r>
+        <w:rPr>
+          <w:rFonts w:ascii="2  Mitra_1 (MRT)" w:hAnsi="2  Mitra_1 (MRT)" w:cs="2  Mitra_1 (MRT)"/>
+          <w:color w:val="FF0000"/>
+          <w:rtl w:val="true"/>
+        </w:rPr>
+        <w:t xml:space="preserve">تقریباً </w:t>
+      </w:r>
+      <w:r>
+        <w:rPr>
+          <w:rStyle w:val="Strong"/>
+          <w:rFonts w:cs="2  Mitra_1 (MRT)" w:ascii="2  Mitra_1 (MRT)" w:hAnsi="2  Mitra_1 (MRT)"/>
+          <w:color w:val="FF0000"/>
+        </w:rPr>
+        <w:t>25</w:t>
+      </w:r>
+      <w:r>
+        <w:rPr>
+          <w:rStyle w:val="Strong"/>
+          <w:rFonts w:cs="2  Mitra_1 (MRT)" w:ascii="2  Mitra_1 (MRT)" w:hAnsi="2  Mitra_1 (MRT)"/>
+          <w:color w:val="FF0000"/>
+          <w:rtl w:val="true"/>
+        </w:rPr>
+        <w:t xml:space="preserve"> </w:t>
+      </w:r>
+      <w:r>
+        <w:rPr>
+          <w:rStyle w:val="Strong"/>
+          <w:rFonts w:ascii="2  Mitra_1 (MRT)" w:hAnsi="2  Mitra_1 (MRT)" w:cs="2  Mitra_1 (MRT)"/>
+          <w:color w:val="FF0000"/>
+          <w:rtl w:val="true"/>
+        </w:rPr>
+        <w:t>ترکیب مختلف</w:t>
+      </w:r>
+      <w:r>
+        <w:rPr>
+          <w:rFonts w:ascii="2  Mitra_1 (MRT)" w:hAnsi="2  Mitra_1 (MRT)" w:cs="2  Mitra_1 (MRT)"/>
+          <w:color w:val="FF0000"/>
+          <w:rtl w:val="true"/>
+        </w:rPr>
+        <w:t xml:space="preserve"> بررسی می‌شوند</w:t>
+      </w:r>
+      <w:r>
+        <w:rPr>
+          <w:rFonts w:ascii="2  Mitra_1 (MRT)" w:hAnsi="2  Mitra_1 (MRT)" w:cs="2  Mitra_1 (MRT)"/>
+          <w:color w:val="FF0000"/>
+        </w:rPr>
+        <w:t xml:space="preserve"> </w:t>
+      </w:r>
+      <w:r>
+        <w:rPr>
+          <w:rFonts w:cs="2  Mitra_1 (MRT)" w:ascii="2  Mitra_1 (MRT)" w:hAnsi="2  Mitra_1 (MRT)"/>
+          <w:color w:val="FF0000"/>
+        </w:rPr>
+        <w:t>(</w:t>
+      </w:r>
+      <w:r>
+        <w:rPr>
+          <w:rFonts w:ascii="2  Mitra_1 (MRT)" w:hAnsi="2  Mitra_1 (MRT)" w:cs="2  Mitra_1 (MRT)"/>
+          <w:color w:val="FF0000"/>
+          <w:rtl w:val="true"/>
+        </w:rPr>
+        <w:t>ترکیب‌هایی که</w:t>
+      </w:r>
+      <w:r>
+        <w:rPr>
+          <w:rFonts w:ascii="2  Mitra_1 (MRT)" w:hAnsi="2  Mitra_1 (MRT)" w:cs="2  Mitra_1 (MRT)"/>
+          <w:color w:val="FF0000"/>
+        </w:rPr>
+        <w:t xml:space="preserve"> </w:t>
+      </w:r>
+      <w:r>
+        <w:rPr>
+          <w:rFonts w:cs="2  Mitra_1 (MRT)" w:ascii="2  Mitra_1 (MRT)" w:hAnsi="2  Mitra_1 (MRT)"/>
+          <w:color w:val="FF0000"/>
+        </w:rPr>
+        <w:t xml:space="preserve">t1≥t2t1 \ge t2t1≥t2 </w:t>
+      </w:r>
+      <w:r>
+        <w:rPr>
+          <w:rFonts w:ascii="2  Mitra_1 (MRT)" w:hAnsi="2  Mitra_1 (MRT)" w:cs="2  Mitra_1 (MRT)"/>
+          <w:color w:val="FF0000"/>
+          <w:rtl w:val="true"/>
+        </w:rPr>
+        <w:t>باشند حذف می‌شوند</w:t>
+      </w:r>
+      <w:r>
+        <w:rPr>
+          <w:rFonts w:cs="2  Mitra_1 (MRT)" w:ascii="2  Mitra_1 (MRT)" w:hAnsi="2  Mitra_1 (MRT)"/>
+          <w:color w:val="FF0000"/>
+        </w:rPr>
+        <w:t>).</w:t>
+      </w:r>
+    </w:p>
+    <w:p>
+      <w:pPr>
+        <w:pStyle w:val="HorizontalLine"/>
+        <w:bidi w:val="0"/>
+        <w:spacing w:lineRule="auto" w:line="276" w:before="0" w:after="140"/>
+        <w:jc w:val="end"/>
+        <w:rPr>
+          <w:rFonts w:ascii="2  Mitra_1 (MRT)" w:hAnsi="2  Mitra_1 (MRT)" w:cs="2  Mitra_1 (MRT)"/>
+        </w:rPr>
+      </w:pPr>
+      <w:r>
+        <w:rPr>
+          <w:rFonts w:cs="2  Mitra_1 (MRT)" w:ascii="2  Mitra_1 (MRT)" w:hAnsi="2  Mitra_1 (MRT)"/>
+        </w:rPr>
+      </w:r>
+    </w:p>
+    <w:p>
+      <w:pPr>
+        <w:pStyle w:val="Heading1"/>
+        <w:bidi w:val="0"/>
+        <w:spacing w:lineRule="auto" w:line="276" w:before="0" w:after="140"/>
+        <w:jc w:val="end"/>
+        <w:rPr>
+          <w:rFonts w:ascii="2  Mitra_1 (MRT)" w:hAnsi="2  Mitra_1 (MRT)" w:cs="2  Mitra_1 (MRT)"/>
+          <w:color w:val="FF0000"/>
+        </w:rPr>
+      </w:pPr>
+      <w:r>
+        <w:rPr>
+          <w:rFonts w:ascii="2  Mitra_1 (MRT)" w:hAnsi="2  Mitra_1 (MRT)" w:cs="2  Mitra_1 (MRT)"/>
+          <w:color w:val="FF0000"/>
+          <w:rtl w:val="true"/>
+        </w:rPr>
+        <w:t>برای هر ترکیب چه می‌کند؟</w:t>
+      </w:r>
+    </w:p>
+    <w:p>
+      <w:pPr>
+        <w:pStyle w:val="BodyText"/>
+        <w:bidi w:val="0"/>
+        <w:jc w:val="end"/>
+        <w:rPr>
+          <w:rFonts w:ascii="2  Mitra_1 (MRT)" w:hAnsi="2  Mitra_1 (MRT)" w:cs="2  Mitra_1 (MRT)"/>
+          <w:color w:val="FF0000"/>
+        </w:rPr>
+      </w:pPr>
+      <w:r>
+        <w:rPr>
+          <w:rFonts w:ascii="2  Mitra_1 (MRT)" w:hAnsi="2  Mitra_1 (MRT)" w:cs="2  Mitra_1 (MRT)"/>
+          <w:color w:val="FF0000"/>
+          <w:rtl w:val="true"/>
+        </w:rPr>
+        <w:t>مثلاً</w:t>
+      </w:r>
+    </w:p>
+    <w:p>
+      <w:pPr>
+        <w:pStyle w:val="BodyText"/>
+        <w:bidi w:val="0"/>
+        <w:jc w:val="end"/>
+        <w:rPr>
+          <w:rFonts w:ascii="2  Mitra_1 (MRT)" w:hAnsi="2  Mitra_1 (MRT)" w:cs="2  Mitra_1 (MRT)"/>
+          <w:color w:val="FF0000"/>
+        </w:rPr>
+      </w:pPr>
+      <w:r>
+        <w:rPr>
+          <w:rFonts w:ascii="2  Mitra_1 (MRT)" w:hAnsi="2  Mitra_1 (MRT)" w:cs="2  Mitra_1 (MRT)"/>
+          <w:color w:val="FF0000"/>
+          <w:rtl w:val="true"/>
+        </w:rPr>
+        <w:t>فرض کنید</w:t>
+      </w:r>
+    </w:p>
+    <w:p>
+      <w:pPr>
+        <w:sectPr>
+          <w:type w:val="continuous"/>
+          <w:pgSz w:w="11906" w:h="16838"/>
+          <w:pgMar w:left="1134" w:right="1134" w:gutter="0" w:header="0" w:top="1134" w:footer="0" w:bottom="1134"/>
+          <w:pgNumType w:fmt="decimal"/>
+          <w:formProt w:val="false"/>
+          <w:textDirection w:val="lrTb"/>
+        </w:sectPr>
+      </w:pPr>
+    </w:p>
+    <w:p>
+      <w:pPr>
+        <w:pStyle w:val="PreformattedText"/>
+        <w:bidi w:val="0"/>
+        <w:spacing w:lineRule="auto" w:line="276" w:before="0" w:after="140"/>
+        <w:ind w:hanging="0" w:start="0" w:end="0"/>
+        <w:jc w:val="end"/>
+        <w:rPr/>
+      </w:pPr>
+      <w:bookmarkStart w:id="15" w:name="code-block-viewer_Copy_44"/>
+      <w:bookmarkEnd w:id="15"/>
+      <w:r>
+        <w:rPr>
+          <w:rStyle w:val="SourceText"/>
+          <w:rFonts w:cs="2  Mitra_1 (MRT)" w:ascii="2  Mitra_1 (MRT)" w:hAnsi="2  Mitra_1 (MRT)"/>
+          <w:color w:val="FF0000"/>
+        </w:rPr>
+        <w:t>t1=0.20</w:t>
+      </w:r>
+    </w:p>
+    <w:p>
+      <w:pPr>
+        <w:pStyle w:val="PreformattedText"/>
+        <w:bidi w:val="0"/>
+        <w:spacing w:lineRule="auto" w:line="276" w:before="0" w:after="140"/>
+        <w:jc w:val="end"/>
+        <w:rPr>
+          <w:rFonts w:ascii="2  Mitra_1 (MRT)" w:hAnsi="2  Mitra_1 (MRT)" w:cs="2  Mitra_1 (MRT)"/>
+          <w:color w:val="FF0000"/>
+        </w:rPr>
+      </w:pPr>
+      <w:r>
+        <w:rPr>
+          <w:rFonts w:cs="2  Mitra_1 (MRT)" w:ascii="2  Mitra_1 (MRT)" w:hAnsi="2  Mitra_1 (MRT)"/>
+          <w:color w:val="FF0000"/>
+        </w:rPr>
+      </w:r>
+    </w:p>
+    <w:p>
+      <w:pPr>
+        <w:pStyle w:val="PreformattedText"/>
+        <w:bidi w:val="0"/>
+        <w:spacing w:lineRule="auto" w:line="276" w:before="0" w:after="140"/>
+        <w:jc w:val="end"/>
+        <w:rPr/>
+      </w:pPr>
+      <w:r>
+        <w:rPr>
+          <w:rStyle w:val="SourceText"/>
+          <w:rFonts w:cs="2  Mitra_1 (MRT)" w:ascii="2  Mitra_1 (MRT)" w:hAnsi="2  Mitra_1 (MRT)"/>
+          <w:color w:val="FF0000"/>
+        </w:rPr>
+        <w:t>t2=0.55</w:t>
+      </w:r>
+    </w:p>
+    <w:p>
+      <w:pPr>
+        <w:sectPr>
+          <w:type w:val="continuous"/>
+          <w:pgSz w:w="11906" w:h="16838"/>
+          <w:pgMar w:left="1134" w:right="1134" w:gutter="0" w:header="0" w:top="1134" w:footer="0" w:bottom="1134"/>
+          <w:formProt w:val="false"/>
+          <w:textDirection w:val="lrTb"/>
+        </w:sectPr>
+      </w:pPr>
+    </w:p>
+    <w:p>
+      <w:pPr>
+        <w:pStyle w:val="BodyText"/>
+        <w:bidi w:val="0"/>
+        <w:jc w:val="end"/>
+        <w:rPr/>
+      </w:pPr>
+      <w:r>
+        <w:rPr>
+          <w:rFonts w:ascii="2  Mitra_1 (MRT)" w:hAnsi="2  Mitra_1 (MRT)" w:cs="2  Mitra_1 (MRT)"/>
+          <w:color w:val="FF0000"/>
+          <w:rtl w:val="true"/>
+        </w:rPr>
+        <w:t>برنامه روی</w:t>
+      </w:r>
+      <w:r>
+        <w:rPr>
+          <w:rFonts w:ascii="2  Mitra_1 (MRT)" w:hAnsi="2  Mitra_1 (MRT)" w:cs="2  Mitra_1 (MRT)"/>
+          <w:color w:val="FF0000"/>
+        </w:rPr>
+        <w:t xml:space="preserve"> </w:t>
+      </w:r>
+      <w:r>
+        <w:rPr>
+          <w:rStyle w:val="Strong"/>
+          <w:rFonts w:cs="2  Mitra_1 (MRT)" w:ascii="2  Mitra_1 (MRT)" w:hAnsi="2  Mitra_1 (MRT)"/>
+          <w:color w:val="FF0000"/>
+        </w:rPr>
+        <w:t>Validation Set</w:t>
+      </w:r>
+      <w:r>
+        <w:rPr>
+          <w:rFonts w:cs="2  Mitra_1 (MRT)" w:ascii="2  Mitra_1 (MRT)" w:hAnsi="2  Mitra_1 (MRT)"/>
+          <w:color w:val="FF0000"/>
+        </w:rPr>
+        <w:t xml:space="preserve"> </w:t>
+      </w:r>
+      <w:r>
+        <w:rPr>
+          <w:rFonts w:ascii="2  Mitra_1 (MRT)" w:hAnsi="2  Mitra_1 (MRT)" w:cs="2  Mitra_1 (MRT)"/>
+          <w:color w:val="FF0000"/>
+          <w:rtl w:val="true"/>
+        </w:rPr>
+        <w:t>این</w:t>
+      </w:r>
+      <w:r>
+        <w:rPr>
+          <w:rFonts w:ascii="2  Mitra_1 (MRT)" w:hAnsi="2  Mitra_1 (MRT)" w:cs="2  Mitra_1 (MRT)"/>
+          <w:color w:val="FF0000"/>
+        </w:rPr>
+        <w:t xml:space="preserve"> </w:t>
+      </w:r>
+      <w:r>
+        <w:rPr>
+          <w:rFonts w:cs="2  Mitra_1 (MRT)" w:ascii="2  Mitra_1 (MRT)" w:hAnsi="2  Mitra_1 (MRT)"/>
+          <w:color w:val="FF0000"/>
+        </w:rPr>
+        <w:t>Threshold</w:t>
+      </w:r>
+      <w:r>
+        <w:rPr>
+          <w:rFonts w:ascii="2  Mitra_1 (MRT)" w:hAnsi="2  Mitra_1 (MRT)" w:cs="2  Mitra_1 (MRT)"/>
+          <w:color w:val="FF0000"/>
+          <w:rtl w:val="true"/>
+        </w:rPr>
+        <w:t>ها را اعمال می‌کند</w:t>
+      </w:r>
+      <w:r>
+        <w:rPr>
+          <w:rFonts w:cs="2  Mitra_1 (MRT)" w:ascii="2  Mitra_1 (MRT)" w:hAnsi="2  Mitra_1 (MRT)"/>
+          <w:color w:val="FF0000"/>
+        </w:rPr>
+        <w:t>.</w:t>
+      </w:r>
+    </w:p>
+    <w:p>
+      <w:pPr>
+        <w:pStyle w:val="BodyText"/>
+        <w:bidi w:val="0"/>
+        <w:jc w:val="end"/>
+        <w:rPr>
+          <w:rFonts w:ascii="2  Mitra_1 (MRT)" w:hAnsi="2  Mitra_1 (MRT)" w:cs="2  Mitra_1 (MRT)"/>
+          <w:color w:val="FF0000"/>
+        </w:rPr>
+      </w:pPr>
+      <w:r>
+        <w:rPr>
+          <w:rFonts w:ascii="2  Mitra_1 (MRT)" w:hAnsi="2  Mitra_1 (MRT)" w:cs="2  Mitra_1 (MRT)"/>
+          <w:color w:val="FF0000"/>
+          <w:rtl w:val="true"/>
+        </w:rPr>
+        <w:t>بعد محاسبه می‌کند</w:t>
+      </w:r>
+      <w:r>
+        <w:rPr>
+          <w:rFonts w:cs="2  Mitra_1 (MRT)" w:ascii="2  Mitra_1 (MRT)" w:hAnsi="2  Mitra_1 (MRT)"/>
+          <w:color w:val="FF0000"/>
+        </w:rPr>
+        <w:t>:</w:t>
+      </w:r>
+    </w:p>
+    <w:p>
+      <w:pPr>
+        <w:pStyle w:val="BodyText"/>
+        <w:numPr>
+          <w:ilvl w:val="0"/>
+          <w:numId w:val="12"/>
+        </w:numPr>
+        <w:tabs>
+          <w:tab w:val="clear" w:pos="709"/>
+          <w:tab w:val="left" w:pos="709" w:leader="none"/>
+        </w:tabs>
+        <w:bidi w:val="0"/>
+        <w:spacing w:before="0" w:after="0"/>
+        <w:ind w:hanging="283" w:start="709"/>
+        <w:jc w:val="end"/>
+        <w:rPr>
+          <w:rFonts w:ascii="2  Mitra_1 (MRT)" w:hAnsi="2  Mitra_1 (MRT)" w:cs="2  Mitra_1 (MRT)"/>
+          <w:color w:val="FF0000"/>
+        </w:rPr>
+      </w:pPr>
+      <w:r>
+        <w:rPr>
+          <w:rFonts w:ascii="2  Mitra_1 (MRT)" w:hAnsi="2  Mitra_1 (MRT)" w:cs="2  Mitra_1 (MRT)"/>
+          <w:color w:val="FF0000"/>
+          <w:rtl w:val="true"/>
+        </w:rPr>
+        <w:t>چند</w:t>
+      </w:r>
+      <w:r>
+        <w:rPr>
+          <w:rFonts w:ascii="2  Mitra_1 (MRT)" w:hAnsi="2  Mitra_1 (MRT)" w:cs="2  Mitra_1 (MRT)"/>
+          <w:color w:val="FF0000"/>
+        </w:rPr>
+        <w:t xml:space="preserve"> </w:t>
+      </w:r>
+      <w:r>
+        <w:rPr>
+          <w:rFonts w:cs="2  Mitra_1 (MRT)" w:ascii="2  Mitra_1 (MRT)" w:hAnsi="2  Mitra_1 (MRT)"/>
+          <w:color w:val="FF0000"/>
+        </w:rPr>
+        <w:t xml:space="preserve">FP </w:t>
+      </w:r>
+      <w:r>
+        <w:rPr>
+          <w:rFonts w:ascii="2  Mitra_1 (MRT)" w:hAnsi="2  Mitra_1 (MRT)" w:cs="2  Mitra_1 (MRT)"/>
+          <w:color w:val="FF0000"/>
+          <w:rtl w:val="true"/>
+        </w:rPr>
+        <w:t>داریم؟</w:t>
+      </w:r>
+      <w:r>
+        <w:rPr>
+          <w:rFonts w:ascii="2  Mitra_1 (MRT)" w:hAnsi="2  Mitra_1 (MRT)" w:cs="2  Mitra_1 (MRT)"/>
+          <w:color w:val="FF0000"/>
+        </w:rPr>
+        <w:t xml:space="preserve"> </w:t>
+      </w:r>
+    </w:p>
+    <w:p>
+      <w:pPr>
+        <w:pStyle w:val="BodyText"/>
+        <w:numPr>
+          <w:ilvl w:val="0"/>
+          <w:numId w:val="12"/>
+        </w:numPr>
+        <w:tabs>
+          <w:tab w:val="clear" w:pos="709"/>
+          <w:tab w:val="left" w:pos="709" w:leader="none"/>
+        </w:tabs>
+        <w:bidi w:val="0"/>
+        <w:spacing w:before="0" w:after="0"/>
+        <w:ind w:hanging="283" w:start="709"/>
+        <w:jc w:val="end"/>
+        <w:rPr>
+          <w:rFonts w:ascii="2  Mitra_1 (MRT)" w:hAnsi="2  Mitra_1 (MRT)" w:cs="2  Mitra_1 (MRT)"/>
+          <w:color w:val="FF0000"/>
+        </w:rPr>
+      </w:pPr>
+      <w:r>
+        <w:rPr>
+          <w:rFonts w:ascii="2  Mitra_1 (MRT)" w:hAnsi="2  Mitra_1 (MRT)" w:cs="2  Mitra_1 (MRT)"/>
+          <w:color w:val="FF0000"/>
+          <w:rtl w:val="true"/>
+        </w:rPr>
+        <w:t>چند</w:t>
+      </w:r>
+      <w:r>
+        <w:rPr>
+          <w:rFonts w:ascii="2  Mitra_1 (MRT)" w:hAnsi="2  Mitra_1 (MRT)" w:cs="2  Mitra_1 (MRT)"/>
+          <w:color w:val="FF0000"/>
+        </w:rPr>
+        <w:t xml:space="preserve"> </w:t>
+      </w:r>
+      <w:r>
+        <w:rPr>
+          <w:rFonts w:cs="2  Mitra_1 (MRT)" w:ascii="2  Mitra_1 (MRT)" w:hAnsi="2  Mitra_1 (MRT)"/>
+          <w:color w:val="FF0000"/>
+        </w:rPr>
+        <w:t xml:space="preserve">FN </w:t>
+      </w:r>
+      <w:r>
+        <w:rPr>
+          <w:rFonts w:ascii="2  Mitra_1 (MRT)" w:hAnsi="2  Mitra_1 (MRT)" w:cs="2  Mitra_1 (MRT)"/>
+          <w:color w:val="FF0000"/>
+          <w:rtl w:val="true"/>
+        </w:rPr>
+        <w:t>داریم؟</w:t>
+      </w:r>
+      <w:r>
+        <w:rPr>
+          <w:rFonts w:ascii="2  Mitra_1 (MRT)" w:hAnsi="2  Mitra_1 (MRT)" w:cs="2  Mitra_1 (MRT)"/>
+          <w:color w:val="FF0000"/>
+        </w:rPr>
+        <w:t xml:space="preserve"> </w:t>
+      </w:r>
+    </w:p>
+    <w:p>
+      <w:pPr>
+        <w:pStyle w:val="BodyText"/>
+        <w:numPr>
+          <w:ilvl w:val="0"/>
+          <w:numId w:val="12"/>
+        </w:numPr>
+        <w:tabs>
+          <w:tab w:val="clear" w:pos="709"/>
+          <w:tab w:val="left" w:pos="709" w:leader="none"/>
+        </w:tabs>
+        <w:bidi w:val="0"/>
+        <w:spacing w:before="0" w:after="0"/>
+        <w:ind w:hanging="283" w:start="709"/>
+        <w:jc w:val="end"/>
+        <w:rPr>
+          <w:rFonts w:ascii="2  Mitra_1 (MRT)" w:hAnsi="2  Mitra_1 (MRT)" w:cs="2  Mitra_1 (MRT)"/>
+          <w:color w:val="FF0000"/>
+        </w:rPr>
+      </w:pPr>
+      <w:r>
+        <w:rPr>
+          <w:rFonts w:ascii="2  Mitra_1 (MRT)" w:hAnsi="2  Mitra_1 (MRT)" w:cs="2  Mitra_1 (MRT)"/>
+          <w:color w:val="FF0000"/>
+          <w:rtl w:val="true"/>
+        </w:rPr>
+        <w:t>چند پرونده</w:t>
+      </w:r>
+      <w:r>
+        <w:rPr>
+          <w:rFonts w:ascii="2  Mitra_1 (MRT)" w:hAnsi="2  Mitra_1 (MRT)" w:cs="2  Mitra_1 (MRT)"/>
+          <w:color w:val="FF0000"/>
+        </w:rPr>
+        <w:t xml:space="preserve"> </w:t>
+      </w:r>
+      <w:r>
+        <w:rPr>
+          <w:rFonts w:cs="2  Mitra_1 (MRT)" w:ascii="2  Mitra_1 (MRT)" w:hAnsi="2  Mitra_1 (MRT)"/>
+          <w:color w:val="FF0000"/>
+        </w:rPr>
+        <w:t xml:space="preserve">Manual Review </w:t>
+      </w:r>
+      <w:r>
+        <w:rPr>
+          <w:rFonts w:ascii="2  Mitra_1 (MRT)" w:hAnsi="2  Mitra_1 (MRT)" w:cs="2  Mitra_1 (MRT)"/>
+          <w:color w:val="FF0000"/>
+          <w:rtl w:val="true"/>
+        </w:rPr>
+        <w:t>شده؟</w:t>
+      </w:r>
+      <w:r>
+        <w:rPr>
+          <w:rFonts w:ascii="2  Mitra_1 (MRT)" w:hAnsi="2  Mitra_1 (MRT)" w:cs="2  Mitra_1 (MRT)"/>
+          <w:color w:val="FF0000"/>
+        </w:rPr>
+        <w:t xml:space="preserve"> </w:t>
+      </w:r>
+    </w:p>
+    <w:p>
+      <w:pPr>
+        <w:pStyle w:val="BodyText"/>
+        <w:numPr>
+          <w:ilvl w:val="0"/>
+          <w:numId w:val="12"/>
+        </w:numPr>
+        <w:tabs>
+          <w:tab w:val="clear" w:pos="709"/>
+          <w:tab w:val="left" w:pos="709" w:leader="none"/>
+        </w:tabs>
+        <w:bidi w:val="0"/>
+        <w:ind w:hanging="283" w:start="709"/>
+        <w:jc w:val="end"/>
+        <w:rPr>
+          <w:rFonts w:ascii="2  Mitra_1 (MRT)" w:hAnsi="2  Mitra_1 (MRT)" w:cs="2  Mitra_1 (MRT)"/>
+          <w:color w:val="FF0000"/>
+        </w:rPr>
+      </w:pPr>
+      <w:r>
+        <w:rPr>
+          <w:rFonts w:ascii="2  Mitra_1 (MRT)" w:hAnsi="2  Mitra_1 (MRT)" w:cs="2  Mitra_1 (MRT)"/>
+          <w:color w:val="FF0000"/>
+          <w:rtl w:val="true"/>
+        </w:rPr>
+        <w:t>هزینه</w:t>
+      </w:r>
+      <w:r>
+        <w:rPr>
+          <w:rFonts w:ascii="2  Mitra_1 (MRT)" w:hAnsi="2  Mitra_1 (MRT)" w:cs="2  Mitra_1 (MRT)"/>
+          <w:color w:val="FF0000"/>
+        </w:rPr>
+        <w:t xml:space="preserve"> </w:t>
+      </w:r>
+      <w:r>
+        <w:rPr>
+          <w:rFonts w:cs="2  Mitra_1 (MRT)" w:ascii="2  Mitra_1 (MRT)" w:hAnsi="2  Mitra_1 (MRT)"/>
+          <w:color w:val="FF0000"/>
+        </w:rPr>
+        <w:t xml:space="preserve">(Cost) </w:t>
+      </w:r>
+      <w:r>
+        <w:rPr>
+          <w:rFonts w:ascii="2  Mitra_1 (MRT)" w:hAnsi="2  Mitra_1 (MRT)" w:cs="2  Mitra_1 (MRT)"/>
+          <w:color w:val="FF0000"/>
+          <w:rtl w:val="true"/>
+        </w:rPr>
+        <w:t>چقدر شده؟</w:t>
+      </w:r>
+    </w:p>
+    <w:p>
+      <w:pPr>
+        <w:pStyle w:val="BodyText"/>
+        <w:bidi w:val="0"/>
+        <w:jc w:val="end"/>
+        <w:rPr>
+          <w:rFonts w:ascii="2  Mitra_1 (MRT)" w:hAnsi="2  Mitra_1 (MRT)" w:cs="2  Mitra_1 (MRT)"/>
+          <w:color w:val="FF0000"/>
+        </w:rPr>
+      </w:pPr>
+      <w:r>
+        <w:rPr>
+          <w:rFonts w:cs="2  Mitra_1 (MRT)" w:ascii="2  Mitra_1 (MRT)" w:hAnsi="2  Mitra_1 (MRT)"/>
+          <w:color w:val="FF0000"/>
+        </w:rPr>
+      </w:r>
+    </w:p>
+    <w:p>
+      <w:pPr>
+        <w:pStyle w:val="Heading1"/>
+        <w:bidi w:val="0"/>
+        <w:jc w:val="end"/>
+        <w:rPr>
+          <w:rFonts w:ascii="2  Mitra_1 (MRT)" w:hAnsi="2  Mitra_1 (MRT)" w:cs="2  Mitra_1 (MRT)"/>
+          <w:color w:val="FF0000"/>
+        </w:rPr>
+      </w:pPr>
+      <w:r>
+        <w:rPr>
+          <w:rFonts w:ascii="2  Mitra_1 (MRT)" w:hAnsi="2  Mitra_1 (MRT)" w:cs="2  Mitra_1 (MRT)"/>
+          <w:color w:val="FF0000"/>
+          <w:rtl w:val="true"/>
+        </w:rPr>
+        <w:t>از کجا فهمید بهترین است؟</w:t>
+      </w:r>
+    </w:p>
+    <w:p>
+      <w:pPr>
+        <w:pStyle w:val="BodyText"/>
+        <w:bidi w:val="0"/>
+        <w:jc w:val="end"/>
+        <w:rPr>
+          <w:rFonts w:ascii="2  Mitra_1 (MRT)" w:hAnsi="2  Mitra_1 (MRT)" w:cs="2  Mitra_1 (MRT)"/>
+          <w:color w:val="FF0000"/>
+        </w:rPr>
+      </w:pPr>
+      <w:r>
+        <w:rPr>
+          <w:rFonts w:ascii="2  Mitra_1 (MRT)" w:hAnsi="2  Mitra_1 (MRT)" w:cs="2  Mitra_1 (MRT)"/>
+          <w:color w:val="FF0000"/>
+          <w:rtl w:val="true"/>
+        </w:rPr>
+        <w:t>برنامه این خط را دارد</w:t>
+      </w:r>
+    </w:p>
+    <w:p>
+      <w:pPr>
+        <w:sectPr>
+          <w:type w:val="continuous"/>
+          <w:pgSz w:w="11906" w:h="16838"/>
+          <w:pgMar w:left="1134" w:right="1134" w:gutter="0" w:header="0" w:top="1134" w:footer="0" w:bottom="1134"/>
+          <w:pgNumType w:fmt="decimal"/>
+          <w:formProt w:val="false"/>
+          <w:textDirection w:val="lrTb"/>
+        </w:sectPr>
+      </w:pPr>
+    </w:p>
+    <w:p>
+      <w:pPr>
+        <w:pStyle w:val="PreformattedText"/>
+        <w:bidi w:val="0"/>
+        <w:spacing w:lineRule="auto" w:line="276" w:before="0" w:after="140"/>
+        <w:ind w:hanging="0" w:start="0" w:end="0"/>
+        <w:jc w:val="end"/>
+        <w:rPr/>
+      </w:pPr>
+      <w:bookmarkStart w:id="16" w:name="code-block-viewer_Copy_45"/>
+      <w:bookmarkEnd w:id="16"/>
+      <w:r>
+        <w:rPr>
+          <w:rStyle w:val="SourceText"/>
+          <w:rFonts w:cs="2  Mitra_1 (MRT)" w:ascii="2  Mitra_1 (MRT)" w:hAnsi="2  Mitra_1 (MRT)"/>
+          <w:color w:val="FF0000"/>
+        </w:rPr>
+        <w:t>if cost &lt; best_cost:</w:t>
+      </w:r>
+    </w:p>
+    <w:p>
+      <w:pPr>
+        <w:sectPr>
+          <w:type w:val="continuous"/>
+          <w:pgSz w:w="11906" w:h="16838"/>
+          <w:pgMar w:left="1134" w:right="1134" w:gutter="0" w:header="0" w:top="1134" w:footer="0" w:bottom="1134"/>
+          <w:formProt w:val="false"/>
+          <w:textDirection w:val="lrTb"/>
+        </w:sectPr>
+      </w:pPr>
+    </w:p>
+    <w:p>
+      <w:pPr>
+        <w:pStyle w:val="BodyText"/>
+        <w:bidi w:val="0"/>
+        <w:jc w:val="end"/>
+        <w:rPr>
+          <w:rFonts w:ascii="2  Mitra_1 (MRT)" w:hAnsi="2  Mitra_1 (MRT)" w:cs="2  Mitra_1 (MRT)"/>
+          <w:color w:val="FF0000"/>
+        </w:rPr>
+      </w:pPr>
+      <w:r>
+        <w:rPr>
+          <w:rFonts w:ascii="2  Mitra_1 (MRT)" w:hAnsi="2  Mitra_1 (MRT)" w:cs="2  Mitra_1 (MRT)"/>
+          <w:color w:val="FF0000"/>
+          <w:rtl w:val="true"/>
+        </w:rPr>
+        <w:t>یعنی</w:t>
+      </w:r>
+    </w:p>
+    <w:p>
+      <w:pPr>
+        <w:pStyle w:val="BodyText"/>
+        <w:bidi w:val="0"/>
+        <w:jc w:val="end"/>
+        <w:rPr>
+          <w:rFonts w:ascii="2  Mitra_1 (MRT)" w:hAnsi="2  Mitra_1 (MRT)" w:cs="2  Mitra_1 (MRT)"/>
+          <w:color w:val="FF0000"/>
+        </w:rPr>
+      </w:pPr>
+      <w:r>
+        <w:rPr>
+          <w:rFonts w:ascii="2  Mitra_1 (MRT)" w:hAnsi="2  Mitra_1 (MRT)" w:cs="2  Mitra_1 (MRT)"/>
+          <w:color w:val="FF0000"/>
+          <w:rtl w:val="true"/>
+        </w:rPr>
+        <w:t>اگر هزینه این ترکیب از همه کمتر باشد</w:t>
+      </w:r>
+      <w:r>
+        <w:rPr>
+          <w:rFonts w:ascii="2  Mitra_1 (MRT)" w:hAnsi="2  Mitra_1 (MRT)" w:cs="2  Mitra_1 (MRT)"/>
+          <w:color w:val="FF0000"/>
+        </w:rPr>
+        <w:t>،</w:t>
+      </w:r>
+    </w:p>
+    <w:p>
+      <w:pPr>
+        <w:pStyle w:val="BodyText"/>
+        <w:bidi w:val="0"/>
+        <w:jc w:val="end"/>
+        <w:rPr>
+          <w:rFonts w:ascii="2  Mitra_1 (MRT)" w:hAnsi="2  Mitra_1 (MRT)" w:cs="2  Mitra_1 (MRT)"/>
+          <w:color w:val="FF0000"/>
+        </w:rPr>
+      </w:pPr>
+      <w:r>
+        <w:rPr>
+          <w:rFonts w:ascii="2  Mitra_1 (MRT)" w:hAnsi="2  Mitra_1 (MRT)" w:cs="2  Mitra_1 (MRT)"/>
+          <w:color w:val="FF0000"/>
+          <w:rtl w:val="true"/>
+        </w:rPr>
+        <w:t>آن را به عنوان بهترین انتخاب کن</w:t>
+      </w:r>
+      <w:r>
+        <w:rPr>
+          <w:rFonts w:cs="2  Mitra_1 (MRT)" w:ascii="2  Mitra_1 (MRT)" w:hAnsi="2  Mitra_1 (MRT)"/>
+          <w:color w:val="FF0000"/>
+        </w:rPr>
+        <w:t>.</w:t>
+      </w:r>
+    </w:p>
+    <w:p>
+      <w:pPr>
+        <w:pStyle w:val="BodyText"/>
+        <w:bidi w:val="0"/>
+        <w:jc w:val="end"/>
+        <w:rPr>
+          <w:rFonts w:ascii="2  Mitra_1 (MRT)" w:hAnsi="2  Mitra_1 (MRT)" w:cs="2  Mitra_1 (MRT)"/>
+          <w:color w:val="FF0000"/>
+        </w:rPr>
+      </w:pPr>
+      <w:r>
+        <w:rPr>
+          <w:rFonts w:ascii="2  Mitra_1 (MRT)" w:hAnsi="2  Mitra_1 (MRT)" w:cs="2  Mitra_1 (MRT)"/>
+          <w:color w:val="FF0000"/>
+          <w:rtl w:val="true"/>
+        </w:rPr>
+        <w:t>در نهایت</w:t>
+      </w:r>
+    </w:p>
+    <w:p>
+      <w:pPr>
+        <w:sectPr>
+          <w:type w:val="continuous"/>
+          <w:pgSz w:w="11906" w:h="16838"/>
+          <w:pgMar w:left="1134" w:right="1134" w:gutter="0" w:header="0" w:top="1134" w:footer="0" w:bottom="1134"/>
+          <w:pgNumType w:fmt="decimal"/>
+          <w:formProt w:val="false"/>
+          <w:textDirection w:val="lrTb"/>
+        </w:sectPr>
+      </w:pPr>
+    </w:p>
+    <w:p>
+      <w:pPr>
+        <w:pStyle w:val="PreformattedText"/>
+        <w:bidi w:val="0"/>
+        <w:spacing w:lineRule="auto" w:line="276" w:before="0" w:after="140"/>
+        <w:ind w:hanging="0" w:start="0" w:end="0"/>
+        <w:jc w:val="end"/>
+        <w:rPr/>
+      </w:pPr>
+      <w:bookmarkStart w:id="17" w:name="code-block-viewer_Copy_46"/>
+      <w:bookmarkEnd w:id="17"/>
+      <w:r>
+        <w:rPr>
+          <w:rStyle w:val="SourceText"/>
+          <w:rFonts w:cs="2  Mitra_1 (MRT)" w:ascii="2  Mitra_1 (MRT)" w:hAnsi="2  Mitra_1 (MRT)"/>
+          <w:color w:val="FF0000"/>
+        </w:rPr>
+        <w:t>t1 = 0.20</w:t>
+      </w:r>
+    </w:p>
+    <w:p>
+      <w:pPr>
+        <w:pStyle w:val="PreformattedText"/>
+        <w:bidi w:val="0"/>
+        <w:spacing w:lineRule="auto" w:line="276" w:before="0" w:after="140"/>
+        <w:jc w:val="end"/>
+        <w:rPr>
+          <w:rFonts w:ascii="2  Mitra_1 (MRT)" w:hAnsi="2  Mitra_1 (MRT)" w:cs="2  Mitra_1 (MRT)"/>
+          <w:color w:val="FF0000"/>
+        </w:rPr>
+      </w:pPr>
+      <w:r>
+        <w:rPr>
+          <w:rFonts w:cs="2  Mitra_1 (MRT)" w:ascii="2  Mitra_1 (MRT)" w:hAnsi="2  Mitra_1 (MRT)"/>
+          <w:color w:val="FF0000"/>
+        </w:rPr>
+      </w:r>
+    </w:p>
+    <w:p>
+      <w:pPr>
+        <w:pStyle w:val="PreformattedText"/>
+        <w:bidi w:val="0"/>
+        <w:spacing w:lineRule="auto" w:line="276" w:before="0" w:after="140"/>
+        <w:jc w:val="end"/>
+        <w:rPr/>
+      </w:pPr>
+      <w:r>
+        <w:rPr>
+          <w:rStyle w:val="SourceText"/>
+          <w:rFonts w:cs="2  Mitra_1 (MRT)" w:ascii="2  Mitra_1 (MRT)" w:hAnsi="2  Mitra_1 (MRT)"/>
+          <w:color w:val="FF0000"/>
+        </w:rPr>
+        <w:t>t2 = 0.60</w:t>
+      </w:r>
+    </w:p>
+    <w:p>
+      <w:pPr>
+        <w:sectPr>
+          <w:type w:val="continuous"/>
+          <w:pgSz w:w="11906" w:h="16838"/>
+          <w:pgMar w:left="1134" w:right="1134" w:gutter="0" w:header="0" w:top="1134" w:footer="0" w:bottom="1134"/>
+          <w:formProt w:val="false"/>
+          <w:textDirection w:val="lrTb"/>
+        </w:sectPr>
+      </w:pPr>
+    </w:p>
+    <w:p>
+      <w:pPr>
+        <w:pStyle w:val="BodyText"/>
+        <w:bidi w:val="0"/>
+        <w:jc w:val="end"/>
+        <w:rPr>
+          <w:rFonts w:ascii="2  Mitra_1 (MRT)" w:hAnsi="2  Mitra_1 (MRT)" w:cs="2  Mitra_1 (MRT)"/>
+          <w:color w:val="FF0000"/>
+        </w:rPr>
+      </w:pPr>
+      <w:r>
+        <w:rPr>
+          <w:rFonts w:ascii="2  Mitra_1 (MRT)" w:hAnsi="2  Mitra_1 (MRT)" w:cs="2  Mitra_1 (MRT)"/>
+          <w:color w:val="FF0000"/>
+          <w:rtl w:val="true"/>
+        </w:rPr>
+        <w:t>کمترین هزینه را داشته است</w:t>
+      </w:r>
+      <w:r>
+        <w:rPr>
+          <w:rFonts w:cs="2  Mitra_1 (MRT)" w:ascii="2  Mitra_1 (MRT)" w:hAnsi="2  Mitra_1 (MRT)"/>
+          <w:color w:val="FF0000"/>
+        </w:rPr>
+        <w:t>.</w:t>
+      </w:r>
+    </w:p>
+    <w:p>
+      <w:pPr>
+        <w:pStyle w:val="HorizontalLine"/>
+        <w:bidi w:val="0"/>
+        <w:spacing w:lineRule="auto" w:line="276" w:before="0" w:after="140"/>
+        <w:jc w:val="end"/>
+        <w:rPr>
+          <w:rFonts w:ascii="2  Mitra_1 (MRT)" w:hAnsi="2  Mitra_1 (MRT)" w:cs="2  Mitra_1 (MRT)"/>
+          <w:color w:val="FF0000"/>
+        </w:rPr>
+      </w:pPr>
+      <w:r>
+        <w:rPr>
+          <w:rFonts w:cs="2  Mitra_1 (MRT)" w:ascii="2  Mitra_1 (MRT)" w:hAnsi="2  Mitra_1 (MRT)"/>
+          <w:color w:val="FF0000"/>
+        </w:rPr>
+      </w:r>
+    </w:p>
+    <w:p>
+      <w:pPr>
+        <w:pStyle w:val="Heading1"/>
+        <w:bidi w:val="0"/>
+        <w:spacing w:lineRule="auto" w:line="276" w:before="0" w:after="140"/>
+        <w:jc w:val="end"/>
+        <w:rPr>
+          <w:rFonts w:ascii="2  Mitra_1 (MRT)" w:hAnsi="2  Mitra_1 (MRT)" w:cs="2  Mitra_1 (MRT)"/>
+          <w:color w:val="FF0000"/>
+        </w:rPr>
+      </w:pPr>
+      <w:r>
+        <w:rPr>
+          <w:rFonts w:ascii="2  Mitra_1 (MRT)" w:hAnsi="2  Mitra_1 (MRT)" w:cs="2  Mitra_1 (MRT)"/>
+          <w:color w:val="FF0000"/>
+          <w:rtl w:val="true"/>
+        </w:rPr>
+        <w:t>چرا</w:t>
+      </w:r>
+      <w:r>
+        <w:rPr>
+          <w:rFonts w:ascii="2  Mitra_1 (MRT)" w:hAnsi="2  Mitra_1 (MRT)" w:cs="2  Mitra_1 (MRT)"/>
+          <w:color w:val="FF0000"/>
+        </w:rPr>
+        <w:t xml:space="preserve"> </w:t>
+      </w:r>
+      <w:r>
+        <w:rPr>
+          <w:rFonts w:cs="2  Mitra_1 (MRT)" w:ascii="2  Mitra_1 (MRT)" w:hAnsi="2  Mitra_1 (MRT)"/>
+          <w:color w:val="FF0000"/>
+        </w:rPr>
+        <w:t xml:space="preserve">Cost </w:t>
+      </w:r>
+      <w:r>
+        <w:rPr>
+          <w:rFonts w:ascii="2  Mitra_1 (MRT)" w:hAnsi="2  Mitra_1 (MRT)" w:cs="2  Mitra_1 (MRT)"/>
+          <w:color w:val="FF0000"/>
+          <w:rtl w:val="true"/>
+        </w:rPr>
+        <w:t>مهم است؟</w:t>
+      </w:r>
+    </w:p>
+    <w:p>
+      <w:pPr>
+        <w:pStyle w:val="BodyText"/>
+        <w:bidi w:val="0"/>
+        <w:jc w:val="end"/>
+        <w:rPr>
+          <w:rFonts w:ascii="2  Mitra_1 (MRT)" w:hAnsi="2  Mitra_1 (MRT)" w:cs="2  Mitra_1 (MRT)"/>
+          <w:color w:val="FF0000"/>
+        </w:rPr>
+      </w:pPr>
+      <w:r>
+        <w:rPr>
+          <w:rFonts w:ascii="2  Mitra_1 (MRT)" w:hAnsi="2  Mitra_1 (MRT)" w:cs="2  Mitra_1 (MRT)"/>
+          <w:color w:val="FF0000"/>
+          <w:rtl w:val="true"/>
+        </w:rPr>
+        <w:t>در پروژه شما</w:t>
+      </w:r>
+    </w:p>
+    <w:p>
+      <w:pPr>
+        <w:sectPr>
+          <w:type w:val="continuous"/>
+          <w:pgSz w:w="11906" w:h="16838"/>
+          <w:pgMar w:left="1134" w:right="1134" w:gutter="0" w:header="0" w:top="1134" w:footer="0" w:bottom="1134"/>
+          <w:pgNumType w:fmt="decimal"/>
+          <w:formProt w:val="false"/>
+          <w:textDirection w:val="lrTb"/>
+        </w:sectPr>
+      </w:pPr>
+    </w:p>
+    <w:p>
+      <w:pPr>
+        <w:pStyle w:val="PreformattedText"/>
+        <w:bidi w:val="0"/>
+        <w:spacing w:lineRule="auto" w:line="276" w:before="0" w:after="140"/>
+        <w:ind w:hanging="0" w:start="0" w:end="0"/>
+        <w:jc w:val="end"/>
+        <w:rPr/>
+      </w:pPr>
+      <w:bookmarkStart w:id="18" w:name="code-block-viewer_Copy_47"/>
+      <w:bookmarkEnd w:id="18"/>
+      <w:r>
+        <w:rPr>
+          <w:rStyle w:val="SourceText"/>
+          <w:rFonts w:cs="2  Mitra_1 (MRT)" w:ascii="2  Mitra_1 (MRT)" w:hAnsi="2  Mitra_1 (MRT)"/>
+          <w:color w:val="FF0000"/>
+        </w:rPr>
+        <w:t>cost = 2.5*FN + FP</w:t>
+      </w:r>
+    </w:p>
+    <w:p>
+      <w:pPr>
+        <w:sectPr>
+          <w:type w:val="continuous"/>
+          <w:pgSz w:w="11906" w:h="16838"/>
+          <w:pgMar w:left="1134" w:right="1134" w:gutter="0" w:header="0" w:top="1134" w:footer="0" w:bottom="1134"/>
+          <w:formProt w:val="false"/>
+          <w:textDirection w:val="lrTb"/>
+        </w:sectPr>
+      </w:pPr>
+    </w:p>
+    <w:p>
+      <w:pPr>
+        <w:pStyle w:val="BodyText"/>
+        <w:bidi w:val="0"/>
+        <w:jc w:val="end"/>
+        <w:rPr>
+          <w:rFonts w:ascii="2  Mitra_1 (MRT)" w:hAnsi="2  Mitra_1 (MRT)" w:cs="2  Mitra_1 (MRT)"/>
+          <w:color w:val="FF0000"/>
+        </w:rPr>
+      </w:pPr>
+      <w:r>
+        <w:rPr>
+          <w:rFonts w:ascii="2  Mitra_1 (MRT)" w:hAnsi="2  Mitra_1 (MRT)" w:cs="2  Mitra_1 (MRT)"/>
+          <w:color w:val="FF0000"/>
+          <w:rtl w:val="true"/>
+        </w:rPr>
+        <w:t>چون</w:t>
+      </w:r>
+    </w:p>
+    <w:p>
+      <w:pPr>
+        <w:pStyle w:val="BodyText"/>
+        <w:bidi w:val="0"/>
+        <w:jc w:val="end"/>
+        <w:rPr>
+          <w:rFonts w:ascii="2  Mitra_1 (MRT)" w:hAnsi="2  Mitra_1 (MRT)" w:cs="2  Mitra_1 (MRT)"/>
+          <w:color w:val="FF0000"/>
+        </w:rPr>
+      </w:pPr>
+      <w:r>
+        <w:rPr>
+          <w:rFonts w:cs="2  Mitra_1 (MRT)" w:ascii="2  Mitra_1 (MRT)" w:hAnsi="2  Mitra_1 (MRT)"/>
+          <w:color w:val="FF0000"/>
+        </w:rPr>
+        <w:t>False Negative</w:t>
+      </w:r>
+    </w:p>
+    <w:p>
+      <w:pPr>
+        <w:pStyle w:val="BodyText"/>
+        <w:bidi w:val="0"/>
+        <w:jc w:val="end"/>
+        <w:rPr>
+          <w:rFonts w:ascii="2  Mitra_1 (MRT)" w:hAnsi="2  Mitra_1 (MRT)" w:cs="2  Mitra_1 (MRT)"/>
+          <w:color w:val="FF0000"/>
+        </w:rPr>
+      </w:pPr>
+      <w:r>
+        <w:rPr>
+          <w:rFonts w:ascii="2  Mitra_1 (MRT)" w:hAnsi="2  Mitra_1 (MRT)" w:cs="2  Mitra_1 (MRT)"/>
+          <w:color w:val="FF0000"/>
+          <w:rtl w:val="true"/>
+        </w:rPr>
+        <w:t>برای بانک خیلی گران‌تر است</w:t>
+      </w:r>
+      <w:r>
+        <w:rPr>
+          <w:rFonts w:cs="2  Mitra_1 (MRT)" w:ascii="2  Mitra_1 (MRT)" w:hAnsi="2  Mitra_1 (MRT)"/>
+          <w:color w:val="FF0000"/>
+        </w:rPr>
+        <w:t>.</w:t>
+      </w:r>
+    </w:p>
+    <w:p>
+      <w:pPr>
+        <w:pStyle w:val="BodyText"/>
+        <w:bidi w:val="0"/>
+        <w:jc w:val="end"/>
+        <w:rPr>
+          <w:rFonts w:ascii="2  Mitra_1 (MRT)" w:hAnsi="2  Mitra_1 (MRT)" w:cs="2  Mitra_1 (MRT)"/>
+          <w:color w:val="FF0000"/>
+        </w:rPr>
+      </w:pPr>
+      <w:r>
+        <w:rPr>
+          <w:rFonts w:ascii="2  Mitra_1 (MRT)" w:hAnsi="2  Mitra_1 (MRT)" w:cs="2  Mitra_1 (MRT)"/>
+          <w:color w:val="FF0000"/>
+          <w:rtl w:val="true"/>
+        </w:rPr>
+        <w:t>اگر یک مشتری بد را اشتباه تأیید کنیم</w:t>
+      </w:r>
+      <w:r>
+        <w:rPr>
+          <w:rFonts w:ascii="2  Mitra_1 (MRT)" w:hAnsi="2  Mitra_1 (MRT)" w:cs="2  Mitra_1 (MRT)"/>
+          <w:color w:val="FF0000"/>
+        </w:rPr>
+        <w:t>،</w:t>
+      </w:r>
+    </w:p>
+    <w:p>
+      <w:pPr>
+        <w:pStyle w:val="BodyText"/>
+        <w:bidi w:val="0"/>
+        <w:jc w:val="end"/>
+        <w:rPr>
+          <w:rFonts w:ascii="2  Mitra_1 (MRT)" w:hAnsi="2  Mitra_1 (MRT)" w:cs="2  Mitra_1 (MRT)"/>
+          <w:color w:val="FF0000"/>
+        </w:rPr>
+      </w:pPr>
+      <w:r>
+        <w:rPr>
+          <w:rFonts w:ascii="2  Mitra_1 (MRT)" w:hAnsi="2  Mitra_1 (MRT)" w:cs="2  Mitra_1 (MRT)"/>
+          <w:color w:val="FF0000"/>
+          <w:rtl w:val="true"/>
+        </w:rPr>
+        <w:t>بانک ممکن است کل مبلغ وام را از دست بدهد</w:t>
+      </w:r>
+      <w:r>
+        <w:rPr>
+          <w:rFonts w:cs="2  Mitra_1 (MRT)" w:ascii="2  Mitra_1 (MRT)" w:hAnsi="2  Mitra_1 (MRT)"/>
+          <w:color w:val="FF0000"/>
+        </w:rPr>
+        <w:t>.</w:t>
+      </w:r>
+    </w:p>
+    <w:p>
+      <w:pPr>
+        <w:pStyle w:val="BodyText"/>
+        <w:bidi w:val="0"/>
+        <w:jc w:val="end"/>
+        <w:rPr>
+          <w:rFonts w:ascii="2  Mitra_1 (MRT)" w:hAnsi="2  Mitra_1 (MRT)" w:cs="2  Mitra_1 (MRT)"/>
+          <w:color w:val="FF0000"/>
+        </w:rPr>
+      </w:pPr>
+      <w:r>
+        <w:rPr>
+          <w:rFonts w:ascii="2  Mitra_1 (MRT)" w:hAnsi="2  Mitra_1 (MRT)" w:cs="2  Mitra_1 (MRT)"/>
+          <w:color w:val="FF0000"/>
+          <w:rtl w:val="true"/>
+        </w:rPr>
+        <w:t>اما اگر یک مشتری خوب را اشتباه رد کنیم</w:t>
+      </w:r>
+      <w:r>
+        <w:rPr>
+          <w:rFonts w:ascii="2  Mitra_1 (MRT)" w:hAnsi="2  Mitra_1 (MRT)" w:cs="2  Mitra_1 (MRT)"/>
+          <w:color w:val="FF0000"/>
+        </w:rPr>
+        <w:t>،</w:t>
+      </w:r>
+    </w:p>
+    <w:p>
+      <w:pPr>
+        <w:pStyle w:val="BodyText"/>
+        <w:bidi w:val="0"/>
+        <w:jc w:val="end"/>
+        <w:rPr>
+          <w:rFonts w:ascii="2  Mitra_1 (MRT)" w:hAnsi="2  Mitra_1 (MRT)" w:cs="2  Mitra_1 (MRT)"/>
+          <w:color w:val="FF0000"/>
+        </w:rPr>
+      </w:pPr>
+      <w:r>
+        <w:rPr>
+          <w:rFonts w:ascii="2  Mitra_1 (MRT)" w:hAnsi="2  Mitra_1 (MRT)" w:cs="2  Mitra_1 (MRT)"/>
+          <w:color w:val="FF0000"/>
+          <w:rtl w:val="true"/>
+        </w:rPr>
+        <w:t>بانک فقط یک فرصت کسب درآمد را از دست می‌دهد</w:t>
+      </w:r>
+      <w:r>
+        <w:rPr>
+          <w:rFonts w:cs="2  Mitra_1 (MRT)" w:ascii="2  Mitra_1 (MRT)" w:hAnsi="2  Mitra_1 (MRT)"/>
+          <w:color w:val="FF0000"/>
+        </w:rPr>
+        <w:t>.</w:t>
+      </w:r>
+    </w:p>
+    <w:p>
+      <w:pPr>
+        <w:pStyle w:val="BodyText"/>
+        <w:bidi w:val="0"/>
+        <w:jc w:val="end"/>
+        <w:rPr>
+          <w:rFonts w:ascii="2  Mitra_1 (MRT)" w:hAnsi="2  Mitra_1 (MRT)" w:cs="2  Mitra_1 (MRT)"/>
+          <w:color w:val="FF0000"/>
+        </w:rPr>
+      </w:pPr>
+      <w:r>
+        <w:rPr>
+          <w:rFonts w:ascii="2  Mitra_1 (MRT)" w:hAnsi="2  Mitra_1 (MRT)" w:cs="2  Mitra_1 (MRT)"/>
+          <w:color w:val="FF0000"/>
+          <w:rtl w:val="true"/>
+        </w:rPr>
+        <w:t>به همین دلیل</w:t>
+      </w:r>
+    </w:p>
+    <w:p>
+      <w:pPr>
+        <w:pStyle w:val="BodyText"/>
+        <w:bidi w:val="0"/>
+        <w:jc w:val="end"/>
+        <w:rPr>
+          <w:rFonts w:ascii="2  Mitra_1 (MRT)" w:hAnsi="2  Mitra_1 (MRT)" w:cs="2  Mitra_1 (MRT)"/>
+          <w:color w:val="FF0000"/>
+        </w:rPr>
+      </w:pPr>
+      <w:r>
+        <w:rPr>
+          <w:rFonts w:cs="2  Mitra_1 (MRT)" w:ascii="2  Mitra_1 (MRT)" w:hAnsi="2  Mitra_1 (MRT)"/>
+          <w:color w:val="FF0000"/>
+        </w:rPr>
+        <w:t>FN</w:t>
+      </w:r>
+    </w:p>
+    <w:p>
+      <w:pPr>
+        <w:pStyle w:val="BodyText"/>
+        <w:bidi w:val="0"/>
+        <w:jc w:val="end"/>
+        <w:rPr>
+          <w:rFonts w:ascii="2  Mitra_1 (MRT)" w:hAnsi="2  Mitra_1 (MRT)" w:cs="2  Mitra_1 (MRT)"/>
+          <w:color w:val="FF0000"/>
+        </w:rPr>
+      </w:pPr>
+      <w:r>
+        <w:rPr>
+          <w:rFonts w:ascii="2  Mitra_1 (MRT)" w:hAnsi="2  Mitra_1 (MRT)" w:cs="2  Mitra_1 (MRT)"/>
+          <w:color w:val="FF0000"/>
+        </w:rPr>
+        <w:t>۲</w:t>
+      </w:r>
+      <w:r>
+        <w:rPr>
+          <w:rFonts w:cs="2  Mitra_1 (MRT)" w:ascii="2  Mitra_1 (MRT)" w:hAnsi="2  Mitra_1 (MRT)"/>
+          <w:color w:val="FF0000"/>
+        </w:rPr>
+        <w:t>.</w:t>
+      </w:r>
+      <w:r>
+        <w:rPr>
+          <w:rFonts w:ascii="2  Mitra_1 (MRT)" w:hAnsi="2  Mitra_1 (MRT)" w:cs="2  Mitra_1 (MRT)"/>
+          <w:color w:val="FF0000"/>
+        </w:rPr>
+        <w:t xml:space="preserve">۵ </w:t>
+      </w:r>
+      <w:r>
+        <w:rPr>
+          <w:rFonts w:ascii="2  Mitra_1 (MRT)" w:hAnsi="2  Mitra_1 (MRT)" w:cs="2  Mitra_1 (MRT)"/>
+          <w:color w:val="FF0000"/>
+          <w:rtl w:val="true"/>
+        </w:rPr>
+        <w:t>برابر وزن گرفته است</w:t>
+      </w:r>
+      <w:r>
+        <w:rPr>
+          <w:rFonts w:cs="2  Mitra_1 (MRT)" w:ascii="2  Mitra_1 (MRT)" w:hAnsi="2  Mitra_1 (MRT)"/>
+          <w:color w:val="FF0000"/>
+        </w:rPr>
+        <w:t>.</w:t>
+      </w:r>
+    </w:p>
+    <w:p>
+      <w:pPr>
+        <w:pStyle w:val="HorizontalLine"/>
+        <w:bidi w:val="0"/>
+        <w:spacing w:lineRule="auto" w:line="276" w:before="0" w:after="140"/>
+        <w:jc w:val="end"/>
+        <w:rPr>
+          <w:rFonts w:ascii="2  Mitra_1 (MRT)" w:hAnsi="2  Mitra_1 (MRT)" w:cs="2  Mitra_1 (MRT)"/>
+          <w:color w:val="FF0000"/>
+        </w:rPr>
+      </w:pPr>
+      <w:r>
+        <w:rPr>
+          <w:rFonts w:cs="2  Mitra_1 (MRT)" w:ascii="2  Mitra_1 (MRT)" w:hAnsi="2  Mitra_1 (MRT)"/>
+          <w:color w:val="FF0000"/>
+        </w:rPr>
+      </w:r>
+    </w:p>
+    <w:p>
+      <w:pPr>
+        <w:pStyle w:val="Heading1"/>
+        <w:bidi w:val="0"/>
+        <w:spacing w:lineRule="auto" w:line="276" w:before="0" w:after="140"/>
+        <w:jc w:val="end"/>
+        <w:rPr>
+          <w:rFonts w:ascii="2  Mitra_1 (MRT)" w:hAnsi="2  Mitra_1 (MRT)" w:cs="2  Mitra_1 (MRT)"/>
+          <w:color w:val="FF0000"/>
+        </w:rPr>
+      </w:pPr>
+      <w:r>
+        <w:rPr>
+          <w:rFonts w:ascii="2  Mitra_1 (MRT)" w:hAnsi="2  Mitra_1 (MRT)" w:cs="2  Mitra_1 (MRT)"/>
+          <w:color w:val="FF0000"/>
+          <w:rtl w:val="true"/>
+        </w:rPr>
+        <w:t xml:space="preserve">پس چرا دقیقاً </w:t>
+      </w:r>
+      <w:r>
+        <w:rPr>
+          <w:rFonts w:cs="2  Mitra_1 (MRT)" w:ascii="2  Mitra_1 (MRT)" w:hAnsi="2  Mitra_1 (MRT)"/>
+          <w:color w:val="FF0000"/>
+        </w:rPr>
+        <w:t>0.20</w:t>
+      </w:r>
+      <w:r>
+        <w:rPr>
+          <w:rFonts w:cs="2  Mitra_1 (MRT)" w:ascii="2  Mitra_1 (MRT)" w:hAnsi="2  Mitra_1 (MRT)"/>
+          <w:color w:val="FF0000"/>
+          <w:rtl w:val="true"/>
+        </w:rPr>
+        <w:t xml:space="preserve"> </w:t>
+      </w:r>
+      <w:r>
+        <w:rPr>
+          <w:rFonts w:ascii="2  Mitra_1 (MRT)" w:hAnsi="2  Mitra_1 (MRT)" w:cs="2  Mitra_1 (MRT)"/>
+          <w:color w:val="FF0000"/>
+          <w:rtl w:val="true"/>
+        </w:rPr>
+        <w:t xml:space="preserve">و </w:t>
+      </w:r>
+      <w:r>
+        <w:rPr>
+          <w:rFonts w:cs="2  Mitra_1 (MRT)" w:ascii="2  Mitra_1 (MRT)" w:hAnsi="2  Mitra_1 (MRT)"/>
+          <w:color w:val="FF0000"/>
+        </w:rPr>
+        <w:t>0.60</w:t>
+      </w:r>
+      <w:r>
+        <w:rPr>
+          <w:rFonts w:cs="2  Mitra_1 (MRT)" w:ascii="2  Mitra_1 (MRT)" w:hAnsi="2  Mitra_1 (MRT)"/>
+          <w:color w:val="FF0000"/>
+          <w:rtl w:val="true"/>
+        </w:rPr>
+        <w:t xml:space="preserve"> </w:t>
+      </w:r>
+      <w:r>
+        <w:rPr>
+          <w:rFonts w:ascii="2  Mitra_1 (MRT)" w:hAnsi="2  Mitra_1 (MRT)" w:cs="2  Mitra_1 (MRT)"/>
+          <w:color w:val="FF0000"/>
+          <w:rtl w:val="true"/>
+        </w:rPr>
+        <w:t>شدند؟</w:t>
+      </w:r>
+    </w:p>
+    <w:p>
+      <w:pPr>
+        <w:pStyle w:val="BodyText"/>
+        <w:bidi w:val="0"/>
+        <w:jc w:val="end"/>
+        <w:rPr>
+          <w:rFonts w:ascii="2  Mitra_1 (MRT)" w:hAnsi="2  Mitra_1 (MRT)" w:cs="2  Mitra_1 (MRT)"/>
+          <w:color w:val="FF0000"/>
+        </w:rPr>
+      </w:pPr>
+      <w:r>
+        <w:rPr>
+          <w:rFonts w:ascii="2  Mitra_1 (MRT)" w:hAnsi="2  Mitra_1 (MRT)" w:cs="2  Mitra_1 (MRT)"/>
+          <w:color w:val="FF0000"/>
+          <w:rtl w:val="true"/>
+        </w:rPr>
+        <w:t>به خاطر این چهار شرط</w:t>
+      </w:r>
+      <w:r>
+        <w:rPr>
+          <w:rFonts w:cs="2  Mitra_1 (MRT)" w:ascii="2  Mitra_1 (MRT)" w:hAnsi="2  Mitra_1 (MRT)"/>
+          <w:color w:val="FF0000"/>
+        </w:rPr>
+        <w:t>:</w:t>
+      </w:r>
+    </w:p>
+    <w:p>
+      <w:pPr>
+        <w:pStyle w:val="BodyText"/>
+        <w:bidi w:val="0"/>
+        <w:jc w:val="end"/>
+        <w:rPr>
+          <w:rFonts w:ascii="2  Mitra_1 (MRT)" w:hAnsi="2  Mitra_1 (MRT)" w:cs="2  Mitra_1 (MRT)"/>
+          <w:color w:val="FF0000"/>
+        </w:rPr>
+      </w:pPr>
+      <w:r>
+        <w:rPr>
+          <w:rFonts w:cs="2  Mitra_1 (MRT)" w:ascii="2  Mitra_1 (MRT)" w:hAnsi="2  Mitra_1 (MRT)"/>
+          <w:color w:val="FF0000"/>
+        </w:rPr>
+        <w:t xml:space="preserve">✅ </w:t>
+      </w:r>
+      <w:r>
+        <w:rPr>
+          <w:rFonts w:ascii="2  Mitra_1 (MRT)" w:hAnsi="2  Mitra_1 (MRT)" w:cs="2  Mitra_1 (MRT)"/>
+          <w:color w:val="FF0000"/>
+          <w:rtl w:val="true"/>
+        </w:rPr>
+        <w:t>کمترین</w:t>
+      </w:r>
+      <w:r>
+        <w:rPr>
+          <w:rFonts w:ascii="2  Mitra_1 (MRT)" w:hAnsi="2  Mitra_1 (MRT)" w:cs="2  Mitra_1 (MRT)"/>
+          <w:color w:val="FF0000"/>
+        </w:rPr>
+        <w:t xml:space="preserve"> </w:t>
+      </w:r>
+      <w:r>
+        <w:rPr>
+          <w:rFonts w:cs="2  Mitra_1 (MRT)" w:ascii="2  Mitra_1 (MRT)" w:hAnsi="2  Mitra_1 (MRT)"/>
+          <w:color w:val="FF0000"/>
+        </w:rPr>
+        <w:t>Cost</w:t>
+      </w:r>
+    </w:p>
+    <w:p>
+      <w:pPr>
+        <w:pStyle w:val="BodyText"/>
+        <w:bidi w:val="0"/>
+        <w:jc w:val="end"/>
+        <w:rPr>
+          <w:rFonts w:ascii="2  Mitra_1 (MRT)" w:hAnsi="2  Mitra_1 (MRT)" w:cs="2  Mitra_1 (MRT)"/>
+          <w:color w:val="FF0000"/>
+        </w:rPr>
+      </w:pPr>
+      <w:r>
+        <w:rPr>
+          <w:rFonts w:cs="2  Mitra_1 (MRT)" w:ascii="2  Mitra_1 (MRT)" w:hAnsi="2  Mitra_1 (MRT)"/>
+          <w:color w:val="FF0000"/>
+        </w:rPr>
+        <w:t xml:space="preserve">✅ </w:t>
+      </w:r>
+      <w:r>
+        <w:rPr>
+          <w:rFonts w:cs="2  Mitra_1 (MRT)" w:ascii="2  Mitra_1 (MRT)" w:hAnsi="2  Mitra_1 (MRT)"/>
+          <w:color w:val="FF0000"/>
+        </w:rPr>
+        <w:t xml:space="preserve">Manual Review </w:t>
+      </w:r>
+      <w:r>
+        <w:rPr>
+          <w:rFonts w:ascii="2  Mitra_1 (MRT)" w:hAnsi="2  Mitra_1 (MRT)" w:cs="2  Mitra_1 (MRT)"/>
+          <w:color w:val="FF0000"/>
+          <w:rtl w:val="true"/>
+        </w:rPr>
+        <w:t xml:space="preserve">کمتر از </w:t>
+      </w:r>
+      <w:r>
+        <w:rPr>
+          <w:rFonts w:cs="2  Mitra_1 (MRT)" w:ascii="2  Mitra_1 (MRT)" w:hAnsi="2  Mitra_1 (MRT)"/>
+          <w:color w:val="FF0000"/>
+        </w:rPr>
+        <w:t>20</w:t>
+      </w:r>
+      <w:r>
+        <w:rPr>
+          <w:rFonts w:ascii="2  Mitra_1 (MRT)" w:hAnsi="2  Mitra_1 (MRT)" w:cs="2  Mitra_1 (MRT)"/>
+          <w:color w:val="FF0000"/>
+        </w:rPr>
+        <w:t>٪</w:t>
+      </w:r>
+    </w:p>
+    <w:p>
+      <w:pPr>
+        <w:pStyle w:val="BodyText"/>
+        <w:bidi w:val="0"/>
+        <w:jc w:val="end"/>
+        <w:rPr>
+          <w:rFonts w:ascii="2  Mitra_1 (MRT)" w:hAnsi="2  Mitra_1 (MRT)" w:cs="2  Mitra_1 (MRT)"/>
+          <w:color w:val="FF0000"/>
+        </w:rPr>
+      </w:pPr>
+      <w:r>
+        <w:rPr>
+          <w:rFonts w:cs="2  Mitra_1 (MRT)" w:ascii="2  Mitra_1 (MRT)" w:hAnsi="2  Mitra_1 (MRT)"/>
+          <w:color w:val="FF0000"/>
+        </w:rPr>
+        <w:t xml:space="preserve">✅ </w:t>
+      </w:r>
+      <w:r>
+        <w:rPr>
+          <w:rFonts w:ascii="2  Mitra_1 (MRT)" w:hAnsi="2  Mitra_1 (MRT)" w:cs="2  Mitra_1 (MRT)"/>
+          <w:color w:val="FF0000"/>
+          <w:rtl w:val="true"/>
+        </w:rPr>
+        <w:t>نسبت</w:t>
+      </w:r>
+      <w:r>
+        <w:rPr>
+          <w:rFonts w:ascii="2  Mitra_1 (MRT)" w:hAnsi="2  Mitra_1 (MRT)" w:cs="2  Mitra_1 (MRT)"/>
+          <w:color w:val="FF0000"/>
+        </w:rPr>
+        <w:t xml:space="preserve"> </w:t>
+      </w:r>
+      <w:r>
+        <w:rPr>
+          <w:rFonts w:cs="2  Mitra_1 (MRT)" w:ascii="2  Mitra_1 (MRT)" w:hAnsi="2  Mitra_1 (MRT)"/>
+          <w:color w:val="FF0000"/>
+        </w:rPr>
+        <w:t xml:space="preserve">FP/FN </w:t>
+      </w:r>
+      <w:r>
+        <w:rPr>
+          <w:rFonts w:ascii="2  Mitra_1 (MRT)" w:hAnsi="2  Mitra_1 (MRT)" w:cs="2  Mitra_1 (MRT)"/>
+          <w:color w:val="FF0000"/>
+          <w:rtl w:val="true"/>
+        </w:rPr>
+        <w:t xml:space="preserve">بین </w:t>
+      </w:r>
+      <w:r>
+        <w:rPr>
+          <w:rFonts w:cs="2  Mitra_1 (MRT)" w:ascii="2  Mitra_1 (MRT)" w:hAnsi="2  Mitra_1 (MRT)"/>
+          <w:color w:val="FF0000"/>
+        </w:rPr>
+        <w:t>3</w:t>
+      </w:r>
+      <w:r>
+        <w:rPr>
+          <w:rFonts w:cs="2  Mitra_1 (MRT)" w:ascii="2  Mitra_1 (MRT)" w:hAnsi="2  Mitra_1 (MRT)"/>
+          <w:color w:val="FF0000"/>
+          <w:rtl w:val="true"/>
+        </w:rPr>
+        <w:t xml:space="preserve"> </w:t>
+      </w:r>
+      <w:r>
+        <w:rPr>
+          <w:rFonts w:ascii="2  Mitra_1 (MRT)" w:hAnsi="2  Mitra_1 (MRT)" w:cs="2  Mitra_1 (MRT)"/>
+          <w:color w:val="FF0000"/>
+          <w:rtl w:val="true"/>
+        </w:rPr>
+        <w:t xml:space="preserve">و </w:t>
+      </w:r>
+      <w:r>
+        <w:rPr>
+          <w:rFonts w:cs="2  Mitra_1 (MRT)" w:ascii="2  Mitra_1 (MRT)" w:hAnsi="2  Mitra_1 (MRT)"/>
+          <w:color w:val="FF0000"/>
+        </w:rPr>
+        <w:t>20</w:t>
+      </w:r>
+    </w:p>
+    <w:p>
+      <w:pPr>
+        <w:pStyle w:val="BodyText"/>
+        <w:bidi w:val="0"/>
+        <w:jc w:val="end"/>
+        <w:rPr>
+          <w:rFonts w:ascii="2  Mitra_1 (MRT)" w:hAnsi="2  Mitra_1 (MRT)" w:cs="2  Mitra_1 (MRT)"/>
+          <w:color w:val="FF0000"/>
+        </w:rPr>
+      </w:pPr>
+      <w:r>
+        <w:rPr>
+          <w:rFonts w:cs="2  Mitra_1 (MRT)" w:ascii="2  Mitra_1 (MRT)" w:hAnsi="2  Mitra_1 (MRT)"/>
+          <w:color w:val="FF0000"/>
+        </w:rPr>
+        <w:t xml:space="preserve">✅ </w:t>
+      </w:r>
+      <w:r>
+        <w:rPr>
+          <w:rFonts w:ascii="2  Mitra_1 (MRT)" w:hAnsi="2  Mitra_1 (MRT)" w:cs="2  Mitra_1 (MRT)"/>
+          <w:color w:val="FF0000"/>
+          <w:rtl w:val="true"/>
+        </w:rPr>
+        <w:t>بهترین عملکرد روی</w:t>
+      </w:r>
+      <w:r>
+        <w:rPr>
+          <w:rFonts w:ascii="2  Mitra_1 (MRT)" w:hAnsi="2  Mitra_1 (MRT)" w:cs="2  Mitra_1 (MRT)"/>
+          <w:color w:val="FF0000"/>
+        </w:rPr>
+        <w:t xml:space="preserve"> </w:t>
+      </w:r>
+      <w:r>
+        <w:rPr>
+          <w:rFonts w:cs="2  Mitra_1 (MRT)" w:ascii="2  Mitra_1 (MRT)" w:hAnsi="2  Mitra_1 (MRT)"/>
+          <w:color w:val="FF0000"/>
+        </w:rPr>
+        <w:t>Validation Set</w:t>
+      </w:r>
+    </w:p>
+    <w:p>
+      <w:pPr>
+        <w:pStyle w:val="BodyText"/>
+        <w:bidi w:val="0"/>
+        <w:ind w:hanging="0" w:start="0"/>
+        <w:jc w:val="end"/>
+        <w:rPr>
+          <w:rFonts w:ascii="2  Mitra_1 (MRT)" w:hAnsi="2  Mitra_1 (MRT)" w:cs="2  Mitra_1 (MRT)"/>
+          <w:color w:val="55308D"/>
+          <w:lang w:bidi="fa-IR"/>
+        </w:rPr>
+      </w:pPr>
+      <w:r>
+        <w:rPr>
+          <w:rFonts w:ascii="2  Mitra_1 (MRT)" w:hAnsi="2  Mitra_1 (MRT)" w:cs="2  Mitra_1 (MRT)"/>
+          <w:color w:val="55308D"/>
+          <w:rtl w:val="true"/>
+          <w:lang w:bidi="fa-IR"/>
+        </w:rPr>
+        <w:t>سرچ گرید  تمام ترکیب‌های موجود در این بازه‌ها را ارزیابی کرد و ترکیبی را انتخاب کرد که با توجه به تابع هزینه</w:t>
+      </w:r>
+      <w:r>
+        <w:rPr>
+          <w:rFonts w:ascii="2  Mitra_1 (MRT)" w:hAnsi="2  Mitra_1 (MRT)" w:cs="2  Mitra_1 (MRT)"/>
+          <w:color w:val="55308D"/>
+          <w:lang w:bidi="fa-IR"/>
+        </w:rPr>
+        <w:t>،</w:t>
+      </w:r>
+    </w:p>
+    <w:p>
+      <w:pPr>
+        <w:pStyle w:val="BodyText"/>
+        <w:bidi w:val="0"/>
+        <w:ind w:hanging="0" w:start="0"/>
+        <w:jc w:val="end"/>
+        <w:rPr>
+          <w:rFonts w:ascii="2  Mitra_1 (MRT)" w:hAnsi="2  Mitra_1 (MRT)" w:cs="2  Mitra_1 (MRT)"/>
+          <w:color w:val="55308D"/>
+          <w:lang w:bidi="fa-IR"/>
+        </w:rPr>
+      </w:pPr>
+      <w:r>
+        <w:rPr>
+          <w:rFonts w:ascii="2  Mitra_1 (MRT)" w:hAnsi="2  Mitra_1 (MRT)" w:cs="2  Mitra_1 (MRT)"/>
+          <w:color w:val="55308D"/>
+          <w:rtl w:val="true"/>
+          <w:lang w:bidi="fa-IR"/>
+        </w:rPr>
+        <w:t>محدودیت نرخ بررسی دستی و نسبت</w:t>
+      </w:r>
+      <w:r>
+        <w:rPr>
+          <w:rFonts w:ascii="2  Mitra_1 (MRT)" w:hAnsi="2  Mitra_1 (MRT)" w:cs="2  Mitra_1 (MRT)"/>
+          <w:color w:val="55308D"/>
+          <w:lang w:bidi="fa-IR"/>
+        </w:rPr>
+        <w:t xml:space="preserve"> </w:t>
+      </w:r>
+      <w:r>
+        <w:rPr>
+          <w:rFonts w:cs="2  Mitra_1 (MRT)" w:ascii="2  Mitra_1 (MRT)" w:hAnsi="2  Mitra_1 (MRT)"/>
+          <w:color w:val="55308D"/>
+          <w:lang w:bidi="fa-IR"/>
+        </w:rPr>
+        <w:t xml:space="preserve">FP/FN </w:t>
+      </w:r>
+      <w:r>
+        <w:rPr>
+          <w:rFonts w:ascii="2  Mitra_1 (MRT)" w:hAnsi="2  Mitra_1 (MRT)" w:cs="2  Mitra_1 (MRT)"/>
+          <w:color w:val="55308D"/>
+          <w:rtl w:val="true"/>
+          <w:lang w:bidi="fa-IR"/>
+        </w:rPr>
+        <w:t>بهترین عملکرد را داشت</w:t>
+      </w:r>
+      <w:r>
+        <w:rPr>
+          <w:rFonts w:cs="2  Mitra_1 (MRT)" w:ascii="2  Mitra_1 (MRT)" w:hAnsi="2  Mitra_1 (MRT)"/>
+          <w:color w:val="55308D"/>
+          <w:lang w:bidi="fa-IR"/>
+        </w:rPr>
+        <w:t>.</w:t>
+      </w:r>
+    </w:p>
+    <w:p>
+      <w:pPr>
+        <w:pStyle w:val="BodyText"/>
+        <w:bidi w:val="0"/>
+        <w:jc w:val="end"/>
+        <w:rPr>
+          <w:rStyle w:val="SourceText"/>
+        </w:rPr>
+      </w:pPr>
+      <w:r>
+        <w:rPr>
+          <w:rStyle w:val="SourceText"/>
+          <w:rFonts w:ascii="2  Mitra_1 (MRT)" w:hAnsi="2  Mitra_1 (MRT)" w:cs="2  Mitra_1 (MRT)"/>
+          <w:color w:val="55308D"/>
+          <w:rtl w:val="true"/>
+        </w:rPr>
+        <w:t xml:space="preserve">اگر بخواهید این روش را از نظر علمی قوی‌تر کنید، می‌توانید به جای تعیین دستی این بازه‌ها، از یک جستجوی گسترده‌تر </w:t>
+      </w:r>
+      <w:r>
+        <w:rPr>
+          <w:rStyle w:val="SourceText"/>
+          <w:rFonts w:cs="2  Mitra_1 (MRT)" w:ascii="2  Mitra_1 (MRT)" w:hAnsi="2  Mitra_1 (MRT)"/>
+          <w:color w:val="55308D"/>
+          <w:rtl w:val="true"/>
+        </w:rPr>
+        <w:t>(</w:t>
+      </w:r>
+      <w:r>
+        <w:rPr>
+          <w:rStyle w:val="SourceText"/>
+          <w:rFonts w:ascii="2  Mitra_1 (MRT)" w:hAnsi="2  Mitra_1 (MRT)" w:cs="2  Mitra_1 (MRT)"/>
+          <w:color w:val="55308D"/>
+          <w:rtl w:val="true"/>
+        </w:rPr>
+        <w:t xml:space="preserve">مثلاً از </w:t>
+      </w:r>
+      <w:r>
+        <w:rPr>
+          <w:rStyle w:val="SourceText"/>
+          <w:rFonts w:cs="2  Mitra_1 (MRT)" w:ascii="2  Mitra_1 (MRT)" w:hAnsi="2  Mitra_1 (MRT)"/>
+          <w:color w:val="55308D"/>
+        </w:rPr>
+        <w:t>0.05</w:t>
+      </w:r>
+      <w:r>
+        <w:rPr>
+          <w:rStyle w:val="SourceText"/>
+          <w:rFonts w:cs="2  Mitra_1 (MRT)" w:ascii="2  Mitra_1 (MRT)" w:hAnsi="2  Mitra_1 (MRT)"/>
+          <w:color w:val="55308D"/>
+          <w:rtl w:val="true"/>
+        </w:rPr>
+        <w:t xml:space="preserve"> </w:t>
+      </w:r>
+      <w:r>
+        <w:rPr>
+          <w:rStyle w:val="SourceText"/>
+          <w:rFonts w:ascii="2  Mitra_1 (MRT)" w:hAnsi="2  Mitra_1 (MRT)" w:cs="2  Mitra_1 (MRT)"/>
+          <w:color w:val="55308D"/>
+          <w:rtl w:val="true"/>
+        </w:rPr>
+        <w:t xml:space="preserve">تا </w:t>
+      </w:r>
+      <w:r>
+        <w:rPr>
+          <w:rStyle w:val="SourceText"/>
+          <w:rFonts w:cs="2  Mitra_1 (MRT)" w:ascii="2  Mitra_1 (MRT)" w:hAnsi="2  Mitra_1 (MRT)"/>
+          <w:color w:val="55308D"/>
+        </w:rPr>
+        <w:t>0.95</w:t>
+      </w:r>
+      <w:r>
+        <w:rPr>
+          <w:rStyle w:val="SourceText"/>
+          <w:rFonts w:cs="2  Mitra_1 (MRT)" w:ascii="2  Mitra_1 (MRT)" w:hAnsi="2  Mitra_1 (MRT)"/>
+          <w:color w:val="55308D"/>
+          <w:rtl w:val="true"/>
+        </w:rPr>
+        <w:t>)</w:t>
+      </w:r>
+      <w:r>
+        <w:rPr>
+          <w:rStyle w:val="SourceText"/>
+          <w:rFonts w:ascii="2  Mitra_1 (MRT)" w:hAnsi="2  Mitra_1 (MRT)" w:cs="2  Mitra_1 (MRT)"/>
+          <w:color w:val="55308D"/>
+          <w:rtl w:val="true"/>
+        </w:rPr>
+        <w:t>، یا روش‌های بهینه‌سازی مانند</w:t>
+      </w:r>
+      <w:r>
+        <w:rPr>
+          <w:rStyle w:val="SourceText"/>
+          <w:rFonts w:ascii="2  Mitra_1 (MRT)" w:hAnsi="2  Mitra_1 (MRT)" w:cs="2  Mitra_1 (MRT)"/>
+          <w:color w:val="55308D"/>
+        </w:rPr>
+        <w:t xml:space="preserve"> </w:t>
+      </w:r>
+      <w:r>
+        <w:rPr>
+          <w:rStyle w:val="Strong"/>
+          <w:rFonts w:cs="2  Mitra_1 (MRT)" w:ascii="2  Mitra_1 (MRT)" w:hAnsi="2  Mitra_1 (MRT)"/>
+          <w:color w:val="55308D"/>
+        </w:rPr>
+        <w:t>Bayesian Optimization</w:t>
+      </w:r>
+      <w:r>
+        <w:rPr>
+          <w:rStyle w:val="SourceText"/>
+          <w:rFonts w:cs="2  Mitra_1 (MRT)" w:ascii="2  Mitra_1 (MRT)" w:hAnsi="2  Mitra_1 (MRT)"/>
+          <w:color w:val="55308D"/>
+        </w:rPr>
+        <w:t xml:space="preserve"> </w:t>
+      </w:r>
+      <w:r>
+        <w:rPr>
+          <w:rStyle w:val="SourceText"/>
+          <w:rFonts w:ascii="2  Mitra_1 (MRT)" w:hAnsi="2  Mitra_1 (MRT)" w:cs="2  Mitra_1 (MRT)"/>
+          <w:color w:val="55308D"/>
+          <w:rtl w:val="true"/>
+        </w:rPr>
+        <w:t>یا</w:t>
+      </w:r>
+      <w:r>
+        <w:rPr>
+          <w:rStyle w:val="SourceText"/>
+          <w:rFonts w:ascii="2  Mitra_1 (MRT)" w:hAnsi="2  Mitra_1 (MRT)" w:cs="2  Mitra_1 (MRT)"/>
+          <w:color w:val="55308D"/>
+        </w:rPr>
+        <w:t xml:space="preserve"> </w:t>
+      </w:r>
+      <w:r>
+        <w:rPr>
+          <w:rStyle w:val="Strong"/>
+          <w:rFonts w:cs="2  Mitra_1 (MRT)" w:ascii="2  Mitra_1 (MRT)" w:hAnsi="2  Mitra_1 (MRT)"/>
+          <w:color w:val="55308D"/>
+        </w:rPr>
+        <w:t>Optuna</w:t>
+      </w:r>
+      <w:r>
+        <w:rPr>
+          <w:rStyle w:val="SourceText"/>
+          <w:rFonts w:cs="2  Mitra_1 (MRT)" w:ascii="2  Mitra_1 (MRT)" w:hAnsi="2  Mitra_1 (MRT)"/>
+          <w:color w:val="55308D"/>
+        </w:rPr>
+        <w:t xml:space="preserve"> </w:t>
+      </w:r>
+      <w:r>
+        <w:rPr>
+          <w:rStyle w:val="SourceText"/>
+          <w:rFonts w:ascii="2  Mitra_1 (MRT)" w:hAnsi="2  Mitra_1 (MRT)" w:cs="2  Mitra_1 (MRT)"/>
+          <w:color w:val="55308D"/>
+          <w:rtl w:val="true"/>
+        </w:rPr>
+        <w:t>استفاده کنید تا انتخاب آستانه‌ها کاملاً داده‌محور باشد</w:t>
+      </w:r>
+      <w:r>
+        <w:rPr>
+          <w:rStyle w:val="SourceText"/>
+          <w:rFonts w:cs="2  Mitra_1 (MRT)" w:ascii="2  Mitra_1 (MRT)" w:hAnsi="2  Mitra_1 (MRT)"/>
+          <w:color w:val="55308D"/>
+          <w:rtl w:val="true"/>
+        </w:rPr>
+        <w:t xml:space="preserve">. </w:t>
+      </w:r>
+      <w:r>
+        <w:rPr>
+          <w:rStyle w:val="SourceText"/>
+          <w:rFonts w:ascii="2  Mitra_1 (MRT)" w:hAnsi="2  Mitra_1 (MRT)" w:cs="2  Mitra_1 (MRT)"/>
+          <w:color w:val="55308D"/>
+          <w:rtl w:val="true"/>
+        </w:rPr>
+        <w:t>این نکته می‌تواند به عنوان بخشی از</w:t>
+      </w:r>
+      <w:r>
+        <w:rPr>
+          <w:rStyle w:val="SourceText"/>
+          <w:rFonts w:ascii="2  Mitra_1 (MRT)" w:hAnsi="2  Mitra_1 (MRT)" w:cs="2  Mitra_1 (MRT)"/>
+          <w:color w:val="55308D"/>
+        </w:rPr>
+        <w:t xml:space="preserve"> </w:t>
+      </w:r>
+      <w:r>
+        <w:rPr>
+          <w:rStyle w:val="Strong"/>
+          <w:rFonts w:cs="2  Mitra_1 (MRT)" w:ascii="2  Mitra_1 (MRT)" w:hAnsi="2  Mitra_1 (MRT)"/>
+          <w:color w:val="55308D"/>
+        </w:rPr>
+        <w:t>Future Work</w:t>
+      </w:r>
+      <w:r>
+        <w:rPr>
+          <w:rStyle w:val="SourceText"/>
+          <w:rFonts w:cs="2  Mitra_1 (MRT)" w:ascii="2  Mitra_1 (MRT)" w:hAnsi="2  Mitra_1 (MRT)"/>
+          <w:color w:val="55308D"/>
+        </w:rPr>
+        <w:t xml:space="preserve"> </w:t>
+      </w:r>
+      <w:r>
+        <w:rPr>
+          <w:rStyle w:val="SourceText"/>
+          <w:rFonts w:ascii="2  Mitra_1 (MRT)" w:hAnsi="2  Mitra_1 (MRT)" w:cs="2  Mitra_1 (MRT)"/>
+          <w:color w:val="55308D"/>
+          <w:rtl w:val="true"/>
+        </w:rPr>
+        <w:t>در پایان‌نامه نیز مطرح شود</w:t>
+      </w:r>
+      <w:r>
+        <w:rPr>
+          <w:rStyle w:val="SourceText"/>
+        </w:rPr>
+        <w:t xml:space="preserve">. </w:t>
+      </w:r>
+    </w:p>
+    <w:p>
+      <w:pPr>
+        <w:pStyle w:val="Heading1"/>
+        <w:bidi w:val="0"/>
         <w:jc w:val="start"/>
         <w:rPr/>
       </w:pPr>
@@ -2068,37 +5647,48 @@
         <w:rPr/>
       </w:pPr>
       <w:r>
-        <w:rPr/>
+        <w:rPr>
+          <w:color w:val="FF0000"/>
+        </w:rPr>
         <w:t>This function searches for the optimal pair of thresholds (</w:t>
       </w:r>
       <w:r>
         <w:rPr>
           <w:rStyle w:val="Strong"/>
+          <w:color w:val="FF0000"/>
         </w:rPr>
         <w:t>t1</w:t>
       </w:r>
       <w:r>
-        <w:rPr/>
+        <w:rPr>
+          <w:color w:val="FF0000"/>
+        </w:rPr>
         <w:t xml:space="preserve"> and </w:t>
       </w:r>
       <w:r>
         <w:rPr>
           <w:rStyle w:val="Strong"/>
+          <w:color w:val="FF0000"/>
         </w:rPr>
         <w:t>t2</w:t>
       </w:r>
       <w:r>
-        <w:rPr/>
+        <w:rPr>
+          <w:color w:val="FF0000"/>
+        </w:rPr>
         <w:t xml:space="preserve">) using the </w:t>
       </w:r>
       <w:r>
         <w:rPr>
           <w:rStyle w:val="Strong"/>
+          <w:color w:val="FF0000"/>
         </w:rPr>
         <w:t>validation dataset</w:t>
       </w:r>
       <w:r>
-        <w:rPr/>
+        <w:rPr>
+          <w:color w:val="FF0000"/>
+        </w:rPr>
         <w:t>.</w:t>
       </w:r>
     </w:p>
@@ -2107,10 +5697,14 @@
         <w:pStyle w:val="BodyText"/>
         <w:bidi w:val="0"/>
         <w:jc w:val="start"/>
-        <w:rPr/>
-      </w:pPr>
-      <w:r>
-        <w:rPr/>
+        <w:rPr>
+          <w:color w:val="FF0000"/>
+        </w:rPr>
+      </w:pPr>
+      <w:r>
+        <w:rPr>
+          <w:color w:val="FF0000"/>
+        </w:rPr>
         <w:t>Its objective is to find thresholds that:</w:t>
       </w:r>
     </w:p>
@@ -2129,10 +5723,14 @@
         <w:spacing w:before="0" w:after="0"/>
         <w:ind w:hanging="283" w:start="709"/>
         <w:jc w:val="start"/>
-        <w:rPr/>
-      </w:pPr>
-      <w:r>
-        <w:rPr/>
+        <w:rPr>
+          <w:color w:val="FF0000"/>
+        </w:rPr>
+      </w:pPr>
+      <w:r>
+        <w:rPr>
+          <w:color w:val="FF0000"/>
+        </w:rPr>
         <w:t xml:space="preserve">Minimize total business cost. </w:t>
       </w:r>
     </w:p>
@@ -2151,10 +5749,14 @@
         <w:spacing w:before="0" w:after="0"/>
         <w:ind w:hanging="283" w:start="709"/>
         <w:jc w:val="start"/>
-        <w:rPr/>
-      </w:pPr>
-      <w:r>
-        <w:rPr/>
+        <w:rPr>
+          <w:color w:val="FF0000"/>
+        </w:rPr>
+      </w:pPr>
+      <w:r>
+        <w:rPr>
+          <w:color w:val="FF0000"/>
+        </w:rPr>
         <w:t xml:space="preserve">Keep manual reviews below 20%. </w:t>
       </w:r>
     </w:p>
@@ -2172,10 +5774,14 @@
         <w:bidi w:val="0"/>
         <w:ind w:hanging="283" w:start="709"/>
         <w:jc w:val="start"/>
-        <w:rPr/>
-      </w:pPr>
-      <w:r>
-        <w:rPr/>
+        <w:rPr>
+          <w:color w:val="FF0000"/>
+        </w:rPr>
+      </w:pPr>
+      <w:r>
+        <w:rPr>
+          <w:color w:val="FF0000"/>
+        </w:rPr>
         <w:t xml:space="preserve">Maintain a reasonable balance between False Positives and False Negatives. </w:t>
       </w:r>
     </w:p>
@@ -2184,10 +5790,14 @@
         <w:pStyle w:val="HorizontalLine"/>
         <w:bidi w:val="0"/>
         <w:jc w:val="start"/>
-        <w:rPr/>
-      </w:pPr>
-      <w:r>
-        <w:rPr/>
+        <w:rPr>
+          <w:color w:val="FF0000"/>
+        </w:rPr>
+      </w:pPr>
+      <w:r>
+        <w:rPr>
+          <w:color w:val="FF0000"/>
+        </w:rPr>
       </w:r>
     </w:p>
     <w:p>
@@ -2223,8 +5833,8 @@
         <w:jc w:val="start"/>
         <w:rPr/>
       </w:pPr>
-      <w:bookmarkStart w:id="8" w:name="code-block-viewer_Copy_8"/>
-      <w:bookmarkEnd w:id="8"/>
+      <w:bookmarkStart w:id="19" w:name="code-block-viewer_Copy_8"/>
+      <w:bookmarkEnd w:id="19"/>
       <w:r>
         <w:rPr>
           <w:rStyle w:val="SourceText"/>
@@ -2287,7 +5897,13 @@
       </w:pPr>
       <w:r>
         <w:rPr/>
-        <w:t>Step 2 – Define Search Space</w:t>
+        <w:t xml:space="preserve">Step 2 – </w:t>
+      </w:r>
+      <w:r>
+        <w:rPr>
+          <w:color w:val="FF0000"/>
+        </w:rPr>
+        <w:t>Define Search Space</w:t>
       </w:r>
     </w:p>
     <w:p>
@@ -2307,10 +5923,14 @@
         <w:pStyle w:val="BodyText"/>
         <w:bidi w:val="0"/>
         <w:jc w:val="start"/>
-        <w:rPr/>
-      </w:pPr>
-      <w:r>
-        <w:rPr/>
+        <w:rPr>
+          <w:color w:val="FF0000"/>
+        </w:rPr>
+      </w:pPr>
+      <w:r>
+        <w:rPr>
+          <w:color w:val="FF0000"/>
+        </w:rPr>
         <w:t>Lower threshold candidates:</w:t>
       </w:r>
     </w:p>
@@ -2335,11 +5955,12 @@
         <w:jc w:val="start"/>
         <w:rPr/>
       </w:pPr>
-      <w:bookmarkStart w:id="9" w:name="code-block-viewer_Copy_9"/>
-      <w:bookmarkEnd w:id="9"/>
-      <w:r>
-        <w:rPr>
-          <w:rStyle w:val="SourceText"/>
+      <w:bookmarkStart w:id="20" w:name="code-block-viewer_Copy_9"/>
+      <w:bookmarkEnd w:id="20"/>
+      <w:r>
+        <w:rPr>
+          <w:rStyle w:val="SourceText"/>
+          <w:color w:val="FF0000"/>
         </w:rPr>
         <w:t>t1_range = np.arange(0.20,0.45,0.05)</w:t>
       </w:r>
@@ -2387,8 +6008,8 @@
         <w:jc w:val="start"/>
         <w:rPr/>
       </w:pPr>
-      <w:bookmarkStart w:id="10" w:name="code-block-viewer_Copy_10"/>
-      <w:bookmarkEnd w:id="10"/>
+      <w:bookmarkStart w:id="21" w:name="code-block-viewer_Copy_10"/>
+      <w:bookmarkEnd w:id="21"/>
       <w:r>
         <w:rPr>
           <w:rStyle w:val="SourceText"/>
@@ -2469,10 +6090,14 @@
         <w:pStyle w:val="BodyText"/>
         <w:bidi w:val="0"/>
         <w:jc w:val="start"/>
-        <w:rPr/>
-      </w:pPr>
-      <w:r>
-        <w:rPr/>
+        <w:rPr>
+          <w:color w:val="FF0000"/>
+        </w:rPr>
+      </w:pPr>
+      <w:r>
+        <w:rPr>
+          <w:color w:val="FF0000"/>
+        </w:rPr>
         <w:t>Upper threshold candidates:</w:t>
       </w:r>
     </w:p>
@@ -2497,8 +6122,8 @@
         <w:jc w:val="start"/>
         <w:rPr/>
       </w:pPr>
-      <w:bookmarkStart w:id="11" w:name="code-block-viewer_Copy_11"/>
-      <w:bookmarkEnd w:id="11"/>
+      <w:bookmarkStart w:id="22" w:name="code-block-viewer_Copy_11"/>
+      <w:bookmarkEnd w:id="22"/>
       <w:r>
         <w:rPr>
           <w:rStyle w:val="SourceText"/>
@@ -2549,8 +6174,8 @@
         <w:jc w:val="start"/>
         <w:rPr/>
       </w:pPr>
-      <w:bookmarkStart w:id="12" w:name="code-block-viewer_Copy_12"/>
-      <w:bookmarkEnd w:id="12"/>
+      <w:bookmarkStart w:id="23" w:name="code-block-viewer_Copy_12"/>
+      <w:bookmarkEnd w:id="23"/>
       <w:r>
         <w:rPr>
           <w:rStyle w:val="SourceText"/>
@@ -2681,8 +6306,8 @@
         <w:jc w:val="start"/>
         <w:rPr/>
       </w:pPr>
-      <w:bookmarkStart w:id="13" w:name="code-block-viewer_Copy_13"/>
-      <w:bookmarkEnd w:id="13"/>
+      <w:bookmarkStart w:id="24" w:name="code-block-viewer_Copy_13"/>
+      <w:bookmarkEnd w:id="24"/>
       <w:r>
         <w:rPr>
           <w:rStyle w:val="SourceText"/>
@@ -2755,7 +6380,7 @@
       </w:pPr>
       <w:r>
         <w:rPr/>
-        <w:t xml:space="preserve">t1&lt;t2t_1 &lt; t_2t1​&lt;t2​ </w:t>
+        <w:t>t1&lt;t2</w:t>
       </w:r>
     </w:p>
     <w:p>
@@ -2814,8 +6439,8 @@
         <w:jc w:val="start"/>
         <w:rPr/>
       </w:pPr>
-      <w:bookmarkStart w:id="14" w:name="code-block-viewer_Copy_14"/>
-      <w:bookmarkEnd w:id="14"/>
+      <w:bookmarkStart w:id="25" w:name="code-block-viewer_Copy_14"/>
+      <w:bookmarkEnd w:id="25"/>
       <w:r>
         <w:rPr>
           <w:rStyle w:val="SourceText"/>
@@ -2955,8 +6580,8 @@
         <w:jc w:val="start"/>
         <w:rPr/>
       </w:pPr>
-      <w:bookmarkStart w:id="15" w:name="code-block-viewer_Copy_15"/>
-      <w:bookmarkEnd w:id="15"/>
+      <w:bookmarkStart w:id="26" w:name="code-block-viewer_Copy_15"/>
+      <w:bookmarkEnd w:id="26"/>
       <w:r>
         <w:rPr>
           <w:rStyle w:val="SourceText"/>
@@ -3019,7 +6644,13 @@
       </w:pPr>
       <w:r>
         <w:rPr/>
-        <w:t>Step 6 – Compute Confusion Matrix</w:t>
+        <w:t xml:space="preserve">Step 6 – </w:t>
+      </w:r>
+      <w:r>
+        <w:rPr>
+          <w:color w:val="FF0000"/>
+        </w:rPr>
+        <w:t>Compute Confusion Matrix</w:t>
       </w:r>
     </w:p>
     <w:p>
@@ -3043,8 +6674,8 @@
         <w:jc w:val="start"/>
         <w:rPr/>
       </w:pPr>
-      <w:bookmarkStart w:id="16" w:name="code-block-viewer_Copy_16"/>
-      <w:bookmarkEnd w:id="16"/>
+      <w:bookmarkStart w:id="27" w:name="code-block-viewer_Copy_16"/>
+      <w:bookmarkEnd w:id="27"/>
       <w:r>
         <w:rPr>
           <w:rStyle w:val="SourceText"/>
@@ -3068,10 +6699,14 @@
         <w:pStyle w:val="BodyText"/>
         <w:bidi w:val="0"/>
         <w:jc w:val="start"/>
-        <w:rPr/>
-      </w:pPr>
-      <w:r>
-        <w:rPr/>
+        <w:rPr>
+          <w:color w:val="FF0000"/>
+        </w:rPr>
+      </w:pPr>
+      <w:r>
+        <w:rPr>
+          <w:color w:val="FF0000"/>
+        </w:rPr>
         <w:t>The confusion matrix is calculated only for automated decisions.</w:t>
       </w:r>
     </w:p>
@@ -3155,8 +6790,8 @@
         <w:jc w:val="start"/>
         <w:rPr/>
       </w:pPr>
-      <w:bookmarkStart w:id="17" w:name="code-block-viewer_Copy_17"/>
-      <w:bookmarkEnd w:id="17"/>
+      <w:bookmarkStart w:id="28" w:name="code-block-viewer_Copy_17"/>
+      <w:bookmarkEnd w:id="28"/>
       <w:r>
         <w:rPr>
           <w:rStyle w:val="SourceText"/>
@@ -3243,8 +6878,8 @@
         <w:jc w:val="start"/>
         <w:rPr/>
       </w:pPr>
-      <w:bookmarkStart w:id="18" w:name="code-block-viewer_Copy_18"/>
-      <w:bookmarkEnd w:id="18"/>
+      <w:bookmarkStart w:id="29" w:name="code-block-viewer_Copy_18"/>
+      <w:bookmarkEnd w:id="29"/>
       <w:r>
         <w:rPr>
           <w:rStyle w:val="SourceText"/>
@@ -3434,8 +7069,8 @@
         <w:jc w:val="start"/>
         <w:rPr/>
       </w:pPr>
-      <w:bookmarkStart w:id="19" w:name="code-block-viewer_Copy_19"/>
-      <w:bookmarkEnd w:id="19"/>
+      <w:bookmarkStart w:id="30" w:name="code-block-viewer_Copy_19"/>
+      <w:bookmarkEnd w:id="30"/>
       <w:r>
         <w:rPr>
           <w:rStyle w:val="SourceText"/>
@@ -3499,8 +7134,8 @@
         <w:jc w:val="start"/>
         <w:rPr/>
       </w:pPr>
-      <w:bookmarkStart w:id="20" w:name="code-block-viewer_Copy_20"/>
-      <w:bookmarkEnd w:id="20"/>
+      <w:bookmarkStart w:id="31" w:name="code-block-viewer_Copy_20"/>
+      <w:bookmarkEnd w:id="31"/>
       <w:r>
         <w:rPr>
           <w:rStyle w:val="SourceText"/>
@@ -3564,8 +7199,8 @@
         <w:jc w:val="start"/>
         <w:rPr/>
       </w:pPr>
-      <w:bookmarkStart w:id="21" w:name="code-block-viewer_Copy_21"/>
-      <w:bookmarkEnd w:id="21"/>
+      <w:bookmarkStart w:id="32" w:name="code-block-viewer_Copy_21"/>
+      <w:bookmarkEnd w:id="32"/>
       <w:r>
         <w:rPr>
           <w:rStyle w:val="SourceText"/>
@@ -3629,8 +7264,8 @@
         <w:jc w:val="start"/>
         <w:rPr/>
       </w:pPr>
-      <w:bookmarkStart w:id="22" w:name="code-block-viewer_Copy_22"/>
-      <w:bookmarkEnd w:id="22"/>
+      <w:bookmarkStart w:id="33" w:name="code-block-viewer_Copy_22"/>
+      <w:bookmarkEnd w:id="33"/>
       <w:r>
         <w:rPr>
           <w:rStyle w:val="SourceText"/>
@@ -3740,8 +7375,8 @@
         <w:jc w:val="start"/>
         <w:rPr/>
       </w:pPr>
-      <w:bookmarkStart w:id="23" w:name="code-block-viewer_Copy_23"/>
-      <w:bookmarkEnd w:id="23"/>
+      <w:bookmarkStart w:id="34" w:name="code-block-viewer_Copy_23"/>
+      <w:bookmarkEnd w:id="34"/>
       <w:r>
         <w:rPr>
           <w:rStyle w:val="SourceText"/>
@@ -3830,7 +7465,7 @@
       </w:pPr>
       <w:r>
         <w:rPr/>
-        <w:t xml:space="preserve">P(Default)&lt;0.20P(Default) &lt; 0.20P(Default)&lt;0.20 </w:t>
+        <w:t>P(Default)&lt;0.20</w:t>
       </w:r>
     </w:p>
     <w:p>
@@ -3866,7 +7501,7 @@
       </w:pPr>
       <w:r>
         <w:rPr/>
-        <w:t xml:space="preserve">0.20≤P(Default)≤0.600.20 \le P(Default) \le 0.600.20≤P(Default)≤0.60 </w:t>
+        <w:t>0.20≤P(Default)≤0.600</w:t>
       </w:r>
     </w:p>
     <w:p>
@@ -3902,7 +7537,7 @@
       </w:pPr>
       <w:r>
         <w:rPr/>
-        <w:t xml:space="preserve">P(Default)&gt;0.60P(Default) &gt; 0.60P(Default)&gt;0.60 </w:t>
+        <w:t>P(Default)&gt;0.60</w:t>
       </w:r>
     </w:p>
     <w:p>
@@ -3945,10 +7580,14 @@
         <w:pStyle w:val="Heading3"/>
         <w:bidi w:val="0"/>
         <w:jc w:val="start"/>
-        <w:rPr/>
-      </w:pPr>
-      <w:r>
-        <w:rPr/>
+        <w:rPr>
+          <w:color w:val="FF0000"/>
+        </w:rPr>
+      </w:pPr>
+      <w:r>
+        <w:rPr>
+          <w:color w:val="FF0000"/>
+        </w:rPr>
         <w:t>Manual Review Rate</w:t>
       </w:r>
     </w:p>
@@ -3973,11 +7612,12 @@
         <w:jc w:val="start"/>
         <w:rPr/>
       </w:pPr>
-      <w:bookmarkStart w:id="24" w:name="code-block-viewer_Copy_24"/>
-      <w:bookmarkEnd w:id="24"/>
-      <w:r>
-        <w:rPr>
-          <w:rStyle w:val="SourceText"/>
+      <w:bookmarkStart w:id="35" w:name="code-block-viewer_Copy_24"/>
+      <w:bookmarkEnd w:id="35"/>
+      <w:r>
+        <w:rPr>
+          <w:rStyle w:val="SourceText"/>
+          <w:color w:val="FF0000"/>
         </w:rPr>
         <w:t>12.46%</w:t>
       </w:r>
@@ -4001,17 +7641,22 @@
         <w:rPr/>
       </w:pPr>
       <w:r>
-        <w:rPr/>
+        <w:rPr>
+          <w:color w:val="FF0000"/>
+        </w:rPr>
         <w:t xml:space="preserve">Only about </w:t>
       </w:r>
       <w:r>
         <w:rPr>
           <w:rStyle w:val="Strong"/>
+          <w:color w:val="FF0000"/>
         </w:rPr>
         <w:t>12%</w:t>
       </w:r>
       <w:r>
-        <w:rPr/>
+        <w:rPr>
+          <w:color w:val="FF0000"/>
+        </w:rPr>
         <w:t xml:space="preserve"> of applicants require human review.</w:t>
       </w:r>
     </w:p>
@@ -4081,8 +7726,8 @@
         <w:jc w:val="start"/>
         <w:rPr/>
       </w:pPr>
-      <w:bookmarkStart w:id="25" w:name="code-block-viewer_Copy_25"/>
-      <w:bookmarkEnd w:id="25"/>
+      <w:bookmarkStart w:id="36" w:name="code-block-viewer_Copy_25"/>
+      <w:bookmarkEnd w:id="36"/>
       <w:r>
         <w:rPr>
           <w:rStyle w:val="SourceText"/>
@@ -4155,10 +7800,14 @@
         <w:pStyle w:val="Heading3"/>
         <w:bidi w:val="0"/>
         <w:jc w:val="start"/>
-        <w:rPr/>
-      </w:pPr>
-      <w:r>
-        <w:rPr/>
+        <w:rPr>
+          <w:color w:val="FF0000"/>
+        </w:rPr>
+      </w:pPr>
+      <w:r>
+        <w:rPr>
+          <w:color w:val="FF0000"/>
+        </w:rPr>
         <w:t>False Negatives</w:t>
       </w:r>
     </w:p>
@@ -4183,11 +7832,12 @@
         <w:jc w:val="start"/>
         <w:rPr/>
       </w:pPr>
-      <w:bookmarkStart w:id="26" w:name="code-block-viewer_Copy_26"/>
-      <w:bookmarkEnd w:id="26"/>
-      <w:r>
-        <w:rPr>
-          <w:rStyle w:val="SourceText"/>
+      <w:bookmarkStart w:id="37" w:name="code-block-viewer_Copy_26"/>
+      <w:bookmarkEnd w:id="37"/>
+      <w:r>
+        <w:rPr>
+          <w:rStyle w:val="SourceText"/>
+          <w:color w:val="FF0000"/>
         </w:rPr>
         <w:t>56</w:t>
       </w:r>
@@ -4243,10 +7893,14 @@
         <w:pStyle w:val="Heading3"/>
         <w:bidi w:val="0"/>
         <w:jc w:val="start"/>
-        <w:rPr/>
-      </w:pPr>
-      <w:r>
-        <w:rPr/>
+        <w:rPr>
+          <w:color w:val="2A6099"/>
+        </w:rPr>
+      </w:pPr>
+      <w:r>
+        <w:rPr>
+          <w:color w:val="2A6099"/>
+        </w:rPr>
         <w:t>False Positives</w:t>
       </w:r>
     </w:p>
@@ -4271,11 +7925,12 @@
         <w:jc w:val="start"/>
         <w:rPr/>
       </w:pPr>
-      <w:bookmarkStart w:id="27" w:name="code-block-viewer_Copy_27"/>
-      <w:bookmarkEnd w:id="27"/>
-      <w:r>
-        <w:rPr>
-          <w:rStyle w:val="SourceText"/>
+      <w:bookmarkStart w:id="38" w:name="code-block-viewer_Copy_27"/>
+      <w:bookmarkEnd w:id="38"/>
+      <w:r>
+        <w:rPr>
+          <w:rStyle w:val="SourceText"/>
+          <w:color w:val="2A6099"/>
         </w:rPr>
         <w:t>172</w:t>
       </w:r>
@@ -4331,10 +7986,14 @@
         <w:pStyle w:val="Heading3"/>
         <w:bidi w:val="0"/>
         <w:jc w:val="start"/>
-        <w:rPr/>
-      </w:pPr>
-      <w:r>
-        <w:rPr/>
+        <w:rPr>
+          <w:color w:val="2A6099"/>
+        </w:rPr>
+      </w:pPr>
+      <w:r>
+        <w:rPr>
+          <w:color w:val="2A6099"/>
+        </w:rPr>
         <w:t>FP/FN Ratio</w:t>
       </w:r>
     </w:p>
@@ -4359,11 +8018,12 @@
         <w:jc w:val="start"/>
         <w:rPr/>
       </w:pPr>
-      <w:bookmarkStart w:id="28" w:name="code-block-viewer_Copy_28"/>
-      <w:bookmarkEnd w:id="28"/>
-      <w:r>
-        <w:rPr>
-          <w:rStyle w:val="SourceText"/>
+      <w:bookmarkStart w:id="39" w:name="code-block-viewer_Copy_28"/>
+      <w:bookmarkEnd w:id="39"/>
+      <w:r>
+        <w:rPr>
+          <w:rStyle w:val="SourceText"/>
+          <w:color w:val="2A6099"/>
         </w:rPr>
         <w:t>3.07</w:t>
       </w:r>
@@ -4388,7 +8048,13 @@
       </w:pPr>
       <w:r>
         <w:rPr/>
-        <w:t>This falls within the desired range (3–20), indicating a balanced trade-off between rejecting too many good applicants and approving too many risky ones.</w:t>
+        <w:t>T</w:t>
+      </w:r>
+      <w:r>
+        <w:rPr>
+          <w:color w:val="FF0000"/>
+        </w:rPr>
+        <w:t>his falls within the desired range (3–20), indicating a balanced trade-off between rejecting too many good applicants and approving too many risky ones.</w:t>
       </w:r>
     </w:p>
     <w:p>
@@ -4407,10 +8073,14 @@
         <w:pStyle w:val="Heading3"/>
         <w:bidi w:val="0"/>
         <w:jc w:val="start"/>
-        <w:rPr/>
-      </w:pPr>
-      <w:r>
-        <w:rPr/>
+        <w:rPr>
+          <w:color w:val="2A6099"/>
+        </w:rPr>
+      </w:pPr>
+      <w:r>
+        <w:rPr>
+          <w:color w:val="2A6099"/>
+        </w:rPr>
         <w:t>Total Cost</w:t>
       </w:r>
     </w:p>
@@ -4435,11 +8105,12 @@
         <w:jc w:val="start"/>
         <w:rPr/>
       </w:pPr>
-      <w:bookmarkStart w:id="29" w:name="code-block-viewer_Copy_29"/>
-      <w:bookmarkEnd w:id="29"/>
-      <w:r>
-        <w:rPr>
-          <w:rStyle w:val="SourceText"/>
+      <w:bookmarkStart w:id="40" w:name="code-block-viewer_Copy_29"/>
+      <w:bookmarkEnd w:id="40"/>
+      <w:r>
+        <w:rPr>
+          <w:rStyle w:val="SourceText"/>
+          <w:color w:val="2A6099"/>
         </w:rPr>
         <w:t>312</w:t>
       </w:r>
@@ -4459,57 +8130,505 @@
       <w:pPr>
         <w:pStyle w:val="BodyText"/>
         <w:bidi w:val="0"/>
-        <w:jc w:val="start"/>
-        <w:rPr/>
-      </w:pPr>
-      <w:r>
-        <w:rPr/>
+        <w:ind w:hanging="0" w:start="0"/>
+        <w:jc w:val="end"/>
+        <w:rPr>
+          <w:rFonts w:ascii="2  Mitra_1 (MRT)" w:hAnsi="2  Mitra_1 (MRT)" w:cs="2  Mitra_1 (MRT)"/>
+          <w:color w:val="2A6099"/>
+        </w:rPr>
+      </w:pPr>
+      <w:r>
+        <w:rPr>
+          <w:color w:val="FF0000"/>
+        </w:rPr>
         <w:t xml:space="preserve">This was the lowest cost among all evaluated threshold combinations, making </w:t>
       </w:r>
       <w:r>
         <w:rPr>
           <w:rStyle w:val="Strong"/>
+          <w:color w:val="FF0000"/>
         </w:rPr>
         <w:t>(t1 = 0.20, t2 = 0.60)</w:t>
       </w:r>
       <w:r>
-        <w:rPr/>
+        <w:rPr>
+          <w:color w:val="FF0000"/>
+        </w:rPr>
         <w:t xml:space="preserve"> the optimal choice on the validation set.</w:t>
       </w:r>
     </w:p>
     <w:p>
       <w:pPr>
+        <w:pStyle w:val="BodyText"/>
+        <w:bidi w:val="0"/>
+        <w:ind w:hanging="0" w:start="0"/>
+        <w:jc w:val="end"/>
+        <w:rPr>
+          <w:rFonts w:ascii="2  Mitra_1 (MRT)" w:hAnsi="2  Mitra_1 (MRT)" w:cs="2  Mitra_1 (MRT)"/>
+          <w:color w:val="FF0000"/>
+        </w:rPr>
+      </w:pPr>
+      <w:r>
+        <w:rPr>
+          <w:rFonts w:ascii="2  Mitra_1 (MRT)" w:hAnsi="2  Mitra_1 (MRT)" w:cs="2  Mitra_1 (MRT)"/>
+          <w:color w:val="2A6099"/>
+          <w:rtl w:val="true"/>
+        </w:rPr>
+        <w:t>این سؤال بسیار مهم است و اتفاقاً نشان می‌دهد که تفاوت بین</w:t>
+      </w:r>
+      <w:r>
+        <w:rPr>
+          <w:rFonts w:ascii="2  Mitra_1 (MRT)" w:hAnsi="2  Mitra_1 (MRT)" w:cs="2  Mitra_1 (MRT)"/>
+          <w:color w:val="2A6099"/>
+        </w:rPr>
+        <w:t xml:space="preserve"> </w:t>
+      </w:r>
+      <w:r>
+        <w:rPr>
+          <w:rStyle w:val="Strong"/>
+          <w:rFonts w:cs="2  Mitra_1 (MRT)" w:ascii="2  Mitra_1 (MRT)" w:hAnsi="2  Mitra_1 (MRT)"/>
+          <w:color w:val="2A6099"/>
+        </w:rPr>
+        <w:t>Single Threshold</w:t>
+      </w:r>
+      <w:r>
+        <w:rPr>
+          <w:rFonts w:cs="2  Mitra_1 (MRT)" w:ascii="2  Mitra_1 (MRT)" w:hAnsi="2  Mitra_1 (MRT)"/>
+          <w:color w:val="2A6099"/>
+        </w:rPr>
+        <w:t xml:space="preserve"> </w:t>
+      </w:r>
+      <w:r>
+        <w:rPr>
+          <w:rFonts w:ascii="2  Mitra_1 (MRT)" w:hAnsi="2  Mitra_1 (MRT)" w:cs="2  Mitra_1 (MRT)"/>
+          <w:color w:val="2A6099"/>
+          <w:rtl w:val="true"/>
+        </w:rPr>
+        <w:t>و</w:t>
+      </w:r>
+      <w:r>
+        <w:rPr>
+          <w:rFonts w:ascii="2  Mitra_1 (MRT)" w:hAnsi="2  Mitra_1 (MRT)" w:cs="2  Mitra_1 (MRT)"/>
+          <w:color w:val="2A6099"/>
+        </w:rPr>
+        <w:t xml:space="preserve"> </w:t>
+      </w:r>
+      <w:r>
+        <w:rPr>
+          <w:rStyle w:val="Strong"/>
+          <w:rFonts w:cs="2  Mitra_1 (MRT)" w:ascii="2  Mitra_1 (MRT)" w:hAnsi="2  Mitra_1 (MRT)"/>
+          <w:color w:val="2A6099"/>
+        </w:rPr>
+        <w:t>Selective Prediction</w:t>
+      </w:r>
+      <w:r>
+        <w:rPr>
+          <w:rFonts w:cs="2  Mitra_1 (MRT)" w:ascii="2  Mitra_1 (MRT)" w:hAnsi="2  Mitra_1 (MRT)"/>
+          <w:color w:val="2A6099"/>
+        </w:rPr>
+        <w:t xml:space="preserve"> </w:t>
+      </w:r>
+      <w:r>
+        <w:rPr>
+          <w:rFonts w:ascii="2  Mitra_1 (MRT)" w:hAnsi="2  Mitra_1 (MRT)" w:cs="2  Mitra_1 (MRT)"/>
+          <w:color w:val="2A6099"/>
+          <w:rtl w:val="true"/>
+        </w:rPr>
+        <w:t>را درک کرده‌اید</w:t>
+      </w:r>
+      <w:r>
+        <w:rPr>
+          <w:rFonts w:cs="2  Mitra_1 (MRT)" w:ascii="2  Mitra_1 (MRT)" w:hAnsi="2  Mitra_1 (MRT)"/>
+          <w:color w:val="2A6099"/>
+        </w:rPr>
+        <w:t>.</w:t>
+      </w:r>
+    </w:p>
+    <w:p>
+      <w:pPr>
+        <w:pStyle w:val="BodyText"/>
+        <w:bidi w:val="0"/>
+        <w:ind w:hanging="0" w:start="0"/>
+        <w:jc w:val="end"/>
+        <w:rPr>
+          <w:rFonts w:ascii="2  Mitra_1 (MRT)" w:hAnsi="2  Mitra_1 (MRT)" w:cs="2  Mitra_1 (MRT)"/>
+          <w:color w:val="2A6099"/>
+        </w:rPr>
+      </w:pPr>
+      <w:r>
+        <w:rPr>
+          <w:rFonts w:ascii="2  Mitra_1 (MRT)" w:hAnsi="2  Mitra_1 (MRT)" w:cs="2  Mitra_1 (MRT)"/>
+          <w:color w:val="2A6099"/>
+          <w:rtl w:val="true"/>
+        </w:rPr>
+        <w:t>پاسخ کوتاه این است</w:t>
+      </w:r>
+      <w:r>
+        <w:rPr>
+          <w:rFonts w:cs="2  Mitra_1 (MRT)" w:ascii="2  Mitra_1 (MRT)" w:hAnsi="2  Mitra_1 (MRT)"/>
+          <w:color w:val="2A6099"/>
+        </w:rPr>
+        <w:t>:</w:t>
+      </w:r>
+    </w:p>
+    <w:p>
+      <w:pPr>
+        <w:pStyle w:val="BlockQuotation"/>
+        <w:bidi w:val="0"/>
+        <w:spacing w:lineRule="auto" w:line="276" w:before="0" w:after="140"/>
+        <w:ind w:hanging="0" w:start="0"/>
+        <w:jc w:val="end"/>
+        <w:rPr>
+          <w:rFonts w:ascii="2  Mitra_1 (MRT)" w:hAnsi="2  Mitra_1 (MRT)" w:cs="2  Mitra_1 (MRT)"/>
+          <w:color w:val="FF0000"/>
+        </w:rPr>
+      </w:pPr>
+      <w:r>
+        <w:rPr>
+          <w:rStyle w:val="Strong"/>
+          <w:rFonts w:ascii="2  Mitra_1 (MRT)" w:hAnsi="2  Mitra_1 (MRT)" w:cs="2  Mitra_1 (MRT)"/>
+          <w:color w:val="2A6099"/>
+          <w:rtl w:val="true"/>
+        </w:rPr>
+        <w:t>چون در</w:t>
+      </w:r>
+      <w:r>
+        <w:rPr>
+          <w:rStyle w:val="Strong"/>
+          <w:rFonts w:ascii="2  Mitra_1 (MRT)" w:hAnsi="2  Mitra_1 (MRT)" w:cs="2  Mitra_1 (MRT)"/>
+          <w:color w:val="2A6099"/>
+        </w:rPr>
+        <w:t xml:space="preserve"> </w:t>
+      </w:r>
+      <w:r>
+        <w:rPr>
+          <w:rStyle w:val="Strong"/>
+          <w:rFonts w:cs="2  Mitra_1 (MRT)" w:ascii="2  Mitra_1 (MRT)" w:hAnsi="2  Mitra_1 (MRT)"/>
+          <w:color w:val="2A6099"/>
+        </w:rPr>
+        <w:t xml:space="preserve">Selective Prediction </w:t>
+      </w:r>
+      <w:r>
+        <w:rPr>
+          <w:rStyle w:val="Strong"/>
+          <w:rFonts w:ascii="2  Mitra_1 (MRT)" w:hAnsi="2  Mitra_1 (MRT)" w:cs="2  Mitra_1 (MRT)"/>
+          <w:color w:val="2A6099"/>
+          <w:rtl w:val="true"/>
+        </w:rPr>
+        <w:t xml:space="preserve">دیگر همه </w:t>
+      </w:r>
+      <w:r>
+        <w:rPr>
+          <w:rStyle w:val="Strong"/>
+          <w:rFonts w:cs="2  Mitra_1 (MRT)" w:ascii="2  Mitra_1 (MRT)" w:hAnsi="2  Mitra_1 (MRT)"/>
+          <w:color w:val="2A6099"/>
+        </w:rPr>
+        <w:t>5000</w:t>
+      </w:r>
+      <w:r>
+        <w:rPr>
+          <w:rStyle w:val="Strong"/>
+          <w:rFonts w:cs="2  Mitra_1 (MRT)" w:ascii="2  Mitra_1 (MRT)" w:hAnsi="2  Mitra_1 (MRT)"/>
+          <w:color w:val="2A6099"/>
+          <w:rtl w:val="true"/>
+        </w:rPr>
+        <w:t xml:space="preserve"> </w:t>
+      </w:r>
+      <w:r>
+        <w:rPr>
+          <w:rStyle w:val="Strong"/>
+          <w:rFonts w:ascii="2  Mitra_1 (MRT)" w:hAnsi="2  Mitra_1 (MRT)" w:cs="2  Mitra_1 (MRT)"/>
+          <w:color w:val="2A6099"/>
+          <w:rtl w:val="true"/>
+        </w:rPr>
+        <w:t>نمونه ارزیابی نمی‌شوند</w:t>
+      </w:r>
+      <w:r>
+        <w:rPr>
+          <w:rStyle w:val="Strong"/>
+          <w:rFonts w:cs="2  Mitra_1 (MRT)" w:ascii="2  Mitra_1 (MRT)" w:hAnsi="2  Mitra_1 (MRT)"/>
+          <w:color w:val="2A6099"/>
+          <w:rtl w:val="true"/>
+        </w:rPr>
+        <w:t xml:space="preserve">. </w:t>
+      </w:r>
+      <w:r>
+        <w:rPr>
+          <w:rStyle w:val="Strong"/>
+          <w:rFonts w:ascii="2  Mitra_1 (MRT)" w:hAnsi="2  Mitra_1 (MRT)" w:cs="2  Mitra_1 (MRT)"/>
+          <w:color w:val="2A6099"/>
+          <w:rtl w:val="true"/>
+        </w:rPr>
+        <w:t>فقط نمونه‌هایی که مدل با اطمینان برای آن‌ها تصمیم گرفته</w:t>
+      </w:r>
+      <w:r>
+        <w:rPr>
+          <w:rStyle w:val="Strong"/>
+          <w:rFonts w:ascii="2  Mitra_1 (MRT)" w:hAnsi="2  Mitra_1 (MRT)" w:cs="2  Mitra_1 (MRT)"/>
+          <w:color w:val="2A6099"/>
+        </w:rPr>
+        <w:t xml:space="preserve"> </w:t>
+      </w:r>
+      <w:r>
+        <w:rPr>
+          <w:rStyle w:val="Strong"/>
+          <w:rFonts w:cs="2  Mitra_1 (MRT)" w:ascii="2  Mitra_1 (MRT)" w:hAnsi="2  Mitra_1 (MRT)"/>
+          <w:color w:val="2A6099"/>
+        </w:rPr>
+        <w:t xml:space="preserve">(Automated Decisions) </w:t>
+      </w:r>
+      <w:r>
+        <w:rPr>
+          <w:rStyle w:val="Strong"/>
+          <w:rFonts w:ascii="2  Mitra_1 (MRT)" w:hAnsi="2  Mitra_1 (MRT)" w:cs="2  Mitra_1 (MRT)"/>
+          <w:color w:val="2A6099"/>
+          <w:rtl w:val="true"/>
+        </w:rPr>
+        <w:t>وارد محاسبه</w:t>
+      </w:r>
+      <w:r>
+        <w:rPr>
+          <w:rStyle w:val="Strong"/>
+          <w:rFonts w:ascii="2  Mitra_1 (MRT)" w:hAnsi="2  Mitra_1 (MRT)" w:cs="2  Mitra_1 (MRT)"/>
+          <w:color w:val="2A6099"/>
+        </w:rPr>
+        <w:t xml:space="preserve"> </w:t>
+      </w:r>
+      <w:r>
+        <w:rPr>
+          <w:rStyle w:val="Strong"/>
+          <w:rFonts w:cs="2  Mitra_1 (MRT)" w:ascii="2  Mitra_1 (MRT)" w:hAnsi="2  Mitra_1 (MRT)"/>
+          <w:color w:val="2A6099"/>
+        </w:rPr>
+        <w:t xml:space="preserve">FP </w:t>
+      </w:r>
+      <w:r>
+        <w:rPr>
+          <w:rStyle w:val="Strong"/>
+          <w:rFonts w:ascii="2  Mitra_1 (MRT)" w:hAnsi="2  Mitra_1 (MRT)" w:cs="2  Mitra_1 (MRT)"/>
+          <w:color w:val="2A6099"/>
+          <w:rtl w:val="true"/>
+        </w:rPr>
+        <w:t>و</w:t>
+      </w:r>
+      <w:r>
+        <w:rPr>
+          <w:rStyle w:val="Strong"/>
+          <w:rFonts w:ascii="2  Mitra_1 (MRT)" w:hAnsi="2  Mitra_1 (MRT)" w:cs="2  Mitra_1 (MRT)"/>
+          <w:color w:val="2A6099"/>
+        </w:rPr>
+        <w:t xml:space="preserve"> </w:t>
+      </w:r>
+      <w:r>
+        <w:rPr>
+          <w:rStyle w:val="Strong"/>
+          <w:rFonts w:cs="2  Mitra_1 (MRT)" w:ascii="2  Mitra_1 (MRT)" w:hAnsi="2  Mitra_1 (MRT)"/>
+          <w:color w:val="2A6099"/>
+        </w:rPr>
+        <w:t xml:space="preserve">FN </w:t>
+      </w:r>
+      <w:r>
+        <w:rPr>
+          <w:rStyle w:val="Strong"/>
+          <w:rFonts w:ascii="2  Mitra_1 (MRT)" w:hAnsi="2  Mitra_1 (MRT)" w:cs="2  Mitra_1 (MRT)"/>
+          <w:color w:val="2A6099"/>
+          <w:rtl w:val="true"/>
+        </w:rPr>
+        <w:t>می‌شوند</w:t>
+      </w:r>
+      <w:r>
+        <w:rPr>
+          <w:rStyle w:val="Strong"/>
+          <w:rFonts w:cs="2  Mitra_1 (MRT)" w:ascii="2  Mitra_1 (MRT)" w:hAnsi="2  Mitra_1 (MRT)"/>
+          <w:color w:val="2A6099"/>
+          <w:rtl w:val="true"/>
+        </w:rPr>
+        <w:t xml:space="preserve">. </w:t>
+      </w:r>
+      <w:r>
+        <w:rPr>
+          <w:rStyle w:val="Strong"/>
+          <w:rFonts w:ascii="2  Mitra_1 (MRT)" w:hAnsi="2  Mitra_1 (MRT)" w:cs="2  Mitra_1 (MRT)"/>
+          <w:color w:val="2A6099"/>
+          <w:rtl w:val="true"/>
+        </w:rPr>
+        <w:t>نمونه‌های مبهم حذف شده و به</w:t>
+      </w:r>
+      <w:r>
+        <w:rPr>
+          <w:rStyle w:val="Strong"/>
+          <w:rFonts w:ascii="2  Mitra_1 (MRT)" w:hAnsi="2  Mitra_1 (MRT)" w:cs="2  Mitra_1 (MRT)"/>
+          <w:color w:val="2A6099"/>
+        </w:rPr>
+        <w:t xml:space="preserve"> </w:t>
+      </w:r>
+      <w:r>
+        <w:rPr>
+          <w:rStyle w:val="Strong"/>
+          <w:rFonts w:cs="2  Mitra_1 (MRT)" w:ascii="2  Mitra_1 (MRT)" w:hAnsi="2  Mitra_1 (MRT)"/>
+          <w:color w:val="2A6099"/>
+        </w:rPr>
+        <w:t xml:space="preserve">Manual Review </w:t>
+      </w:r>
+      <w:r>
+        <w:rPr>
+          <w:rStyle w:val="Strong"/>
+          <w:rFonts w:ascii="2  Mitra_1 (MRT)" w:hAnsi="2  Mitra_1 (MRT)" w:cs="2  Mitra_1 (MRT)"/>
+          <w:color w:val="2A6099"/>
+          <w:rtl w:val="true"/>
+        </w:rPr>
+        <w:t>رفته‌اند</w:t>
+      </w:r>
+      <w:r>
+        <w:rPr>
+          <w:rStyle w:val="Strong"/>
+          <w:rFonts w:cs="2  Mitra_1 (MRT)" w:ascii="2  Mitra_1 (MRT)" w:hAnsi="2  Mitra_1 (MRT)"/>
+          <w:color w:val="2A6099"/>
+        </w:rPr>
+        <w:t>.</w:t>
+      </w:r>
+    </w:p>
+    <w:p>
+      <w:pPr>
+        <w:pStyle w:val="BodyText"/>
+        <w:bidi w:val="0"/>
+        <w:ind w:hanging="0" w:start="0"/>
+        <w:jc w:val="end"/>
+        <w:rPr>
+          <w:rFonts w:ascii="2  Mitra_1 (MRT)" w:hAnsi="2  Mitra_1 (MRT)" w:cs="2  Mitra_1 (MRT)"/>
+          <w:color w:val="2A6099"/>
+        </w:rPr>
+      </w:pPr>
+      <w:r>
+        <w:rPr>
+          <w:rFonts w:ascii="2  Mitra_1 (MRT)" w:hAnsi="2  Mitra_1 (MRT)" w:cs="2  Mitra_1 (MRT)"/>
+          <w:color w:val="2A6099"/>
+          <w:rtl w:val="true"/>
+        </w:rPr>
+        <w:t>حالا مرحله به مرحله توضیح می‌دهم</w:t>
+      </w:r>
+      <w:r>
+        <w:rPr>
+          <w:rFonts w:cs="2  Mitra_1 (MRT)" w:ascii="2  Mitra_1 (MRT)" w:hAnsi="2  Mitra_1 (MRT)"/>
+          <w:color w:val="2A6099"/>
+        </w:rPr>
+        <w:t>.</w:t>
+      </w:r>
+    </w:p>
+    <w:p>
+      <w:pPr>
         <w:pStyle w:val="HorizontalLine"/>
         <w:bidi w:val="0"/>
-        <w:jc w:val="start"/>
-        <w:rPr/>
-      </w:pPr>
-      <w:r>
-        <w:rPr/>
+        <w:spacing w:lineRule="auto" w:line="276" w:before="0" w:after="140"/>
+        <w:ind w:hanging="0" w:start="0"/>
+        <w:jc w:val="end"/>
+        <w:rPr>
+          <w:rFonts w:ascii="2  Mitra_1 (MRT)" w:hAnsi="2  Mitra_1 (MRT)" w:cs="2  Mitra_1 (MRT)"/>
+          <w:color w:val="2A6099"/>
+        </w:rPr>
+      </w:pPr>
+      <w:r>
+        <w:rPr>
+          <w:rFonts w:cs="2  Mitra_1 (MRT)" w:ascii="2  Mitra_1 (MRT)" w:hAnsi="2  Mitra_1 (MRT)"/>
+          <w:color w:val="2A6099"/>
+        </w:rPr>
       </w:r>
     </w:p>
     <w:p>
       <w:pPr>
         <w:pStyle w:val="Heading1"/>
         <w:bidi w:val="0"/>
-        <w:jc w:val="start"/>
-        <w:rPr/>
-      </w:pPr>
-      <w:r>
-        <w:rPr/>
-        <w:t>Top Threshold Combinations</w:t>
-      </w:r>
-    </w:p>
-    <w:p>
-      <w:pPr>
-        <w:pStyle w:val="BodyText"/>
-        <w:bidi w:val="0"/>
-        <w:jc w:val="start"/>
-        <w:rPr/>
-      </w:pPr>
-      <w:r>
-        <w:rPr/>
-        <w:t>The table confirms that</w:t>
+        <w:spacing w:lineRule="auto" w:line="276" w:before="0" w:after="140"/>
+        <w:ind w:hanging="0" w:start="0"/>
+        <w:jc w:val="end"/>
+        <w:rPr>
+          <w:rFonts w:ascii="2  Mitra_1 (MRT)" w:hAnsi="2  Mitra_1 (MRT)" w:cs="2  Mitra_1 (MRT)"/>
+          <w:color w:val="2A6099"/>
+        </w:rPr>
+      </w:pPr>
+      <w:r>
+        <w:rPr>
+          <w:rFonts w:ascii="2  Mitra_1 (MRT)" w:hAnsi="2  Mitra_1 (MRT)" w:cs="2  Mitra_1 (MRT)"/>
+          <w:color w:val="2A6099"/>
+          <w:rtl w:val="true"/>
+        </w:rPr>
+        <w:t>حالت اول</w:t>
+      </w:r>
+      <w:r>
+        <w:rPr>
+          <w:rFonts w:cs="2  Mitra_1 (MRT)" w:ascii="2  Mitra_1 (MRT)" w:hAnsi="2  Mitra_1 (MRT)"/>
+          <w:color w:val="2A6099"/>
+        </w:rPr>
+        <w:t>: Single Threshold</w:t>
+      </w:r>
+    </w:p>
+    <w:p>
+      <w:pPr>
+        <w:pStyle w:val="BodyText"/>
+        <w:bidi w:val="0"/>
+        <w:ind w:hanging="0" w:start="0"/>
+        <w:jc w:val="end"/>
+        <w:rPr>
+          <w:rFonts w:ascii="2  Mitra_1 (MRT)" w:hAnsi="2  Mitra_1 (MRT)" w:cs="2  Mitra_1 (MRT)"/>
+          <w:color w:val="2A6099"/>
+        </w:rPr>
+      </w:pPr>
+      <w:r>
+        <w:rPr>
+          <w:rFonts w:ascii="2  Mitra_1 (MRT)" w:hAnsi="2  Mitra_1 (MRT)" w:cs="2  Mitra_1 (MRT)"/>
+          <w:color w:val="2A6099"/>
+          <w:rtl w:val="true"/>
+        </w:rPr>
+        <w:t>قبلاً شما فقط یک</w:t>
+      </w:r>
+      <w:r>
+        <w:rPr>
+          <w:rFonts w:ascii="2  Mitra_1 (MRT)" w:hAnsi="2  Mitra_1 (MRT)" w:cs="2  Mitra_1 (MRT)"/>
+          <w:color w:val="2A6099"/>
+        </w:rPr>
+        <w:t xml:space="preserve"> </w:t>
+      </w:r>
+      <w:r>
+        <w:rPr>
+          <w:rFonts w:cs="2  Mitra_1 (MRT)" w:ascii="2  Mitra_1 (MRT)" w:hAnsi="2  Mitra_1 (MRT)"/>
+          <w:color w:val="2A6099"/>
+        </w:rPr>
+        <w:t xml:space="preserve">Threshold </w:t>
+      </w:r>
+      <w:r>
+        <w:rPr>
+          <w:rFonts w:ascii="2  Mitra_1 (MRT)" w:hAnsi="2  Mitra_1 (MRT)" w:cs="2  Mitra_1 (MRT)"/>
+          <w:color w:val="2A6099"/>
+          <w:rtl w:val="true"/>
+        </w:rPr>
+        <w:t>داشتید</w:t>
+      </w:r>
+      <w:r>
+        <w:rPr>
+          <w:rFonts w:cs="2  Mitra_1 (MRT)" w:ascii="2  Mitra_1 (MRT)" w:hAnsi="2  Mitra_1 (MRT)"/>
+          <w:color w:val="2A6099"/>
+        </w:rPr>
+        <w:t>.</w:t>
+      </w:r>
+    </w:p>
+    <w:p>
+      <w:pPr>
+        <w:pStyle w:val="BodyText"/>
+        <w:bidi w:val="0"/>
+        <w:ind w:hanging="0" w:start="0"/>
+        <w:jc w:val="end"/>
+        <w:rPr>
+          <w:rFonts w:ascii="2  Mitra_1 (MRT)" w:hAnsi="2  Mitra_1 (MRT)" w:cs="2  Mitra_1 (MRT)"/>
+          <w:color w:val="2A6099"/>
+        </w:rPr>
+      </w:pPr>
+      <w:r>
+        <w:rPr>
+          <w:rFonts w:ascii="2  Mitra_1 (MRT)" w:hAnsi="2  Mitra_1 (MRT)" w:cs="2  Mitra_1 (MRT)"/>
+          <w:color w:val="2A6099"/>
+          <w:rtl w:val="true"/>
+        </w:rPr>
+        <w:t>مثلاً</w:t>
       </w:r>
     </w:p>
     <w:p>
@@ -4528,12 +8647,3464 @@
       <w:pPr>
         <w:pStyle w:val="PreformattedText"/>
         <w:bidi w:val="0"/>
+        <w:spacing w:lineRule="auto" w:line="276" w:before="0" w:after="140"/>
         <w:ind w:hanging="0" w:start="0" w:end="0"/>
-        <w:jc w:val="start"/>
-        <w:rPr/>
-      </w:pPr>
-      <w:bookmarkStart w:id="30" w:name="code-block-viewer_Copy_30"/>
-      <w:bookmarkEnd w:id="30"/>
+        <w:jc w:val="end"/>
+        <w:rPr>
+          <w:rFonts w:ascii="2  Mitra_1 (MRT)" w:hAnsi="2  Mitra_1 (MRT)" w:cs="2  Mitra_1 (MRT)"/>
+          <w:color w:val="FF0000"/>
+        </w:rPr>
+      </w:pPr>
+      <w:bookmarkStart w:id="41" w:name="code-block-viewer_Copy_48"/>
+      <w:bookmarkEnd w:id="41"/>
+      <w:r>
+        <w:rPr>
+          <w:rStyle w:val="SourceText"/>
+          <w:rFonts w:ascii="2  Mitra_1 (MRT)" w:hAnsi="2  Mitra_1 (MRT)"/>
+          <w:color w:val="2A6099"/>
+        </w:rPr>
+        <w:t>Threshold = 0.28</w:t>
+      </w:r>
+    </w:p>
+    <w:p>
+      <w:pPr>
+        <w:sectPr>
+          <w:type w:val="continuous"/>
+          <w:pgSz w:w="11906" w:h="16838"/>
+          <w:pgMar w:left="1134" w:right="1134" w:gutter="0" w:header="0" w:top="1134" w:footer="0" w:bottom="1134"/>
+          <w:formProt w:val="false"/>
+          <w:textDirection w:val="lrTb"/>
+        </w:sectPr>
+      </w:pPr>
+    </w:p>
+    <w:p>
+      <w:pPr>
+        <w:pStyle w:val="BodyText"/>
+        <w:bidi w:val="0"/>
+        <w:ind w:hanging="0" w:start="0"/>
+        <w:jc w:val="end"/>
+        <w:rPr>
+          <w:rFonts w:ascii="2  Mitra_1 (MRT)" w:hAnsi="2  Mitra_1 (MRT)" w:cs="2  Mitra_1 (MRT)"/>
+          <w:color w:val="FF0000"/>
+        </w:rPr>
+      </w:pPr>
+      <w:r>
+        <w:rPr>
+          <w:rFonts w:ascii="2  Mitra_1 (MRT)" w:hAnsi="2  Mitra_1 (MRT)" w:cs="2  Mitra_1 (MRT)"/>
+          <w:color w:val="2A6099"/>
+          <w:rtl w:val="true"/>
+        </w:rPr>
+        <w:t xml:space="preserve">در این حالت مدل </w:t>
+      </w:r>
+      <w:r>
+        <w:rPr>
+          <w:rStyle w:val="Strong"/>
+          <w:rFonts w:ascii="2  Mitra_1 (MRT)" w:hAnsi="2  Mitra_1 (MRT)" w:cs="2  Mitra_1 (MRT)"/>
+          <w:color w:val="2A6099"/>
+          <w:rtl w:val="true"/>
+        </w:rPr>
+        <w:t xml:space="preserve">مجبور بود برای همه </w:t>
+      </w:r>
+      <w:r>
+        <w:rPr>
+          <w:rStyle w:val="Strong"/>
+          <w:rFonts w:cs="2  Mitra_1 (MRT)" w:ascii="2  Mitra_1 (MRT)" w:hAnsi="2  Mitra_1 (MRT)"/>
+          <w:color w:val="2A6099"/>
+        </w:rPr>
+        <w:t>5000</w:t>
+      </w:r>
+      <w:r>
+        <w:rPr>
+          <w:rStyle w:val="Strong"/>
+          <w:rFonts w:cs="2  Mitra_1 (MRT)" w:ascii="2  Mitra_1 (MRT)" w:hAnsi="2  Mitra_1 (MRT)"/>
+          <w:color w:val="2A6099"/>
+          <w:rtl w:val="true"/>
+        </w:rPr>
+        <w:t xml:space="preserve"> </w:t>
+      </w:r>
+      <w:r>
+        <w:rPr>
+          <w:rStyle w:val="Strong"/>
+          <w:rFonts w:ascii="2  Mitra_1 (MRT)" w:hAnsi="2  Mitra_1 (MRT)" w:cs="2  Mitra_1 (MRT)"/>
+          <w:color w:val="2A6099"/>
+          <w:rtl w:val="true"/>
+        </w:rPr>
+        <w:t>مشتری تصمیم بگیرد</w:t>
+      </w:r>
+      <w:r>
+        <w:rPr>
+          <w:rStyle w:val="Strong"/>
+          <w:rFonts w:cs="2  Mitra_1 (MRT)" w:ascii="2  Mitra_1 (MRT)" w:hAnsi="2  Mitra_1 (MRT)"/>
+          <w:color w:val="2A6099"/>
+        </w:rPr>
+        <w:t>.</w:t>
+      </w:r>
+    </w:p>
+    <w:p>
+      <w:pPr>
+        <w:pStyle w:val="BodyText"/>
+        <w:bidi w:val="0"/>
+        <w:ind w:hanging="0" w:start="0"/>
+        <w:jc w:val="end"/>
+        <w:rPr>
+          <w:rFonts w:ascii="2  Mitra_1 (MRT)" w:hAnsi="2  Mitra_1 (MRT)" w:cs="2  Mitra_1 (MRT)"/>
+          <w:color w:val="2A6099"/>
+        </w:rPr>
+      </w:pPr>
+      <w:r>
+        <w:rPr>
+          <w:rFonts w:ascii="2  Mitra_1 (MRT)" w:hAnsi="2  Mitra_1 (MRT)" w:cs="2  Mitra_1 (MRT)"/>
+          <w:color w:val="2A6099"/>
+          <w:rtl w:val="true"/>
+        </w:rPr>
+        <w:t>یعنی</w:t>
+      </w:r>
+    </w:p>
+    <w:p>
+      <w:pPr>
+        <w:sectPr>
+          <w:type w:val="continuous"/>
+          <w:pgSz w:w="11906" w:h="16838"/>
+          <w:pgMar w:left="1134" w:right="1134" w:gutter="0" w:header="0" w:top="1134" w:footer="0" w:bottom="1134"/>
+          <w:pgNumType w:fmt="decimal"/>
+          <w:formProt w:val="false"/>
+          <w:textDirection w:val="lrTb"/>
+        </w:sectPr>
+      </w:pPr>
+    </w:p>
+    <w:p>
+      <w:pPr>
+        <w:pStyle w:val="PreformattedText"/>
+        <w:bidi w:val="0"/>
+        <w:spacing w:lineRule="auto" w:line="276" w:before="0" w:after="140"/>
+        <w:ind w:hanging="0" w:start="0" w:end="0"/>
+        <w:jc w:val="end"/>
+        <w:rPr>
+          <w:rFonts w:ascii="2  Mitra_1 (MRT)" w:hAnsi="2  Mitra_1 (MRT)" w:cs="2  Mitra_1 (MRT)"/>
+          <w:color w:val="FF0000"/>
+        </w:rPr>
+      </w:pPr>
+      <w:bookmarkStart w:id="42" w:name="code-block-viewer_Copy_49"/>
+      <w:bookmarkEnd w:id="42"/>
+      <w:r>
+        <w:rPr>
+          <w:rStyle w:val="SourceText"/>
+          <w:rFonts w:ascii="2  Mitra_1 (MRT)" w:hAnsi="2  Mitra_1 (MRT)"/>
+          <w:color w:val="2A6099"/>
+        </w:rPr>
+        <w:t>5000</w:t>
+      </w:r>
+    </w:p>
+    <w:p>
+      <w:pPr>
+        <w:pStyle w:val="PreformattedText"/>
+        <w:bidi w:val="0"/>
+        <w:spacing w:lineRule="auto" w:line="276" w:before="0" w:after="140"/>
+        <w:ind w:hanging="0" w:start="0"/>
+        <w:jc w:val="end"/>
+        <w:rPr>
+          <w:rFonts w:ascii="2  Mitra_1 (MRT)" w:hAnsi="2  Mitra_1 (MRT)" w:cs="2  Mitra_1 (MRT)"/>
+          <w:color w:val="FF0000"/>
+        </w:rPr>
+      </w:pPr>
+      <w:r>
+        <w:rPr>
+          <w:rStyle w:val="SourceText"/>
+          <w:rFonts w:ascii="2  Mitra_1 (MRT)" w:hAnsi="2  Mitra_1 (MRT)"/>
+          <w:color w:val="2A6099"/>
+        </w:rPr>
+        <w:t>↓</w:t>
+      </w:r>
+    </w:p>
+    <w:p>
+      <w:pPr>
+        <w:pStyle w:val="PreformattedText"/>
+        <w:bidi w:val="0"/>
+        <w:spacing w:lineRule="auto" w:line="276" w:before="0" w:after="140"/>
+        <w:ind w:hanging="0" w:start="0"/>
+        <w:jc w:val="end"/>
+        <w:rPr>
+          <w:rFonts w:ascii="2  Mitra_1 (MRT)" w:hAnsi="2  Mitra_1 (MRT)" w:cs="2  Mitra_1 (MRT)"/>
+          <w:color w:val="FF0000"/>
+        </w:rPr>
+      </w:pPr>
+      <w:r>
+        <w:rPr>
+          <w:rStyle w:val="SourceText"/>
+          <w:rFonts w:ascii="2  Mitra_1 (MRT)" w:hAnsi="2  Mitra_1 (MRT)"/>
+          <w:color w:val="2A6099"/>
+        </w:rPr>
+        <w:t xml:space="preserve">Approve </w:t>
+      </w:r>
+      <w:r>
+        <w:rPr>
+          <w:rStyle w:val="SourceText"/>
+          <w:rFonts w:cs="2  Mitra_1 (MRT)"/>
+          <w:color w:val="2A6099"/>
+          <w:rtl w:val="true"/>
+        </w:rPr>
+        <w:t>یا</w:t>
+      </w:r>
+      <w:r>
+        <w:rPr>
+          <w:rStyle w:val="SourceText"/>
+          <w:rFonts w:cs="2  Mitra_1 (MRT)"/>
+          <w:color w:val="2A6099"/>
+        </w:rPr>
+        <w:t xml:space="preserve"> </w:t>
+      </w:r>
+      <w:r>
+        <w:rPr>
+          <w:rStyle w:val="SourceText"/>
+          <w:rFonts w:ascii="2  Mitra_1 (MRT)" w:hAnsi="2  Mitra_1 (MRT)"/>
+          <w:color w:val="2A6099"/>
+        </w:rPr>
+        <w:t>Reject</w:t>
+      </w:r>
+    </w:p>
+    <w:p>
+      <w:pPr>
+        <w:sectPr>
+          <w:type w:val="continuous"/>
+          <w:pgSz w:w="11906" w:h="16838"/>
+          <w:pgMar w:left="1134" w:right="1134" w:gutter="0" w:header="0" w:top="1134" w:footer="0" w:bottom="1134"/>
+          <w:formProt w:val="false"/>
+          <w:textDirection w:val="lrTb"/>
+        </w:sectPr>
+      </w:pPr>
+    </w:p>
+    <w:p>
+      <w:pPr>
+        <w:pStyle w:val="BodyText"/>
+        <w:bidi w:val="0"/>
+        <w:ind w:hanging="0" w:start="0"/>
+        <w:jc w:val="end"/>
+        <w:rPr>
+          <w:rFonts w:ascii="2  Mitra_1 (MRT)" w:hAnsi="2  Mitra_1 (MRT)" w:cs="2  Mitra_1 (MRT)"/>
+          <w:color w:val="2A6099"/>
+        </w:rPr>
+      </w:pPr>
+      <w:r>
+        <w:rPr>
+          <w:rFonts w:ascii="2  Mitra_1 (MRT)" w:hAnsi="2  Mitra_1 (MRT)" w:cs="2  Mitra_1 (MRT)"/>
+          <w:color w:val="2A6099"/>
+          <w:rtl w:val="true"/>
+        </w:rPr>
+        <w:t>هیچ مشتری‌ای وجود نداشت که مدل بگوید</w:t>
+      </w:r>
+    </w:p>
+    <w:p>
+      <w:pPr>
+        <w:pStyle w:val="BlockQuotation"/>
+        <w:bidi w:val="0"/>
+        <w:spacing w:lineRule="auto" w:line="276" w:before="0" w:after="140"/>
+        <w:ind w:hanging="0" w:start="0"/>
+        <w:jc w:val="end"/>
+        <w:rPr>
+          <w:rFonts w:ascii="2  Mitra_1 (MRT)" w:hAnsi="2  Mitra_1 (MRT)" w:cs="2  Mitra_1 (MRT)"/>
+          <w:color w:val="2A6099"/>
+        </w:rPr>
+      </w:pPr>
+      <w:r>
+        <w:rPr>
+          <w:rFonts w:cs="2  Mitra_1 (MRT)" w:ascii="2  Mitra_1 (MRT)" w:hAnsi="2  Mitra_1 (MRT)"/>
+          <w:color w:val="2A6099"/>
+        </w:rPr>
+        <w:t>"</w:t>
+      </w:r>
+      <w:r>
+        <w:rPr>
+          <w:rFonts w:ascii="2  Mitra_1 (MRT)" w:hAnsi="2  Mitra_1 (MRT)" w:cs="2  Mitra_1 (MRT)"/>
+          <w:color w:val="2A6099"/>
+          <w:rtl w:val="true"/>
+        </w:rPr>
+        <w:t>من مطمئن نیستم</w:t>
+      </w:r>
+      <w:r>
+        <w:rPr>
+          <w:rFonts w:cs="2  Mitra_1 (MRT)" w:ascii="2  Mitra_1 (MRT)" w:hAnsi="2  Mitra_1 (MRT)"/>
+          <w:color w:val="2A6099"/>
+        </w:rPr>
+        <w:t>."</w:t>
+      </w:r>
+    </w:p>
+    <w:p>
+      <w:pPr>
+        <w:pStyle w:val="BodyText"/>
+        <w:bidi w:val="0"/>
+        <w:ind w:hanging="0" w:start="0"/>
+        <w:jc w:val="end"/>
+        <w:rPr>
+          <w:rFonts w:ascii="2  Mitra_1 (MRT)" w:hAnsi="2  Mitra_1 (MRT)" w:cs="2  Mitra_1 (MRT)"/>
+          <w:color w:val="2A6099"/>
+        </w:rPr>
+      </w:pPr>
+      <w:r>
+        <w:rPr>
+          <w:rFonts w:ascii="2  Mitra_1 (MRT)" w:hAnsi="2  Mitra_1 (MRT)" w:cs="2  Mitra_1 (MRT)"/>
+          <w:color w:val="2A6099"/>
+          <w:rtl w:val="true"/>
+        </w:rPr>
+        <w:t>بنابراین</w:t>
+      </w:r>
+    </w:p>
+    <w:p>
+      <w:pPr>
+        <w:pStyle w:val="BodyText"/>
+        <w:bidi w:val="0"/>
+        <w:ind w:hanging="0" w:start="0"/>
+        <w:jc w:val="end"/>
+        <w:rPr>
+          <w:rFonts w:ascii="2  Mitra_1 (MRT)" w:hAnsi="2  Mitra_1 (MRT)" w:cs="2  Mitra_1 (MRT)"/>
+          <w:color w:val="2A6099"/>
+        </w:rPr>
+      </w:pPr>
+      <w:r>
+        <w:rPr>
+          <w:rFonts w:ascii="2  Mitra_1 (MRT)" w:hAnsi="2  Mitra_1 (MRT)" w:cs="2  Mitra_1 (MRT)"/>
+          <w:color w:val="2A6099"/>
+          <w:rtl w:val="true"/>
+        </w:rPr>
+        <w:t xml:space="preserve">تمام </w:t>
+      </w:r>
+      <w:r>
+        <w:rPr>
+          <w:rFonts w:cs="2  Mitra_1 (MRT)" w:ascii="2  Mitra_1 (MRT)" w:hAnsi="2  Mitra_1 (MRT)"/>
+          <w:color w:val="2A6099"/>
+        </w:rPr>
+        <w:t>5000</w:t>
+      </w:r>
+      <w:r>
+        <w:rPr>
+          <w:rFonts w:cs="2  Mitra_1 (MRT)" w:ascii="2  Mitra_1 (MRT)" w:hAnsi="2  Mitra_1 (MRT)"/>
+          <w:color w:val="2A6099"/>
+          <w:rtl w:val="true"/>
+        </w:rPr>
+        <w:t xml:space="preserve"> </w:t>
+      </w:r>
+      <w:r>
+        <w:rPr>
+          <w:rFonts w:ascii="2  Mitra_1 (MRT)" w:hAnsi="2  Mitra_1 (MRT)" w:cs="2  Mitra_1 (MRT)"/>
+          <w:color w:val="2A6099"/>
+          <w:rtl w:val="true"/>
+        </w:rPr>
+        <w:t>نفر وارد</w:t>
+      </w:r>
+      <w:r>
+        <w:rPr>
+          <w:rFonts w:ascii="2  Mitra_1 (MRT)" w:hAnsi="2  Mitra_1 (MRT)" w:cs="2  Mitra_1 (MRT)"/>
+          <w:color w:val="2A6099"/>
+        </w:rPr>
+        <w:t xml:space="preserve"> </w:t>
+      </w:r>
+      <w:r>
+        <w:rPr>
+          <w:rFonts w:cs="2  Mitra_1 (MRT)" w:ascii="2  Mitra_1 (MRT)" w:hAnsi="2  Mitra_1 (MRT)"/>
+          <w:color w:val="2A6099"/>
+        </w:rPr>
+        <w:t xml:space="preserve">Confusion Matrix </w:t>
+      </w:r>
+      <w:r>
+        <w:rPr>
+          <w:rFonts w:ascii="2  Mitra_1 (MRT)" w:hAnsi="2  Mitra_1 (MRT)" w:cs="2  Mitra_1 (MRT)"/>
+          <w:color w:val="2A6099"/>
+          <w:rtl w:val="true"/>
+        </w:rPr>
+        <w:t>شدند</w:t>
+      </w:r>
+      <w:r>
+        <w:rPr>
+          <w:rFonts w:cs="2  Mitra_1 (MRT)" w:ascii="2  Mitra_1 (MRT)" w:hAnsi="2  Mitra_1 (MRT)"/>
+          <w:color w:val="2A6099"/>
+        </w:rPr>
+        <w:t>.</w:t>
+      </w:r>
+    </w:p>
+    <w:p>
+      <w:pPr>
+        <w:pStyle w:val="BodyText"/>
+        <w:bidi w:val="0"/>
+        <w:ind w:hanging="0" w:start="0"/>
+        <w:jc w:val="end"/>
+        <w:rPr>
+          <w:rFonts w:ascii="2  Mitra_1 (MRT)" w:hAnsi="2  Mitra_1 (MRT)" w:cs="2  Mitra_1 (MRT)"/>
+          <w:color w:val="2A6099"/>
+        </w:rPr>
+      </w:pPr>
+      <w:r>
+        <w:rPr>
+          <w:rFonts w:ascii="2  Mitra_1 (MRT)" w:hAnsi="2  Mitra_1 (MRT)" w:cs="2  Mitra_1 (MRT)"/>
+          <w:color w:val="2A6099"/>
+          <w:rtl w:val="true"/>
+        </w:rPr>
+        <w:t>مثلاً</w:t>
+      </w:r>
+    </w:p>
+    <w:p>
+      <w:pPr>
+        <w:sectPr>
+          <w:type w:val="continuous"/>
+          <w:pgSz w:w="11906" w:h="16838"/>
+          <w:pgMar w:left="1134" w:right="1134" w:gutter="0" w:header="0" w:top="1134" w:footer="0" w:bottom="1134"/>
+          <w:pgNumType w:fmt="decimal"/>
+          <w:formProt w:val="false"/>
+          <w:textDirection w:val="lrTb"/>
+        </w:sectPr>
+      </w:pPr>
+    </w:p>
+    <w:p>
+      <w:pPr>
+        <w:pStyle w:val="PreformattedText"/>
+        <w:bidi w:val="0"/>
+        <w:spacing w:lineRule="auto" w:line="276" w:before="0" w:after="140"/>
+        <w:ind w:hanging="0" w:start="0" w:end="0"/>
+        <w:jc w:val="end"/>
+        <w:rPr>
+          <w:rFonts w:ascii="2  Mitra_1 (MRT)" w:hAnsi="2  Mitra_1 (MRT)" w:cs="2  Mitra_1 (MRT)"/>
+          <w:color w:val="FF0000"/>
+        </w:rPr>
+      </w:pPr>
+      <w:bookmarkStart w:id="43" w:name="code-block-viewer_Copy_50"/>
+      <w:bookmarkEnd w:id="43"/>
+      <w:r>
+        <w:rPr>
+          <w:rStyle w:val="SourceText"/>
+          <w:rFonts w:ascii="2  Mitra_1 (MRT)" w:hAnsi="2  Mitra_1 (MRT)"/>
+          <w:color w:val="2A6099"/>
+        </w:rPr>
+        <w:t>TN</w:t>
+      </w:r>
+    </w:p>
+    <w:p>
+      <w:pPr>
+        <w:pStyle w:val="PreformattedText"/>
+        <w:bidi w:val="0"/>
+        <w:spacing w:lineRule="auto" w:line="276" w:before="0" w:after="140"/>
+        <w:ind w:hanging="0" w:start="0"/>
+        <w:jc w:val="end"/>
+        <w:rPr>
+          <w:rFonts w:ascii="2  Mitra_1 (MRT)" w:hAnsi="2  Mitra_1 (MRT)" w:cs="2  Mitra_1 (MRT)"/>
+          <w:color w:val="FF0000"/>
+        </w:rPr>
+      </w:pPr>
+      <w:r>
+        <w:rPr>
+          <w:rStyle w:val="SourceText"/>
+          <w:rFonts w:ascii="2  Mitra_1 (MRT)" w:hAnsi="2  Mitra_1 (MRT)"/>
+          <w:color w:val="2A6099"/>
+        </w:rPr>
+        <w:t>FP</w:t>
+      </w:r>
+    </w:p>
+    <w:p>
+      <w:pPr>
+        <w:pStyle w:val="PreformattedText"/>
+        <w:bidi w:val="0"/>
+        <w:spacing w:lineRule="auto" w:line="276" w:before="0" w:after="140"/>
+        <w:ind w:hanging="0" w:start="0"/>
+        <w:jc w:val="end"/>
+        <w:rPr>
+          <w:rFonts w:ascii="2  Mitra_1 (MRT)" w:hAnsi="2  Mitra_1 (MRT)" w:cs="2  Mitra_1 (MRT)"/>
+          <w:color w:val="FF0000"/>
+        </w:rPr>
+      </w:pPr>
+      <w:r>
+        <w:rPr>
+          <w:rStyle w:val="SourceText"/>
+          <w:rFonts w:ascii="2  Mitra_1 (MRT)" w:hAnsi="2  Mitra_1 (MRT)"/>
+          <w:color w:val="2A6099"/>
+        </w:rPr>
+        <w:t>FN</w:t>
+      </w:r>
+    </w:p>
+    <w:p>
+      <w:pPr>
+        <w:pStyle w:val="PreformattedText"/>
+        <w:bidi w:val="0"/>
+        <w:spacing w:lineRule="auto" w:line="276" w:before="0" w:after="140"/>
+        <w:ind w:hanging="0" w:start="0"/>
+        <w:jc w:val="end"/>
+        <w:rPr>
+          <w:rFonts w:ascii="2  Mitra_1 (MRT)" w:hAnsi="2  Mitra_1 (MRT)" w:cs="2  Mitra_1 (MRT)"/>
+          <w:color w:val="FF0000"/>
+        </w:rPr>
+      </w:pPr>
+      <w:r>
+        <w:rPr>
+          <w:rStyle w:val="SourceText"/>
+          <w:rFonts w:ascii="2  Mitra_1 (MRT)" w:hAnsi="2  Mitra_1 (MRT)"/>
+          <w:color w:val="2A6099"/>
+        </w:rPr>
+        <w:t>TP</w:t>
+      </w:r>
+    </w:p>
+    <w:p>
+      <w:pPr>
+        <w:sectPr>
+          <w:type w:val="continuous"/>
+          <w:pgSz w:w="11906" w:h="16838"/>
+          <w:pgMar w:left="1134" w:right="1134" w:gutter="0" w:header="0" w:top="1134" w:footer="0" w:bottom="1134"/>
+          <w:formProt w:val="false"/>
+          <w:textDirection w:val="lrTb"/>
+        </w:sectPr>
+      </w:pPr>
+    </w:p>
+    <w:p>
+      <w:pPr>
+        <w:pStyle w:val="BodyText"/>
+        <w:bidi w:val="0"/>
+        <w:ind w:hanging="0" w:start="0"/>
+        <w:jc w:val="end"/>
+        <w:rPr>
+          <w:rFonts w:ascii="2  Mitra_1 (MRT)" w:hAnsi="2  Mitra_1 (MRT)" w:cs="2  Mitra_1 (MRT)"/>
+          <w:color w:val="2A6099"/>
+        </w:rPr>
+      </w:pPr>
+      <w:r>
+        <w:rPr>
+          <w:rFonts w:ascii="2  Mitra_1 (MRT)" w:hAnsi="2  Mitra_1 (MRT)" w:cs="2  Mitra_1 (MRT)"/>
+          <w:color w:val="2A6099"/>
+          <w:rtl w:val="true"/>
+        </w:rPr>
+        <w:t xml:space="preserve">همه از روی </w:t>
+      </w:r>
+      <w:r>
+        <w:rPr>
+          <w:rFonts w:cs="2  Mitra_1 (MRT)" w:ascii="2  Mitra_1 (MRT)" w:hAnsi="2  Mitra_1 (MRT)"/>
+          <w:color w:val="2A6099"/>
+        </w:rPr>
+        <w:t>5000</w:t>
+      </w:r>
+      <w:r>
+        <w:rPr>
+          <w:rFonts w:cs="2  Mitra_1 (MRT)" w:ascii="2  Mitra_1 (MRT)" w:hAnsi="2  Mitra_1 (MRT)"/>
+          <w:color w:val="2A6099"/>
+          <w:rtl w:val="true"/>
+        </w:rPr>
+        <w:t xml:space="preserve"> </w:t>
+      </w:r>
+      <w:r>
+        <w:rPr>
+          <w:rFonts w:ascii="2  Mitra_1 (MRT)" w:hAnsi="2  Mitra_1 (MRT)" w:cs="2  Mitra_1 (MRT)"/>
+          <w:color w:val="2A6099"/>
+          <w:rtl w:val="true"/>
+        </w:rPr>
+        <w:t>نمونه محاسبه شدند</w:t>
+      </w:r>
+      <w:r>
+        <w:rPr>
+          <w:rFonts w:cs="2  Mitra_1 (MRT)" w:ascii="2  Mitra_1 (MRT)" w:hAnsi="2  Mitra_1 (MRT)"/>
+          <w:color w:val="2A6099"/>
+        </w:rPr>
+        <w:t>.</w:t>
+      </w:r>
+    </w:p>
+    <w:p>
+      <w:pPr>
+        <w:pStyle w:val="BodyText"/>
+        <w:bidi w:val="0"/>
+        <w:ind w:hanging="0" w:start="0"/>
+        <w:jc w:val="end"/>
+        <w:rPr>
+          <w:rFonts w:ascii="2  Mitra_1 (MRT)" w:hAnsi="2  Mitra_1 (MRT)" w:cs="2  Mitra_1 (MRT)"/>
+          <w:color w:val="2A6099"/>
+        </w:rPr>
+      </w:pPr>
+      <w:r>
+        <w:rPr>
+          <w:rFonts w:ascii="2  Mitra_1 (MRT)" w:hAnsi="2  Mitra_1 (MRT)" w:cs="2  Mitra_1 (MRT)"/>
+          <w:color w:val="2A6099"/>
+          <w:rtl w:val="true"/>
+        </w:rPr>
+        <w:t>به همین دلیل</w:t>
+      </w:r>
+    </w:p>
+    <w:p>
+      <w:pPr>
+        <w:pStyle w:val="BodyText"/>
+        <w:bidi w:val="0"/>
+        <w:ind w:hanging="0" w:start="0"/>
+        <w:jc w:val="end"/>
+        <w:rPr>
+          <w:rFonts w:ascii="2  Mitra_1 (MRT)" w:hAnsi="2  Mitra_1 (MRT)" w:cs="2  Mitra_1 (MRT)"/>
+          <w:color w:val="2A6099"/>
+        </w:rPr>
+      </w:pPr>
+      <w:r>
+        <w:rPr>
+          <w:rFonts w:ascii="2  Mitra_1 (MRT)" w:hAnsi="2  Mitra_1 (MRT)" w:cs="2  Mitra_1 (MRT)"/>
+          <w:color w:val="2A6099"/>
+          <w:rtl w:val="true"/>
+        </w:rPr>
+        <w:t>ممکن بود</w:t>
+      </w:r>
+    </w:p>
+    <w:p>
+      <w:pPr>
+        <w:sectPr>
+          <w:type w:val="continuous"/>
+          <w:pgSz w:w="11906" w:h="16838"/>
+          <w:pgMar w:left="1134" w:right="1134" w:gutter="0" w:header="0" w:top="1134" w:footer="0" w:bottom="1134"/>
+          <w:pgNumType w:fmt="decimal"/>
+          <w:formProt w:val="false"/>
+          <w:textDirection w:val="lrTb"/>
+        </w:sectPr>
+      </w:pPr>
+    </w:p>
+    <w:p>
+      <w:pPr>
+        <w:pStyle w:val="PreformattedText"/>
+        <w:bidi w:val="0"/>
+        <w:spacing w:lineRule="auto" w:line="276" w:before="0" w:after="140"/>
+        <w:ind w:hanging="0" w:start="0" w:end="0"/>
+        <w:jc w:val="end"/>
+        <w:rPr>
+          <w:rFonts w:ascii="2  Mitra_1 (MRT)" w:hAnsi="2  Mitra_1 (MRT)" w:cs="2  Mitra_1 (MRT)"/>
+          <w:color w:val="FF0000"/>
+        </w:rPr>
+      </w:pPr>
+      <w:bookmarkStart w:id="44" w:name="code-block-viewer_Copy_51"/>
+      <w:bookmarkEnd w:id="44"/>
+      <w:r>
+        <w:rPr>
+          <w:rStyle w:val="SourceText"/>
+          <w:rFonts w:ascii="2  Mitra_1 (MRT)" w:hAnsi="2  Mitra_1 (MRT)"/>
+          <w:color w:val="2A6099"/>
+        </w:rPr>
+        <w:t>FP = 383</w:t>
+      </w:r>
+    </w:p>
+    <w:p>
+      <w:pPr>
+        <w:pStyle w:val="PreformattedText"/>
+        <w:bidi w:val="0"/>
+        <w:spacing w:lineRule="auto" w:line="276" w:before="0" w:after="140"/>
+        <w:ind w:hanging="0" w:start="0"/>
+        <w:jc w:val="end"/>
+        <w:rPr>
+          <w:rFonts w:ascii="2  Mitra_1 (MRT)" w:hAnsi="2  Mitra_1 (MRT)" w:cs="2  Mitra_1 (MRT)"/>
+          <w:color w:val="2A6099"/>
+        </w:rPr>
+      </w:pPr>
+      <w:r>
+        <w:rPr>
+          <w:rFonts w:cs="2  Mitra_1 (MRT)" w:ascii="2  Mitra_1 (MRT)" w:hAnsi="2  Mitra_1 (MRT)"/>
+          <w:color w:val="2A6099"/>
+        </w:rPr>
+      </w:r>
+    </w:p>
+    <w:p>
+      <w:pPr>
+        <w:pStyle w:val="PreformattedText"/>
+        <w:bidi w:val="0"/>
+        <w:spacing w:lineRule="auto" w:line="276" w:before="0" w:after="140"/>
+        <w:ind w:hanging="0" w:start="0"/>
+        <w:jc w:val="end"/>
+        <w:rPr>
+          <w:rFonts w:ascii="2  Mitra_1 (MRT)" w:hAnsi="2  Mitra_1 (MRT)" w:cs="2  Mitra_1 (MRT)"/>
+          <w:color w:val="FF0000"/>
+        </w:rPr>
+      </w:pPr>
+      <w:r>
+        <w:rPr>
+          <w:rStyle w:val="SourceText"/>
+          <w:rFonts w:ascii="2  Mitra_1 (MRT)" w:hAnsi="2  Mitra_1 (MRT)"/>
+          <w:color w:val="2A6099"/>
+        </w:rPr>
+        <w:t>FN = 75</w:t>
+      </w:r>
+    </w:p>
+    <w:p>
+      <w:pPr>
+        <w:sectPr>
+          <w:type w:val="continuous"/>
+          <w:pgSz w:w="11906" w:h="16838"/>
+          <w:pgMar w:left="1134" w:right="1134" w:gutter="0" w:header="0" w:top="1134" w:footer="0" w:bottom="1134"/>
+          <w:formProt w:val="false"/>
+          <w:textDirection w:val="lrTb"/>
+        </w:sectPr>
+      </w:pPr>
+    </w:p>
+    <w:p>
+      <w:pPr>
+        <w:pStyle w:val="BodyText"/>
+        <w:bidi w:val="0"/>
+        <w:ind w:hanging="0" w:start="0"/>
+        <w:jc w:val="end"/>
+        <w:rPr>
+          <w:rFonts w:ascii="2  Mitra_1 (MRT)" w:hAnsi="2  Mitra_1 (MRT)" w:cs="2  Mitra_1 (MRT)"/>
+          <w:color w:val="2A6099"/>
+        </w:rPr>
+      </w:pPr>
+      <w:r>
+        <w:rPr>
+          <w:rFonts w:ascii="2  Mitra_1 (MRT)" w:hAnsi="2  Mitra_1 (MRT)" w:cs="2  Mitra_1 (MRT)"/>
+          <w:color w:val="2A6099"/>
+          <w:rtl w:val="true"/>
+        </w:rPr>
+        <w:t>و</w:t>
+      </w:r>
+    </w:p>
+    <w:p>
+      <w:pPr>
+        <w:sectPr>
+          <w:type w:val="continuous"/>
+          <w:pgSz w:w="11906" w:h="16838"/>
+          <w:pgMar w:left="1134" w:right="1134" w:gutter="0" w:header="0" w:top="1134" w:footer="0" w:bottom="1134"/>
+          <w:pgNumType w:fmt="decimal"/>
+          <w:formProt w:val="false"/>
+          <w:textDirection w:val="lrTb"/>
+        </w:sectPr>
+      </w:pPr>
+    </w:p>
+    <w:p>
+      <w:pPr>
+        <w:pStyle w:val="PreformattedText"/>
+        <w:bidi w:val="0"/>
+        <w:spacing w:lineRule="auto" w:line="276" w:before="0" w:after="140"/>
+        <w:ind w:hanging="0" w:start="0" w:end="0"/>
+        <w:jc w:val="end"/>
+        <w:rPr>
+          <w:rFonts w:ascii="2  Mitra_1 (MRT)" w:hAnsi="2  Mitra_1 (MRT)" w:cs="2  Mitra_1 (MRT)"/>
+          <w:color w:val="FF0000"/>
+        </w:rPr>
+      </w:pPr>
+      <w:bookmarkStart w:id="45" w:name="code-block-viewer_Copy_52"/>
+      <w:bookmarkEnd w:id="45"/>
+      <w:r>
+        <w:rPr>
+          <w:rStyle w:val="SourceText"/>
+          <w:rFonts w:ascii="2  Mitra_1 (MRT)" w:hAnsi="2  Mitra_1 (MRT)"/>
+          <w:color w:val="2A6099"/>
+        </w:rPr>
+        <w:t>FP/FN = 4.59</w:t>
+      </w:r>
+    </w:p>
+    <w:p>
+      <w:pPr>
+        <w:sectPr>
+          <w:type w:val="continuous"/>
+          <w:pgSz w:w="11906" w:h="16838"/>
+          <w:pgMar w:left="1134" w:right="1134" w:gutter="0" w:header="0" w:top="1134" w:footer="0" w:bottom="1134"/>
+          <w:formProt w:val="false"/>
+          <w:textDirection w:val="lrTb"/>
+        </w:sectPr>
+      </w:pPr>
+    </w:p>
+    <w:p>
+      <w:pPr>
+        <w:pStyle w:val="HorizontalLine"/>
+        <w:bidi w:val="0"/>
+        <w:spacing w:lineRule="auto" w:line="276" w:before="0" w:after="140"/>
+        <w:ind w:hanging="0" w:start="0"/>
+        <w:jc w:val="end"/>
+        <w:rPr>
+          <w:rFonts w:ascii="2  Mitra_1 (MRT)" w:hAnsi="2  Mitra_1 (MRT)" w:cs="2  Mitra_1 (MRT)"/>
+          <w:color w:val="2A6099"/>
+        </w:rPr>
+      </w:pPr>
+      <w:r>
+        <w:rPr>
+          <w:rFonts w:cs="2  Mitra_1 (MRT)" w:ascii="2  Mitra_1 (MRT)" w:hAnsi="2  Mitra_1 (MRT)"/>
+          <w:color w:val="2A6099"/>
+        </w:rPr>
+      </w:r>
+    </w:p>
+    <w:p>
+      <w:pPr>
+        <w:pStyle w:val="Heading1"/>
+        <w:bidi w:val="0"/>
+        <w:spacing w:lineRule="auto" w:line="276" w:before="0" w:after="140"/>
+        <w:ind w:hanging="0" w:start="0"/>
+        <w:jc w:val="end"/>
+        <w:rPr>
+          <w:rFonts w:ascii="2  Mitra_1 (MRT)" w:hAnsi="2  Mitra_1 (MRT)" w:cs="2  Mitra_1 (MRT)"/>
+          <w:color w:val="2A6099"/>
+        </w:rPr>
+      </w:pPr>
+      <w:r>
+        <w:rPr>
+          <w:rFonts w:ascii="2  Mitra_1 (MRT)" w:hAnsi="2  Mitra_1 (MRT)" w:cs="2  Mitra_1 (MRT)"/>
+          <w:color w:val="2A6099"/>
+          <w:rtl w:val="true"/>
+        </w:rPr>
+        <w:t>حالت دوم</w:t>
+      </w:r>
+      <w:r>
+        <w:rPr>
+          <w:rFonts w:cs="2  Mitra_1 (MRT)" w:ascii="2  Mitra_1 (MRT)" w:hAnsi="2  Mitra_1 (MRT)"/>
+          <w:color w:val="2A6099"/>
+        </w:rPr>
+        <w:t>: Selective Prediction</w:t>
+      </w:r>
+    </w:p>
+    <w:p>
+      <w:pPr>
+        <w:pStyle w:val="BodyText"/>
+        <w:bidi w:val="0"/>
+        <w:ind w:hanging="0" w:start="0"/>
+        <w:jc w:val="end"/>
+        <w:rPr>
+          <w:rFonts w:ascii="2  Mitra_1 (MRT)" w:hAnsi="2  Mitra_1 (MRT)" w:cs="2  Mitra_1 (MRT)"/>
+          <w:color w:val="2A6099"/>
+        </w:rPr>
+      </w:pPr>
+      <w:r>
+        <w:rPr>
+          <w:rFonts w:ascii="2  Mitra_1 (MRT)" w:hAnsi="2  Mitra_1 (MRT)" w:cs="2  Mitra_1 (MRT)"/>
+          <w:color w:val="2A6099"/>
+          <w:rtl w:val="true"/>
+        </w:rPr>
+        <w:t>اینجا دیگر مدل مجبور نیست برای همه تصمیم بگیرد</w:t>
+      </w:r>
+      <w:r>
+        <w:rPr>
+          <w:rFonts w:cs="2  Mitra_1 (MRT)" w:ascii="2  Mitra_1 (MRT)" w:hAnsi="2  Mitra_1 (MRT)"/>
+          <w:color w:val="2A6099"/>
+        </w:rPr>
+        <w:t>.</w:t>
+      </w:r>
+    </w:p>
+    <w:p>
+      <w:pPr>
+        <w:pStyle w:val="BodyText"/>
+        <w:bidi w:val="0"/>
+        <w:ind w:hanging="0" w:start="0"/>
+        <w:jc w:val="end"/>
+        <w:rPr>
+          <w:rFonts w:ascii="2  Mitra_1 (MRT)" w:hAnsi="2  Mitra_1 (MRT)" w:cs="2  Mitra_1 (MRT)"/>
+          <w:color w:val="2A6099"/>
+        </w:rPr>
+      </w:pPr>
+      <w:r>
+        <w:rPr>
+          <w:rFonts w:ascii="2  Mitra_1 (MRT)" w:hAnsi="2  Mitra_1 (MRT)" w:cs="2  Mitra_1 (MRT)"/>
+          <w:color w:val="2A6099"/>
+          <w:rtl w:val="true"/>
+        </w:rPr>
+        <w:t>مدل می‌گوید</w:t>
+      </w:r>
+    </w:p>
+    <w:p>
+      <w:pPr>
+        <w:sectPr>
+          <w:type w:val="continuous"/>
+          <w:pgSz w:w="11906" w:h="16838"/>
+          <w:pgMar w:left="1134" w:right="1134" w:gutter="0" w:header="0" w:top="1134" w:footer="0" w:bottom="1134"/>
+          <w:pgNumType w:fmt="decimal"/>
+          <w:formProt w:val="false"/>
+          <w:textDirection w:val="lrTb"/>
+        </w:sectPr>
+      </w:pPr>
+    </w:p>
+    <w:p>
+      <w:pPr>
+        <w:pStyle w:val="PreformattedText"/>
+        <w:bidi w:val="0"/>
+        <w:spacing w:lineRule="auto" w:line="276" w:before="0" w:after="140"/>
+        <w:ind w:hanging="0" w:start="0" w:end="0"/>
+        <w:jc w:val="end"/>
+        <w:rPr>
+          <w:rFonts w:ascii="2  Mitra_1 (MRT)" w:hAnsi="2  Mitra_1 (MRT)" w:cs="2  Mitra_1 (MRT)"/>
+          <w:color w:val="FF0000"/>
+        </w:rPr>
+      </w:pPr>
+      <w:bookmarkStart w:id="46" w:name="code-block-viewer_Copy_53"/>
+      <w:bookmarkEnd w:id="46"/>
+      <w:r>
+        <w:rPr>
+          <w:rStyle w:val="SourceText"/>
+          <w:rFonts w:cs="2  Mitra_1 (MRT)"/>
+          <w:color w:val="2A6099"/>
+          <w:rtl w:val="true"/>
+        </w:rPr>
+        <w:t>اگر مطمئنم → تصمیم می‌گیرم</w:t>
+      </w:r>
+      <w:r>
+        <w:rPr>
+          <w:rStyle w:val="SourceText"/>
+          <w:rFonts w:ascii="2  Mitra_1 (MRT)" w:hAnsi="2  Mitra_1 (MRT)"/>
+          <w:color w:val="2A6099"/>
+        </w:rPr>
+        <w:t>.</w:t>
+      </w:r>
+    </w:p>
+    <w:p>
+      <w:pPr>
+        <w:pStyle w:val="PreformattedText"/>
+        <w:bidi w:val="0"/>
+        <w:spacing w:lineRule="auto" w:line="276" w:before="0" w:after="140"/>
+        <w:ind w:hanging="0" w:start="0"/>
+        <w:jc w:val="end"/>
+        <w:rPr>
+          <w:rFonts w:ascii="2  Mitra_1 (MRT)" w:hAnsi="2  Mitra_1 (MRT)" w:cs="2  Mitra_1 (MRT)"/>
+          <w:color w:val="2A6099"/>
+        </w:rPr>
+      </w:pPr>
+      <w:r>
+        <w:rPr>
+          <w:rFonts w:cs="2  Mitra_1 (MRT)" w:ascii="2  Mitra_1 (MRT)" w:hAnsi="2  Mitra_1 (MRT)"/>
+          <w:color w:val="2A6099"/>
+        </w:rPr>
+      </w:r>
+    </w:p>
+    <w:p>
+      <w:pPr>
+        <w:pStyle w:val="PreformattedText"/>
+        <w:bidi w:val="0"/>
+        <w:spacing w:lineRule="auto" w:line="276" w:before="0" w:after="140"/>
+        <w:ind w:hanging="0" w:start="0"/>
+        <w:jc w:val="end"/>
+        <w:rPr>
+          <w:rFonts w:ascii="2  Mitra_1 (MRT)" w:hAnsi="2  Mitra_1 (MRT)" w:cs="2  Mitra_1 (MRT)"/>
+          <w:color w:val="FF0000"/>
+        </w:rPr>
+      </w:pPr>
+      <w:r>
+        <w:rPr>
+          <w:rStyle w:val="SourceText"/>
+          <w:rFonts w:cs="2  Mitra_1 (MRT)"/>
+          <w:color w:val="2A6099"/>
+          <w:rtl w:val="true"/>
+        </w:rPr>
+        <w:t>اگر مطمئن نیستم</w:t>
+      </w:r>
+      <w:r>
+        <w:rPr>
+          <w:rStyle w:val="SourceText"/>
+          <w:rFonts w:cs="2  Mitra_1 (MRT)"/>
+          <w:color w:val="2A6099"/>
+        </w:rPr>
+        <w:t xml:space="preserve"> → </w:t>
+      </w:r>
+      <w:r>
+        <w:rPr>
+          <w:rStyle w:val="SourceText"/>
+          <w:rFonts w:ascii="2  Mitra_1 (MRT)" w:hAnsi="2  Mitra_1 (MRT)"/>
+          <w:color w:val="2A6099"/>
+        </w:rPr>
+        <w:t>Manual Review.</w:t>
+      </w:r>
+    </w:p>
+    <w:p>
+      <w:pPr>
+        <w:sectPr>
+          <w:type w:val="continuous"/>
+          <w:pgSz w:w="11906" w:h="16838"/>
+          <w:pgMar w:left="1134" w:right="1134" w:gutter="0" w:header="0" w:top="1134" w:footer="0" w:bottom="1134"/>
+          <w:formProt w:val="false"/>
+          <w:textDirection w:val="lrTb"/>
+        </w:sectPr>
+      </w:pPr>
+    </w:p>
+    <w:p>
+      <w:pPr>
+        <w:pStyle w:val="BodyText"/>
+        <w:bidi w:val="0"/>
+        <w:ind w:hanging="0" w:start="0"/>
+        <w:jc w:val="end"/>
+        <w:rPr>
+          <w:rFonts w:ascii="2  Mitra_1 (MRT)" w:hAnsi="2  Mitra_1 (MRT)" w:cs="2  Mitra_1 (MRT)"/>
+          <w:color w:val="2A6099"/>
+        </w:rPr>
+      </w:pPr>
+      <w:r>
+        <w:rPr>
+          <w:rFonts w:ascii="2  Mitra_1 (MRT)" w:hAnsi="2  Mitra_1 (MRT)" w:cs="2  Mitra_1 (MRT)"/>
+          <w:color w:val="2A6099"/>
+          <w:rtl w:val="true"/>
+        </w:rPr>
+        <w:t>نتیجه شما</w:t>
+      </w:r>
+    </w:p>
+    <w:p>
+      <w:pPr>
+        <w:sectPr>
+          <w:type w:val="continuous"/>
+          <w:pgSz w:w="11906" w:h="16838"/>
+          <w:pgMar w:left="1134" w:right="1134" w:gutter="0" w:header="0" w:top="1134" w:footer="0" w:bottom="1134"/>
+          <w:pgNumType w:fmt="decimal"/>
+          <w:formProt w:val="false"/>
+          <w:textDirection w:val="lrTb"/>
+        </w:sectPr>
+      </w:pPr>
+    </w:p>
+    <w:p>
+      <w:pPr>
+        <w:pStyle w:val="PreformattedText"/>
+        <w:bidi w:val="0"/>
+        <w:spacing w:lineRule="auto" w:line="276" w:before="0" w:after="140"/>
+        <w:ind w:hanging="0" w:start="0" w:end="0"/>
+        <w:jc w:val="end"/>
+        <w:rPr>
+          <w:rFonts w:ascii="2  Mitra_1 (MRT)" w:hAnsi="2  Mitra_1 (MRT)" w:cs="2  Mitra_1 (MRT)"/>
+          <w:color w:val="FF0000"/>
+        </w:rPr>
+      </w:pPr>
+      <w:bookmarkStart w:id="47" w:name="code-block-viewer_Copy_54"/>
+      <w:bookmarkEnd w:id="47"/>
+      <w:r>
+        <w:rPr>
+          <w:rStyle w:val="SourceText"/>
+          <w:rFonts w:ascii="2  Mitra_1 (MRT)" w:hAnsi="2  Mitra_1 (MRT)"/>
+          <w:color w:val="2A6099"/>
+        </w:rPr>
+        <w:t>Total Validation Samples = 5000</w:t>
+      </w:r>
+    </w:p>
+    <w:p>
+      <w:pPr>
+        <w:sectPr>
+          <w:type w:val="continuous"/>
+          <w:pgSz w:w="11906" w:h="16838"/>
+          <w:pgMar w:left="1134" w:right="1134" w:gutter="0" w:header="0" w:top="1134" w:footer="0" w:bottom="1134"/>
+          <w:formProt w:val="false"/>
+          <w:textDirection w:val="lrTb"/>
+        </w:sectPr>
+      </w:pPr>
+    </w:p>
+    <w:p>
+      <w:pPr>
+        <w:pStyle w:val="BodyText"/>
+        <w:bidi w:val="0"/>
+        <w:ind w:hanging="0" w:start="0"/>
+        <w:jc w:val="end"/>
+        <w:rPr>
+          <w:rFonts w:ascii="2  Mitra_1 (MRT)" w:hAnsi="2  Mitra_1 (MRT)" w:cs="2  Mitra_1 (MRT)"/>
+          <w:color w:val="2A6099"/>
+        </w:rPr>
+      </w:pPr>
+      <w:r>
+        <w:rPr>
+          <w:rFonts w:ascii="2  Mitra_1 (MRT)" w:hAnsi="2  Mitra_1 (MRT)" w:cs="2  Mitra_1 (MRT)"/>
+          <w:color w:val="2A6099"/>
+          <w:rtl w:val="true"/>
+        </w:rPr>
+        <w:t>اما</w:t>
+      </w:r>
+    </w:p>
+    <w:p>
+      <w:pPr>
+        <w:sectPr>
+          <w:type w:val="continuous"/>
+          <w:pgSz w:w="11906" w:h="16838"/>
+          <w:pgMar w:left="1134" w:right="1134" w:gutter="0" w:header="0" w:top="1134" w:footer="0" w:bottom="1134"/>
+          <w:pgNumType w:fmt="decimal"/>
+          <w:formProt w:val="false"/>
+          <w:textDirection w:val="lrTb"/>
+        </w:sectPr>
+      </w:pPr>
+    </w:p>
+    <w:p>
+      <w:pPr>
+        <w:pStyle w:val="PreformattedText"/>
+        <w:bidi w:val="0"/>
+        <w:spacing w:lineRule="auto" w:line="276" w:before="0" w:after="140"/>
+        <w:ind w:hanging="0" w:start="0" w:end="0"/>
+        <w:jc w:val="end"/>
+        <w:rPr>
+          <w:rFonts w:ascii="2  Mitra_1 (MRT)" w:hAnsi="2  Mitra_1 (MRT)" w:cs="2  Mitra_1 (MRT)"/>
+          <w:color w:val="FF0000"/>
+        </w:rPr>
+      </w:pPr>
+      <w:bookmarkStart w:id="48" w:name="code-block-viewer_Copy_55"/>
+      <w:bookmarkEnd w:id="48"/>
+      <w:r>
+        <w:rPr>
+          <w:rStyle w:val="SourceText"/>
+          <w:rFonts w:ascii="2  Mitra_1 (MRT)" w:hAnsi="2  Mitra_1 (MRT)"/>
+          <w:color w:val="2A6099"/>
+        </w:rPr>
+        <w:t>Manual Review = 623</w:t>
+      </w:r>
+    </w:p>
+    <w:p>
+      <w:pPr>
+        <w:sectPr>
+          <w:type w:val="continuous"/>
+          <w:pgSz w:w="11906" w:h="16838"/>
+          <w:pgMar w:left="1134" w:right="1134" w:gutter="0" w:header="0" w:top="1134" w:footer="0" w:bottom="1134"/>
+          <w:formProt w:val="false"/>
+          <w:textDirection w:val="lrTb"/>
+        </w:sectPr>
+      </w:pPr>
+    </w:p>
+    <w:p>
+      <w:pPr>
+        <w:pStyle w:val="BodyText"/>
+        <w:bidi w:val="0"/>
+        <w:ind w:hanging="0" w:start="0"/>
+        <w:jc w:val="end"/>
+        <w:rPr>
+          <w:rFonts w:ascii="2  Mitra_1 (MRT)" w:hAnsi="2  Mitra_1 (MRT)" w:cs="2  Mitra_1 (MRT)"/>
+          <w:color w:val="2A6099"/>
+        </w:rPr>
+      </w:pPr>
+      <w:r>
+        <w:rPr>
+          <w:rFonts w:ascii="2  Mitra_1 (MRT)" w:hAnsi="2  Mitra_1 (MRT)" w:cs="2  Mitra_1 (MRT)"/>
+          <w:color w:val="2A6099"/>
+          <w:rtl w:val="true"/>
+        </w:rPr>
+        <w:t>یعنی</w:t>
+      </w:r>
+    </w:p>
+    <w:p>
+      <w:pPr>
+        <w:sectPr>
+          <w:type w:val="continuous"/>
+          <w:pgSz w:w="11906" w:h="16838"/>
+          <w:pgMar w:left="1134" w:right="1134" w:gutter="0" w:header="0" w:top="1134" w:footer="0" w:bottom="1134"/>
+          <w:pgNumType w:fmt="decimal"/>
+          <w:formProt w:val="false"/>
+          <w:textDirection w:val="lrTb"/>
+        </w:sectPr>
+      </w:pPr>
+    </w:p>
+    <w:p>
+      <w:pPr>
+        <w:pStyle w:val="PreformattedText"/>
+        <w:bidi w:val="0"/>
+        <w:spacing w:lineRule="auto" w:line="276" w:before="0" w:after="140"/>
+        <w:ind w:hanging="0" w:start="0" w:end="0"/>
+        <w:jc w:val="end"/>
+        <w:rPr>
+          <w:rFonts w:ascii="2  Mitra_1 (MRT)" w:hAnsi="2  Mitra_1 (MRT)" w:cs="2  Mitra_1 (MRT)"/>
+          <w:color w:val="FF0000"/>
+        </w:rPr>
+      </w:pPr>
+      <w:bookmarkStart w:id="49" w:name="code-block-viewer_Copy_56"/>
+      <w:bookmarkEnd w:id="49"/>
+      <w:r>
+        <w:rPr>
+          <w:rStyle w:val="SourceText"/>
+          <w:rFonts w:ascii="2  Mitra_1 (MRT)" w:hAnsi="2  Mitra_1 (MRT)"/>
+          <w:color w:val="2A6099"/>
+        </w:rPr>
+        <w:t>5000</w:t>
+      </w:r>
+    </w:p>
+    <w:p>
+      <w:pPr>
+        <w:pStyle w:val="PreformattedText"/>
+        <w:bidi w:val="0"/>
+        <w:spacing w:lineRule="auto" w:line="276" w:before="0" w:after="140"/>
+        <w:ind w:hanging="0" w:start="0"/>
+        <w:jc w:val="end"/>
+        <w:rPr>
+          <w:rFonts w:ascii="2  Mitra_1 (MRT)" w:hAnsi="2  Mitra_1 (MRT)" w:cs="2  Mitra_1 (MRT)"/>
+          <w:color w:val="2A6099"/>
+        </w:rPr>
+      </w:pPr>
+      <w:r>
+        <w:rPr>
+          <w:rFonts w:cs="2  Mitra_1 (MRT)" w:ascii="2  Mitra_1 (MRT)" w:hAnsi="2  Mitra_1 (MRT)"/>
+          <w:color w:val="2A6099"/>
+        </w:rPr>
+      </w:r>
+    </w:p>
+    <w:p>
+      <w:pPr>
+        <w:pStyle w:val="PreformattedText"/>
+        <w:bidi w:val="0"/>
+        <w:spacing w:lineRule="auto" w:line="276" w:before="0" w:after="140"/>
+        <w:ind w:hanging="0" w:start="0"/>
+        <w:jc w:val="end"/>
+        <w:rPr>
+          <w:rFonts w:ascii="2  Mitra_1 (MRT)" w:hAnsi="2  Mitra_1 (MRT)" w:cs="2  Mitra_1 (MRT)"/>
+          <w:color w:val="FF0000"/>
+        </w:rPr>
+      </w:pPr>
+      <w:r>
+        <w:rPr>
+          <w:rStyle w:val="SourceText"/>
+          <w:rFonts w:ascii="2  Mitra_1 (MRT)" w:hAnsi="2  Mitra_1 (MRT)"/>
+          <w:color w:val="2A6099"/>
+        </w:rPr>
+        <w:t>↓</w:t>
+      </w:r>
+    </w:p>
+    <w:p>
+      <w:pPr>
+        <w:pStyle w:val="PreformattedText"/>
+        <w:bidi w:val="0"/>
+        <w:spacing w:lineRule="auto" w:line="276" w:before="0" w:after="140"/>
+        <w:ind w:hanging="0" w:start="0"/>
+        <w:jc w:val="end"/>
+        <w:rPr>
+          <w:rFonts w:ascii="2  Mitra_1 (MRT)" w:hAnsi="2  Mitra_1 (MRT)" w:cs="2  Mitra_1 (MRT)"/>
+          <w:color w:val="2A6099"/>
+        </w:rPr>
+      </w:pPr>
+      <w:r>
+        <w:rPr>
+          <w:rFonts w:cs="2  Mitra_1 (MRT)" w:ascii="2  Mitra_1 (MRT)" w:hAnsi="2  Mitra_1 (MRT)"/>
+          <w:color w:val="2A6099"/>
+        </w:rPr>
+      </w:r>
+    </w:p>
+    <w:p>
+      <w:pPr>
+        <w:pStyle w:val="PreformattedText"/>
+        <w:bidi w:val="0"/>
+        <w:spacing w:lineRule="auto" w:line="276" w:before="0" w:after="140"/>
+        <w:ind w:hanging="0" w:start="0"/>
+        <w:jc w:val="end"/>
+        <w:rPr>
+          <w:rFonts w:ascii="2  Mitra_1 (MRT)" w:hAnsi="2  Mitra_1 (MRT)" w:cs="2  Mitra_1 (MRT)"/>
+          <w:color w:val="FF0000"/>
+        </w:rPr>
+      </w:pPr>
+      <w:r>
+        <w:rPr>
+          <w:rStyle w:val="SourceText"/>
+          <w:rFonts w:ascii="2  Mitra_1 (MRT)" w:hAnsi="2  Mitra_1 (MRT)"/>
+          <w:color w:val="2A6099"/>
+        </w:rPr>
+        <w:t xml:space="preserve">623 </w:t>
+      </w:r>
+      <w:r>
+        <w:rPr>
+          <w:rStyle w:val="SourceText"/>
+          <w:rFonts w:cs="2  Mitra_1 (MRT)"/>
+          <w:color w:val="2A6099"/>
+          <w:rtl w:val="true"/>
+        </w:rPr>
+        <w:t>حذف شدند</w:t>
+      </w:r>
+    </w:p>
+    <w:p>
+      <w:pPr>
+        <w:pStyle w:val="PreformattedText"/>
+        <w:bidi w:val="0"/>
+        <w:spacing w:lineRule="auto" w:line="276" w:before="0" w:after="140"/>
+        <w:ind w:hanging="0" w:start="0"/>
+        <w:jc w:val="end"/>
+        <w:rPr>
+          <w:rFonts w:ascii="2  Mitra_1 (MRT)" w:hAnsi="2  Mitra_1 (MRT)" w:cs="2  Mitra_1 (MRT)"/>
+          <w:color w:val="2A6099"/>
+        </w:rPr>
+      </w:pPr>
+      <w:r>
+        <w:rPr>
+          <w:rFonts w:cs="2  Mitra_1 (MRT)" w:ascii="2  Mitra_1 (MRT)" w:hAnsi="2  Mitra_1 (MRT)"/>
+          <w:color w:val="2A6099"/>
+        </w:rPr>
+      </w:r>
+    </w:p>
+    <w:p>
+      <w:pPr>
+        <w:pStyle w:val="PreformattedText"/>
+        <w:bidi w:val="0"/>
+        <w:spacing w:lineRule="auto" w:line="276" w:before="0" w:after="140"/>
+        <w:ind w:hanging="0" w:start="0"/>
+        <w:jc w:val="end"/>
+        <w:rPr>
+          <w:rFonts w:ascii="2  Mitra_1 (MRT)" w:hAnsi="2  Mitra_1 (MRT)" w:cs="2  Mitra_1 (MRT)"/>
+          <w:color w:val="FF0000"/>
+        </w:rPr>
+      </w:pPr>
+      <w:r>
+        <w:rPr>
+          <w:rStyle w:val="SourceText"/>
+          <w:rFonts w:ascii="2  Mitra_1 (MRT)" w:hAnsi="2  Mitra_1 (MRT)"/>
+          <w:color w:val="2A6099"/>
+        </w:rPr>
+        <w:t>↓</w:t>
+      </w:r>
+    </w:p>
+    <w:p>
+      <w:pPr>
+        <w:pStyle w:val="PreformattedText"/>
+        <w:bidi w:val="0"/>
+        <w:spacing w:lineRule="auto" w:line="276" w:before="0" w:after="140"/>
+        <w:ind w:hanging="0" w:start="0"/>
+        <w:jc w:val="end"/>
+        <w:rPr>
+          <w:rFonts w:ascii="2  Mitra_1 (MRT)" w:hAnsi="2  Mitra_1 (MRT)" w:cs="2  Mitra_1 (MRT)"/>
+          <w:color w:val="2A6099"/>
+        </w:rPr>
+      </w:pPr>
+      <w:r>
+        <w:rPr>
+          <w:rFonts w:cs="2  Mitra_1 (MRT)" w:ascii="2  Mitra_1 (MRT)" w:hAnsi="2  Mitra_1 (MRT)"/>
+          <w:color w:val="2A6099"/>
+        </w:rPr>
+      </w:r>
+    </w:p>
+    <w:p>
+      <w:pPr>
+        <w:pStyle w:val="PreformattedText"/>
+        <w:bidi w:val="0"/>
+        <w:spacing w:lineRule="auto" w:line="276" w:before="0" w:after="140"/>
+        <w:ind w:hanging="0" w:start="0"/>
+        <w:jc w:val="end"/>
+        <w:rPr>
+          <w:rFonts w:ascii="2  Mitra_1 (MRT)" w:hAnsi="2  Mitra_1 (MRT)" w:cs="2  Mitra_1 (MRT)"/>
+          <w:color w:val="FF0000"/>
+        </w:rPr>
+      </w:pPr>
+      <w:r>
+        <w:rPr>
+          <w:rStyle w:val="SourceText"/>
+          <w:rFonts w:ascii="2  Mitra_1 (MRT)" w:hAnsi="2  Mitra_1 (MRT)"/>
+          <w:color w:val="2A6099"/>
+        </w:rPr>
+        <w:t xml:space="preserve">4377 </w:t>
+      </w:r>
+      <w:r>
+        <w:rPr>
+          <w:rStyle w:val="SourceText"/>
+          <w:rFonts w:cs="2  Mitra_1 (MRT)"/>
+          <w:color w:val="2A6099"/>
+          <w:rtl w:val="true"/>
+        </w:rPr>
+        <w:t>باقی ماندند</w:t>
+      </w:r>
+    </w:p>
+    <w:p>
+      <w:pPr>
+        <w:sectPr>
+          <w:type w:val="continuous"/>
+          <w:pgSz w:w="11906" w:h="16838"/>
+          <w:pgMar w:left="1134" w:right="1134" w:gutter="0" w:header="0" w:top="1134" w:footer="0" w:bottom="1134"/>
+          <w:formProt w:val="false"/>
+          <w:textDirection w:val="lrTb"/>
+        </w:sectPr>
+      </w:pPr>
+    </w:p>
+    <w:p>
+      <w:pPr>
+        <w:pStyle w:val="BodyText"/>
+        <w:bidi w:val="0"/>
+        <w:ind w:hanging="0" w:start="0"/>
+        <w:jc w:val="end"/>
+        <w:rPr>
+          <w:rFonts w:ascii="2  Mitra_1 (MRT)" w:hAnsi="2  Mitra_1 (MRT)" w:cs="2  Mitra_1 (MRT)"/>
+          <w:color w:val="2A6099"/>
+        </w:rPr>
+      </w:pPr>
+      <w:r>
+        <w:rPr>
+          <w:rFonts w:ascii="2  Mitra_1 (MRT)" w:hAnsi="2  Mitra_1 (MRT)" w:cs="2  Mitra_1 (MRT)"/>
+          <w:color w:val="2A6099"/>
+          <w:rtl w:val="true"/>
+        </w:rPr>
+        <w:t>پس</w:t>
+      </w:r>
+      <w:r>
+        <w:rPr>
+          <w:rFonts w:ascii="2  Mitra_1 (MRT)" w:hAnsi="2  Mitra_1 (MRT)" w:cs="2  Mitra_1 (MRT)"/>
+          <w:color w:val="2A6099"/>
+        </w:rPr>
+        <w:t xml:space="preserve"> </w:t>
+      </w:r>
+      <w:r>
+        <w:rPr>
+          <w:rFonts w:cs="2  Mitra_1 (MRT)" w:ascii="2  Mitra_1 (MRT)" w:hAnsi="2  Mitra_1 (MRT)"/>
+          <w:color w:val="2A6099"/>
+        </w:rPr>
+        <w:t xml:space="preserve">Confusion Matrix </w:t>
+      </w:r>
+      <w:r>
+        <w:rPr>
+          <w:rFonts w:ascii="2  Mitra_1 (MRT)" w:hAnsi="2  Mitra_1 (MRT)" w:cs="2  Mitra_1 (MRT)"/>
+          <w:color w:val="2A6099"/>
+          <w:rtl w:val="true"/>
+        </w:rPr>
+        <w:t>فقط روی</w:t>
+      </w:r>
+    </w:p>
+    <w:p>
+      <w:pPr>
+        <w:sectPr>
+          <w:type w:val="continuous"/>
+          <w:pgSz w:w="11906" w:h="16838"/>
+          <w:pgMar w:left="1134" w:right="1134" w:gutter="0" w:header="0" w:top="1134" w:footer="0" w:bottom="1134"/>
+          <w:pgNumType w:fmt="decimal"/>
+          <w:formProt w:val="false"/>
+          <w:textDirection w:val="lrTb"/>
+        </w:sectPr>
+      </w:pPr>
+    </w:p>
+    <w:p>
+      <w:pPr>
+        <w:pStyle w:val="PreformattedText"/>
+        <w:bidi w:val="0"/>
+        <w:spacing w:lineRule="auto" w:line="276" w:before="0" w:after="140"/>
+        <w:ind w:hanging="0" w:start="0" w:end="0"/>
+        <w:jc w:val="end"/>
+        <w:rPr>
+          <w:rFonts w:ascii="2  Mitra_1 (MRT)" w:hAnsi="2  Mitra_1 (MRT)" w:cs="2  Mitra_1 (MRT)"/>
+          <w:color w:val="FF0000"/>
+        </w:rPr>
+      </w:pPr>
+      <w:bookmarkStart w:id="50" w:name="code-block-viewer_Copy_57"/>
+      <w:bookmarkEnd w:id="50"/>
+      <w:r>
+        <w:rPr>
+          <w:rStyle w:val="SourceText"/>
+          <w:rFonts w:ascii="2  Mitra_1 (MRT)" w:hAnsi="2  Mitra_1 (MRT)"/>
+          <w:color w:val="2A6099"/>
+        </w:rPr>
+        <w:t>4377</w:t>
+      </w:r>
+    </w:p>
+    <w:p>
+      <w:pPr>
+        <w:sectPr>
+          <w:type w:val="continuous"/>
+          <w:pgSz w:w="11906" w:h="16838"/>
+          <w:pgMar w:left="1134" w:right="1134" w:gutter="0" w:header="0" w:top="1134" w:footer="0" w:bottom="1134"/>
+          <w:formProt w:val="false"/>
+          <w:textDirection w:val="lrTb"/>
+        </w:sectPr>
+      </w:pPr>
+    </w:p>
+    <w:p>
+      <w:pPr>
+        <w:pStyle w:val="BodyText"/>
+        <w:bidi w:val="0"/>
+        <w:ind w:hanging="0" w:start="0"/>
+        <w:jc w:val="end"/>
+        <w:rPr>
+          <w:rFonts w:ascii="2  Mitra_1 (MRT)" w:hAnsi="2  Mitra_1 (MRT)" w:cs="2  Mitra_1 (MRT)"/>
+          <w:color w:val="2A6099"/>
+        </w:rPr>
+      </w:pPr>
+      <w:r>
+        <w:rPr>
+          <w:rFonts w:ascii="2  Mitra_1 (MRT)" w:hAnsi="2  Mitra_1 (MRT)" w:cs="2  Mitra_1 (MRT)"/>
+          <w:color w:val="2A6099"/>
+          <w:rtl w:val="true"/>
+        </w:rPr>
+        <w:t>نمونه ساخته می‌شود</w:t>
+      </w:r>
+      <w:r>
+        <w:rPr>
+          <w:rFonts w:cs="2  Mitra_1 (MRT)" w:ascii="2  Mitra_1 (MRT)" w:hAnsi="2  Mitra_1 (MRT)"/>
+          <w:color w:val="2A6099"/>
+        </w:rPr>
+        <w:t>.</w:t>
+      </w:r>
+    </w:p>
+    <w:p>
+      <w:pPr>
+        <w:pStyle w:val="HorizontalLine"/>
+        <w:bidi w:val="0"/>
+        <w:spacing w:lineRule="auto" w:line="276" w:before="0" w:after="140"/>
+        <w:ind w:hanging="0" w:start="0"/>
+        <w:jc w:val="end"/>
+        <w:rPr>
+          <w:rFonts w:ascii="2  Mitra_1 (MRT)" w:hAnsi="2  Mitra_1 (MRT)" w:cs="2  Mitra_1 (MRT)"/>
+          <w:color w:val="2A6099"/>
+        </w:rPr>
+      </w:pPr>
+      <w:r>
+        <w:rPr>
+          <w:rFonts w:cs="2  Mitra_1 (MRT)" w:ascii="2  Mitra_1 (MRT)" w:hAnsi="2  Mitra_1 (MRT)"/>
+          <w:color w:val="2A6099"/>
+        </w:rPr>
+      </w:r>
+    </w:p>
+    <w:p>
+      <w:pPr>
+        <w:pStyle w:val="Heading1"/>
+        <w:bidi w:val="0"/>
+        <w:spacing w:lineRule="auto" w:line="276" w:before="0" w:after="140"/>
+        <w:ind w:hanging="0" w:start="0"/>
+        <w:jc w:val="end"/>
+        <w:rPr>
+          <w:rFonts w:ascii="2  Mitra_1 (MRT)" w:hAnsi="2  Mitra_1 (MRT)" w:cs="2  Mitra_1 (MRT)"/>
+          <w:color w:val="2A6099"/>
+        </w:rPr>
+      </w:pPr>
+      <w:r>
+        <w:rPr>
+          <w:rFonts w:ascii="2  Mitra_1 (MRT)" w:hAnsi="2  Mitra_1 (MRT)" w:cs="2  Mitra_1 (MRT)"/>
+          <w:color w:val="2A6099"/>
+          <w:rtl w:val="true"/>
+        </w:rPr>
+        <w:t xml:space="preserve">این </w:t>
+      </w:r>
+      <w:r>
+        <w:rPr>
+          <w:rFonts w:cs="2  Mitra_1 (MRT)" w:ascii="2  Mitra_1 (MRT)" w:hAnsi="2  Mitra_1 (MRT)"/>
+          <w:color w:val="2A6099"/>
+        </w:rPr>
+        <w:t>623</w:t>
+      </w:r>
+      <w:r>
+        <w:rPr>
+          <w:rFonts w:cs="2  Mitra_1 (MRT)" w:ascii="2  Mitra_1 (MRT)" w:hAnsi="2  Mitra_1 (MRT)"/>
+          <w:color w:val="2A6099"/>
+          <w:rtl w:val="true"/>
+        </w:rPr>
+        <w:t xml:space="preserve"> </w:t>
+      </w:r>
+      <w:r>
+        <w:rPr>
+          <w:rFonts w:ascii="2  Mitra_1 (MRT)" w:hAnsi="2  Mitra_1 (MRT)" w:cs="2  Mitra_1 (MRT)"/>
+          <w:color w:val="2A6099"/>
+          <w:rtl w:val="true"/>
+        </w:rPr>
+        <w:t>نمونه چه کسانی هستند؟</w:t>
+      </w:r>
+    </w:p>
+    <w:p>
+      <w:pPr>
+        <w:pStyle w:val="BodyText"/>
+        <w:bidi w:val="0"/>
+        <w:ind w:hanging="0" w:start="0"/>
+        <w:jc w:val="end"/>
+        <w:rPr>
+          <w:rFonts w:ascii="2  Mitra_1 (MRT)" w:hAnsi="2  Mitra_1 (MRT)" w:cs="2  Mitra_1 (MRT)"/>
+          <w:color w:val="2A6099"/>
+        </w:rPr>
+      </w:pPr>
+      <w:r>
+        <w:rPr>
+          <w:rFonts w:ascii="2  Mitra_1 (MRT)" w:hAnsi="2  Mitra_1 (MRT)" w:cs="2  Mitra_1 (MRT)"/>
+          <w:color w:val="2A6099"/>
+          <w:rtl w:val="true"/>
+        </w:rPr>
+        <w:t>همان نمونه‌هایی که</w:t>
+      </w:r>
+    </w:p>
+    <w:p>
+      <w:pPr>
+        <w:pStyle w:val="BodyText"/>
+        <w:bidi w:val="0"/>
+        <w:ind w:hanging="0" w:start="0"/>
+        <w:jc w:val="end"/>
+        <w:rPr>
+          <w:rFonts w:ascii="2  Mitra_1 (MRT)" w:hAnsi="2  Mitra_1 (MRT)" w:cs="2  Mitra_1 (MRT)"/>
+          <w:color w:val="2A6099"/>
+        </w:rPr>
+      </w:pPr>
+      <w:r>
+        <w:rPr>
+          <w:rFonts w:cs="2  Mitra_1 (MRT)" w:ascii="2  Mitra_1 (MRT)" w:hAnsi="2  Mitra_1 (MRT)"/>
+          <w:color w:val="2A6099"/>
+        </w:rPr>
+        <w:t>Probability</w:t>
+      </w:r>
+    </w:p>
+    <w:p>
+      <w:pPr>
+        <w:pStyle w:val="BodyText"/>
+        <w:bidi w:val="0"/>
+        <w:ind w:hanging="0" w:start="0"/>
+        <w:jc w:val="end"/>
+        <w:rPr>
+          <w:rFonts w:ascii="2  Mitra_1 (MRT)" w:hAnsi="2  Mitra_1 (MRT)" w:cs="2  Mitra_1 (MRT)"/>
+          <w:color w:val="2A6099"/>
+        </w:rPr>
+      </w:pPr>
+      <w:r>
+        <w:rPr>
+          <w:rFonts w:ascii="2  Mitra_1 (MRT)" w:hAnsi="2  Mitra_1 (MRT)" w:cs="2  Mitra_1 (MRT)"/>
+          <w:color w:val="2A6099"/>
+          <w:rtl w:val="true"/>
+        </w:rPr>
+        <w:t>بین</w:t>
+      </w:r>
+    </w:p>
+    <w:p>
+      <w:pPr>
+        <w:sectPr>
+          <w:type w:val="continuous"/>
+          <w:pgSz w:w="11906" w:h="16838"/>
+          <w:pgMar w:left="1134" w:right="1134" w:gutter="0" w:header="0" w:top="1134" w:footer="0" w:bottom="1134"/>
+          <w:pgNumType w:fmt="decimal"/>
+          <w:formProt w:val="false"/>
+          <w:textDirection w:val="lrTb"/>
+        </w:sectPr>
+      </w:pPr>
+    </w:p>
+    <w:p>
+      <w:pPr>
+        <w:pStyle w:val="PreformattedText"/>
+        <w:bidi w:val="0"/>
+        <w:spacing w:lineRule="auto" w:line="276" w:before="0" w:after="140"/>
+        <w:ind w:hanging="0" w:start="0" w:end="0"/>
+        <w:jc w:val="end"/>
+        <w:rPr>
+          <w:rFonts w:ascii="2  Mitra_1 (MRT)" w:hAnsi="2  Mitra_1 (MRT)" w:cs="2  Mitra_1 (MRT)"/>
+          <w:color w:val="FF0000"/>
+        </w:rPr>
+      </w:pPr>
+      <w:bookmarkStart w:id="51" w:name="code-block-viewer_Copy_58"/>
+      <w:bookmarkEnd w:id="51"/>
+      <w:r>
+        <w:rPr>
+          <w:rStyle w:val="SourceText"/>
+          <w:rFonts w:ascii="2  Mitra_1 (MRT)" w:hAnsi="2  Mitra_1 (MRT)"/>
+          <w:color w:val="2A6099"/>
+        </w:rPr>
+        <w:t>0.20</w:t>
+      </w:r>
+    </w:p>
+    <w:p>
+      <w:pPr>
+        <w:pStyle w:val="PreformattedText"/>
+        <w:bidi w:val="0"/>
+        <w:spacing w:lineRule="auto" w:line="276" w:before="0" w:after="140"/>
+        <w:ind w:hanging="0" w:start="0"/>
+        <w:jc w:val="end"/>
+        <w:rPr>
+          <w:rFonts w:ascii="2  Mitra_1 (MRT)" w:hAnsi="2  Mitra_1 (MRT)" w:cs="2  Mitra_1 (MRT)"/>
+          <w:color w:val="2A6099"/>
+        </w:rPr>
+      </w:pPr>
+      <w:r>
+        <w:rPr>
+          <w:rFonts w:cs="2  Mitra_1 (MRT)" w:ascii="2  Mitra_1 (MRT)" w:hAnsi="2  Mitra_1 (MRT)"/>
+          <w:color w:val="2A6099"/>
+        </w:rPr>
+      </w:r>
+    </w:p>
+    <w:p>
+      <w:pPr>
+        <w:pStyle w:val="PreformattedText"/>
+        <w:bidi w:val="0"/>
+        <w:spacing w:lineRule="auto" w:line="276" w:before="0" w:after="140"/>
+        <w:ind w:hanging="0" w:start="0"/>
+        <w:jc w:val="end"/>
+        <w:rPr>
+          <w:rFonts w:ascii="2  Mitra_1 (MRT)" w:hAnsi="2  Mitra_1 (MRT)" w:cs="2  Mitra_1 (MRT)"/>
+          <w:color w:val="FF0000"/>
+        </w:rPr>
+      </w:pPr>
+      <w:r>
+        <w:rPr>
+          <w:rStyle w:val="SourceText"/>
+          <w:rFonts w:cs="2  Mitra_1 (MRT)"/>
+          <w:color w:val="2A6099"/>
+          <w:rtl w:val="true"/>
+        </w:rPr>
+        <w:t>و</w:t>
+      </w:r>
+    </w:p>
+    <w:p>
+      <w:pPr>
+        <w:pStyle w:val="PreformattedText"/>
+        <w:bidi w:val="0"/>
+        <w:spacing w:lineRule="auto" w:line="276" w:before="0" w:after="140"/>
+        <w:ind w:hanging="0" w:start="0"/>
+        <w:jc w:val="end"/>
+        <w:rPr>
+          <w:rFonts w:ascii="2  Mitra_1 (MRT)" w:hAnsi="2  Mitra_1 (MRT)" w:cs="2  Mitra_1 (MRT)"/>
+          <w:color w:val="2A6099"/>
+        </w:rPr>
+      </w:pPr>
+      <w:r>
+        <w:rPr>
+          <w:rFonts w:cs="2  Mitra_1 (MRT)" w:ascii="2  Mitra_1 (MRT)" w:hAnsi="2  Mitra_1 (MRT)"/>
+          <w:color w:val="2A6099"/>
+        </w:rPr>
+      </w:r>
+    </w:p>
+    <w:p>
+      <w:pPr>
+        <w:pStyle w:val="PreformattedText"/>
+        <w:bidi w:val="0"/>
+        <w:spacing w:lineRule="auto" w:line="276" w:before="0" w:after="140"/>
+        <w:ind w:hanging="0" w:start="0"/>
+        <w:jc w:val="end"/>
+        <w:rPr>
+          <w:rFonts w:ascii="2  Mitra_1 (MRT)" w:hAnsi="2  Mitra_1 (MRT)" w:cs="2  Mitra_1 (MRT)"/>
+          <w:color w:val="FF0000"/>
+        </w:rPr>
+      </w:pPr>
+      <w:r>
+        <w:rPr>
+          <w:rStyle w:val="SourceText"/>
+          <w:rFonts w:ascii="2  Mitra_1 (MRT)" w:hAnsi="2  Mitra_1 (MRT)"/>
+          <w:color w:val="2A6099"/>
+        </w:rPr>
+        <w:t>0.60</w:t>
+      </w:r>
+    </w:p>
+    <w:p>
+      <w:pPr>
+        <w:sectPr>
+          <w:type w:val="continuous"/>
+          <w:pgSz w:w="11906" w:h="16838"/>
+          <w:pgMar w:left="1134" w:right="1134" w:gutter="0" w:header="0" w:top="1134" w:footer="0" w:bottom="1134"/>
+          <w:formProt w:val="false"/>
+          <w:textDirection w:val="lrTb"/>
+        </w:sectPr>
+      </w:pPr>
+    </w:p>
+    <w:p>
+      <w:pPr>
+        <w:pStyle w:val="BodyText"/>
+        <w:bidi w:val="0"/>
+        <w:ind w:hanging="0" w:start="0"/>
+        <w:jc w:val="end"/>
+        <w:rPr>
+          <w:rFonts w:ascii="2  Mitra_1 (MRT)" w:hAnsi="2  Mitra_1 (MRT)" w:cs="2  Mitra_1 (MRT)"/>
+          <w:color w:val="2A6099"/>
+        </w:rPr>
+      </w:pPr>
+      <w:r>
+        <w:rPr>
+          <w:rFonts w:ascii="2  Mitra_1 (MRT)" w:hAnsi="2  Mitra_1 (MRT)" w:cs="2  Mitra_1 (MRT)"/>
+          <w:color w:val="2A6099"/>
+          <w:rtl w:val="true"/>
+        </w:rPr>
+        <w:t>بود</w:t>
+      </w:r>
+      <w:r>
+        <w:rPr>
+          <w:rFonts w:cs="2  Mitra_1 (MRT)" w:ascii="2  Mitra_1 (MRT)" w:hAnsi="2  Mitra_1 (MRT)"/>
+          <w:color w:val="2A6099"/>
+        </w:rPr>
+        <w:t>.</w:t>
+      </w:r>
+    </w:p>
+    <w:p>
+      <w:pPr>
+        <w:pStyle w:val="BodyText"/>
+        <w:bidi w:val="0"/>
+        <w:ind w:hanging="0" w:start="0"/>
+        <w:jc w:val="end"/>
+        <w:rPr>
+          <w:rFonts w:ascii="2  Mitra_1 (MRT)" w:hAnsi="2  Mitra_1 (MRT)" w:cs="2  Mitra_1 (MRT)"/>
+          <w:color w:val="2A6099"/>
+        </w:rPr>
+      </w:pPr>
+      <w:r>
+        <w:rPr>
+          <w:rFonts w:ascii="2  Mitra_1 (MRT)" w:hAnsi="2  Mitra_1 (MRT)" w:cs="2  Mitra_1 (MRT)"/>
+          <w:color w:val="2A6099"/>
+          <w:rtl w:val="true"/>
+        </w:rPr>
+        <w:t>این‌ها سخت‌ترین پرونده‌ها هستند</w:t>
+      </w:r>
+      <w:r>
+        <w:rPr>
+          <w:rFonts w:cs="2  Mitra_1 (MRT)" w:ascii="2  Mitra_1 (MRT)" w:hAnsi="2  Mitra_1 (MRT)"/>
+          <w:color w:val="2A6099"/>
+        </w:rPr>
+        <w:t>.</w:t>
+      </w:r>
+    </w:p>
+    <w:p>
+      <w:pPr>
+        <w:pStyle w:val="BodyText"/>
+        <w:bidi w:val="0"/>
+        <w:ind w:hanging="0" w:start="0"/>
+        <w:jc w:val="end"/>
+        <w:rPr>
+          <w:rFonts w:ascii="2  Mitra_1 (MRT)" w:hAnsi="2  Mitra_1 (MRT)" w:cs="2  Mitra_1 (MRT)"/>
+          <w:color w:val="2A6099"/>
+        </w:rPr>
+      </w:pPr>
+      <w:r>
+        <w:rPr>
+          <w:rFonts w:ascii="2  Mitra_1 (MRT)" w:hAnsi="2  Mitra_1 (MRT)" w:cs="2  Mitra_1 (MRT)"/>
+          <w:color w:val="2A6099"/>
+          <w:rtl w:val="true"/>
+        </w:rPr>
+        <w:t>مثلاً</w:t>
+      </w:r>
+    </w:p>
+    <w:p>
+      <w:pPr>
+        <w:sectPr>
+          <w:type w:val="continuous"/>
+          <w:pgSz w:w="11906" w:h="16838"/>
+          <w:pgMar w:left="1134" w:right="1134" w:gutter="0" w:header="0" w:top="1134" w:footer="0" w:bottom="1134"/>
+          <w:pgNumType w:fmt="decimal"/>
+          <w:formProt w:val="false"/>
+          <w:textDirection w:val="lrTb"/>
+        </w:sectPr>
+      </w:pPr>
+    </w:p>
+    <w:p>
+      <w:pPr>
+        <w:pStyle w:val="PreformattedText"/>
+        <w:bidi w:val="0"/>
+        <w:spacing w:lineRule="auto" w:line="276" w:before="0" w:after="140"/>
+        <w:ind w:hanging="0" w:start="0" w:end="0"/>
+        <w:jc w:val="end"/>
+        <w:rPr>
+          <w:rFonts w:ascii="2  Mitra_1 (MRT)" w:hAnsi="2  Mitra_1 (MRT)" w:cs="2  Mitra_1 (MRT)"/>
+          <w:color w:val="FF0000"/>
+        </w:rPr>
+      </w:pPr>
+      <w:bookmarkStart w:id="52" w:name="code-block-viewer_Copy_59"/>
+      <w:bookmarkEnd w:id="52"/>
+      <w:r>
+        <w:rPr>
+          <w:rStyle w:val="SourceText"/>
+          <w:rFonts w:ascii="2  Mitra_1 (MRT)" w:hAnsi="2  Mitra_1 (MRT)"/>
+          <w:color w:val="2A6099"/>
+        </w:rPr>
+        <w:t>0.22</w:t>
+      </w:r>
+    </w:p>
+    <w:p>
+      <w:pPr>
+        <w:pStyle w:val="PreformattedText"/>
+        <w:bidi w:val="0"/>
+        <w:spacing w:lineRule="auto" w:line="276" w:before="0" w:after="140"/>
+        <w:ind w:hanging="0" w:start="0"/>
+        <w:jc w:val="end"/>
+        <w:rPr>
+          <w:rFonts w:ascii="2  Mitra_1 (MRT)" w:hAnsi="2  Mitra_1 (MRT)" w:cs="2  Mitra_1 (MRT)"/>
+          <w:color w:val="2A6099"/>
+        </w:rPr>
+      </w:pPr>
+      <w:r>
+        <w:rPr>
+          <w:rFonts w:cs="2  Mitra_1 (MRT)" w:ascii="2  Mitra_1 (MRT)" w:hAnsi="2  Mitra_1 (MRT)"/>
+          <w:color w:val="2A6099"/>
+        </w:rPr>
+      </w:r>
+    </w:p>
+    <w:p>
+      <w:pPr>
+        <w:pStyle w:val="PreformattedText"/>
+        <w:bidi w:val="0"/>
+        <w:spacing w:lineRule="auto" w:line="276" w:before="0" w:after="140"/>
+        <w:ind w:hanging="0" w:start="0"/>
+        <w:jc w:val="end"/>
+        <w:rPr>
+          <w:rFonts w:ascii="2  Mitra_1 (MRT)" w:hAnsi="2  Mitra_1 (MRT)" w:cs="2  Mitra_1 (MRT)"/>
+          <w:color w:val="FF0000"/>
+        </w:rPr>
+      </w:pPr>
+      <w:r>
+        <w:rPr>
+          <w:rStyle w:val="SourceText"/>
+          <w:rFonts w:ascii="2  Mitra_1 (MRT)" w:hAnsi="2  Mitra_1 (MRT)"/>
+          <w:color w:val="2A6099"/>
+        </w:rPr>
+        <w:t>0.31</w:t>
+      </w:r>
+    </w:p>
+    <w:p>
+      <w:pPr>
+        <w:pStyle w:val="PreformattedText"/>
+        <w:bidi w:val="0"/>
+        <w:spacing w:lineRule="auto" w:line="276" w:before="0" w:after="140"/>
+        <w:ind w:hanging="0" w:start="0"/>
+        <w:jc w:val="end"/>
+        <w:rPr>
+          <w:rFonts w:ascii="2  Mitra_1 (MRT)" w:hAnsi="2  Mitra_1 (MRT)" w:cs="2  Mitra_1 (MRT)"/>
+          <w:color w:val="2A6099"/>
+        </w:rPr>
+      </w:pPr>
+      <w:r>
+        <w:rPr>
+          <w:rFonts w:cs="2  Mitra_1 (MRT)" w:ascii="2  Mitra_1 (MRT)" w:hAnsi="2  Mitra_1 (MRT)"/>
+          <w:color w:val="2A6099"/>
+        </w:rPr>
+      </w:r>
+    </w:p>
+    <w:p>
+      <w:pPr>
+        <w:pStyle w:val="PreformattedText"/>
+        <w:bidi w:val="0"/>
+        <w:spacing w:lineRule="auto" w:line="276" w:before="0" w:after="140"/>
+        <w:ind w:hanging="0" w:start="0"/>
+        <w:jc w:val="end"/>
+        <w:rPr>
+          <w:rFonts w:ascii="2  Mitra_1 (MRT)" w:hAnsi="2  Mitra_1 (MRT)" w:cs="2  Mitra_1 (MRT)"/>
+          <w:color w:val="FF0000"/>
+        </w:rPr>
+      </w:pPr>
+      <w:r>
+        <w:rPr>
+          <w:rStyle w:val="SourceText"/>
+          <w:rFonts w:ascii="2  Mitra_1 (MRT)" w:hAnsi="2  Mitra_1 (MRT)"/>
+          <w:color w:val="2A6099"/>
+        </w:rPr>
+        <w:t>0.40</w:t>
+      </w:r>
+    </w:p>
+    <w:p>
+      <w:pPr>
+        <w:pStyle w:val="PreformattedText"/>
+        <w:bidi w:val="0"/>
+        <w:spacing w:lineRule="auto" w:line="276" w:before="0" w:after="140"/>
+        <w:ind w:hanging="0" w:start="0"/>
+        <w:jc w:val="end"/>
+        <w:rPr>
+          <w:rFonts w:ascii="2  Mitra_1 (MRT)" w:hAnsi="2  Mitra_1 (MRT)" w:cs="2  Mitra_1 (MRT)"/>
+          <w:color w:val="2A6099"/>
+        </w:rPr>
+      </w:pPr>
+      <w:r>
+        <w:rPr>
+          <w:rFonts w:cs="2  Mitra_1 (MRT)" w:ascii="2  Mitra_1 (MRT)" w:hAnsi="2  Mitra_1 (MRT)"/>
+          <w:color w:val="2A6099"/>
+        </w:rPr>
+      </w:r>
+    </w:p>
+    <w:p>
+      <w:pPr>
+        <w:pStyle w:val="PreformattedText"/>
+        <w:bidi w:val="0"/>
+        <w:spacing w:lineRule="auto" w:line="276" w:before="0" w:after="140"/>
+        <w:ind w:hanging="0" w:start="0"/>
+        <w:jc w:val="end"/>
+        <w:rPr>
+          <w:rFonts w:ascii="2  Mitra_1 (MRT)" w:hAnsi="2  Mitra_1 (MRT)" w:cs="2  Mitra_1 (MRT)"/>
+          <w:color w:val="FF0000"/>
+        </w:rPr>
+      </w:pPr>
+      <w:r>
+        <w:rPr>
+          <w:rStyle w:val="SourceText"/>
+          <w:rFonts w:ascii="2  Mitra_1 (MRT)" w:hAnsi="2  Mitra_1 (MRT)"/>
+          <w:color w:val="2A6099"/>
+        </w:rPr>
+        <w:t>0.52</w:t>
+      </w:r>
+    </w:p>
+    <w:p>
+      <w:pPr>
+        <w:pStyle w:val="PreformattedText"/>
+        <w:bidi w:val="0"/>
+        <w:spacing w:lineRule="auto" w:line="276" w:before="0" w:after="140"/>
+        <w:ind w:hanging="0" w:start="0"/>
+        <w:jc w:val="end"/>
+        <w:rPr>
+          <w:rFonts w:ascii="2  Mitra_1 (MRT)" w:hAnsi="2  Mitra_1 (MRT)" w:cs="2  Mitra_1 (MRT)"/>
+          <w:color w:val="2A6099"/>
+        </w:rPr>
+      </w:pPr>
+      <w:r>
+        <w:rPr>
+          <w:rFonts w:cs="2  Mitra_1 (MRT)" w:ascii="2  Mitra_1 (MRT)" w:hAnsi="2  Mitra_1 (MRT)"/>
+          <w:color w:val="2A6099"/>
+        </w:rPr>
+      </w:r>
+    </w:p>
+    <w:p>
+      <w:pPr>
+        <w:pStyle w:val="PreformattedText"/>
+        <w:bidi w:val="0"/>
+        <w:spacing w:lineRule="auto" w:line="276" w:before="0" w:after="140"/>
+        <w:ind w:hanging="0" w:start="0"/>
+        <w:jc w:val="end"/>
+        <w:rPr>
+          <w:rFonts w:ascii="2  Mitra_1 (MRT)" w:hAnsi="2  Mitra_1 (MRT)" w:cs="2  Mitra_1 (MRT)"/>
+          <w:color w:val="FF0000"/>
+        </w:rPr>
+      </w:pPr>
+      <w:r>
+        <w:rPr>
+          <w:rStyle w:val="SourceText"/>
+          <w:rFonts w:ascii="2  Mitra_1 (MRT)" w:hAnsi="2  Mitra_1 (MRT)"/>
+          <w:color w:val="2A6099"/>
+        </w:rPr>
+        <w:t>0.58</w:t>
+      </w:r>
+    </w:p>
+    <w:p>
+      <w:pPr>
+        <w:sectPr>
+          <w:type w:val="continuous"/>
+          <w:pgSz w:w="11906" w:h="16838"/>
+          <w:pgMar w:left="1134" w:right="1134" w:gutter="0" w:header="0" w:top="1134" w:footer="0" w:bottom="1134"/>
+          <w:formProt w:val="false"/>
+          <w:textDirection w:val="lrTb"/>
+        </w:sectPr>
+      </w:pPr>
+    </w:p>
+    <w:p>
+      <w:pPr>
+        <w:pStyle w:val="BodyText"/>
+        <w:bidi w:val="0"/>
+        <w:ind w:hanging="0" w:start="0"/>
+        <w:jc w:val="end"/>
+        <w:rPr>
+          <w:rFonts w:ascii="2  Mitra_1 (MRT)" w:hAnsi="2  Mitra_1 (MRT)" w:cs="2  Mitra_1 (MRT)"/>
+          <w:color w:val="2A6099"/>
+        </w:rPr>
+      </w:pPr>
+      <w:r>
+        <w:rPr>
+          <w:rFonts w:ascii="2  Mitra_1 (MRT)" w:hAnsi="2  Mitra_1 (MRT)" w:cs="2  Mitra_1 (MRT)"/>
+          <w:color w:val="2A6099"/>
+          <w:rtl w:val="true"/>
+        </w:rPr>
+        <w:t>این افراد نزدیک مرز تصمیم هستند</w:t>
+      </w:r>
+      <w:r>
+        <w:rPr>
+          <w:rFonts w:cs="2  Mitra_1 (MRT)" w:ascii="2  Mitra_1 (MRT)" w:hAnsi="2  Mitra_1 (MRT)"/>
+          <w:color w:val="2A6099"/>
+        </w:rPr>
+        <w:t>.</w:t>
+      </w:r>
+    </w:p>
+    <w:p>
+      <w:pPr>
+        <w:pStyle w:val="BodyText"/>
+        <w:bidi w:val="0"/>
+        <w:ind w:hanging="0" w:start="0"/>
+        <w:jc w:val="end"/>
+        <w:rPr>
+          <w:rFonts w:ascii="2  Mitra_1 (MRT)" w:hAnsi="2  Mitra_1 (MRT)" w:cs="2  Mitra_1 (MRT)"/>
+          <w:color w:val="2A6099"/>
+        </w:rPr>
+      </w:pPr>
+      <w:r>
+        <w:rPr>
+          <w:rFonts w:ascii="2  Mitra_1 (MRT)" w:hAnsi="2  Mitra_1 (MRT)" w:cs="2  Mitra_1 (MRT)"/>
+          <w:color w:val="2A6099"/>
+          <w:rtl w:val="true"/>
+        </w:rPr>
+        <w:t>بیشتر خطاهای مدل نیز معمولاً همین اطراف اتفاق می‌افتد</w:t>
+      </w:r>
+      <w:r>
+        <w:rPr>
+          <w:rFonts w:cs="2  Mitra_1 (MRT)" w:ascii="2  Mitra_1 (MRT)" w:hAnsi="2  Mitra_1 (MRT)"/>
+          <w:color w:val="2A6099"/>
+        </w:rPr>
+        <w:t>.</w:t>
+      </w:r>
+    </w:p>
+    <w:p>
+      <w:pPr>
+        <w:pStyle w:val="HorizontalLine"/>
+        <w:bidi w:val="0"/>
+        <w:spacing w:lineRule="auto" w:line="276" w:before="0" w:after="140"/>
+        <w:ind w:hanging="0" w:start="0"/>
+        <w:jc w:val="end"/>
+        <w:rPr>
+          <w:rFonts w:ascii="2  Mitra_1 (MRT)" w:hAnsi="2  Mitra_1 (MRT)" w:cs="2  Mitra_1 (MRT)"/>
+          <w:color w:val="2A6099"/>
+        </w:rPr>
+      </w:pPr>
+      <w:r>
+        <w:rPr>
+          <w:rFonts w:cs="2  Mitra_1 (MRT)" w:ascii="2  Mitra_1 (MRT)" w:hAnsi="2  Mitra_1 (MRT)"/>
+          <w:color w:val="2A6099"/>
+        </w:rPr>
+      </w:r>
+    </w:p>
+    <w:p>
+      <w:pPr>
+        <w:pStyle w:val="Heading1"/>
+        <w:bidi w:val="0"/>
+        <w:spacing w:lineRule="auto" w:line="276" w:before="0" w:after="140"/>
+        <w:ind w:hanging="0" w:start="0"/>
+        <w:jc w:val="end"/>
+        <w:rPr>
+          <w:rFonts w:ascii="2  Mitra_1 (MRT)" w:hAnsi="2  Mitra_1 (MRT)" w:cs="2  Mitra_1 (MRT)"/>
+          <w:color w:val="2A6099"/>
+        </w:rPr>
+      </w:pPr>
+      <w:r>
+        <w:rPr>
+          <w:rFonts w:ascii="2  Mitra_1 (MRT)" w:hAnsi="2  Mitra_1 (MRT)" w:cs="2  Mitra_1 (MRT)"/>
+          <w:color w:val="2A6099"/>
+          <w:rtl w:val="true"/>
+        </w:rPr>
+        <w:t>وقتی این افراد را حذف کنیم چه می‌شود؟</w:t>
+      </w:r>
+    </w:p>
+    <w:p>
+      <w:pPr>
+        <w:pStyle w:val="BodyText"/>
+        <w:bidi w:val="0"/>
+        <w:ind w:hanging="0" w:start="0"/>
+        <w:jc w:val="end"/>
+        <w:rPr>
+          <w:rFonts w:ascii="2  Mitra_1 (MRT)" w:hAnsi="2  Mitra_1 (MRT)" w:cs="2  Mitra_1 (MRT)"/>
+          <w:color w:val="2A6099"/>
+        </w:rPr>
+      </w:pPr>
+      <w:r>
+        <w:rPr>
+          <w:rFonts w:ascii="2  Mitra_1 (MRT)" w:hAnsi="2  Mitra_1 (MRT)" w:cs="2  Mitra_1 (MRT)"/>
+          <w:color w:val="2A6099"/>
+          <w:rtl w:val="true"/>
+        </w:rPr>
+        <w:t>فرض کنید این افراد همان‌هایی بودند که مدل معمولاً درباره آن‌ها اشتباه می‌کرد</w:t>
+      </w:r>
+      <w:r>
+        <w:rPr>
+          <w:rFonts w:cs="2  Mitra_1 (MRT)" w:ascii="2  Mitra_1 (MRT)" w:hAnsi="2  Mitra_1 (MRT)"/>
+          <w:color w:val="2A6099"/>
+        </w:rPr>
+        <w:t>.</w:t>
+      </w:r>
+    </w:p>
+    <w:p>
+      <w:pPr>
+        <w:pStyle w:val="BodyText"/>
+        <w:bidi w:val="0"/>
+        <w:ind w:hanging="0" w:start="0"/>
+        <w:jc w:val="end"/>
+        <w:rPr>
+          <w:rFonts w:ascii="2  Mitra_1 (MRT)" w:hAnsi="2  Mitra_1 (MRT)" w:cs="2  Mitra_1 (MRT)"/>
+          <w:color w:val="2A6099"/>
+        </w:rPr>
+      </w:pPr>
+      <w:r>
+        <w:rPr>
+          <w:rFonts w:ascii="2  Mitra_1 (MRT)" w:hAnsi="2  Mitra_1 (MRT)" w:cs="2  Mitra_1 (MRT)"/>
+          <w:color w:val="2A6099"/>
+          <w:rtl w:val="true"/>
+        </w:rPr>
+        <w:t>اگر آن‌ها را به</w:t>
+      </w:r>
+      <w:r>
+        <w:rPr>
+          <w:rFonts w:ascii="2  Mitra_1 (MRT)" w:hAnsi="2  Mitra_1 (MRT)" w:cs="2  Mitra_1 (MRT)"/>
+          <w:color w:val="2A6099"/>
+        </w:rPr>
+        <w:t xml:space="preserve"> </w:t>
+      </w:r>
+      <w:r>
+        <w:rPr>
+          <w:rFonts w:cs="2  Mitra_1 (MRT)" w:ascii="2  Mitra_1 (MRT)" w:hAnsi="2  Mitra_1 (MRT)"/>
+          <w:color w:val="2A6099"/>
+        </w:rPr>
+        <w:t xml:space="preserve">Manual Review </w:t>
+      </w:r>
+      <w:r>
+        <w:rPr>
+          <w:rFonts w:ascii="2  Mitra_1 (MRT)" w:hAnsi="2  Mitra_1 (MRT)" w:cs="2  Mitra_1 (MRT)"/>
+          <w:color w:val="2A6099"/>
+          <w:rtl w:val="true"/>
+        </w:rPr>
+        <w:t>بفرستیم</w:t>
+      </w:r>
+    </w:p>
+    <w:p>
+      <w:pPr>
+        <w:pStyle w:val="BodyText"/>
+        <w:bidi w:val="0"/>
+        <w:ind w:hanging="0" w:start="0"/>
+        <w:jc w:val="end"/>
+        <w:rPr>
+          <w:rFonts w:ascii="2  Mitra_1 (MRT)" w:hAnsi="2  Mitra_1 (MRT)" w:cs="2  Mitra_1 (MRT)"/>
+          <w:color w:val="2A6099"/>
+        </w:rPr>
+      </w:pPr>
+      <w:r>
+        <w:rPr>
+          <w:rFonts w:ascii="2  Mitra_1 (MRT)" w:hAnsi="2  Mitra_1 (MRT)" w:cs="2  Mitra_1 (MRT)"/>
+          <w:color w:val="2A6099"/>
+          <w:rtl w:val="true"/>
+        </w:rPr>
+        <w:t>دیگر</w:t>
+      </w:r>
+    </w:p>
+    <w:p>
+      <w:pPr>
+        <w:pStyle w:val="BodyText"/>
+        <w:bidi w:val="0"/>
+        <w:ind w:hanging="0" w:start="0"/>
+        <w:jc w:val="end"/>
+        <w:rPr>
+          <w:rFonts w:ascii="2  Mitra_1 (MRT)" w:hAnsi="2  Mitra_1 (MRT)" w:cs="2  Mitra_1 (MRT)"/>
+          <w:color w:val="2A6099"/>
+        </w:rPr>
+      </w:pPr>
+      <w:r>
+        <w:rPr>
+          <w:rFonts w:ascii="2  Mitra_1 (MRT)" w:hAnsi="2  Mitra_1 (MRT)" w:cs="2  Mitra_1 (MRT)"/>
+          <w:color w:val="2A6099"/>
+          <w:rtl w:val="true"/>
+        </w:rPr>
+        <w:t>مدل مسئول تصمیم آن‌ها نیست</w:t>
+      </w:r>
+      <w:r>
+        <w:rPr>
+          <w:rFonts w:cs="2  Mitra_1 (MRT)" w:ascii="2  Mitra_1 (MRT)" w:hAnsi="2  Mitra_1 (MRT)"/>
+          <w:color w:val="2A6099"/>
+        </w:rPr>
+        <w:t>.</w:t>
+      </w:r>
+    </w:p>
+    <w:p>
+      <w:pPr>
+        <w:pStyle w:val="BodyText"/>
+        <w:bidi w:val="0"/>
+        <w:ind w:hanging="0" w:start="0"/>
+        <w:jc w:val="end"/>
+        <w:rPr>
+          <w:rFonts w:ascii="2  Mitra_1 (MRT)" w:hAnsi="2  Mitra_1 (MRT)" w:cs="2  Mitra_1 (MRT)"/>
+          <w:color w:val="2A6099"/>
+        </w:rPr>
+      </w:pPr>
+      <w:r>
+        <w:rPr>
+          <w:rFonts w:ascii="2  Mitra_1 (MRT)" w:hAnsi="2  Mitra_1 (MRT)" w:cs="2  Mitra_1 (MRT)"/>
+          <w:color w:val="2A6099"/>
+          <w:rtl w:val="true"/>
+        </w:rPr>
+        <w:t>در نتیجه</w:t>
+      </w:r>
+    </w:p>
+    <w:p>
+      <w:pPr>
+        <w:pStyle w:val="BodyText"/>
+        <w:bidi w:val="0"/>
+        <w:ind w:hanging="0" w:start="0"/>
+        <w:jc w:val="end"/>
+        <w:rPr>
+          <w:rFonts w:ascii="2  Mitra_1 (MRT)" w:hAnsi="2  Mitra_1 (MRT)" w:cs="2  Mitra_1 (MRT)"/>
+          <w:color w:val="2A6099"/>
+        </w:rPr>
+      </w:pPr>
+      <w:r>
+        <w:rPr>
+          <w:rFonts w:cs="2  Mitra_1 (MRT)" w:ascii="2  Mitra_1 (MRT)" w:hAnsi="2  Mitra_1 (MRT)"/>
+          <w:color w:val="2A6099"/>
+        </w:rPr>
+        <w:t>FP</w:t>
+      </w:r>
+    </w:p>
+    <w:p>
+      <w:pPr>
+        <w:pStyle w:val="BodyText"/>
+        <w:bidi w:val="0"/>
+        <w:ind w:hanging="0" w:start="0"/>
+        <w:jc w:val="end"/>
+        <w:rPr>
+          <w:rFonts w:ascii="2  Mitra_1 (MRT)" w:hAnsi="2  Mitra_1 (MRT)" w:cs="2  Mitra_1 (MRT)"/>
+          <w:color w:val="2A6099"/>
+        </w:rPr>
+      </w:pPr>
+      <w:r>
+        <w:rPr>
+          <w:rFonts w:ascii="2  Mitra_1 (MRT)" w:hAnsi="2  Mitra_1 (MRT)" w:cs="2  Mitra_1 (MRT)"/>
+          <w:color w:val="2A6099"/>
+          <w:rtl w:val="true"/>
+        </w:rPr>
+        <w:t>کم می‌شود</w:t>
+      </w:r>
+      <w:r>
+        <w:rPr>
+          <w:rFonts w:cs="2  Mitra_1 (MRT)" w:ascii="2  Mitra_1 (MRT)" w:hAnsi="2  Mitra_1 (MRT)"/>
+          <w:color w:val="2A6099"/>
+        </w:rPr>
+        <w:t>.</w:t>
+      </w:r>
+    </w:p>
+    <w:p>
+      <w:pPr>
+        <w:pStyle w:val="BodyText"/>
+        <w:bidi w:val="0"/>
+        <w:ind w:hanging="0" w:start="0"/>
+        <w:jc w:val="end"/>
+        <w:rPr>
+          <w:rFonts w:ascii="2  Mitra_1 (MRT)" w:hAnsi="2  Mitra_1 (MRT)" w:cs="2  Mitra_1 (MRT)"/>
+          <w:color w:val="2A6099"/>
+        </w:rPr>
+      </w:pPr>
+      <w:r>
+        <w:rPr>
+          <w:rFonts w:cs="2  Mitra_1 (MRT)" w:ascii="2  Mitra_1 (MRT)" w:hAnsi="2  Mitra_1 (MRT)"/>
+          <w:color w:val="2A6099"/>
+        </w:rPr>
+        <w:t>FN</w:t>
+      </w:r>
+    </w:p>
+    <w:p>
+      <w:pPr>
+        <w:pStyle w:val="BodyText"/>
+        <w:bidi w:val="0"/>
+        <w:ind w:hanging="0" w:start="0"/>
+        <w:jc w:val="end"/>
+        <w:rPr>
+          <w:rFonts w:ascii="2  Mitra_1 (MRT)" w:hAnsi="2  Mitra_1 (MRT)" w:cs="2  Mitra_1 (MRT)"/>
+          <w:color w:val="2A6099"/>
+        </w:rPr>
+      </w:pPr>
+      <w:r>
+        <w:rPr>
+          <w:rFonts w:ascii="2  Mitra_1 (MRT)" w:hAnsi="2  Mitra_1 (MRT)" w:cs="2  Mitra_1 (MRT)"/>
+          <w:color w:val="2A6099"/>
+          <w:rtl w:val="true"/>
+        </w:rPr>
+        <w:t>هم کم می‌شود</w:t>
+      </w:r>
+      <w:r>
+        <w:rPr>
+          <w:rFonts w:cs="2  Mitra_1 (MRT)" w:ascii="2  Mitra_1 (MRT)" w:hAnsi="2  Mitra_1 (MRT)"/>
+          <w:color w:val="2A6099"/>
+        </w:rPr>
+        <w:t>.</w:t>
+      </w:r>
+    </w:p>
+    <w:p>
+      <w:pPr>
+        <w:pStyle w:val="HorizontalLine"/>
+        <w:bidi w:val="0"/>
+        <w:spacing w:lineRule="auto" w:line="276" w:before="0" w:after="140"/>
+        <w:ind w:hanging="0" w:start="0"/>
+        <w:jc w:val="end"/>
+        <w:rPr>
+          <w:rFonts w:ascii="2  Mitra_1 (MRT)" w:hAnsi="2  Mitra_1 (MRT)" w:cs="2  Mitra_1 (MRT)"/>
+          <w:color w:val="2A6099"/>
+        </w:rPr>
+      </w:pPr>
+      <w:r>
+        <w:rPr>
+          <w:rFonts w:cs="2  Mitra_1 (MRT)" w:ascii="2  Mitra_1 (MRT)" w:hAnsi="2  Mitra_1 (MRT)"/>
+          <w:color w:val="2A6099"/>
+        </w:rPr>
+      </w:r>
+    </w:p>
+    <w:p>
+      <w:pPr>
+        <w:pStyle w:val="Heading1"/>
+        <w:bidi w:val="0"/>
+        <w:spacing w:lineRule="auto" w:line="276" w:before="0" w:after="140"/>
+        <w:ind w:hanging="0" w:start="0"/>
+        <w:jc w:val="end"/>
+        <w:rPr>
+          <w:rFonts w:ascii="2  Mitra_1 (MRT)" w:hAnsi="2  Mitra_1 (MRT)" w:cs="2  Mitra_1 (MRT)"/>
+          <w:color w:val="2A6099"/>
+        </w:rPr>
+      </w:pPr>
+      <w:r>
+        <w:rPr>
+          <w:rFonts w:ascii="2  Mitra_1 (MRT)" w:hAnsi="2  Mitra_1 (MRT)" w:cs="2  Mitra_1 (MRT)"/>
+          <w:color w:val="2A6099"/>
+          <w:rtl w:val="true"/>
+        </w:rPr>
+        <w:t>دقیقاً در نتایج شما</w:t>
+      </w:r>
+    </w:p>
+    <w:p>
+      <w:pPr>
+        <w:pStyle w:val="BodyText"/>
+        <w:bidi w:val="0"/>
+        <w:ind w:hanging="0" w:start="0"/>
+        <w:jc w:val="end"/>
+        <w:rPr>
+          <w:rFonts w:ascii="2  Mitra_1 (MRT)" w:hAnsi="2  Mitra_1 (MRT)" w:cs="2  Mitra_1 (MRT)"/>
+          <w:color w:val="2A6099"/>
+        </w:rPr>
+      </w:pPr>
+      <w:r>
+        <w:rPr>
+          <w:rFonts w:cs="2  Mitra_1 (MRT)" w:ascii="2  Mitra_1 (MRT)" w:hAnsi="2  Mitra_1 (MRT)"/>
+          <w:color w:val="2A6099"/>
+        </w:rPr>
+        <w:t>Single Threshold</w:t>
+      </w:r>
+    </w:p>
+    <w:p>
+      <w:pPr>
+        <w:sectPr>
+          <w:type w:val="continuous"/>
+          <w:pgSz w:w="11906" w:h="16838"/>
+          <w:pgMar w:left="1134" w:right="1134" w:gutter="0" w:header="0" w:top="1134" w:footer="0" w:bottom="1134"/>
+          <w:pgNumType w:fmt="decimal"/>
+          <w:formProt w:val="false"/>
+          <w:textDirection w:val="lrTb"/>
+        </w:sectPr>
+      </w:pPr>
+    </w:p>
+    <w:p>
+      <w:pPr>
+        <w:pStyle w:val="PreformattedText"/>
+        <w:bidi w:val="0"/>
+        <w:spacing w:lineRule="auto" w:line="276" w:before="0" w:after="140"/>
+        <w:ind w:hanging="0" w:start="0" w:end="0"/>
+        <w:jc w:val="end"/>
+        <w:rPr>
+          <w:rFonts w:ascii="2  Mitra_1 (MRT)" w:hAnsi="2  Mitra_1 (MRT)" w:cs="2  Mitra_1 (MRT)"/>
+          <w:color w:val="FF0000"/>
+        </w:rPr>
+      </w:pPr>
+      <w:bookmarkStart w:id="53" w:name="code-block-viewer_Copy_60"/>
+      <w:bookmarkEnd w:id="53"/>
+      <w:r>
+        <w:rPr>
+          <w:rStyle w:val="SourceText"/>
+          <w:rFonts w:ascii="2  Mitra_1 (MRT)" w:hAnsi="2  Mitra_1 (MRT)"/>
+          <w:color w:val="2A6099"/>
+        </w:rPr>
+        <w:t>FP = 383</w:t>
+      </w:r>
+    </w:p>
+    <w:p>
+      <w:pPr>
+        <w:pStyle w:val="PreformattedText"/>
+        <w:bidi w:val="0"/>
+        <w:spacing w:lineRule="auto" w:line="276" w:before="0" w:after="140"/>
+        <w:ind w:hanging="0" w:start="0"/>
+        <w:jc w:val="end"/>
+        <w:rPr>
+          <w:rFonts w:ascii="2  Mitra_1 (MRT)" w:hAnsi="2  Mitra_1 (MRT)" w:cs="2  Mitra_1 (MRT)"/>
+          <w:color w:val="2A6099"/>
+        </w:rPr>
+      </w:pPr>
+      <w:r>
+        <w:rPr>
+          <w:rFonts w:cs="2  Mitra_1 (MRT)" w:ascii="2  Mitra_1 (MRT)" w:hAnsi="2  Mitra_1 (MRT)"/>
+          <w:color w:val="2A6099"/>
+        </w:rPr>
+      </w:r>
+    </w:p>
+    <w:p>
+      <w:pPr>
+        <w:pStyle w:val="PreformattedText"/>
+        <w:bidi w:val="0"/>
+        <w:spacing w:lineRule="auto" w:line="276" w:before="0" w:after="140"/>
+        <w:ind w:hanging="0" w:start="0"/>
+        <w:jc w:val="end"/>
+        <w:rPr>
+          <w:rFonts w:ascii="2  Mitra_1 (MRT)" w:hAnsi="2  Mitra_1 (MRT)" w:cs="2  Mitra_1 (MRT)"/>
+          <w:color w:val="FF0000"/>
+        </w:rPr>
+      </w:pPr>
+      <w:r>
+        <w:rPr>
+          <w:rStyle w:val="SourceText"/>
+          <w:rFonts w:ascii="2  Mitra_1 (MRT)" w:hAnsi="2  Mitra_1 (MRT)"/>
+          <w:color w:val="2A6099"/>
+        </w:rPr>
+        <w:t>FN = 75</w:t>
+      </w:r>
+    </w:p>
+    <w:p>
+      <w:pPr>
+        <w:sectPr>
+          <w:type w:val="continuous"/>
+          <w:pgSz w:w="11906" w:h="16838"/>
+          <w:pgMar w:left="1134" w:right="1134" w:gutter="0" w:header="0" w:top="1134" w:footer="0" w:bottom="1134"/>
+          <w:formProt w:val="false"/>
+          <w:textDirection w:val="lrTb"/>
+        </w:sectPr>
+      </w:pPr>
+    </w:p>
+    <w:p>
+      <w:pPr>
+        <w:pStyle w:val="BodyText"/>
+        <w:bidi w:val="0"/>
+        <w:ind w:hanging="0" w:start="0"/>
+        <w:jc w:val="end"/>
+        <w:rPr>
+          <w:rFonts w:ascii="2  Mitra_1 (MRT)" w:hAnsi="2  Mitra_1 (MRT)" w:cs="2  Mitra_1 (MRT)"/>
+          <w:color w:val="2A6099"/>
+        </w:rPr>
+      </w:pPr>
+      <w:r>
+        <w:rPr>
+          <w:rFonts w:ascii="2  Mitra_1 (MRT)" w:hAnsi="2  Mitra_1 (MRT)" w:cs="2  Mitra_1 (MRT)"/>
+          <w:color w:val="2A6099"/>
+          <w:rtl w:val="true"/>
+        </w:rPr>
+        <w:t>اما</w:t>
+      </w:r>
+    </w:p>
+    <w:p>
+      <w:pPr>
+        <w:pStyle w:val="BodyText"/>
+        <w:bidi w:val="0"/>
+        <w:ind w:hanging="0" w:start="0"/>
+        <w:jc w:val="end"/>
+        <w:rPr>
+          <w:rFonts w:ascii="2  Mitra_1 (MRT)" w:hAnsi="2  Mitra_1 (MRT)" w:cs="2  Mitra_1 (MRT)"/>
+          <w:color w:val="2A6099"/>
+        </w:rPr>
+      </w:pPr>
+      <w:r>
+        <w:rPr>
+          <w:rFonts w:cs="2  Mitra_1 (MRT)" w:ascii="2  Mitra_1 (MRT)" w:hAnsi="2  Mitra_1 (MRT)"/>
+          <w:color w:val="2A6099"/>
+        </w:rPr>
+        <w:t>Selective Prediction</w:t>
+      </w:r>
+    </w:p>
+    <w:p>
+      <w:pPr>
+        <w:sectPr>
+          <w:type w:val="continuous"/>
+          <w:pgSz w:w="11906" w:h="16838"/>
+          <w:pgMar w:left="1134" w:right="1134" w:gutter="0" w:header="0" w:top="1134" w:footer="0" w:bottom="1134"/>
+          <w:pgNumType w:fmt="decimal"/>
+          <w:formProt w:val="false"/>
+          <w:textDirection w:val="lrTb"/>
+        </w:sectPr>
+      </w:pPr>
+    </w:p>
+    <w:p>
+      <w:pPr>
+        <w:pStyle w:val="PreformattedText"/>
+        <w:bidi w:val="0"/>
+        <w:spacing w:lineRule="auto" w:line="276" w:before="0" w:after="140"/>
+        <w:ind w:hanging="0" w:start="0" w:end="0"/>
+        <w:jc w:val="end"/>
+        <w:rPr>
+          <w:rFonts w:ascii="2  Mitra_1 (MRT)" w:hAnsi="2  Mitra_1 (MRT)" w:cs="2  Mitra_1 (MRT)"/>
+          <w:color w:val="FF0000"/>
+        </w:rPr>
+      </w:pPr>
+      <w:bookmarkStart w:id="54" w:name="code-block-viewer_Copy_61"/>
+      <w:bookmarkEnd w:id="54"/>
+      <w:r>
+        <w:rPr>
+          <w:rStyle w:val="SourceText"/>
+          <w:rFonts w:ascii="2  Mitra_1 (MRT)" w:hAnsi="2  Mitra_1 (MRT)"/>
+          <w:color w:val="2A6099"/>
+        </w:rPr>
+        <w:t>FP = 172</w:t>
+      </w:r>
+    </w:p>
+    <w:p>
+      <w:pPr>
+        <w:pStyle w:val="PreformattedText"/>
+        <w:bidi w:val="0"/>
+        <w:spacing w:lineRule="auto" w:line="276" w:before="0" w:after="140"/>
+        <w:ind w:hanging="0" w:start="0"/>
+        <w:jc w:val="end"/>
+        <w:rPr>
+          <w:rFonts w:ascii="2  Mitra_1 (MRT)" w:hAnsi="2  Mitra_1 (MRT)" w:cs="2  Mitra_1 (MRT)"/>
+          <w:color w:val="2A6099"/>
+        </w:rPr>
+      </w:pPr>
+      <w:r>
+        <w:rPr>
+          <w:rFonts w:cs="2  Mitra_1 (MRT)" w:ascii="2  Mitra_1 (MRT)" w:hAnsi="2  Mitra_1 (MRT)"/>
+          <w:color w:val="2A6099"/>
+        </w:rPr>
+      </w:r>
+    </w:p>
+    <w:p>
+      <w:pPr>
+        <w:pStyle w:val="PreformattedText"/>
+        <w:bidi w:val="0"/>
+        <w:spacing w:lineRule="auto" w:line="276" w:before="0" w:after="140"/>
+        <w:ind w:hanging="0" w:start="0"/>
+        <w:jc w:val="end"/>
+        <w:rPr>
+          <w:rFonts w:ascii="2  Mitra_1 (MRT)" w:hAnsi="2  Mitra_1 (MRT)" w:cs="2  Mitra_1 (MRT)"/>
+          <w:color w:val="FF0000"/>
+        </w:rPr>
+      </w:pPr>
+      <w:r>
+        <w:rPr>
+          <w:rStyle w:val="SourceText"/>
+          <w:rFonts w:ascii="2  Mitra_1 (MRT)" w:hAnsi="2  Mitra_1 (MRT)"/>
+          <w:color w:val="2A6099"/>
+        </w:rPr>
+        <w:t>FN = 56</w:t>
+      </w:r>
+    </w:p>
+    <w:p>
+      <w:pPr>
+        <w:sectPr>
+          <w:type w:val="continuous"/>
+          <w:pgSz w:w="11906" w:h="16838"/>
+          <w:pgMar w:left="1134" w:right="1134" w:gutter="0" w:header="0" w:top="1134" w:footer="0" w:bottom="1134"/>
+          <w:formProt w:val="false"/>
+          <w:textDirection w:val="lrTb"/>
+        </w:sectPr>
+      </w:pPr>
+    </w:p>
+    <w:p>
+      <w:pPr>
+        <w:pStyle w:val="BodyText"/>
+        <w:bidi w:val="0"/>
+        <w:ind w:hanging="0" w:start="0"/>
+        <w:jc w:val="end"/>
+        <w:rPr>
+          <w:rFonts w:ascii="2  Mitra_1 (MRT)" w:hAnsi="2  Mitra_1 (MRT)" w:cs="2  Mitra_1 (MRT)"/>
+          <w:color w:val="2A6099"/>
+        </w:rPr>
+      </w:pPr>
+      <w:r>
+        <w:rPr>
+          <w:rFonts w:ascii="2  Mitra_1 (MRT)" w:hAnsi="2  Mitra_1 (MRT)" w:cs="2  Mitra_1 (MRT)"/>
+          <w:color w:val="2A6099"/>
+          <w:rtl w:val="true"/>
+        </w:rPr>
+        <w:t>چرا؟</w:t>
+      </w:r>
+    </w:p>
+    <w:p>
+      <w:pPr>
+        <w:pStyle w:val="BodyText"/>
+        <w:bidi w:val="0"/>
+        <w:ind w:hanging="0" w:start="0"/>
+        <w:jc w:val="end"/>
+        <w:rPr>
+          <w:rFonts w:ascii="2  Mitra_1 (MRT)" w:hAnsi="2  Mitra_1 (MRT)" w:cs="2  Mitra_1 (MRT)"/>
+          <w:color w:val="2A6099"/>
+        </w:rPr>
+      </w:pPr>
+      <w:r>
+        <w:rPr>
+          <w:rFonts w:ascii="2  Mitra_1 (MRT)" w:hAnsi="2  Mitra_1 (MRT)" w:cs="2  Mitra_1 (MRT)"/>
+          <w:color w:val="2A6099"/>
+          <w:rtl w:val="true"/>
+        </w:rPr>
+        <w:t>چون بسیاری از پرونده‌هایی که قبلاً باعث</w:t>
+      </w:r>
+      <w:r>
+        <w:rPr>
+          <w:rFonts w:ascii="2  Mitra_1 (MRT)" w:hAnsi="2  Mitra_1 (MRT)" w:cs="2  Mitra_1 (MRT)"/>
+          <w:color w:val="2A6099"/>
+        </w:rPr>
+        <w:t xml:space="preserve"> </w:t>
+      </w:r>
+      <w:r>
+        <w:rPr>
+          <w:rFonts w:cs="2  Mitra_1 (MRT)" w:ascii="2  Mitra_1 (MRT)" w:hAnsi="2  Mitra_1 (MRT)"/>
+          <w:color w:val="2A6099"/>
+        </w:rPr>
+        <w:t xml:space="preserve">FP </w:t>
+      </w:r>
+      <w:r>
+        <w:rPr>
+          <w:rFonts w:ascii="2  Mitra_1 (MRT)" w:hAnsi="2  Mitra_1 (MRT)" w:cs="2  Mitra_1 (MRT)"/>
+          <w:color w:val="2A6099"/>
+          <w:rtl w:val="true"/>
+        </w:rPr>
+        <w:t>یا</w:t>
+      </w:r>
+      <w:r>
+        <w:rPr>
+          <w:rFonts w:ascii="2  Mitra_1 (MRT)" w:hAnsi="2  Mitra_1 (MRT)" w:cs="2  Mitra_1 (MRT)"/>
+          <w:color w:val="2A6099"/>
+        </w:rPr>
+        <w:t xml:space="preserve"> </w:t>
+      </w:r>
+      <w:r>
+        <w:rPr>
+          <w:rFonts w:cs="2  Mitra_1 (MRT)" w:ascii="2  Mitra_1 (MRT)" w:hAnsi="2  Mitra_1 (MRT)"/>
+          <w:color w:val="2A6099"/>
+        </w:rPr>
+        <w:t xml:space="preserve">FN </w:t>
+      </w:r>
+      <w:r>
+        <w:rPr>
+          <w:rFonts w:ascii="2  Mitra_1 (MRT)" w:hAnsi="2  Mitra_1 (MRT)" w:cs="2  Mitra_1 (MRT)"/>
+          <w:color w:val="2A6099"/>
+          <w:rtl w:val="true"/>
+        </w:rPr>
+        <w:t>می‌شدند</w:t>
+      </w:r>
+      <w:r>
+        <w:rPr>
+          <w:rFonts w:ascii="2  Mitra_1 (MRT)" w:hAnsi="2  Mitra_1 (MRT)" w:cs="2  Mitra_1 (MRT)"/>
+          <w:color w:val="2A6099"/>
+        </w:rPr>
+        <w:t>،</w:t>
+      </w:r>
+    </w:p>
+    <w:p>
+      <w:pPr>
+        <w:pStyle w:val="BodyText"/>
+        <w:bidi w:val="0"/>
+        <w:ind w:hanging="0" w:start="0"/>
+        <w:jc w:val="end"/>
+        <w:rPr>
+          <w:rFonts w:ascii="2  Mitra_1 (MRT)" w:hAnsi="2  Mitra_1 (MRT)" w:cs="2  Mitra_1 (MRT)"/>
+          <w:color w:val="2A6099"/>
+        </w:rPr>
+      </w:pPr>
+      <w:r>
+        <w:rPr>
+          <w:rFonts w:ascii="2  Mitra_1 (MRT)" w:hAnsi="2  Mitra_1 (MRT)" w:cs="2  Mitra_1 (MRT)"/>
+          <w:color w:val="2A6099"/>
+          <w:rtl w:val="true"/>
+        </w:rPr>
+        <w:t>الان دیگر</w:t>
+      </w:r>
+    </w:p>
+    <w:p>
+      <w:pPr>
+        <w:pStyle w:val="BodyText"/>
+        <w:bidi w:val="0"/>
+        <w:ind w:hanging="0" w:start="0"/>
+        <w:jc w:val="end"/>
+        <w:rPr>
+          <w:rFonts w:ascii="2  Mitra_1 (MRT)" w:hAnsi="2  Mitra_1 (MRT)" w:cs="2  Mitra_1 (MRT)"/>
+          <w:color w:val="2A6099"/>
+        </w:rPr>
+      </w:pPr>
+      <w:r>
+        <w:rPr>
+          <w:rFonts w:cs="2  Mitra_1 (MRT)" w:ascii="2  Mitra_1 (MRT)" w:hAnsi="2  Mitra_1 (MRT)"/>
+          <w:color w:val="2A6099"/>
+        </w:rPr>
+        <w:t>Automatic Decision</w:t>
+      </w:r>
+    </w:p>
+    <w:p>
+      <w:pPr>
+        <w:pStyle w:val="BodyText"/>
+        <w:bidi w:val="0"/>
+        <w:ind w:hanging="0" w:start="0"/>
+        <w:jc w:val="end"/>
+        <w:rPr>
+          <w:rFonts w:ascii="2  Mitra_1 (MRT)" w:hAnsi="2  Mitra_1 (MRT)" w:cs="2  Mitra_1 (MRT)"/>
+          <w:color w:val="2A6099"/>
+        </w:rPr>
+      </w:pPr>
+      <w:r>
+        <w:rPr>
+          <w:rFonts w:ascii="2  Mitra_1 (MRT)" w:hAnsi="2  Mitra_1 (MRT)" w:cs="2  Mitra_1 (MRT)"/>
+          <w:color w:val="2A6099"/>
+          <w:rtl w:val="true"/>
+        </w:rPr>
+        <w:t>نیستند</w:t>
+      </w:r>
+      <w:r>
+        <w:rPr>
+          <w:rFonts w:cs="2  Mitra_1 (MRT)" w:ascii="2  Mitra_1 (MRT)" w:hAnsi="2  Mitra_1 (MRT)"/>
+          <w:color w:val="2A6099"/>
+        </w:rPr>
+        <w:t>.</w:t>
+      </w:r>
+    </w:p>
+    <w:p>
+      <w:pPr>
+        <w:pStyle w:val="BodyText"/>
+        <w:bidi w:val="0"/>
+        <w:ind w:hanging="0" w:start="0"/>
+        <w:jc w:val="end"/>
+        <w:rPr>
+          <w:rFonts w:ascii="2  Mitra_1 (MRT)" w:hAnsi="2  Mitra_1 (MRT)" w:cs="2  Mitra_1 (MRT)"/>
+          <w:color w:val="2A6099"/>
+        </w:rPr>
+      </w:pPr>
+      <w:r>
+        <w:rPr>
+          <w:rFonts w:ascii="2  Mitra_1 (MRT)" w:hAnsi="2  Mitra_1 (MRT)" w:cs="2  Mitra_1 (MRT)"/>
+          <w:color w:val="2A6099"/>
+          <w:rtl w:val="true"/>
+        </w:rPr>
+        <w:t>رفته‌اند داخل</w:t>
+      </w:r>
+    </w:p>
+    <w:p>
+      <w:pPr>
+        <w:sectPr>
+          <w:type w:val="continuous"/>
+          <w:pgSz w:w="11906" w:h="16838"/>
+          <w:pgMar w:left="1134" w:right="1134" w:gutter="0" w:header="0" w:top="1134" w:footer="0" w:bottom="1134"/>
+          <w:pgNumType w:fmt="decimal"/>
+          <w:formProt w:val="false"/>
+          <w:textDirection w:val="lrTb"/>
+        </w:sectPr>
+      </w:pPr>
+    </w:p>
+    <w:p>
+      <w:pPr>
+        <w:pStyle w:val="PreformattedText"/>
+        <w:bidi w:val="0"/>
+        <w:spacing w:lineRule="auto" w:line="276" w:before="0" w:after="140"/>
+        <w:ind w:hanging="0" w:start="0" w:end="0"/>
+        <w:jc w:val="end"/>
+        <w:rPr>
+          <w:rFonts w:ascii="2  Mitra_1 (MRT)" w:hAnsi="2  Mitra_1 (MRT)" w:cs="2  Mitra_1 (MRT)"/>
+          <w:color w:val="FF0000"/>
+        </w:rPr>
+      </w:pPr>
+      <w:bookmarkStart w:id="55" w:name="code-block-viewer_Copy_62"/>
+      <w:bookmarkEnd w:id="55"/>
+      <w:r>
+        <w:rPr>
+          <w:rStyle w:val="SourceText"/>
+          <w:rFonts w:ascii="2  Mitra_1 (MRT)" w:hAnsi="2  Mitra_1 (MRT)"/>
+          <w:color w:val="2A6099"/>
+        </w:rPr>
+        <w:t>Manual Review</w:t>
+      </w:r>
+    </w:p>
+    <w:p>
+      <w:pPr>
+        <w:sectPr>
+          <w:type w:val="continuous"/>
+          <w:pgSz w:w="11906" w:h="16838"/>
+          <w:pgMar w:left="1134" w:right="1134" w:gutter="0" w:header="0" w:top="1134" w:footer="0" w:bottom="1134"/>
+          <w:formProt w:val="false"/>
+          <w:textDirection w:val="lrTb"/>
+        </w:sectPr>
+      </w:pPr>
+    </w:p>
+    <w:p>
+      <w:pPr>
+        <w:pStyle w:val="HorizontalLine"/>
+        <w:bidi w:val="0"/>
+        <w:spacing w:lineRule="auto" w:line="276" w:before="0" w:after="140"/>
+        <w:ind w:hanging="0" w:start="0"/>
+        <w:jc w:val="end"/>
+        <w:rPr>
+          <w:rFonts w:ascii="2  Mitra_1 (MRT)" w:hAnsi="2  Mitra_1 (MRT)" w:cs="2  Mitra_1 (MRT)"/>
+          <w:color w:val="2A6099"/>
+        </w:rPr>
+      </w:pPr>
+      <w:r>
+        <w:rPr>
+          <w:rFonts w:cs="2  Mitra_1 (MRT)" w:ascii="2  Mitra_1 (MRT)" w:hAnsi="2  Mitra_1 (MRT)"/>
+          <w:color w:val="2A6099"/>
+        </w:rPr>
+      </w:r>
+    </w:p>
+    <w:p>
+      <w:pPr>
+        <w:pStyle w:val="Heading1"/>
+        <w:bidi w:val="0"/>
+        <w:spacing w:lineRule="auto" w:line="276" w:before="0" w:after="140"/>
+        <w:ind w:hanging="0" w:start="0"/>
+        <w:jc w:val="end"/>
+        <w:rPr>
+          <w:rFonts w:ascii="2  Mitra_1 (MRT)" w:hAnsi="2  Mitra_1 (MRT)" w:cs="2  Mitra_1 (MRT)"/>
+          <w:color w:val="2A6099"/>
+        </w:rPr>
+      </w:pPr>
+      <w:r>
+        <w:rPr>
+          <w:rFonts w:ascii="2  Mitra_1 (MRT)" w:hAnsi="2  Mitra_1 (MRT)" w:cs="2  Mitra_1 (MRT)"/>
+          <w:color w:val="2A6099"/>
+          <w:rtl w:val="true"/>
+        </w:rPr>
+        <w:t>چرا نسبت</w:t>
+      </w:r>
+      <w:r>
+        <w:rPr>
+          <w:rFonts w:ascii="2  Mitra_1 (MRT)" w:hAnsi="2  Mitra_1 (MRT)" w:cs="2  Mitra_1 (MRT)"/>
+          <w:color w:val="2A6099"/>
+        </w:rPr>
+        <w:t xml:space="preserve"> </w:t>
+      </w:r>
+      <w:r>
+        <w:rPr>
+          <w:rFonts w:cs="2  Mitra_1 (MRT)" w:ascii="2  Mitra_1 (MRT)" w:hAnsi="2  Mitra_1 (MRT)"/>
+          <w:color w:val="2A6099"/>
+        </w:rPr>
+        <w:t xml:space="preserve">FP/FN </w:t>
+      </w:r>
+      <w:r>
+        <w:rPr>
+          <w:rFonts w:ascii="2  Mitra_1 (MRT)" w:hAnsi="2  Mitra_1 (MRT)" w:cs="2  Mitra_1 (MRT)"/>
+          <w:color w:val="2A6099"/>
+          <w:rtl w:val="true"/>
+        </w:rPr>
+        <w:t>هم تغییر کرد؟</w:t>
+      </w:r>
+    </w:p>
+    <w:p>
+      <w:pPr>
+        <w:pStyle w:val="BodyText"/>
+        <w:bidi w:val="0"/>
+        <w:ind w:hanging="0" w:start="0"/>
+        <w:jc w:val="end"/>
+        <w:rPr>
+          <w:rFonts w:ascii="2  Mitra_1 (MRT)" w:hAnsi="2  Mitra_1 (MRT)" w:cs="2  Mitra_1 (MRT)"/>
+          <w:color w:val="2A6099"/>
+        </w:rPr>
+      </w:pPr>
+      <w:r>
+        <w:rPr>
+          <w:rFonts w:ascii="2  Mitra_1 (MRT)" w:hAnsi="2  Mitra_1 (MRT)" w:cs="2  Mitra_1 (MRT)"/>
+          <w:color w:val="2A6099"/>
+          <w:rtl w:val="true"/>
+        </w:rPr>
+        <w:t>نسبت</w:t>
+      </w:r>
+    </w:p>
+    <w:p>
+      <w:pPr>
+        <w:sectPr>
+          <w:type w:val="continuous"/>
+          <w:pgSz w:w="11906" w:h="16838"/>
+          <w:pgMar w:left="1134" w:right="1134" w:gutter="0" w:header="0" w:top="1134" w:footer="0" w:bottom="1134"/>
+          <w:pgNumType w:fmt="decimal"/>
+          <w:formProt w:val="false"/>
+          <w:textDirection w:val="lrTb"/>
+        </w:sectPr>
+      </w:pPr>
+    </w:p>
+    <w:p>
+      <w:pPr>
+        <w:pStyle w:val="PreformattedText"/>
+        <w:bidi w:val="0"/>
+        <w:spacing w:lineRule="auto" w:line="276" w:before="0" w:after="140"/>
+        <w:ind w:hanging="0" w:start="0" w:end="0"/>
+        <w:jc w:val="end"/>
+        <w:rPr>
+          <w:rFonts w:ascii="2  Mitra_1 (MRT)" w:hAnsi="2  Mitra_1 (MRT)" w:cs="2  Mitra_1 (MRT)"/>
+          <w:color w:val="FF0000"/>
+        </w:rPr>
+      </w:pPr>
+      <w:bookmarkStart w:id="56" w:name="code-block-viewer_Copy_63"/>
+      <w:bookmarkEnd w:id="56"/>
+      <w:r>
+        <w:rPr>
+          <w:rStyle w:val="SourceText"/>
+          <w:rFonts w:ascii="2  Mitra_1 (MRT)" w:hAnsi="2  Mitra_1 (MRT)"/>
+          <w:color w:val="2A6099"/>
+        </w:rPr>
+        <w:t>FP/FN</w:t>
+      </w:r>
+    </w:p>
+    <w:p>
+      <w:pPr>
+        <w:sectPr>
+          <w:type w:val="continuous"/>
+          <w:pgSz w:w="11906" w:h="16838"/>
+          <w:pgMar w:left="1134" w:right="1134" w:gutter="0" w:header="0" w:top="1134" w:footer="0" w:bottom="1134"/>
+          <w:formProt w:val="false"/>
+          <w:textDirection w:val="lrTb"/>
+        </w:sectPr>
+      </w:pPr>
+    </w:p>
+    <w:p>
+      <w:pPr>
+        <w:pStyle w:val="BodyText"/>
+        <w:bidi w:val="0"/>
+        <w:ind w:hanging="0" w:start="0"/>
+        <w:jc w:val="end"/>
+        <w:rPr>
+          <w:rFonts w:ascii="2  Mitra_1 (MRT)" w:hAnsi="2  Mitra_1 (MRT)" w:cs="2  Mitra_1 (MRT)"/>
+          <w:color w:val="2A6099"/>
+        </w:rPr>
+      </w:pPr>
+      <w:r>
+        <w:rPr>
+          <w:rFonts w:ascii="2  Mitra_1 (MRT)" w:hAnsi="2  Mitra_1 (MRT)" w:cs="2  Mitra_1 (MRT)"/>
+          <w:color w:val="2A6099"/>
+          <w:rtl w:val="true"/>
+        </w:rPr>
+        <w:t>فقط یک تقسیم ساده است</w:t>
+      </w:r>
+      <w:r>
+        <w:rPr>
+          <w:rFonts w:cs="2  Mitra_1 (MRT)" w:ascii="2  Mitra_1 (MRT)" w:hAnsi="2  Mitra_1 (MRT)"/>
+          <w:color w:val="2A6099"/>
+        </w:rPr>
+        <w:t>.</w:t>
+      </w:r>
+    </w:p>
+    <w:p>
+      <w:pPr>
+        <w:pStyle w:val="BodyText"/>
+        <w:bidi w:val="0"/>
+        <w:ind w:hanging="0" w:start="0"/>
+        <w:jc w:val="end"/>
+        <w:rPr>
+          <w:rFonts w:ascii="2  Mitra_1 (MRT)" w:hAnsi="2  Mitra_1 (MRT)" w:cs="2  Mitra_1 (MRT)"/>
+          <w:color w:val="2A6099"/>
+        </w:rPr>
+      </w:pPr>
+      <w:r>
+        <w:rPr>
+          <w:rFonts w:ascii="2  Mitra_1 (MRT)" w:hAnsi="2  Mitra_1 (MRT)" w:cs="2  Mitra_1 (MRT)"/>
+          <w:color w:val="2A6099"/>
+          <w:rtl w:val="true"/>
+        </w:rPr>
+        <w:t>قبلاً</w:t>
+      </w:r>
+    </w:p>
+    <w:p>
+      <w:pPr>
+        <w:pStyle w:val="BodyText"/>
+        <w:bidi w:val="0"/>
+        <w:ind w:hanging="0" w:start="0"/>
+        <w:jc w:val="end"/>
+        <w:rPr>
+          <w:rFonts w:ascii="2  Mitra_1 (MRT)" w:hAnsi="2  Mitra_1 (MRT)" w:cs="2  Mitra_1 (MRT)"/>
+          <w:color w:val="2A6099"/>
+        </w:rPr>
+      </w:pPr>
+      <w:r>
+        <w:rPr>
+          <w:rFonts w:ascii="2  Mitra_1 (MRT)" w:hAnsi="2  Mitra_1 (MRT)" w:cs="2  Mitra_1 (MRT)"/>
+          <w:color w:val="2A6099"/>
+          <w:rtl w:val="true"/>
+        </w:rPr>
+        <w:t>فرض کنیم</w:t>
+      </w:r>
+    </w:p>
+    <w:p>
+      <w:pPr>
+        <w:sectPr>
+          <w:type w:val="continuous"/>
+          <w:pgSz w:w="11906" w:h="16838"/>
+          <w:pgMar w:left="1134" w:right="1134" w:gutter="0" w:header="0" w:top="1134" w:footer="0" w:bottom="1134"/>
+          <w:pgNumType w:fmt="decimal"/>
+          <w:formProt w:val="false"/>
+          <w:textDirection w:val="lrTb"/>
+        </w:sectPr>
+      </w:pPr>
+    </w:p>
+    <w:p>
+      <w:pPr>
+        <w:pStyle w:val="PreformattedText"/>
+        <w:bidi w:val="0"/>
+        <w:spacing w:lineRule="auto" w:line="276" w:before="0" w:after="140"/>
+        <w:ind w:hanging="0" w:start="0" w:end="0"/>
+        <w:jc w:val="end"/>
+        <w:rPr>
+          <w:rFonts w:ascii="2  Mitra_1 (MRT)" w:hAnsi="2  Mitra_1 (MRT)" w:cs="2  Mitra_1 (MRT)"/>
+          <w:color w:val="FF0000"/>
+        </w:rPr>
+      </w:pPr>
+      <w:bookmarkStart w:id="57" w:name="code-block-viewer_Copy_64"/>
+      <w:bookmarkEnd w:id="57"/>
+      <w:r>
+        <w:rPr>
+          <w:rStyle w:val="SourceText"/>
+          <w:rFonts w:ascii="2  Mitra_1 (MRT)" w:hAnsi="2  Mitra_1 (MRT)"/>
+          <w:color w:val="2A6099"/>
+        </w:rPr>
+        <w:t>383</w:t>
+      </w:r>
+    </w:p>
+    <w:p>
+      <w:pPr>
+        <w:pStyle w:val="PreformattedText"/>
+        <w:bidi w:val="0"/>
+        <w:spacing w:lineRule="auto" w:line="276" w:before="0" w:after="140"/>
+        <w:ind w:hanging="0" w:start="0"/>
+        <w:jc w:val="end"/>
+        <w:rPr>
+          <w:rFonts w:ascii="2  Mitra_1 (MRT)" w:hAnsi="2  Mitra_1 (MRT)" w:cs="2  Mitra_1 (MRT)"/>
+          <w:color w:val="2A6099"/>
+        </w:rPr>
+      </w:pPr>
+      <w:r>
+        <w:rPr>
+          <w:rFonts w:cs="2  Mitra_1 (MRT)" w:ascii="2  Mitra_1 (MRT)" w:hAnsi="2  Mitra_1 (MRT)"/>
+          <w:color w:val="2A6099"/>
+        </w:rPr>
+      </w:r>
+    </w:p>
+    <w:p>
+      <w:pPr>
+        <w:pStyle w:val="PreformattedText"/>
+        <w:bidi w:val="0"/>
+        <w:spacing w:lineRule="auto" w:line="276" w:before="0" w:after="140"/>
+        <w:ind w:hanging="0" w:start="0"/>
+        <w:jc w:val="end"/>
+        <w:rPr>
+          <w:rFonts w:ascii="2  Mitra_1 (MRT)" w:hAnsi="2  Mitra_1 (MRT)" w:cs="2  Mitra_1 (MRT)"/>
+          <w:color w:val="FF0000"/>
+        </w:rPr>
+      </w:pPr>
+      <w:r>
+        <w:rPr>
+          <w:rStyle w:val="SourceText"/>
+          <w:rFonts w:ascii="2  Mitra_1 (MRT)" w:hAnsi="2  Mitra_1 (MRT)"/>
+          <w:color w:val="2A6099"/>
+        </w:rPr>
+        <w:t>/</w:t>
+      </w:r>
+    </w:p>
+    <w:p>
+      <w:pPr>
+        <w:pStyle w:val="PreformattedText"/>
+        <w:bidi w:val="0"/>
+        <w:spacing w:lineRule="auto" w:line="276" w:before="0" w:after="140"/>
+        <w:ind w:hanging="0" w:start="0"/>
+        <w:jc w:val="end"/>
+        <w:rPr>
+          <w:rFonts w:ascii="2  Mitra_1 (MRT)" w:hAnsi="2  Mitra_1 (MRT)" w:cs="2  Mitra_1 (MRT)"/>
+          <w:color w:val="2A6099"/>
+        </w:rPr>
+      </w:pPr>
+      <w:r>
+        <w:rPr>
+          <w:rFonts w:cs="2  Mitra_1 (MRT)" w:ascii="2  Mitra_1 (MRT)" w:hAnsi="2  Mitra_1 (MRT)"/>
+          <w:color w:val="2A6099"/>
+        </w:rPr>
+      </w:r>
+    </w:p>
+    <w:p>
+      <w:pPr>
+        <w:pStyle w:val="PreformattedText"/>
+        <w:bidi w:val="0"/>
+        <w:spacing w:lineRule="auto" w:line="276" w:before="0" w:after="140"/>
+        <w:ind w:hanging="0" w:start="0"/>
+        <w:jc w:val="end"/>
+        <w:rPr>
+          <w:rFonts w:ascii="2  Mitra_1 (MRT)" w:hAnsi="2  Mitra_1 (MRT)" w:cs="2  Mitra_1 (MRT)"/>
+          <w:color w:val="FF0000"/>
+        </w:rPr>
+      </w:pPr>
+      <w:r>
+        <w:rPr>
+          <w:rStyle w:val="SourceText"/>
+          <w:rFonts w:ascii="2  Mitra_1 (MRT)" w:hAnsi="2  Mitra_1 (MRT)"/>
+          <w:color w:val="2A6099"/>
+        </w:rPr>
+        <w:t>83</w:t>
+      </w:r>
+    </w:p>
+    <w:p>
+      <w:pPr>
+        <w:pStyle w:val="PreformattedText"/>
+        <w:bidi w:val="0"/>
+        <w:spacing w:lineRule="auto" w:line="276" w:before="0" w:after="140"/>
+        <w:ind w:hanging="0" w:start="0"/>
+        <w:jc w:val="end"/>
+        <w:rPr>
+          <w:rFonts w:ascii="2  Mitra_1 (MRT)" w:hAnsi="2  Mitra_1 (MRT)" w:cs="2  Mitra_1 (MRT)"/>
+          <w:color w:val="2A6099"/>
+        </w:rPr>
+      </w:pPr>
+      <w:r>
+        <w:rPr>
+          <w:rFonts w:cs="2  Mitra_1 (MRT)" w:ascii="2  Mitra_1 (MRT)" w:hAnsi="2  Mitra_1 (MRT)"/>
+          <w:color w:val="2A6099"/>
+        </w:rPr>
+      </w:r>
+    </w:p>
+    <w:p>
+      <w:pPr>
+        <w:pStyle w:val="PreformattedText"/>
+        <w:bidi w:val="0"/>
+        <w:spacing w:lineRule="auto" w:line="276" w:before="0" w:after="140"/>
+        <w:ind w:hanging="0" w:start="0"/>
+        <w:jc w:val="end"/>
+        <w:rPr>
+          <w:rFonts w:ascii="2  Mitra_1 (MRT)" w:hAnsi="2  Mitra_1 (MRT)" w:cs="2  Mitra_1 (MRT)"/>
+          <w:color w:val="FF0000"/>
+        </w:rPr>
+      </w:pPr>
+      <w:r>
+        <w:rPr>
+          <w:rStyle w:val="SourceText"/>
+          <w:rFonts w:ascii="2  Mitra_1 (MRT)" w:hAnsi="2  Mitra_1 (MRT)"/>
+          <w:color w:val="2A6099"/>
+        </w:rPr>
+        <w:t>≈</w:t>
+      </w:r>
+      <w:r>
+        <w:rPr>
+          <w:rStyle w:val="SourceText"/>
+          <w:rFonts w:ascii="2  Mitra_1 (MRT)" w:hAnsi="2  Mitra_1 (MRT)"/>
+          <w:color w:val="2A6099"/>
+        </w:rPr>
+        <w:t>4.59</w:t>
+      </w:r>
+    </w:p>
+    <w:p>
+      <w:pPr>
+        <w:sectPr>
+          <w:type w:val="continuous"/>
+          <w:pgSz w:w="11906" w:h="16838"/>
+          <w:pgMar w:left="1134" w:right="1134" w:gutter="0" w:header="0" w:top="1134" w:footer="0" w:bottom="1134"/>
+          <w:formProt w:val="false"/>
+          <w:textDirection w:val="lrTb"/>
+        </w:sectPr>
+      </w:pPr>
+    </w:p>
+    <w:p>
+      <w:pPr>
+        <w:pStyle w:val="BodyText"/>
+        <w:bidi w:val="0"/>
+        <w:ind w:hanging="0" w:start="0"/>
+        <w:jc w:val="end"/>
+        <w:rPr>
+          <w:rFonts w:ascii="2  Mitra_1 (MRT)" w:hAnsi="2  Mitra_1 (MRT)" w:cs="2  Mitra_1 (MRT)"/>
+          <w:color w:val="2A6099"/>
+        </w:rPr>
+      </w:pPr>
+      <w:r>
+        <w:rPr>
+          <w:rFonts w:ascii="2  Mitra_1 (MRT)" w:hAnsi="2  Mitra_1 (MRT)" w:cs="2  Mitra_1 (MRT)"/>
+          <w:color w:val="2A6099"/>
+          <w:rtl w:val="true"/>
+        </w:rPr>
+        <w:t>اما حالا</w:t>
+      </w:r>
+    </w:p>
+    <w:p>
+      <w:pPr>
+        <w:sectPr>
+          <w:type w:val="continuous"/>
+          <w:pgSz w:w="11906" w:h="16838"/>
+          <w:pgMar w:left="1134" w:right="1134" w:gutter="0" w:header="0" w:top="1134" w:footer="0" w:bottom="1134"/>
+          <w:pgNumType w:fmt="decimal"/>
+          <w:formProt w:val="false"/>
+          <w:textDirection w:val="lrTb"/>
+        </w:sectPr>
+      </w:pPr>
+    </w:p>
+    <w:p>
+      <w:pPr>
+        <w:pStyle w:val="PreformattedText"/>
+        <w:bidi w:val="0"/>
+        <w:spacing w:lineRule="auto" w:line="276" w:before="0" w:after="140"/>
+        <w:ind w:hanging="0" w:start="0" w:end="0"/>
+        <w:jc w:val="end"/>
+        <w:rPr>
+          <w:rFonts w:ascii="2  Mitra_1 (MRT)" w:hAnsi="2  Mitra_1 (MRT)" w:cs="2  Mitra_1 (MRT)"/>
+          <w:color w:val="FF0000"/>
+        </w:rPr>
+      </w:pPr>
+      <w:bookmarkStart w:id="58" w:name="code-block-viewer_Copy_65"/>
+      <w:bookmarkEnd w:id="58"/>
+      <w:r>
+        <w:rPr>
+          <w:rStyle w:val="SourceText"/>
+          <w:rFonts w:ascii="2  Mitra_1 (MRT)" w:hAnsi="2  Mitra_1 (MRT)"/>
+          <w:color w:val="2A6099"/>
+        </w:rPr>
+        <w:t>172</w:t>
+      </w:r>
+    </w:p>
+    <w:p>
+      <w:pPr>
+        <w:pStyle w:val="PreformattedText"/>
+        <w:bidi w:val="0"/>
+        <w:spacing w:lineRule="auto" w:line="276" w:before="0" w:after="140"/>
+        <w:ind w:hanging="0" w:start="0"/>
+        <w:jc w:val="end"/>
+        <w:rPr>
+          <w:rFonts w:ascii="2  Mitra_1 (MRT)" w:hAnsi="2  Mitra_1 (MRT)" w:cs="2  Mitra_1 (MRT)"/>
+          <w:color w:val="2A6099"/>
+        </w:rPr>
+      </w:pPr>
+      <w:r>
+        <w:rPr>
+          <w:rFonts w:cs="2  Mitra_1 (MRT)" w:ascii="2  Mitra_1 (MRT)" w:hAnsi="2  Mitra_1 (MRT)"/>
+          <w:color w:val="2A6099"/>
+        </w:rPr>
+      </w:r>
+    </w:p>
+    <w:p>
+      <w:pPr>
+        <w:pStyle w:val="PreformattedText"/>
+        <w:bidi w:val="0"/>
+        <w:spacing w:lineRule="auto" w:line="276" w:before="0" w:after="140"/>
+        <w:ind w:hanging="0" w:start="0"/>
+        <w:jc w:val="end"/>
+        <w:rPr>
+          <w:rFonts w:ascii="2  Mitra_1 (MRT)" w:hAnsi="2  Mitra_1 (MRT)" w:cs="2  Mitra_1 (MRT)"/>
+          <w:color w:val="FF0000"/>
+        </w:rPr>
+      </w:pPr>
+      <w:r>
+        <w:rPr>
+          <w:rStyle w:val="SourceText"/>
+          <w:rFonts w:ascii="2  Mitra_1 (MRT)" w:hAnsi="2  Mitra_1 (MRT)"/>
+          <w:color w:val="2A6099"/>
+        </w:rPr>
+        <w:t>/</w:t>
+      </w:r>
+    </w:p>
+    <w:p>
+      <w:pPr>
+        <w:pStyle w:val="PreformattedText"/>
+        <w:bidi w:val="0"/>
+        <w:spacing w:lineRule="auto" w:line="276" w:before="0" w:after="140"/>
+        <w:ind w:hanging="0" w:start="0"/>
+        <w:jc w:val="end"/>
+        <w:rPr>
+          <w:rFonts w:ascii="2  Mitra_1 (MRT)" w:hAnsi="2  Mitra_1 (MRT)" w:cs="2  Mitra_1 (MRT)"/>
+          <w:color w:val="2A6099"/>
+        </w:rPr>
+      </w:pPr>
+      <w:r>
+        <w:rPr>
+          <w:rFonts w:cs="2  Mitra_1 (MRT)" w:ascii="2  Mitra_1 (MRT)" w:hAnsi="2  Mitra_1 (MRT)"/>
+          <w:color w:val="2A6099"/>
+        </w:rPr>
+      </w:r>
+    </w:p>
+    <w:p>
+      <w:pPr>
+        <w:pStyle w:val="PreformattedText"/>
+        <w:bidi w:val="0"/>
+        <w:spacing w:lineRule="auto" w:line="276" w:before="0" w:after="140"/>
+        <w:ind w:hanging="0" w:start="0"/>
+        <w:jc w:val="end"/>
+        <w:rPr>
+          <w:rFonts w:ascii="2  Mitra_1 (MRT)" w:hAnsi="2  Mitra_1 (MRT)" w:cs="2  Mitra_1 (MRT)"/>
+          <w:color w:val="FF0000"/>
+        </w:rPr>
+      </w:pPr>
+      <w:r>
+        <w:rPr>
+          <w:rStyle w:val="SourceText"/>
+          <w:rFonts w:ascii="2  Mitra_1 (MRT)" w:hAnsi="2  Mitra_1 (MRT)"/>
+          <w:color w:val="2A6099"/>
+        </w:rPr>
+        <w:t>56</w:t>
+      </w:r>
+    </w:p>
+    <w:p>
+      <w:pPr>
+        <w:pStyle w:val="PreformattedText"/>
+        <w:bidi w:val="0"/>
+        <w:spacing w:lineRule="auto" w:line="276" w:before="0" w:after="140"/>
+        <w:ind w:hanging="0" w:start="0"/>
+        <w:jc w:val="end"/>
+        <w:rPr>
+          <w:rFonts w:ascii="2  Mitra_1 (MRT)" w:hAnsi="2  Mitra_1 (MRT)" w:cs="2  Mitra_1 (MRT)"/>
+          <w:color w:val="2A6099"/>
+        </w:rPr>
+      </w:pPr>
+      <w:r>
+        <w:rPr>
+          <w:rFonts w:cs="2  Mitra_1 (MRT)" w:ascii="2  Mitra_1 (MRT)" w:hAnsi="2  Mitra_1 (MRT)"/>
+          <w:color w:val="2A6099"/>
+        </w:rPr>
+      </w:r>
+    </w:p>
+    <w:p>
+      <w:pPr>
+        <w:pStyle w:val="PreformattedText"/>
+        <w:bidi w:val="0"/>
+        <w:spacing w:lineRule="auto" w:line="276" w:before="0" w:after="140"/>
+        <w:ind w:hanging="0" w:start="0"/>
+        <w:jc w:val="end"/>
+        <w:rPr>
+          <w:rFonts w:ascii="2  Mitra_1 (MRT)" w:hAnsi="2  Mitra_1 (MRT)" w:cs="2  Mitra_1 (MRT)"/>
+          <w:color w:val="FF0000"/>
+        </w:rPr>
+      </w:pPr>
+      <w:r>
+        <w:rPr>
+          <w:rStyle w:val="SourceText"/>
+          <w:rFonts w:ascii="2  Mitra_1 (MRT)" w:hAnsi="2  Mitra_1 (MRT)"/>
+          <w:color w:val="2A6099"/>
+        </w:rPr>
+        <w:t>≈</w:t>
+      </w:r>
+      <w:r>
+        <w:rPr>
+          <w:rStyle w:val="SourceText"/>
+          <w:rFonts w:ascii="2  Mitra_1 (MRT)" w:hAnsi="2  Mitra_1 (MRT)"/>
+          <w:color w:val="2A6099"/>
+        </w:rPr>
+        <w:t>3.07</w:t>
+      </w:r>
+    </w:p>
+    <w:p>
+      <w:pPr>
+        <w:sectPr>
+          <w:type w:val="continuous"/>
+          <w:pgSz w:w="11906" w:h="16838"/>
+          <w:pgMar w:left="1134" w:right="1134" w:gutter="0" w:header="0" w:top="1134" w:footer="0" w:bottom="1134"/>
+          <w:formProt w:val="false"/>
+          <w:textDirection w:val="lrTb"/>
+        </w:sectPr>
+      </w:pPr>
+    </w:p>
+    <w:p>
+      <w:pPr>
+        <w:pStyle w:val="BodyText"/>
+        <w:bidi w:val="0"/>
+        <w:ind w:hanging="0" w:start="0"/>
+        <w:jc w:val="end"/>
+        <w:rPr>
+          <w:rFonts w:ascii="2  Mitra_1 (MRT)" w:hAnsi="2  Mitra_1 (MRT)" w:cs="2  Mitra_1 (MRT)"/>
+          <w:color w:val="2A6099"/>
+        </w:rPr>
+      </w:pPr>
+      <w:r>
+        <w:rPr>
+          <w:rFonts w:ascii="2  Mitra_1 (MRT)" w:hAnsi="2  Mitra_1 (MRT)" w:cs="2  Mitra_1 (MRT)"/>
+          <w:color w:val="2A6099"/>
+          <w:rtl w:val="true"/>
+        </w:rPr>
+        <w:t>پس طبیعی است که نسبت هم تغییر کند</w:t>
+      </w:r>
+      <w:r>
+        <w:rPr>
+          <w:rFonts w:cs="2  Mitra_1 (MRT)" w:ascii="2  Mitra_1 (MRT)" w:hAnsi="2  Mitra_1 (MRT)"/>
+          <w:color w:val="2A6099"/>
+        </w:rPr>
+        <w:t>.</w:t>
+      </w:r>
+    </w:p>
+    <w:p>
+      <w:pPr>
+        <w:pStyle w:val="BodyText"/>
+        <w:bidi w:val="0"/>
+        <w:ind w:hanging="0" w:start="0"/>
+        <w:jc w:val="end"/>
+        <w:rPr>
+          <w:rFonts w:ascii="2  Mitra_1 (MRT)" w:hAnsi="2  Mitra_1 (MRT)" w:cs="2  Mitra_1 (MRT)"/>
+          <w:color w:val="2A6099"/>
+        </w:rPr>
+      </w:pPr>
+      <w:r>
+        <w:rPr>
+          <w:rFonts w:cs="2  Mitra_1 (MRT)" w:ascii="2  Mitra_1 (MRT)" w:hAnsi="2  Mitra_1 (MRT)"/>
+          <w:color w:val="2A6099"/>
+        </w:rPr>
+        <w:t xml:space="preserve"> </w:t>
+      </w:r>
+    </w:p>
+    <w:p>
+      <w:pPr>
+        <w:pStyle w:val="HorizontalLine"/>
+        <w:bidi w:val="0"/>
+        <w:ind w:hanging="0" w:start="0"/>
+        <w:jc w:val="end"/>
+        <w:rPr>
+          <w:rFonts w:ascii="2  Mitra_1 (MRT)" w:hAnsi="2  Mitra_1 (MRT)" w:cs="2  Mitra_1 (MRT)"/>
+          <w:color w:val="2A6099"/>
+        </w:rPr>
+      </w:pPr>
+      <w:r>
+        <w:rPr>
+          <w:rFonts w:cs="2  Mitra_1 (MRT)" w:ascii="2  Mitra_1 (MRT)" w:hAnsi="2  Mitra_1 (MRT)"/>
+          <w:color w:val="2A6099"/>
+        </w:rPr>
+      </w:r>
+    </w:p>
+    <w:p>
+      <w:pPr>
+        <w:pStyle w:val="Heading1"/>
+        <w:bidi w:val="0"/>
+        <w:jc w:val="start"/>
+        <w:rPr/>
+      </w:pPr>
+      <w:r>
+        <w:rPr/>
+        <w:t>Top Threshold Combinations</w:t>
+      </w:r>
+    </w:p>
+    <w:p>
+      <w:pPr>
+        <w:pStyle w:val="BodyText"/>
+        <w:bidi w:val="0"/>
+        <w:jc w:val="start"/>
+        <w:rPr/>
+      </w:pPr>
+      <w:r>
+        <w:rPr/>
+        <w:t>The table confirms that</w:t>
+      </w:r>
+    </w:p>
+    <w:p>
+      <w:pPr>
+        <w:sectPr>
+          <w:type w:val="continuous"/>
+          <w:pgSz w:w="11906" w:h="16838"/>
+          <w:pgMar w:left="1134" w:right="1134" w:gutter="0" w:header="0" w:top="1134" w:footer="0" w:bottom="1134"/>
+          <w:pgNumType w:fmt="decimal"/>
+          <w:formProt w:val="false"/>
+          <w:textDirection w:val="lrTb"/>
+        </w:sectPr>
+      </w:pPr>
+    </w:p>
+    <w:p>
+      <w:pPr>
+        <w:pStyle w:val="PreformattedText"/>
+        <w:bidi w:val="0"/>
+        <w:ind w:hanging="0" w:start="0" w:end="0"/>
+        <w:jc w:val="start"/>
+        <w:rPr/>
+      </w:pPr>
+      <w:bookmarkStart w:id="59" w:name="code-block-viewer_Copy_30"/>
+      <w:bookmarkEnd w:id="59"/>
       <w:r>
         <w:rPr>
           <w:rStyle w:val="SourceText"/>
@@ -4717,10 +12288,14 @@
         <w:pStyle w:val="Heading1"/>
         <w:bidi w:val="0"/>
         <w:jc w:val="start"/>
-        <w:rPr/>
-      </w:pPr>
-      <w:r>
-        <w:rPr/>
+        <w:rPr>
+          <w:color w:val="FF0000"/>
+        </w:rPr>
+      </w:pPr>
+      <w:r>
+        <w:rPr>
+          <w:color w:val="FF0000"/>
+        </w:rPr>
         <w:t>Distribution of Decisions</w:t>
       </w:r>
     </w:p>
@@ -4744,11 +12319,12 @@
         <w:jc w:val="start"/>
         <w:rPr/>
       </w:pPr>
-      <w:bookmarkStart w:id="31" w:name="code-block-viewer_Copy_31"/>
-      <w:bookmarkEnd w:id="31"/>
-      <w:r>
-        <w:rPr>
-          <w:rStyle w:val="SourceText"/>
+      <w:bookmarkStart w:id="60" w:name="code-block-viewer_Copy_31"/>
+      <w:bookmarkEnd w:id="60"/>
+      <w:r>
+        <w:rPr>
+          <w:rStyle w:val="SourceText"/>
+          <w:color w:val="FF0000"/>
         </w:rPr>
         <w:t>Auto Accept : 1780 (35.60%)</w:t>
       </w:r>
@@ -4758,10 +12334,14 @@
         <w:pStyle w:val="PreformattedText"/>
         <w:bidi w:val="0"/>
         <w:jc w:val="start"/>
-        <w:rPr/>
-      </w:pPr>
-      <w:r>
-        <w:rPr/>
+        <w:rPr>
+          <w:color w:val="FF0000"/>
+        </w:rPr>
+      </w:pPr>
+      <w:r>
+        <w:rPr>
+          <w:color w:val="FF0000"/>
+        </w:rPr>
       </w:r>
     </w:p>
     <w:p>
@@ -4774,6 +12354,7 @@
       <w:r>
         <w:rPr>
           <w:rStyle w:val="SourceText"/>
+          <w:color w:val="FF0000"/>
         </w:rPr>
         <w:t>Auto Reject : 2604 (52.08%)</w:t>
       </w:r>
@@ -4783,10 +12364,14 @@
         <w:pStyle w:val="PreformattedText"/>
         <w:bidi w:val="0"/>
         <w:jc w:val="start"/>
-        <w:rPr/>
-      </w:pPr>
-      <w:r>
-        <w:rPr/>
+        <w:rPr>
+          <w:color w:val="FF0000"/>
+        </w:rPr>
+      </w:pPr>
+      <w:r>
+        <w:rPr>
+          <w:color w:val="FF0000"/>
+        </w:rPr>
       </w:r>
     </w:p>
     <w:p>
@@ -4800,6 +12385,7 @@
       <w:r>
         <w:rPr>
           <w:rStyle w:val="SourceText"/>
+          <w:color w:val="FF0000"/>
         </w:rPr>
         <w:t>Manual Review : 616 (12.32%)</w:t>
       </w:r>
@@ -4870,8 +12456,8 @@
         <w:jc w:val="start"/>
         <w:rPr/>
       </w:pPr>
-      <w:bookmarkStart w:id="32" w:name="code-block-viewer_Copy_32"/>
-      <w:bookmarkEnd w:id="32"/>
+      <w:bookmarkStart w:id="61" w:name="code-block-viewer_Copy_32"/>
+      <w:bookmarkEnd w:id="61"/>
       <w:r>
         <w:rPr>
           <w:rStyle w:val="SourceText"/>
@@ -5337,8 +12923,8 @@
         <w:jc w:val="start"/>
         <w:rPr/>
       </w:pPr>
-      <w:bookmarkStart w:id="33" w:name="code-block-viewer_Copy_33"/>
-      <w:bookmarkEnd w:id="33"/>
+      <w:bookmarkStart w:id="62" w:name="code-block-viewer_Copy_33"/>
+      <w:bookmarkEnd w:id="62"/>
       <w:r>
         <w:rPr>
           <w:rStyle w:val="SourceText"/>
@@ -5413,8 +12999,8 @@
         <w:jc w:val="start"/>
         <w:rPr/>
       </w:pPr>
-      <w:bookmarkStart w:id="34" w:name="code-block-viewer_Copy_34"/>
-      <w:bookmarkEnd w:id="34"/>
+      <w:bookmarkStart w:id="63" w:name="code-block-viewer_Copy_34"/>
+      <w:bookmarkEnd w:id="63"/>
       <w:r>
         <w:rPr>
           <w:rStyle w:val="SourceText"/>
@@ -5782,21 +13368,27 @@
       <w:r>
         <w:rPr>
           <w:rStyle w:val="Strong"/>
+          <w:color w:val="FF0000"/>
         </w:rPr>
         <w:t>Business cost decreased by 334.0 units</w:t>
       </w:r>
       <w:r>
-        <w:rPr/>
+        <w:rPr>
+          <w:color w:val="FF0000"/>
+        </w:rPr>
         <w:t xml:space="preserve">, representing approximately </w:t>
       </w:r>
       <w:r>
         <w:rPr>
           <w:rStyle w:val="Strong"/>
+          <w:color w:val="FF0000"/>
         </w:rPr>
         <w:t>58.5%</w:t>
       </w:r>
       <w:r>
-        <w:rPr/>
+        <w:rPr>
+          <w:color w:val="FF0000"/>
+        </w:rPr>
         <w:t xml:space="preserve"> reduction. </w:t>
       </w:r>
     </w:p>
@@ -5820,21 +13412,27 @@
       <w:r>
         <w:rPr>
           <w:rStyle w:val="Strong"/>
+          <w:color w:val="FF0000"/>
         </w:rPr>
         <w:t>False Negatives decreased from 75 to 31</w:t>
       </w:r>
       <w:r>
-        <w:rPr/>
+        <w:rPr>
+          <w:color w:val="FF0000"/>
+        </w:rPr>
         <w:t xml:space="preserve">, representing approximately </w:t>
       </w:r>
       <w:r>
         <w:rPr>
           <w:rStyle w:val="Strong"/>
+          <w:color w:val="FF0000"/>
         </w:rPr>
         <w:t>58.7%</w:t>
       </w:r>
       <w:r>
-        <w:rPr/>
+        <w:rPr>
+          <w:color w:val="FF0000"/>
+        </w:rPr>
         <w:t xml:space="preserve"> fewer high-risk customers being mistakenly approved. </w:t>
       </w:r>
     </w:p>
@@ -5857,11 +13455,14 @@
       <w:r>
         <w:rPr>
           <w:rStyle w:val="Strong"/>
+          <w:color w:val="FF0000"/>
         </w:rPr>
         <w:t>False Positives also decreased substantially</w:t>
       </w:r>
       <w:r>
-        <w:rPr/>
+        <w:rPr>
+          <w:color w:val="FF0000"/>
+        </w:rPr>
         <w:t xml:space="preserve"> (from 383 to 159), improving customer fairness while maintaining strong protection against credit risk. </w:t>
       </w:r>
     </w:p>
@@ -5933,8 +13534,8 @@
         <w:jc w:val="start"/>
         <w:rPr/>
       </w:pPr>
-      <w:bookmarkStart w:id="35" w:name="code-block-viewer_Copy_35"/>
-      <w:bookmarkEnd w:id="35"/>
+      <w:bookmarkStart w:id="64" w:name="code-block-viewer_Copy_35"/>
+      <w:bookmarkEnd w:id="64"/>
       <w:r>
         <w:rPr>
           <w:rStyle w:val="SourceText"/>
@@ -6065,8 +13666,8 @@
         <w:jc w:val="start"/>
         <w:rPr/>
       </w:pPr>
-      <w:bookmarkStart w:id="36" w:name="code-block-viewer_Copy_36"/>
-      <w:bookmarkEnd w:id="36"/>
+      <w:bookmarkStart w:id="65" w:name="code-block-viewer_Copy_36"/>
+      <w:bookmarkEnd w:id="65"/>
       <w:r>
         <w:rPr>
           <w:rStyle w:val="SourceText"/>
@@ -6138,27 +13739,45 @@
         <w:rPr/>
       </w:pPr>
       <w:r>
-        <w:rPr/>
-        <w:t xml:space="preserve">The selective prediction framework significantly improves the loan approval system by allowing the model to abstain from making decisions when confidence is low. Instead of forcing a binary decision for every applicant, uncertain cases are referred to human experts, while confident cases are processed automatically. In this study, approximately </w:t>
+        <w:rPr>
+          <w:color w:val="FF0000"/>
+        </w:rPr>
+        <w:t>The selective prediction framework significantly improves the loan approval system by allowing the model to abstain from making decisions when confidence is low</w:t>
+      </w:r>
+      <w:r>
+        <w:rPr/>
+        <w:t xml:space="preserve">. </w:t>
+      </w:r>
+      <w:r>
+        <w:rPr>
+          <w:color w:val="FF0000"/>
+        </w:rPr>
+        <w:t xml:space="preserve">Instead of forcing a binary decision for every applicant, uncertain cases are referred to human experts, while confident cases are processed automatically. In this study, approximately </w:t>
       </w:r>
       <w:r>
         <w:rPr>
           <w:rStyle w:val="Strong"/>
+          <w:color w:val="FF0000"/>
         </w:rPr>
         <w:t>87.7%</w:t>
       </w:r>
       <w:r>
-        <w:rPr/>
+        <w:rPr>
+          <w:color w:val="FF0000"/>
+        </w:rPr>
         <w:t xml:space="preserve"> of applications were handled automatically, and only </w:t>
       </w:r>
       <w:r>
         <w:rPr>
           <w:rStyle w:val="Strong"/>
+          <w:color w:val="FF0000"/>
         </w:rPr>
         <w:t>12.3%</w:t>
       </w:r>
       <w:r>
-        <w:rPr/>
+        <w:rPr>
+          <w:color w:val="FF0000"/>
+        </w:rPr>
         <w:t xml:space="preserve"> required manual review.</w:t>
       </w:r>
     </w:p>
@@ -6170,27 +13789,35 @@
         <w:rPr/>
       </w:pPr>
       <w:r>
-        <w:rPr/>
+        <w:rPr>
+          <w:color w:val="FF0000"/>
+        </w:rPr>
         <w:t xml:space="preserve">Compared with the conventional single-threshold approach, the framework reduced the weighted business cost by </w:t>
       </w:r>
       <w:r>
         <w:rPr>
           <w:rStyle w:val="Strong"/>
+          <w:color w:val="FF0000"/>
         </w:rPr>
         <w:t>58.5%</w:t>
       </w:r>
       <w:r>
-        <w:rPr/>
+        <w:rPr>
+          <w:color w:val="FF0000"/>
+        </w:rPr>
         <w:t xml:space="preserve"> and reduced False Negatives by </w:t>
       </w:r>
       <w:r>
         <w:rPr>
           <w:rStyle w:val="Strong"/>
+          <w:color w:val="FF0000"/>
         </w:rPr>
         <w:t>58.7%</w:t>
       </w:r>
       <w:r>
-        <w:rPr/>
+        <w:rPr>
+          <w:color w:val="FF0000"/>
+        </w:rPr>
         <w:t>, greatly lowering the number of risky borrowers who would otherwise have been approved. These results demonstrate that selective prediction provides a practical balance between automation and human expertise, making the loan approval process more accurate, cost-effective, and reliable for real-world financial institutions.</w:t>
       </w:r>
     </w:p>
@@ -6199,10 +13826,14 @@
         <w:pStyle w:val="Normal"/>
         <w:bidi w:val="0"/>
         <w:jc w:val="start"/>
-        <w:rPr/>
-      </w:pPr>
-      <w:r>
-        <w:rPr/>
+        <w:rPr>
+          <w:color w:val="FF0000"/>
+        </w:rPr>
+      </w:pPr>
+      <w:r>
+        <w:rPr>
+          <w:color w:val="FF0000"/>
+        </w:rPr>
       </w:r>
     </w:p>
     <w:sectPr>
@@ -7709,6 +15340,143 @@
     </w:lvl>
   </w:abstractNum>
   <w:abstractNum w:abstractNumId="12">
+    <w:lvl w:ilvl="0">
+      <w:start w:val="1"/>
+      <w:numFmt w:val="bullet"/>
+      <w:lvlText w:val=""/>
+      <w:lvlJc w:val="start"/>
+      <w:pPr>
+        <w:tabs>
+          <w:tab w:val="num" w:pos="709"/>
+        </w:tabs>
+        <w:ind w:start="709" w:hanging="283"/>
+      </w:pPr>
+      <w:rPr>
+        <w:rFonts w:ascii="Symbol" w:hAnsi="Symbol" w:cs="Symbol" w:hint="default"/>
+      </w:rPr>
+    </w:lvl>
+    <w:lvl w:ilvl="1">
+      <w:start w:val="1"/>
+      <w:numFmt w:val="bullet"/>
+      <w:lvlText w:val=""/>
+      <w:lvlJc w:val="start"/>
+      <w:pPr>
+        <w:tabs>
+          <w:tab w:val="num" w:pos="1418"/>
+        </w:tabs>
+        <w:ind w:start="1418" w:hanging="283"/>
+      </w:pPr>
+      <w:rPr>
+        <w:rFonts w:ascii="Symbol" w:hAnsi="Symbol" w:cs="Symbol" w:hint="default"/>
+      </w:rPr>
+    </w:lvl>
+    <w:lvl w:ilvl="2">
+      <w:start w:val="1"/>
+      <w:numFmt w:val="bullet"/>
+      <w:lvlText w:val=""/>
+      <w:lvlJc w:val="start"/>
+      <w:pPr>
+        <w:tabs>
+          <w:tab w:val="num" w:pos="2127"/>
+        </w:tabs>
+        <w:ind w:start="2127" w:hanging="283"/>
+      </w:pPr>
+      <w:rPr>
+        <w:rFonts w:ascii="Symbol" w:hAnsi="Symbol" w:cs="Symbol" w:hint="default"/>
+      </w:rPr>
+    </w:lvl>
+    <w:lvl w:ilvl="3">
+      <w:start w:val="1"/>
+      <w:numFmt w:val="bullet"/>
+      <w:lvlText w:val=""/>
+      <w:lvlJc w:val="start"/>
+      <w:pPr>
+        <w:tabs>
+          <w:tab w:val="num" w:pos="2836"/>
+        </w:tabs>
+        <w:ind w:start="2836" w:hanging="283"/>
+      </w:pPr>
+      <w:rPr>
+        <w:rFonts w:ascii="Symbol" w:hAnsi="Symbol" w:cs="Symbol" w:hint="default"/>
+      </w:rPr>
+    </w:lvl>
+    <w:lvl w:ilvl="4">
+      <w:start w:val="1"/>
+      <w:numFmt w:val="bullet"/>
+      <w:lvlText w:val=""/>
+      <w:lvlJc w:val="start"/>
+      <w:pPr>
+        <w:tabs>
+          <w:tab w:val="num" w:pos="3545"/>
+        </w:tabs>
+        <w:ind w:start="3545" w:hanging="283"/>
+      </w:pPr>
+      <w:rPr>
+        <w:rFonts w:ascii="Symbol" w:hAnsi="Symbol" w:cs="Symbol" w:hint="default"/>
+      </w:rPr>
+    </w:lvl>
+    <w:lvl w:ilvl="5">
+      <w:start w:val="1"/>
+      <w:numFmt w:val="bullet"/>
+      <w:lvlText w:val=""/>
+      <w:lvlJc w:val="start"/>
+      <w:pPr>
+        <w:tabs>
+          <w:tab w:val="num" w:pos="4254"/>
+        </w:tabs>
+        <w:ind w:start="4254" w:hanging="283"/>
+      </w:pPr>
+      <w:rPr>
+        <w:rFonts w:ascii="Symbol" w:hAnsi="Symbol" w:cs="Symbol" w:hint="default"/>
+      </w:rPr>
+    </w:lvl>
+    <w:lvl w:ilvl="6">
+      <w:start w:val="1"/>
+      <w:numFmt w:val="bullet"/>
+      <w:lvlText w:val=""/>
+      <w:lvlJc w:val="start"/>
+      <w:pPr>
+        <w:tabs>
+          <w:tab w:val="num" w:pos="4963"/>
+        </w:tabs>
+        <w:ind w:start="4963" w:hanging="283"/>
+      </w:pPr>
+      <w:rPr>
+        <w:rFonts w:ascii="Symbol" w:hAnsi="Symbol" w:cs="Symbol" w:hint="default"/>
+      </w:rPr>
+    </w:lvl>
+    <w:lvl w:ilvl="7">
+      <w:start w:val="1"/>
+      <w:numFmt w:val="bullet"/>
+      <w:lvlText w:val=""/>
+      <w:lvlJc w:val="start"/>
+      <w:pPr>
+        <w:tabs>
+          <w:tab w:val="num" w:pos="5672"/>
+        </w:tabs>
+        <w:ind w:start="5672" w:hanging="283"/>
+      </w:pPr>
+      <w:rPr>
+        <w:rFonts w:ascii="Symbol" w:hAnsi="Symbol" w:cs="Symbol" w:hint="default"/>
+      </w:rPr>
+    </w:lvl>
+    <w:lvl w:ilvl="8">
+      <w:start w:val="1"/>
+      <w:numFmt w:val="bullet"/>
+      <w:lvlText w:val=""/>
+      <w:lvlJc w:val="start"/>
+      <w:pPr>
+        <w:tabs>
+          <w:tab w:val="num" w:pos="6381"/>
+        </w:tabs>
+        <w:ind w:start="6381" w:hanging="283"/>
+      </w:pPr>
+      <w:rPr>
+        <w:rFonts w:ascii="Symbol" w:hAnsi="Symbol" w:cs="Symbol" w:hint="default"/>
+      </w:rPr>
+    </w:lvl>
+  </w:abstractNum>
+  <w:abstractNum w:abstractNumId="13">
     <w:lvl w:ilvl="0">
       <w:start w:val="1"/>
       <w:numFmt w:val="none"/>
@@ -7865,6 +15633,9 @@
   </w:num>
   <w:num w:numId="12">
     <w:abstractNumId w:val="12"/>
+  </w:num>
+  <w:num w:numId="13">
+    <w:abstractNumId w:val="13"/>
   </w:num>
 </w:numbering>
 </file>
